--- a/project-6-secure-containers/docs/Project 6 - What was Implemented.docx
+++ b/project-6-secure-containers/docs/Project 6 - What was Implemented.docx
@@ -20,47 +20,920 @@
     </w:p>
     <w:p>
       <w:pPr>
+        <w:jc w:val="center"/>
+      </w:pPr>
+    </w:p>
+    <w:p>
+      <w:r>
+        <w:drawing>
+          <wp:inline distT="0" distB="0" distL="0" distR="0" wp14:anchorId="4EF0ECED" wp14:editId="0A8C0BE3">
+            <wp:extent cx="5943600" cy="1179830"/>
+            <wp:effectExtent l="0" t="0" r="0" b="1270"/>
+            <wp:docPr id="1060924991" name="Picture 1"/>
+            <wp:cNvGraphicFramePr>
+              <a:graphicFrameLocks xmlns:a="http://schemas.openxmlformats.org/drawingml/2006/main" noChangeAspect="1"/>
+            </wp:cNvGraphicFramePr>
+            <a:graphic xmlns:a="http://schemas.openxmlformats.org/drawingml/2006/main">
+              <a:graphicData uri="http://schemas.openxmlformats.org/drawingml/2006/picture">
+                <pic:pic xmlns:pic="http://schemas.openxmlformats.org/drawingml/2006/picture">
+                  <pic:nvPicPr>
+                    <pic:cNvPr id="1060924991" name=""/>
+                    <pic:cNvPicPr/>
+                  </pic:nvPicPr>
+                  <pic:blipFill>
+                    <a:blip r:embed="rId5"/>
+                    <a:stretch>
+                      <a:fillRect/>
+                    </a:stretch>
+                  </pic:blipFill>
+                  <pic:spPr>
+                    <a:xfrm>
+                      <a:off x="0" y="0"/>
+                      <a:ext cx="5943600" cy="1179830"/>
+                    </a:xfrm>
+                    <a:prstGeom prst="rect">
+                      <a:avLst/>
+                    </a:prstGeom>
+                  </pic:spPr>
+                </pic:pic>
+              </a:graphicData>
+            </a:graphic>
+          </wp:inline>
+        </w:drawing>
+      </w:r>
+    </w:p>
+    <w:p>
+      <w:pPr>
+        <w:rPr>
+          <w:u w:val="single"/>
+        </w:rPr>
+      </w:pPr>
+      <w:r>
+        <w:rPr>
+          <w:u w:val="single"/>
+        </w:rPr>
+        <w:t>Installed Docker Desktop</w:t>
+      </w:r>
+      <w:r>
+        <w:rPr>
+          <w:u w:val="single"/>
+        </w:rPr>
+        <w:t xml:space="preserve"> 4.93</w:t>
+      </w:r>
+    </w:p>
+    <w:p>
+      <w:r>
+        <w:t xml:space="preserve">Installed WSL (Windows </w:t>
+      </w:r>
+      <w:proofErr w:type="spellStart"/>
+      <w:r>
+        <w:t>SubSystem</w:t>
+      </w:r>
+      <w:proofErr w:type="spellEnd"/>
+      <w:r>
+        <w:t xml:space="preserve"> for Linux) Backend</w:t>
+      </w:r>
+      <w:r>
+        <w:t xml:space="preserve"> 2.</w:t>
+      </w:r>
+      <w:r>
+        <w:t>7.14</w:t>
+      </w:r>
+    </w:p>
+    <w:p>
+      <w:pPr>
+        <w:pStyle w:val="ListParagraph"/>
+        <w:ind w:left="1440"/>
+      </w:pPr>
+    </w:p>
+    <w:p>
+      <w:pPr>
+        <w:rPr>
+          <w:u w:val="single"/>
+        </w:rPr>
+      </w:pPr>
+      <w:r>
+        <w:rPr>
+          <w:u w:val="single"/>
+        </w:rPr>
+        <w:t>W</w:t>
+      </w:r>
+      <w:r>
+        <w:rPr>
+          <w:u w:val="single"/>
+        </w:rPr>
+        <w:t xml:space="preserve">hy use flask as the base app vs </w:t>
+      </w:r>
+      <w:proofErr w:type="spellStart"/>
+      <w:r>
+        <w:rPr>
+          <w:u w:val="single"/>
+        </w:rPr>
+        <w:t>gunicorn</w:t>
+      </w:r>
+      <w:proofErr w:type="spellEnd"/>
+      <w:r>
+        <w:rPr>
+          <w:u w:val="single"/>
+        </w:rPr>
+        <w:t>/</w:t>
+      </w:r>
+      <w:proofErr w:type="spellStart"/>
+      <w:r>
+        <w:rPr>
+          <w:u w:val="single"/>
+        </w:rPr>
+        <w:t>uWSGI</w:t>
+      </w:r>
+      <w:proofErr w:type="spellEnd"/>
+      <w:r>
+        <w:rPr>
+          <w:u w:val="single"/>
+        </w:rPr>
+        <w:t xml:space="preserve"> from the start?</w:t>
+      </w:r>
+    </w:p>
+    <w:p>
+      <w:r>
+        <w:t>They’re not two competing “base apps.” They do different jobs.</w:t>
+      </w:r>
+    </w:p>
+    <w:p>
+      <w:pPr>
+        <w:numPr>
+          <w:ilvl w:val="0"/>
+          <w:numId w:val="2"/>
+        </w:numPr>
+      </w:pPr>
+      <w:r>
+        <w:t>Flask = the application (routes like /health, your Python logic)</w:t>
+      </w:r>
+    </w:p>
+    <w:p>
+      <w:pPr>
+        <w:numPr>
+          <w:ilvl w:val="0"/>
+          <w:numId w:val="2"/>
+        </w:numPr>
+      </w:pPr>
+      <w:proofErr w:type="spellStart"/>
+      <w:r>
+        <w:t>Gunicorn</w:t>
+      </w:r>
+      <w:proofErr w:type="spellEnd"/>
+      <w:r>
+        <w:t xml:space="preserve"> / </w:t>
+      </w:r>
+      <w:proofErr w:type="spellStart"/>
+      <w:r>
+        <w:t>uWSGI</w:t>
+      </w:r>
+      <w:proofErr w:type="spellEnd"/>
+      <w:r>
+        <w:t> = a server process that </w:t>
+      </w:r>
+      <w:r>
+        <w:rPr>
+          <w:i/>
+          <w:iCs/>
+        </w:rPr>
+        <w:t>runs</w:t>
+      </w:r>
+      <w:r>
+        <w:t> that application</w:t>
+      </w:r>
+    </w:p>
+    <w:p>
+      <w:proofErr w:type="spellStart"/>
+      <w:r>
+        <w:t>Gunicorn</w:t>
+      </w:r>
+      <w:proofErr w:type="spellEnd"/>
+      <w:r>
+        <w:t xml:space="preserve"> doesn’t replace Flask. It loads your Flask app and serves it. Without an app framework (Flask, </w:t>
+      </w:r>
+      <w:proofErr w:type="spellStart"/>
+      <w:r>
+        <w:t>FastAPI</w:t>
+      </w:r>
+      <w:proofErr w:type="spellEnd"/>
+      <w:r>
+        <w:t xml:space="preserve">, Django, etc.), </w:t>
+      </w:r>
+      <w:proofErr w:type="spellStart"/>
+      <w:r>
+        <w:t>Gunicorn</w:t>
+      </w:r>
+      <w:proofErr w:type="spellEnd"/>
+      <w:r>
+        <w:t xml:space="preserve"> has nothing meaningful to run.</w:t>
+      </w:r>
+    </w:p>
+    <w:p>
+      <w:r>
+        <w:t>We started with Flask alone because:</w:t>
+      </w:r>
+    </w:p>
+    <w:p>
+      <w:pPr>
+        <w:numPr>
+          <w:ilvl w:val="0"/>
+          <w:numId w:val="3"/>
+        </w:numPr>
+      </w:pPr>
+      <w:r>
+        <w:t>Fewer moving parts for Phase 0 — prove Docker works with one simple process</w:t>
+      </w:r>
+    </w:p>
+    <w:p>
+      <w:pPr>
+        <w:numPr>
+          <w:ilvl w:val="0"/>
+          <w:numId w:val="3"/>
+        </w:numPr>
+      </w:pPr>
+      <w:r>
+        <w:t>Flask includes a tiny built-in server (</w:t>
+      </w:r>
+      <w:proofErr w:type="spellStart"/>
+      <w:r>
+        <w:t>Werkzeug</w:t>
+      </w:r>
+      <w:proofErr w:type="spellEnd"/>
+      <w:r>
+        <w:t>) that’s fine for local/lab demos</w:t>
+      </w:r>
+    </w:p>
+    <w:p>
+      <w:pPr>
+        <w:numPr>
+          <w:ilvl w:val="0"/>
+          <w:numId w:val="3"/>
+        </w:numPr>
+      </w:pPr>
+      <w:r>
+        <w:t xml:space="preserve">Later you can keep the same Flask code and only change how </w:t>
+      </w:r>
+      <w:proofErr w:type="gramStart"/>
+      <w:r>
+        <w:t>it’s started</w:t>
+      </w:r>
+      <w:proofErr w:type="gramEnd"/>
+      <w:r>
+        <w:t>:</w:t>
+      </w:r>
+    </w:p>
+    <w:p/>
+    <w:p>
+      <w:r>
+        <w:t>Differences that matter</w:t>
+      </w:r>
+    </w:p>
+    <w:p>
+      <w:pPr>
+        <w:numPr>
+          <w:ilvl w:val="0"/>
+          <w:numId w:val="4"/>
+        </w:numPr>
+      </w:pPr>
+      <w:proofErr w:type="spellStart"/>
+      <w:r>
+        <w:t>Gunicorn</w:t>
+      </w:r>
+      <w:proofErr w:type="spellEnd"/>
+      <w:r>
+        <w:t xml:space="preserve"> / </w:t>
+      </w:r>
+      <w:proofErr w:type="spellStart"/>
+      <w:r>
+        <w:t>uWSGI</w:t>
+      </w:r>
+      <w:proofErr w:type="spellEnd"/>
+      <w:r>
+        <w:t> </w:t>
+      </w:r>
+      <w:proofErr w:type="gramStart"/>
+      <w:r>
+        <w:t>speak</w:t>
+      </w:r>
+      <w:proofErr w:type="gramEnd"/>
+      <w:r>
+        <w:t xml:space="preserve"> Python’s WSGI interface. They </w:t>
+      </w:r>
+      <w:r>
+        <w:rPr>
+          <w:i/>
+          <w:iCs/>
+        </w:rPr>
+        <w:t>run</w:t>
+      </w:r>
+      <w:r>
+        <w:t xml:space="preserve"> your Flask app. They are not full-featured public edge servers (TLS termination, </w:t>
+      </w:r>
+      <w:proofErr w:type="gramStart"/>
+      <w:r>
+        <w:t>caching</w:t>
+      </w:r>
+      <w:proofErr w:type="gramEnd"/>
+      <w:r>
+        <w:t>, etc. are weaker or secondary).</w:t>
+      </w:r>
+    </w:p>
+    <w:p>
+      <w:pPr>
+        <w:numPr>
+          <w:ilvl w:val="0"/>
+          <w:numId w:val="4"/>
+        </w:numPr>
+      </w:pPr>
+      <w:r>
+        <w:t xml:space="preserve">nginx is a high-performance edge/proxy. It usually does not run Flask itself; it forwards to </w:t>
+      </w:r>
+      <w:proofErr w:type="spellStart"/>
+      <w:r>
+        <w:t>Gunicorn</w:t>
+      </w:r>
+      <w:proofErr w:type="spellEnd"/>
+      <w:r>
+        <w:t>/</w:t>
+      </w:r>
+      <w:proofErr w:type="spellStart"/>
+      <w:r>
+        <w:t>uWSGI</w:t>
+      </w:r>
+      <w:proofErr w:type="spellEnd"/>
+      <w:r>
+        <w:t>. Great at HTTPS, load balancing, static files, buffering.</w:t>
+      </w:r>
+    </w:p>
+    <w:p>
+      <w:pPr>
+        <w:numPr>
+          <w:ilvl w:val="0"/>
+          <w:numId w:val="4"/>
+        </w:numPr>
+      </w:pPr>
+      <w:r>
+        <w:lastRenderedPageBreak/>
+        <w:t>IIS is the Windows equivalent of that edge/web role. Common in Microsoft shops; less common inside Linux Docker/ECS labs like Project 6.</w:t>
+      </w:r>
+    </w:p>
+    <w:p>
+      <w:r>
+        <w:t>For Project 6: ECS + ALB already plays the “front door” role (like nginx/IIS for routing/health checks). Gunicorn would replace Flask’s built-in server </w:t>
+      </w:r>
+      <w:r>
+        <w:rPr>
+          <w:i/>
+          <w:iCs/>
+        </w:rPr>
+        <w:t>inside</w:t>
+      </w:r>
+      <w:r>
+        <w:t> the container. You don’t need nginx </w:t>
+      </w:r>
+      <w:r>
+        <w:rPr>
+          <w:i/>
+          <w:iCs/>
+        </w:rPr>
+        <w:t>and</w:t>
+      </w:r>
+      <w:r>
+        <w:t> ALB unless you want an extra proxy layer.</w:t>
+      </w:r>
+    </w:p>
+    <w:p>
+      <w:r>
+        <w:t>What Docker Desktop did</w:t>
+      </w:r>
+    </w:p>
+    <w:p>
+      <w:r>
+        <w:t>Docker Desktop wasn’t only for building — it did three jobs in this lab:</w:t>
+      </w:r>
+    </w:p>
+    <w:p>
+      <w:pPr>
+        <w:numPr>
+          <w:ilvl w:val="0"/>
+          <w:numId w:val="6"/>
+        </w:numPr>
+      </w:pPr>
+      <w:r>
+        <w:t>Build the image from the Dockerfile</w:t>
+      </w:r>
+    </w:p>
+    <w:p>
+      <w:pPr>
+        <w:numPr>
+          <w:ilvl w:val="0"/>
+          <w:numId w:val="6"/>
+        </w:numPr>
+      </w:pPr>
+      <w:r>
+        <w:t>Run it locally (Phase 0 tests on port 8080)</w:t>
+      </w:r>
+    </w:p>
+    <w:p>
+      <w:pPr>
+        <w:numPr>
+          <w:ilvl w:val="0"/>
+          <w:numId w:val="6"/>
+        </w:numPr>
+      </w:pPr>
+      <w:r>
+        <w:t>Push that local image to ECR (docker push talks to your local Docker engine)</w:t>
+      </w:r>
+    </w:p>
+    <w:p/>
+    <w:p>
+      <w:r>
+        <w:t>Implement</w:t>
+      </w:r>
+      <w:r>
+        <w:t xml:space="preserve">ation </w:t>
+      </w:r>
+      <w:proofErr w:type="gramStart"/>
+      <w:r>
+        <w:t>Step-by-Step</w:t>
+      </w:r>
+      <w:proofErr w:type="gramEnd"/>
+    </w:p>
+    <w:p>
+      <w:pPr>
+        <w:rPr>
+          <w:b/>
+          <w:bCs/>
+        </w:rPr>
+      </w:pPr>
+      <w:r>
+        <w:rPr>
+          <w:b/>
+          <w:bCs/>
+        </w:rPr>
+        <w:t>Step 1 — Build (on your PC)</w:t>
+      </w:r>
+    </w:p>
+    <w:p>
+      <w:r>
+        <w:t>From the app/ folder:</w:t>
+      </w:r>
+    </w:p>
+    <w:p>
+      <w:r>
+        <w:t>docker build -t project6-</w:t>
+      </w:r>
+      <w:proofErr w:type="gramStart"/>
+      <w:r>
+        <w:t>api:local</w:t>
+      </w:r>
+      <w:proofErr w:type="gramEnd"/>
+      <w:r>
+        <w:t xml:space="preserve"> .</w:t>
+      </w:r>
+    </w:p>
+    <w:p>
+      <w:r>
+        <w:t xml:space="preserve">What </w:t>
+      </w:r>
+      <w:proofErr w:type="gramStart"/>
+      <w:r>
+        <w:t>that does</w:t>
+      </w:r>
+      <w:proofErr w:type="gramEnd"/>
+      <w:r>
+        <w:t>:</w:t>
+      </w:r>
+    </w:p>
+    <w:p>
+      <w:pPr>
+        <w:numPr>
+          <w:ilvl w:val="0"/>
+          <w:numId w:val="5"/>
+        </w:numPr>
+      </w:pPr>
+      <w:r>
+        <w:t>Reads Dockerfile</w:t>
+      </w:r>
+    </w:p>
+    <w:p>
+      <w:pPr>
+        <w:numPr>
+          <w:ilvl w:val="0"/>
+          <w:numId w:val="5"/>
+        </w:numPr>
+      </w:pPr>
+      <w:r>
+        <w:t>Pulls base image python:3.12.7-slim-bookworm</w:t>
+      </w:r>
+    </w:p>
+    <w:p>
+      <w:pPr>
+        <w:numPr>
+          <w:ilvl w:val="0"/>
+          <w:numId w:val="5"/>
+        </w:numPr>
+      </w:pPr>
+      <w:r>
+        <w:t>Copies requirements.txt / main.py, installs Flask, creates non-root user</w:t>
+      </w:r>
+    </w:p>
+    <w:p>
+      <w:pPr>
+        <w:numPr>
+          <w:ilvl w:val="0"/>
+          <w:numId w:val="5"/>
+        </w:numPr>
+      </w:pPr>
+      <w:proofErr w:type="gramStart"/>
+      <w:r>
+        <w:t>Stores</w:t>
+      </w:r>
+      <w:proofErr w:type="gramEnd"/>
+      <w:r>
+        <w:t xml:space="preserve"> the result locally as project6-</w:t>
+      </w:r>
+      <w:proofErr w:type="gramStart"/>
+      <w:r>
+        <w:t>api:local</w:t>
+      </w:r>
+      <w:proofErr w:type="gramEnd"/>
+    </w:p>
+    <w:p>
+      <w:r>
+        <w:t>At this point the image exists only on your machine (Docker Desktop), not in AWS yet.</w:t>
+      </w:r>
+    </w:p>
+    <w:p>
+      <w:pPr>
+        <w:rPr>
+          <w:b/>
+          <w:bCs/>
+        </w:rPr>
+      </w:pPr>
+      <w:r>
+        <w:rPr>
+          <w:b/>
+          <w:bCs/>
+        </w:rPr>
+        <w:t xml:space="preserve">Step </w:t>
+      </w:r>
+      <w:proofErr w:type="gramStart"/>
+      <w:r>
+        <w:rPr>
+          <w:b/>
+          <w:bCs/>
+        </w:rPr>
+        <w:t>2 — (</w:t>
+      </w:r>
+      <w:proofErr w:type="gramEnd"/>
+      <w:r>
+        <w:rPr>
+          <w:b/>
+          <w:bCs/>
+        </w:rPr>
+        <w:t>Optional) Run locally</w:t>
+      </w:r>
+    </w:p>
+    <w:p>
+      <w:r>
+        <w:t>docker run --rm -p 8080:8080 -e APP_SECRET=local-demo-secret project6-</w:t>
+      </w:r>
+      <w:proofErr w:type="gramStart"/>
+      <w:r>
+        <w:t>api:local</w:t>
+      </w:r>
+      <w:proofErr w:type="gramEnd"/>
+    </w:p>
+    <w:p>
+      <w:r>
+        <w:t>That starts a container from the local image so you can hit /health and /info. Useful to prove the image works before uploading.</w:t>
+      </w:r>
+    </w:p>
+    <w:p/>
+    <w:p/>
+    <w:p>
+      <w:pPr>
+        <w:rPr>
+          <w:b/>
+          <w:bCs/>
+        </w:rPr>
+      </w:pPr>
+      <w:r>
+        <w:rPr>
+          <w:b/>
+          <w:bCs/>
+        </w:rPr>
+        <w:lastRenderedPageBreak/>
+        <w:t>Step 3 — Create the ECR “bucket” for images (Terraform)</w:t>
+      </w:r>
+    </w:p>
+    <w:p>
+      <w:r>
+        <w:t>cd ...\project-6-secure-containers\terraform</w:t>
+      </w:r>
+    </w:p>
+    <w:p>
+      <w:proofErr w:type="gramStart"/>
+      <w:r>
+        <w:t>terraform apply</w:t>
+      </w:r>
+      <w:proofErr w:type="gramEnd"/>
+    </w:p>
+    <w:p>
+      <w:r>
+        <w:t>That created the empty AWS repo: project6-api.</w:t>
+      </w:r>
+      <w:r>
+        <w:br/>
+        <w:t> Still no image in AWS until you push.</w:t>
+      </w:r>
+    </w:p>
+    <w:p>
+      <w:pPr>
+        <w:rPr>
+          <w:b/>
+          <w:bCs/>
+        </w:rPr>
+      </w:pPr>
+      <w:r>
+        <w:rPr>
+          <w:b/>
+          <w:bCs/>
+        </w:rPr>
+        <w:t>Step 4 — Log Docker into ECR</w:t>
+      </w:r>
+    </w:p>
+    <w:p>
+      <w:proofErr w:type="spellStart"/>
+      <w:r>
+        <w:t>aws</w:t>
+      </w:r>
+      <w:proofErr w:type="spellEnd"/>
+      <w:r>
+        <w:t xml:space="preserve"> </w:t>
+      </w:r>
+      <w:proofErr w:type="spellStart"/>
+      <w:r>
+        <w:t>ecr</w:t>
+      </w:r>
+      <w:proofErr w:type="spellEnd"/>
+      <w:r>
+        <w:t xml:space="preserve"> get-login-password --region us-east-1 |</w:t>
+      </w:r>
+    </w:p>
+    <w:p>
+      <w:r>
+        <w:t xml:space="preserve">  docker login --username AWS --password-stdin 345485442145.dkr.ecr.us-east-1.amazonaws.com</w:t>
+      </w:r>
+    </w:p>
+    <w:p>
+      <w:r>
+        <w:t>This gives your local Docker permission to push to your account’s registry.</w:t>
+      </w:r>
+    </w:p>
+    <w:p>
+      <w:pPr>
+        <w:rPr>
+          <w:b/>
+          <w:bCs/>
+        </w:rPr>
+      </w:pPr>
+      <w:r>
+        <w:rPr>
+          <w:b/>
+          <w:bCs/>
+        </w:rPr>
+        <w:t>Step 5 — Tag (rename for ECR’s address)</w:t>
+      </w:r>
+    </w:p>
+    <w:p>
+      <w:r>
+        <w:t>docker tag project6-</w:t>
+      </w:r>
+      <w:proofErr w:type="gramStart"/>
+      <w:r>
+        <w:t>api:local</w:t>
+      </w:r>
+      <w:proofErr w:type="gramEnd"/>
+      <w:r>
+        <w:t xml:space="preserve"> 345485442145.dkr.ecr.us-east-1.amazonaws.com/project6-</w:t>
+      </w:r>
+      <w:proofErr w:type="gramStart"/>
+      <w:r>
+        <w:t>api:latest</w:t>
+      </w:r>
+      <w:proofErr w:type="gramEnd"/>
+    </w:p>
+    <w:p>
+      <w:r>
+        <w:t>Same image, second name pointing at ECR. latest is just the tag label.</w:t>
+      </w:r>
+    </w:p>
+    <w:p>
+      <w:pPr>
+        <w:rPr>
+          <w:b/>
+          <w:bCs/>
+        </w:rPr>
+      </w:pPr>
+      <w:r>
+        <w:rPr>
+          <w:b/>
+          <w:bCs/>
+        </w:rPr>
+        <w:t>Step 6 — Push (upload)</w:t>
+      </w:r>
+    </w:p>
+    <w:p>
+      <w:r>
+        <w:t>docker push 345485442145.dkr.ecr.us-east-1.amazonaws.com/project6-</w:t>
+      </w:r>
+      <w:proofErr w:type="gramStart"/>
+      <w:r>
+        <w:t>api:latest</w:t>
+      </w:r>
+      <w:proofErr w:type="gramEnd"/>
+    </w:p>
+    <w:p>
+      <w:r>
+        <w:t>Docker Desktop uploads the image layers to ECR. After that, AWS has a copy ECS can pull in Phase 2 — your laptop doesn’t need to stay running.</w:t>
+      </w:r>
+    </w:p>
+    <w:p>
+      <w:r>
+        <w:t>Flow in one picture</w:t>
+      </w:r>
+    </w:p>
+    <w:p>
+      <w:r>
+        <w:drawing>
+          <wp:inline distT="0" distB="0" distL="0" distR="0" wp14:anchorId="25F272DC" wp14:editId="612D170B">
+            <wp:extent cx="3642676" cy="2522439"/>
+            <wp:effectExtent l="0" t="0" r="0" b="0"/>
+            <wp:docPr id="1427081232" name="Picture 1"/>
+            <wp:cNvGraphicFramePr>
+              <a:graphicFrameLocks xmlns:a="http://schemas.openxmlformats.org/drawingml/2006/main" noChangeAspect="1"/>
+            </wp:cNvGraphicFramePr>
+            <a:graphic xmlns:a="http://schemas.openxmlformats.org/drawingml/2006/main">
+              <a:graphicData uri="http://schemas.openxmlformats.org/drawingml/2006/picture">
+                <pic:pic xmlns:pic="http://schemas.openxmlformats.org/drawingml/2006/picture">
+                  <pic:nvPicPr>
+                    <pic:cNvPr id="1427081232" name=""/>
+                    <pic:cNvPicPr/>
+                  </pic:nvPicPr>
+                  <pic:blipFill>
+                    <a:blip r:embed="rId6"/>
+                    <a:stretch>
+                      <a:fillRect/>
+                    </a:stretch>
+                  </pic:blipFill>
+                  <pic:spPr>
+                    <a:xfrm>
+                      <a:off x="0" y="0"/>
+                      <a:ext cx="3642676" cy="2522439"/>
+                    </a:xfrm>
+                    <a:prstGeom prst="rect">
+                      <a:avLst/>
+                    </a:prstGeom>
+                  </pic:spPr>
+                </pic:pic>
+              </a:graphicData>
+            </a:graphic>
+          </wp:inline>
+        </w:drawing>
+      </w:r>
+    </w:p>
+    <w:p>
+      <w:r>
+        <w:lastRenderedPageBreak/>
+        <w:t>Phase 2</w:t>
+      </w:r>
+    </w:p>
+    <w:p>
+      <w:r>
+        <w:t>Test these:</w:t>
+      </w:r>
+    </w:p>
+    <w:p>
+      <w:pPr>
         <w:pStyle w:val="ListParagraph"/>
         <w:numPr>
           <w:ilvl w:val="0"/>
-          <w:numId w:val="1"/>
+          <w:numId w:val="7"/>
         </w:numPr>
       </w:pPr>
       <w:r>
-        <w:t>Installed Docker Desktop</w:t>
-      </w:r>
-      <w:r>
-        <w:t xml:space="preserve"> 4.93</w:t>
-      </w:r>
-    </w:p>
-    <w:p>
-      <w:pPr>
-        <w:pStyle w:val="ListParagraph"/>
-        <w:numPr>
-          <w:ilvl w:val="1"/>
-          <w:numId w:val="1"/>
-        </w:numPr>
-      </w:pPr>
-      <w:r>
-        <w:t>Installed WSL (Windows SubSystem for Linux) Backend</w:t>
-      </w:r>
-      <w:r>
-        <w:t xml:space="preserve"> 2.</w:t>
-      </w:r>
-      <w:r>
-        <w:t>7.14</w:t>
-      </w:r>
+        <w:t>Health: project6-lab-alb-1609487481.us-east-1.elb.amazonaws.com/health → {"</w:t>
+      </w:r>
+      <w:proofErr w:type="spellStart"/>
+      <w:r>
+        <w:t>status":"</w:t>
+      </w:r>
+      <w:proofErr w:type="gramStart"/>
+      <w:r>
+        <w:t>ok</w:t>
+      </w:r>
+      <w:proofErr w:type="spellEnd"/>
+      <w:r>
+        <w:t>"}</w:t>
+      </w:r>
+      <w:proofErr w:type="gramEnd"/>
     </w:p>
     <w:p>
       <w:pPr>
         <w:pStyle w:val="ListParagraph"/>
         <w:numPr>
           <w:ilvl w:val="0"/>
-          <w:numId w:val="1"/>
+          <w:numId w:val="7"/>
         </w:numPr>
       </w:pPr>
-    </w:p>
-    <w:p/>
+      <w:r>
+        <w:t xml:space="preserve">Info: project6-lab-alb-1609487481.us-east-1.elb.amazonaws.com/info → hostname + </w:t>
+      </w:r>
+      <w:proofErr w:type="spellStart"/>
+      <w:r>
+        <w:t>secret_configured</w:t>
+      </w:r>
+      <w:proofErr w:type="spellEnd"/>
+      <w:r>
+        <w:t>: true</w:t>
+      </w:r>
+    </w:p>
+    <w:p>
+      <w:r>
+        <w:t>What Terraform added</w:t>
+      </w:r>
+    </w:p>
+    <w:p>
+      <w:pPr>
+        <w:pStyle w:val="ListParagraph"/>
+        <w:numPr>
+          <w:ilvl w:val="0"/>
+          <w:numId w:val="8"/>
+        </w:numPr>
+      </w:pPr>
+      <w:r>
+        <w:t>VPC + 2 public subnets (no NAT)</w:t>
+      </w:r>
+    </w:p>
+    <w:p>
+      <w:pPr>
+        <w:pStyle w:val="ListParagraph"/>
+        <w:numPr>
+          <w:ilvl w:val="0"/>
+          <w:numId w:val="8"/>
+        </w:numPr>
+      </w:pPr>
+      <w:r>
+        <w:t>ALB on port 80 → target group health check /health</w:t>
+      </w:r>
+    </w:p>
+    <w:p>
+      <w:pPr>
+        <w:pStyle w:val="ListParagraph"/>
+        <w:numPr>
+          <w:ilvl w:val="0"/>
+          <w:numId w:val="8"/>
+        </w:numPr>
+      </w:pPr>
+      <w:r>
+        <w:t>ECS cluster/service, 1 Fargate task (0.25 vCPU / 512 MB)</w:t>
+      </w:r>
+    </w:p>
+    <w:p>
+      <w:pPr>
+        <w:pStyle w:val="ListParagraph"/>
+        <w:numPr>
+          <w:ilvl w:val="0"/>
+          <w:numId w:val="8"/>
+        </w:numPr>
+      </w:pPr>
+      <w:r>
+        <w:t>CloudWatch logs: /</w:t>
+      </w:r>
+      <w:proofErr w:type="spellStart"/>
+      <w:r>
+        <w:t>ecs</w:t>
+      </w:r>
+      <w:proofErr w:type="spellEnd"/>
+      <w:r>
+        <w:t>/project6-lab-api</w:t>
+      </w:r>
+    </w:p>
+    <w:p>
+      <w:pPr>
+        <w:pStyle w:val="ListParagraph"/>
+        <w:numPr>
+          <w:ilvl w:val="0"/>
+          <w:numId w:val="8"/>
+        </w:numPr>
+      </w:pPr>
+      <w:r>
+        <w:t>Cost: ALB + Fargate are billing while this stays up. When you’re done for the day, say if you want me to terraform destroy or scale to 0.</w:t>
+      </w:r>
+    </w:p>
     <w:sectPr>
       <w:pgSz w:w="12240" w:h="15840"/>
       <w:pgMar w:top="1440" w:right="1440" w:bottom="1440" w:left="1440" w:header="720" w:footer="720" w:gutter="0"/>
@@ -74,6 +947,381 @@
 <file path=word/numbering.xml><?xml version="1.0" encoding="utf-8"?>
 <w:numbering xmlns:wpc="http://schemas.microsoft.com/office/word/2010/wordprocessingCanvas" xmlns:cx="http://schemas.microsoft.com/office/drawing/2014/chartex" xmlns:cx1="http://schemas.microsoft.com/office/drawing/2015/9/8/chartex" xmlns:cx2="http://schemas.microsoft.com/office/drawing/2015/10/21/chartex" xmlns:cx3="http://schemas.microsoft.com/office/drawing/2016/5/9/chartex" xmlns:cx4="http://schemas.microsoft.com/office/drawing/2016/5/10/chartex" xmlns:cx5="http://schemas.microsoft.com/office/drawing/2016/5/11/chartex" xmlns:cx6="http://schemas.microsoft.com/office/drawing/2016/5/12/chartex" xmlns:cx7="http://schemas.microsoft.com/office/drawing/2016/5/13/chartex" xmlns:cx8="http://schemas.microsoft.com/office/drawing/2016/5/14/chartex" xmlns:mc="http://schemas.openxmlformats.org/markup-compatibility/2006" xmlns:aink="http://schemas.microsoft.com/office/drawing/2016/ink" xmlns:am3d="http://schemas.microsoft.com/office/drawing/2017/model3d" xmlns:o="urn:schemas-microsoft-com:office:office" xmlns:oel="http://schemas.microsoft.com/office/2019/extlst" xmlns:r="http://schemas.openxmlformats.org/officeDocument/2006/relationships" xmlns:m="http://schemas.openxmlformats.org/officeDocument/2006/math" xmlns:v="urn:schemas-microsoft-com:vml" xmlns:wp14="http://schemas.microsoft.com/office/word/2010/wordprocessingDrawing" xmlns:wp="http://schemas.openxmlformats.org/drawingml/2006/wordprocessingDrawing" xmlns:w10="urn:schemas-microsoft-com:office:word" xmlns:w="http://schemas.openxmlformats.org/wordprocessingml/2006/main" xmlns:w14="http://schemas.microsoft.com/office/word/2010/wordml" xmlns:w15="http://schemas.microsoft.com/office/word/2012/wordml" xmlns:w16cex="http://schemas.microsoft.com/office/word/2018/wordml/cex" xmlns:w16cid="http://schemas.microsoft.com/office/word/2016/wordml/cid" xmlns:w16="http://schemas.microsoft.com/office/word/2018/wordml" xmlns:w16du="http://schemas.microsoft.com/office/word/2023/wordml/word16du" xmlns:w16sdtdh="http://schemas.microsoft.com/office/word/2020/wordml/sdtdatahash" xmlns:w16sdtfl="http://schemas.microsoft.com/office/word/2024/wordml/sdtformatlock" xmlns:w16se="http://schemas.microsoft.com/office/word/2015/wordml/symex" xmlns:wpg="http://schemas.microsoft.com/office/word/2010/wordprocessingGroup" xmlns:wpi="http://schemas.microsoft.com/office/word/2010/wordprocessingInk" xmlns:wne="http://schemas.microsoft.com/office/word/2006/wordml" xmlns:wps="http://schemas.microsoft.com/office/word/2010/wordprocessingShape" mc:Ignorable="w14 w15 w16se w16cid w16 w16cex w16sdtdh w16sdtfl w16du wp14">
   <w:abstractNum w:abstractNumId="0" w15:restartNumberingAfterBreak="0">
+    <w:nsid w:val="03E87EDA"/>
+    <w:multiLevelType w:val="multilevel"/>
+    <w:tmpl w:val="A8041034"/>
+    <w:lvl w:ilvl="0">
+      <w:start w:val="1"/>
+      <w:numFmt w:val="bullet"/>
+      <w:lvlText w:val=""/>
+      <w:lvlJc w:val="left"/>
+      <w:pPr>
+        <w:tabs>
+          <w:tab w:val="num" w:pos="720"/>
+        </w:tabs>
+        <w:ind w:left="720" w:hanging="360"/>
+      </w:pPr>
+      <w:rPr>
+        <w:rFonts w:ascii="Symbol" w:hAnsi="Symbol" w:hint="default"/>
+        <w:sz w:val="20"/>
+      </w:rPr>
+    </w:lvl>
+    <w:lvl w:ilvl="1" w:tentative="1">
+      <w:start w:val="1"/>
+      <w:numFmt w:val="bullet"/>
+      <w:lvlText w:val="o"/>
+      <w:lvlJc w:val="left"/>
+      <w:pPr>
+        <w:tabs>
+          <w:tab w:val="num" w:pos="1440"/>
+        </w:tabs>
+        <w:ind w:left="1440" w:hanging="360"/>
+      </w:pPr>
+      <w:rPr>
+        <w:rFonts w:ascii="Courier New" w:hAnsi="Courier New" w:hint="default"/>
+        <w:sz w:val="20"/>
+      </w:rPr>
+    </w:lvl>
+    <w:lvl w:ilvl="2" w:tentative="1">
+      <w:start w:val="1"/>
+      <w:numFmt w:val="bullet"/>
+      <w:lvlText w:val=""/>
+      <w:lvlJc w:val="left"/>
+      <w:pPr>
+        <w:tabs>
+          <w:tab w:val="num" w:pos="2160"/>
+        </w:tabs>
+        <w:ind w:left="2160" w:hanging="360"/>
+      </w:pPr>
+      <w:rPr>
+        <w:rFonts w:ascii="Wingdings" w:hAnsi="Wingdings" w:hint="default"/>
+        <w:sz w:val="20"/>
+      </w:rPr>
+    </w:lvl>
+    <w:lvl w:ilvl="3" w:tentative="1">
+      <w:start w:val="1"/>
+      <w:numFmt w:val="bullet"/>
+      <w:lvlText w:val=""/>
+      <w:lvlJc w:val="left"/>
+      <w:pPr>
+        <w:tabs>
+          <w:tab w:val="num" w:pos="2880"/>
+        </w:tabs>
+        <w:ind w:left="2880" w:hanging="360"/>
+      </w:pPr>
+      <w:rPr>
+        <w:rFonts w:ascii="Wingdings" w:hAnsi="Wingdings" w:hint="default"/>
+        <w:sz w:val="20"/>
+      </w:rPr>
+    </w:lvl>
+    <w:lvl w:ilvl="4" w:tentative="1">
+      <w:start w:val="1"/>
+      <w:numFmt w:val="bullet"/>
+      <w:lvlText w:val=""/>
+      <w:lvlJc w:val="left"/>
+      <w:pPr>
+        <w:tabs>
+          <w:tab w:val="num" w:pos="3600"/>
+        </w:tabs>
+        <w:ind w:left="3600" w:hanging="360"/>
+      </w:pPr>
+      <w:rPr>
+        <w:rFonts w:ascii="Wingdings" w:hAnsi="Wingdings" w:hint="default"/>
+        <w:sz w:val="20"/>
+      </w:rPr>
+    </w:lvl>
+    <w:lvl w:ilvl="5" w:tentative="1">
+      <w:start w:val="1"/>
+      <w:numFmt w:val="bullet"/>
+      <w:lvlText w:val=""/>
+      <w:lvlJc w:val="left"/>
+      <w:pPr>
+        <w:tabs>
+          <w:tab w:val="num" w:pos="4320"/>
+        </w:tabs>
+        <w:ind w:left="4320" w:hanging="360"/>
+      </w:pPr>
+      <w:rPr>
+        <w:rFonts w:ascii="Wingdings" w:hAnsi="Wingdings" w:hint="default"/>
+        <w:sz w:val="20"/>
+      </w:rPr>
+    </w:lvl>
+    <w:lvl w:ilvl="6" w:tentative="1">
+      <w:start w:val="1"/>
+      <w:numFmt w:val="bullet"/>
+      <w:lvlText w:val=""/>
+      <w:lvlJc w:val="left"/>
+      <w:pPr>
+        <w:tabs>
+          <w:tab w:val="num" w:pos="5040"/>
+        </w:tabs>
+        <w:ind w:left="5040" w:hanging="360"/>
+      </w:pPr>
+      <w:rPr>
+        <w:rFonts w:ascii="Wingdings" w:hAnsi="Wingdings" w:hint="default"/>
+        <w:sz w:val="20"/>
+      </w:rPr>
+    </w:lvl>
+    <w:lvl w:ilvl="7" w:tentative="1">
+      <w:start w:val="1"/>
+      <w:numFmt w:val="bullet"/>
+      <w:lvlText w:val=""/>
+      <w:lvlJc w:val="left"/>
+      <w:pPr>
+        <w:tabs>
+          <w:tab w:val="num" w:pos="5760"/>
+        </w:tabs>
+        <w:ind w:left="5760" w:hanging="360"/>
+      </w:pPr>
+      <w:rPr>
+        <w:rFonts w:ascii="Wingdings" w:hAnsi="Wingdings" w:hint="default"/>
+        <w:sz w:val="20"/>
+      </w:rPr>
+    </w:lvl>
+    <w:lvl w:ilvl="8" w:tentative="1">
+      <w:start w:val="1"/>
+      <w:numFmt w:val="bullet"/>
+      <w:lvlText w:val=""/>
+      <w:lvlJc w:val="left"/>
+      <w:pPr>
+        <w:tabs>
+          <w:tab w:val="num" w:pos="6480"/>
+        </w:tabs>
+        <w:ind w:left="6480" w:hanging="360"/>
+      </w:pPr>
+      <w:rPr>
+        <w:rFonts w:ascii="Wingdings" w:hAnsi="Wingdings" w:hint="default"/>
+        <w:sz w:val="20"/>
+      </w:rPr>
+    </w:lvl>
+  </w:abstractNum>
+  <w:abstractNum w:abstractNumId="1" w15:restartNumberingAfterBreak="0">
+    <w:nsid w:val="25D35646"/>
+    <w:multiLevelType w:val="hybridMultilevel"/>
+    <w:tmpl w:val="E8BE4516"/>
+    <w:lvl w:ilvl="0" w:tplc="04090001">
+      <w:start w:val="1"/>
+      <w:numFmt w:val="bullet"/>
+      <w:lvlText w:val=""/>
+      <w:lvlJc w:val="left"/>
+      <w:pPr>
+        <w:ind w:left="720" w:hanging="360"/>
+      </w:pPr>
+      <w:rPr>
+        <w:rFonts w:ascii="Symbol" w:hAnsi="Symbol" w:hint="default"/>
+      </w:rPr>
+    </w:lvl>
+    <w:lvl w:ilvl="1" w:tplc="04090003" w:tentative="1">
+      <w:start w:val="1"/>
+      <w:numFmt w:val="bullet"/>
+      <w:lvlText w:val="o"/>
+      <w:lvlJc w:val="left"/>
+      <w:pPr>
+        <w:ind w:left="1440" w:hanging="360"/>
+      </w:pPr>
+      <w:rPr>
+        <w:rFonts w:ascii="Courier New" w:hAnsi="Courier New" w:cs="Courier New" w:hint="default"/>
+      </w:rPr>
+    </w:lvl>
+    <w:lvl w:ilvl="2" w:tplc="04090005" w:tentative="1">
+      <w:start w:val="1"/>
+      <w:numFmt w:val="bullet"/>
+      <w:lvlText w:val=""/>
+      <w:lvlJc w:val="left"/>
+      <w:pPr>
+        <w:ind w:left="2160" w:hanging="360"/>
+      </w:pPr>
+      <w:rPr>
+        <w:rFonts w:ascii="Wingdings" w:hAnsi="Wingdings" w:hint="default"/>
+      </w:rPr>
+    </w:lvl>
+    <w:lvl w:ilvl="3" w:tplc="04090001" w:tentative="1">
+      <w:start w:val="1"/>
+      <w:numFmt w:val="bullet"/>
+      <w:lvlText w:val=""/>
+      <w:lvlJc w:val="left"/>
+      <w:pPr>
+        <w:ind w:left="2880" w:hanging="360"/>
+      </w:pPr>
+      <w:rPr>
+        <w:rFonts w:ascii="Symbol" w:hAnsi="Symbol" w:hint="default"/>
+      </w:rPr>
+    </w:lvl>
+    <w:lvl w:ilvl="4" w:tplc="04090003" w:tentative="1">
+      <w:start w:val="1"/>
+      <w:numFmt w:val="bullet"/>
+      <w:lvlText w:val="o"/>
+      <w:lvlJc w:val="left"/>
+      <w:pPr>
+        <w:ind w:left="3600" w:hanging="360"/>
+      </w:pPr>
+      <w:rPr>
+        <w:rFonts w:ascii="Courier New" w:hAnsi="Courier New" w:cs="Courier New" w:hint="default"/>
+      </w:rPr>
+    </w:lvl>
+    <w:lvl w:ilvl="5" w:tplc="04090005" w:tentative="1">
+      <w:start w:val="1"/>
+      <w:numFmt w:val="bullet"/>
+      <w:lvlText w:val=""/>
+      <w:lvlJc w:val="left"/>
+      <w:pPr>
+        <w:ind w:left="4320" w:hanging="360"/>
+      </w:pPr>
+      <w:rPr>
+        <w:rFonts w:ascii="Wingdings" w:hAnsi="Wingdings" w:hint="default"/>
+      </w:rPr>
+    </w:lvl>
+    <w:lvl w:ilvl="6" w:tplc="04090001" w:tentative="1">
+      <w:start w:val="1"/>
+      <w:numFmt w:val="bullet"/>
+      <w:lvlText w:val=""/>
+      <w:lvlJc w:val="left"/>
+      <w:pPr>
+        <w:ind w:left="5040" w:hanging="360"/>
+      </w:pPr>
+      <w:rPr>
+        <w:rFonts w:ascii="Symbol" w:hAnsi="Symbol" w:hint="default"/>
+      </w:rPr>
+    </w:lvl>
+    <w:lvl w:ilvl="7" w:tplc="04090003" w:tentative="1">
+      <w:start w:val="1"/>
+      <w:numFmt w:val="bullet"/>
+      <w:lvlText w:val="o"/>
+      <w:lvlJc w:val="left"/>
+      <w:pPr>
+        <w:ind w:left="5760" w:hanging="360"/>
+      </w:pPr>
+      <w:rPr>
+        <w:rFonts w:ascii="Courier New" w:hAnsi="Courier New" w:cs="Courier New" w:hint="default"/>
+      </w:rPr>
+    </w:lvl>
+    <w:lvl w:ilvl="8" w:tplc="04090005" w:tentative="1">
+      <w:start w:val="1"/>
+      <w:numFmt w:val="bullet"/>
+      <w:lvlText w:val=""/>
+      <w:lvlJc w:val="left"/>
+      <w:pPr>
+        <w:ind w:left="6480" w:hanging="360"/>
+      </w:pPr>
+      <w:rPr>
+        <w:rFonts w:ascii="Wingdings" w:hAnsi="Wingdings" w:hint="default"/>
+      </w:rPr>
+    </w:lvl>
+  </w:abstractNum>
+  <w:abstractNum w:abstractNumId="2" w15:restartNumberingAfterBreak="0">
+    <w:nsid w:val="3D5E7FC1"/>
+    <w:multiLevelType w:val="hybridMultilevel"/>
+    <w:tmpl w:val="EECCC7E2"/>
+    <w:lvl w:ilvl="0" w:tplc="04090001">
+      <w:start w:val="1"/>
+      <w:numFmt w:val="bullet"/>
+      <w:lvlText w:val=""/>
+      <w:lvlJc w:val="left"/>
+      <w:pPr>
+        <w:ind w:left="720" w:hanging="360"/>
+      </w:pPr>
+      <w:rPr>
+        <w:rFonts w:ascii="Symbol" w:hAnsi="Symbol" w:hint="default"/>
+      </w:rPr>
+    </w:lvl>
+    <w:lvl w:ilvl="1" w:tplc="04090003" w:tentative="1">
+      <w:start w:val="1"/>
+      <w:numFmt w:val="bullet"/>
+      <w:lvlText w:val="o"/>
+      <w:lvlJc w:val="left"/>
+      <w:pPr>
+        <w:ind w:left="1440" w:hanging="360"/>
+      </w:pPr>
+      <w:rPr>
+        <w:rFonts w:ascii="Courier New" w:hAnsi="Courier New" w:cs="Courier New" w:hint="default"/>
+      </w:rPr>
+    </w:lvl>
+    <w:lvl w:ilvl="2" w:tplc="04090005" w:tentative="1">
+      <w:start w:val="1"/>
+      <w:numFmt w:val="bullet"/>
+      <w:lvlText w:val=""/>
+      <w:lvlJc w:val="left"/>
+      <w:pPr>
+        <w:ind w:left="2160" w:hanging="360"/>
+      </w:pPr>
+      <w:rPr>
+        <w:rFonts w:ascii="Wingdings" w:hAnsi="Wingdings" w:hint="default"/>
+      </w:rPr>
+    </w:lvl>
+    <w:lvl w:ilvl="3" w:tplc="04090001" w:tentative="1">
+      <w:start w:val="1"/>
+      <w:numFmt w:val="bullet"/>
+      <w:lvlText w:val=""/>
+      <w:lvlJc w:val="left"/>
+      <w:pPr>
+        <w:ind w:left="2880" w:hanging="360"/>
+      </w:pPr>
+      <w:rPr>
+        <w:rFonts w:ascii="Symbol" w:hAnsi="Symbol" w:hint="default"/>
+      </w:rPr>
+    </w:lvl>
+    <w:lvl w:ilvl="4" w:tplc="04090003" w:tentative="1">
+      <w:start w:val="1"/>
+      <w:numFmt w:val="bullet"/>
+      <w:lvlText w:val="o"/>
+      <w:lvlJc w:val="left"/>
+      <w:pPr>
+        <w:ind w:left="3600" w:hanging="360"/>
+      </w:pPr>
+      <w:rPr>
+        <w:rFonts w:ascii="Courier New" w:hAnsi="Courier New" w:cs="Courier New" w:hint="default"/>
+      </w:rPr>
+    </w:lvl>
+    <w:lvl w:ilvl="5" w:tplc="04090005" w:tentative="1">
+      <w:start w:val="1"/>
+      <w:numFmt w:val="bullet"/>
+      <w:lvlText w:val=""/>
+      <w:lvlJc w:val="left"/>
+      <w:pPr>
+        <w:ind w:left="4320" w:hanging="360"/>
+      </w:pPr>
+      <w:rPr>
+        <w:rFonts w:ascii="Wingdings" w:hAnsi="Wingdings" w:hint="default"/>
+      </w:rPr>
+    </w:lvl>
+    <w:lvl w:ilvl="6" w:tplc="04090001" w:tentative="1">
+      <w:start w:val="1"/>
+      <w:numFmt w:val="bullet"/>
+      <w:lvlText w:val=""/>
+      <w:lvlJc w:val="left"/>
+      <w:pPr>
+        <w:ind w:left="5040" w:hanging="360"/>
+      </w:pPr>
+      <w:rPr>
+        <w:rFonts w:ascii="Symbol" w:hAnsi="Symbol" w:hint="default"/>
+      </w:rPr>
+    </w:lvl>
+    <w:lvl w:ilvl="7" w:tplc="04090003" w:tentative="1">
+      <w:start w:val="1"/>
+      <w:numFmt w:val="bullet"/>
+      <w:lvlText w:val="o"/>
+      <w:lvlJc w:val="left"/>
+      <w:pPr>
+        <w:ind w:left="5760" w:hanging="360"/>
+      </w:pPr>
+      <w:rPr>
+        <w:rFonts w:ascii="Courier New" w:hAnsi="Courier New" w:cs="Courier New" w:hint="default"/>
+      </w:rPr>
+    </w:lvl>
+    <w:lvl w:ilvl="8" w:tplc="04090005" w:tentative="1">
+      <w:start w:val="1"/>
+      <w:numFmt w:val="bullet"/>
+      <w:lvlText w:val=""/>
+      <w:lvlJc w:val="left"/>
+      <w:pPr>
+        <w:ind w:left="6480" w:hanging="360"/>
+      </w:pPr>
+      <w:rPr>
+        <w:rFonts w:ascii="Wingdings" w:hAnsi="Wingdings" w:hint="default"/>
+      </w:rPr>
+    </w:lvl>
+  </w:abstractNum>
+  <w:abstractNum w:abstractNumId="3" w15:restartNumberingAfterBreak="0">
     <w:nsid w:val="3F625108"/>
     <w:multiLevelType w:val="hybridMultilevel"/>
     <w:tmpl w:val="56126ECA"/>
@@ -162,8 +1410,517 @@
       </w:pPr>
     </w:lvl>
   </w:abstractNum>
+  <w:abstractNum w:abstractNumId="4" w15:restartNumberingAfterBreak="0">
+    <w:nsid w:val="48DC6E35"/>
+    <w:multiLevelType w:val="multilevel"/>
+    <w:tmpl w:val="5E66D9F6"/>
+    <w:lvl w:ilvl="0">
+      <w:start w:val="1"/>
+      <w:numFmt w:val="decimal"/>
+      <w:lvlText w:val="%1."/>
+      <w:lvlJc w:val="left"/>
+      <w:pPr>
+        <w:tabs>
+          <w:tab w:val="num" w:pos="720"/>
+        </w:tabs>
+        <w:ind w:left="720" w:hanging="360"/>
+      </w:pPr>
+    </w:lvl>
+    <w:lvl w:ilvl="1" w:tentative="1">
+      <w:start w:val="1"/>
+      <w:numFmt w:val="decimal"/>
+      <w:lvlText w:val="%2."/>
+      <w:lvlJc w:val="left"/>
+      <w:pPr>
+        <w:tabs>
+          <w:tab w:val="num" w:pos="1440"/>
+        </w:tabs>
+        <w:ind w:left="1440" w:hanging="360"/>
+      </w:pPr>
+    </w:lvl>
+    <w:lvl w:ilvl="2" w:tentative="1">
+      <w:start w:val="1"/>
+      <w:numFmt w:val="decimal"/>
+      <w:lvlText w:val="%3."/>
+      <w:lvlJc w:val="left"/>
+      <w:pPr>
+        <w:tabs>
+          <w:tab w:val="num" w:pos="2160"/>
+        </w:tabs>
+        <w:ind w:left="2160" w:hanging="360"/>
+      </w:pPr>
+    </w:lvl>
+    <w:lvl w:ilvl="3" w:tentative="1">
+      <w:start w:val="1"/>
+      <w:numFmt w:val="decimal"/>
+      <w:lvlText w:val="%4."/>
+      <w:lvlJc w:val="left"/>
+      <w:pPr>
+        <w:tabs>
+          <w:tab w:val="num" w:pos="2880"/>
+        </w:tabs>
+        <w:ind w:left="2880" w:hanging="360"/>
+      </w:pPr>
+    </w:lvl>
+    <w:lvl w:ilvl="4" w:tentative="1">
+      <w:start w:val="1"/>
+      <w:numFmt w:val="decimal"/>
+      <w:lvlText w:val="%5."/>
+      <w:lvlJc w:val="left"/>
+      <w:pPr>
+        <w:tabs>
+          <w:tab w:val="num" w:pos="3600"/>
+        </w:tabs>
+        <w:ind w:left="3600" w:hanging="360"/>
+      </w:pPr>
+    </w:lvl>
+    <w:lvl w:ilvl="5" w:tentative="1">
+      <w:start w:val="1"/>
+      <w:numFmt w:val="decimal"/>
+      <w:lvlText w:val="%6."/>
+      <w:lvlJc w:val="left"/>
+      <w:pPr>
+        <w:tabs>
+          <w:tab w:val="num" w:pos="4320"/>
+        </w:tabs>
+        <w:ind w:left="4320" w:hanging="360"/>
+      </w:pPr>
+    </w:lvl>
+    <w:lvl w:ilvl="6" w:tentative="1">
+      <w:start w:val="1"/>
+      <w:numFmt w:val="decimal"/>
+      <w:lvlText w:val="%7."/>
+      <w:lvlJc w:val="left"/>
+      <w:pPr>
+        <w:tabs>
+          <w:tab w:val="num" w:pos="5040"/>
+        </w:tabs>
+        <w:ind w:left="5040" w:hanging="360"/>
+      </w:pPr>
+    </w:lvl>
+    <w:lvl w:ilvl="7" w:tentative="1">
+      <w:start w:val="1"/>
+      <w:numFmt w:val="decimal"/>
+      <w:lvlText w:val="%8."/>
+      <w:lvlJc w:val="left"/>
+      <w:pPr>
+        <w:tabs>
+          <w:tab w:val="num" w:pos="5760"/>
+        </w:tabs>
+        <w:ind w:left="5760" w:hanging="360"/>
+      </w:pPr>
+    </w:lvl>
+    <w:lvl w:ilvl="8" w:tentative="1">
+      <w:start w:val="1"/>
+      <w:numFmt w:val="decimal"/>
+      <w:lvlText w:val="%9."/>
+      <w:lvlJc w:val="left"/>
+      <w:pPr>
+        <w:tabs>
+          <w:tab w:val="num" w:pos="6480"/>
+        </w:tabs>
+        <w:ind w:left="6480" w:hanging="360"/>
+      </w:pPr>
+    </w:lvl>
+  </w:abstractNum>
+  <w:abstractNum w:abstractNumId="5" w15:restartNumberingAfterBreak="0">
+    <w:nsid w:val="53F94E43"/>
+    <w:multiLevelType w:val="multilevel"/>
+    <w:tmpl w:val="6572453E"/>
+    <w:lvl w:ilvl="0">
+      <w:start w:val="1"/>
+      <w:numFmt w:val="decimal"/>
+      <w:lvlText w:val="%1."/>
+      <w:lvlJc w:val="left"/>
+      <w:pPr>
+        <w:tabs>
+          <w:tab w:val="num" w:pos="720"/>
+        </w:tabs>
+        <w:ind w:left="720" w:hanging="360"/>
+      </w:pPr>
+    </w:lvl>
+    <w:lvl w:ilvl="1" w:tentative="1">
+      <w:start w:val="1"/>
+      <w:numFmt w:val="decimal"/>
+      <w:lvlText w:val="%2."/>
+      <w:lvlJc w:val="left"/>
+      <w:pPr>
+        <w:tabs>
+          <w:tab w:val="num" w:pos="1440"/>
+        </w:tabs>
+        <w:ind w:left="1440" w:hanging="360"/>
+      </w:pPr>
+    </w:lvl>
+    <w:lvl w:ilvl="2" w:tentative="1">
+      <w:start w:val="1"/>
+      <w:numFmt w:val="decimal"/>
+      <w:lvlText w:val="%3."/>
+      <w:lvlJc w:val="left"/>
+      <w:pPr>
+        <w:tabs>
+          <w:tab w:val="num" w:pos="2160"/>
+        </w:tabs>
+        <w:ind w:left="2160" w:hanging="360"/>
+      </w:pPr>
+    </w:lvl>
+    <w:lvl w:ilvl="3" w:tentative="1">
+      <w:start w:val="1"/>
+      <w:numFmt w:val="decimal"/>
+      <w:lvlText w:val="%4."/>
+      <w:lvlJc w:val="left"/>
+      <w:pPr>
+        <w:tabs>
+          <w:tab w:val="num" w:pos="2880"/>
+        </w:tabs>
+        <w:ind w:left="2880" w:hanging="360"/>
+      </w:pPr>
+    </w:lvl>
+    <w:lvl w:ilvl="4" w:tentative="1">
+      <w:start w:val="1"/>
+      <w:numFmt w:val="decimal"/>
+      <w:lvlText w:val="%5."/>
+      <w:lvlJc w:val="left"/>
+      <w:pPr>
+        <w:tabs>
+          <w:tab w:val="num" w:pos="3600"/>
+        </w:tabs>
+        <w:ind w:left="3600" w:hanging="360"/>
+      </w:pPr>
+    </w:lvl>
+    <w:lvl w:ilvl="5" w:tentative="1">
+      <w:start w:val="1"/>
+      <w:numFmt w:val="decimal"/>
+      <w:lvlText w:val="%6."/>
+      <w:lvlJc w:val="left"/>
+      <w:pPr>
+        <w:tabs>
+          <w:tab w:val="num" w:pos="4320"/>
+        </w:tabs>
+        <w:ind w:left="4320" w:hanging="360"/>
+      </w:pPr>
+    </w:lvl>
+    <w:lvl w:ilvl="6" w:tentative="1">
+      <w:start w:val="1"/>
+      <w:numFmt w:val="decimal"/>
+      <w:lvlText w:val="%7."/>
+      <w:lvlJc w:val="left"/>
+      <w:pPr>
+        <w:tabs>
+          <w:tab w:val="num" w:pos="5040"/>
+        </w:tabs>
+        <w:ind w:left="5040" w:hanging="360"/>
+      </w:pPr>
+    </w:lvl>
+    <w:lvl w:ilvl="7" w:tentative="1">
+      <w:start w:val="1"/>
+      <w:numFmt w:val="decimal"/>
+      <w:lvlText w:val="%8."/>
+      <w:lvlJc w:val="left"/>
+      <w:pPr>
+        <w:tabs>
+          <w:tab w:val="num" w:pos="5760"/>
+        </w:tabs>
+        <w:ind w:left="5760" w:hanging="360"/>
+      </w:pPr>
+    </w:lvl>
+    <w:lvl w:ilvl="8" w:tentative="1">
+      <w:start w:val="1"/>
+      <w:numFmt w:val="decimal"/>
+      <w:lvlText w:val="%9."/>
+      <w:lvlJc w:val="left"/>
+      <w:pPr>
+        <w:tabs>
+          <w:tab w:val="num" w:pos="6480"/>
+        </w:tabs>
+        <w:ind w:left="6480" w:hanging="360"/>
+      </w:pPr>
+    </w:lvl>
+  </w:abstractNum>
+  <w:abstractNum w:abstractNumId="6" w15:restartNumberingAfterBreak="0">
+    <w:nsid w:val="547310ED"/>
+    <w:multiLevelType w:val="multilevel"/>
+    <w:tmpl w:val="143E0514"/>
+    <w:lvl w:ilvl="0">
+      <w:start w:val="1"/>
+      <w:numFmt w:val="decimal"/>
+      <w:lvlText w:val="%1."/>
+      <w:lvlJc w:val="left"/>
+      <w:pPr>
+        <w:tabs>
+          <w:tab w:val="num" w:pos="720"/>
+        </w:tabs>
+        <w:ind w:left="720" w:hanging="360"/>
+      </w:pPr>
+    </w:lvl>
+    <w:lvl w:ilvl="1" w:tentative="1">
+      <w:start w:val="1"/>
+      <w:numFmt w:val="decimal"/>
+      <w:lvlText w:val="%2."/>
+      <w:lvlJc w:val="left"/>
+      <w:pPr>
+        <w:tabs>
+          <w:tab w:val="num" w:pos="1440"/>
+        </w:tabs>
+        <w:ind w:left="1440" w:hanging="360"/>
+      </w:pPr>
+    </w:lvl>
+    <w:lvl w:ilvl="2" w:tentative="1">
+      <w:start w:val="1"/>
+      <w:numFmt w:val="decimal"/>
+      <w:lvlText w:val="%3."/>
+      <w:lvlJc w:val="left"/>
+      <w:pPr>
+        <w:tabs>
+          <w:tab w:val="num" w:pos="2160"/>
+        </w:tabs>
+        <w:ind w:left="2160" w:hanging="360"/>
+      </w:pPr>
+    </w:lvl>
+    <w:lvl w:ilvl="3" w:tentative="1">
+      <w:start w:val="1"/>
+      <w:numFmt w:val="decimal"/>
+      <w:lvlText w:val="%4."/>
+      <w:lvlJc w:val="left"/>
+      <w:pPr>
+        <w:tabs>
+          <w:tab w:val="num" w:pos="2880"/>
+        </w:tabs>
+        <w:ind w:left="2880" w:hanging="360"/>
+      </w:pPr>
+    </w:lvl>
+    <w:lvl w:ilvl="4" w:tentative="1">
+      <w:start w:val="1"/>
+      <w:numFmt w:val="decimal"/>
+      <w:lvlText w:val="%5."/>
+      <w:lvlJc w:val="left"/>
+      <w:pPr>
+        <w:tabs>
+          <w:tab w:val="num" w:pos="3600"/>
+        </w:tabs>
+        <w:ind w:left="3600" w:hanging="360"/>
+      </w:pPr>
+    </w:lvl>
+    <w:lvl w:ilvl="5" w:tentative="1">
+      <w:start w:val="1"/>
+      <w:numFmt w:val="decimal"/>
+      <w:lvlText w:val="%6."/>
+      <w:lvlJc w:val="left"/>
+      <w:pPr>
+        <w:tabs>
+          <w:tab w:val="num" w:pos="4320"/>
+        </w:tabs>
+        <w:ind w:left="4320" w:hanging="360"/>
+      </w:pPr>
+    </w:lvl>
+    <w:lvl w:ilvl="6" w:tentative="1">
+      <w:start w:val="1"/>
+      <w:numFmt w:val="decimal"/>
+      <w:lvlText w:val="%7."/>
+      <w:lvlJc w:val="left"/>
+      <w:pPr>
+        <w:tabs>
+          <w:tab w:val="num" w:pos="5040"/>
+        </w:tabs>
+        <w:ind w:left="5040" w:hanging="360"/>
+      </w:pPr>
+    </w:lvl>
+    <w:lvl w:ilvl="7" w:tentative="1">
+      <w:start w:val="1"/>
+      <w:numFmt w:val="decimal"/>
+      <w:lvlText w:val="%8."/>
+      <w:lvlJc w:val="left"/>
+      <w:pPr>
+        <w:tabs>
+          <w:tab w:val="num" w:pos="5760"/>
+        </w:tabs>
+        <w:ind w:left="5760" w:hanging="360"/>
+      </w:pPr>
+    </w:lvl>
+    <w:lvl w:ilvl="8" w:tentative="1">
+      <w:start w:val="1"/>
+      <w:numFmt w:val="decimal"/>
+      <w:lvlText w:val="%9."/>
+      <w:lvlJc w:val="left"/>
+      <w:pPr>
+        <w:tabs>
+          <w:tab w:val="num" w:pos="6480"/>
+        </w:tabs>
+        <w:ind w:left="6480" w:hanging="360"/>
+      </w:pPr>
+    </w:lvl>
+  </w:abstractNum>
+  <w:abstractNum w:abstractNumId="7" w15:restartNumberingAfterBreak="0">
+    <w:nsid w:val="703C100F"/>
+    <w:multiLevelType w:val="multilevel"/>
+    <w:tmpl w:val="9FBC8F06"/>
+    <w:lvl w:ilvl="0">
+      <w:start w:val="1"/>
+      <w:numFmt w:val="bullet"/>
+      <w:lvlText w:val=""/>
+      <w:lvlJc w:val="left"/>
+      <w:pPr>
+        <w:tabs>
+          <w:tab w:val="num" w:pos="720"/>
+        </w:tabs>
+        <w:ind w:left="720" w:hanging="360"/>
+      </w:pPr>
+      <w:rPr>
+        <w:rFonts w:ascii="Symbol" w:hAnsi="Symbol" w:hint="default"/>
+        <w:sz w:val="20"/>
+      </w:rPr>
+    </w:lvl>
+    <w:lvl w:ilvl="1" w:tentative="1">
+      <w:start w:val="1"/>
+      <w:numFmt w:val="bullet"/>
+      <w:lvlText w:val="o"/>
+      <w:lvlJc w:val="left"/>
+      <w:pPr>
+        <w:tabs>
+          <w:tab w:val="num" w:pos="1440"/>
+        </w:tabs>
+        <w:ind w:left="1440" w:hanging="360"/>
+      </w:pPr>
+      <w:rPr>
+        <w:rFonts w:ascii="Courier New" w:hAnsi="Courier New" w:hint="default"/>
+        <w:sz w:val="20"/>
+      </w:rPr>
+    </w:lvl>
+    <w:lvl w:ilvl="2" w:tentative="1">
+      <w:start w:val="1"/>
+      <w:numFmt w:val="bullet"/>
+      <w:lvlText w:val=""/>
+      <w:lvlJc w:val="left"/>
+      <w:pPr>
+        <w:tabs>
+          <w:tab w:val="num" w:pos="2160"/>
+        </w:tabs>
+        <w:ind w:left="2160" w:hanging="360"/>
+      </w:pPr>
+      <w:rPr>
+        <w:rFonts w:ascii="Wingdings" w:hAnsi="Wingdings" w:hint="default"/>
+        <w:sz w:val="20"/>
+      </w:rPr>
+    </w:lvl>
+    <w:lvl w:ilvl="3" w:tentative="1">
+      <w:start w:val="1"/>
+      <w:numFmt w:val="bullet"/>
+      <w:lvlText w:val=""/>
+      <w:lvlJc w:val="left"/>
+      <w:pPr>
+        <w:tabs>
+          <w:tab w:val="num" w:pos="2880"/>
+        </w:tabs>
+        <w:ind w:left="2880" w:hanging="360"/>
+      </w:pPr>
+      <w:rPr>
+        <w:rFonts w:ascii="Wingdings" w:hAnsi="Wingdings" w:hint="default"/>
+        <w:sz w:val="20"/>
+      </w:rPr>
+    </w:lvl>
+    <w:lvl w:ilvl="4" w:tentative="1">
+      <w:start w:val="1"/>
+      <w:numFmt w:val="bullet"/>
+      <w:lvlText w:val=""/>
+      <w:lvlJc w:val="left"/>
+      <w:pPr>
+        <w:tabs>
+          <w:tab w:val="num" w:pos="3600"/>
+        </w:tabs>
+        <w:ind w:left="3600" w:hanging="360"/>
+      </w:pPr>
+      <w:rPr>
+        <w:rFonts w:ascii="Wingdings" w:hAnsi="Wingdings" w:hint="default"/>
+        <w:sz w:val="20"/>
+      </w:rPr>
+    </w:lvl>
+    <w:lvl w:ilvl="5" w:tentative="1">
+      <w:start w:val="1"/>
+      <w:numFmt w:val="bullet"/>
+      <w:lvlText w:val=""/>
+      <w:lvlJc w:val="left"/>
+      <w:pPr>
+        <w:tabs>
+          <w:tab w:val="num" w:pos="4320"/>
+        </w:tabs>
+        <w:ind w:left="4320" w:hanging="360"/>
+      </w:pPr>
+      <w:rPr>
+        <w:rFonts w:ascii="Wingdings" w:hAnsi="Wingdings" w:hint="default"/>
+        <w:sz w:val="20"/>
+      </w:rPr>
+    </w:lvl>
+    <w:lvl w:ilvl="6" w:tentative="1">
+      <w:start w:val="1"/>
+      <w:numFmt w:val="bullet"/>
+      <w:lvlText w:val=""/>
+      <w:lvlJc w:val="left"/>
+      <w:pPr>
+        <w:tabs>
+          <w:tab w:val="num" w:pos="5040"/>
+        </w:tabs>
+        <w:ind w:left="5040" w:hanging="360"/>
+      </w:pPr>
+      <w:rPr>
+        <w:rFonts w:ascii="Wingdings" w:hAnsi="Wingdings" w:hint="default"/>
+        <w:sz w:val="20"/>
+      </w:rPr>
+    </w:lvl>
+    <w:lvl w:ilvl="7" w:tentative="1">
+      <w:start w:val="1"/>
+      <w:numFmt w:val="bullet"/>
+      <w:lvlText w:val=""/>
+      <w:lvlJc w:val="left"/>
+      <w:pPr>
+        <w:tabs>
+          <w:tab w:val="num" w:pos="5760"/>
+        </w:tabs>
+        <w:ind w:left="5760" w:hanging="360"/>
+      </w:pPr>
+      <w:rPr>
+        <w:rFonts w:ascii="Wingdings" w:hAnsi="Wingdings" w:hint="default"/>
+        <w:sz w:val="20"/>
+      </w:rPr>
+    </w:lvl>
+    <w:lvl w:ilvl="8" w:tentative="1">
+      <w:start w:val="1"/>
+      <w:numFmt w:val="bullet"/>
+      <w:lvlText w:val=""/>
+      <w:lvlJc w:val="left"/>
+      <w:pPr>
+        <w:tabs>
+          <w:tab w:val="num" w:pos="6480"/>
+        </w:tabs>
+        <w:ind w:left="6480" w:hanging="360"/>
+      </w:pPr>
+      <w:rPr>
+        <w:rFonts w:ascii="Wingdings" w:hAnsi="Wingdings" w:hint="default"/>
+        <w:sz w:val="20"/>
+      </w:rPr>
+    </w:lvl>
+  </w:abstractNum>
   <w:num w:numId="1" w16cid:durableId="2064140109">
+    <w:abstractNumId w:val="3"/>
+  </w:num>
+  <w:num w:numId="2" w16cid:durableId="2045011593">
     <w:abstractNumId w:val="0"/>
+  </w:num>
+  <w:num w:numId="3" w16cid:durableId="1706248986">
+    <w:abstractNumId w:val="5"/>
+  </w:num>
+  <w:num w:numId="4" w16cid:durableId="685209948">
+    <w:abstractNumId w:val="7"/>
+  </w:num>
+  <w:num w:numId="5" w16cid:durableId="726537687">
+    <w:abstractNumId w:val="4"/>
+  </w:num>
+  <w:num w:numId="6" w16cid:durableId="401102314">
+    <w:abstractNumId w:val="6"/>
+  </w:num>
+  <w:num w:numId="7" w16cid:durableId="959342523">
+    <w:abstractNumId w:val="2"/>
+  </w:num>
+  <w:num w:numId="8" w16cid:durableId="1470130563">
+    <w:abstractNumId w:val="1"/>
   </w:num>
 </w:numbering>
 </file>
@@ -771,7 +2528,6 @@
   <w:style w:type="character" w:default="1" w:styleId="DefaultParagraphFont">
     <w:name w:val="Default Paragraph Font"/>
     <w:uiPriority w:val="1"/>
-    <w:semiHidden/>
     <w:unhideWhenUsed/>
   </w:style>
   <w:style w:type="table" w:default="1" w:styleId="TableNormal">

--- a/project-6-secure-containers/docs/Project 6 - What was Implemented.docx
+++ b/project-6-secure-containers/docs/Project 6 - What was Implemented.docx
@@ -4,9 +4,18 @@
   <w:body>
     <w:p>
       <w:pPr>
+        <w:pStyle w:val="Title"/>
         <w:jc w:val="center"/>
-      </w:pPr>
-      <w:r>
+        <w:rPr>
+          <w:sz w:val="30"/>
+          <w:szCs w:val="30"/>
+        </w:rPr>
+      </w:pPr>
+      <w:r>
+        <w:rPr>
+          <w:sz w:val="30"/>
+          <w:szCs w:val="30"/>
+        </w:rPr>
         <w:t>Project 6 – Secure Containers</w:t>
       </w:r>
     </w:p>
@@ -18,11 +27,1691 @@
         <w:t>What was Implemented</w:t>
       </w:r>
     </w:p>
-    <w:p>
-      <w:pPr>
-        <w:jc w:val="center"/>
-      </w:pPr>
-    </w:p>
+    <w:p/>
+    <w:sdt>
+      <w:sdtPr>
+        <w:id w:val="-619845352"/>
+        <w:docPartObj>
+          <w:docPartGallery w:val="Table of Contents"/>
+          <w:docPartUnique/>
+        </w:docPartObj>
+      </w:sdtPr>
+      <w:sdtEndPr>
+        <w:rPr>
+          <w:rFonts w:asciiTheme="minorHAnsi" w:eastAsiaTheme="minorHAnsi" w:hAnsiTheme="minorHAnsi" w:cstheme="minorBidi"/>
+          <w:b/>
+          <w:bCs/>
+          <w:noProof/>
+          <w:color w:val="auto"/>
+          <w:kern w:val="2"/>
+          <w:sz w:val="24"/>
+          <w:szCs w:val="24"/>
+          <w14:ligatures w14:val="standardContextual"/>
+        </w:rPr>
+      </w:sdtEndPr>
+      <w:sdtContent>
+        <w:p>
+          <w:pPr>
+            <w:pStyle w:val="TOCHeading"/>
+          </w:pPr>
+          <w:r>
+            <w:t>Table of Contents</w:t>
+          </w:r>
+        </w:p>
+        <w:p>
+          <w:pPr>
+            <w:pStyle w:val="TOC1"/>
+            <w:tabs>
+              <w:tab w:val="right" w:leader="dot" w:pos="9350"/>
+            </w:tabs>
+            <w:rPr>
+              <w:noProof/>
+            </w:rPr>
+          </w:pPr>
+          <w:r>
+            <w:fldChar w:fldCharType="begin"/>
+          </w:r>
+          <w:r>
+            <w:instrText xml:space="preserve"> TOC \o "1-3" \h \z \u </w:instrText>
+          </w:r>
+          <w:r>
+            <w:fldChar w:fldCharType="separate"/>
+          </w:r>
+          <w:hyperlink w:anchor="_Toc241979433" w:history="1">
+            <w:r>
+              <w:rPr>
+                <w:rStyle w:val="Hyperlink"/>
+                <w:noProof/>
+              </w:rPr>
+              <w:t>Required Software</w:t>
+            </w:r>
+            <w:r>
+              <w:rPr>
+                <w:noProof/>
+                <w:webHidden/>
+              </w:rPr>
+              <w:tab/>
+            </w:r>
+            <w:r>
+              <w:rPr>
+                <w:noProof/>
+                <w:webHidden/>
+              </w:rPr>
+              <w:fldChar w:fldCharType="begin"/>
+            </w:r>
+            <w:r>
+              <w:rPr>
+                <w:noProof/>
+                <w:webHidden/>
+              </w:rPr>
+              <w:instrText xml:space="preserve"> PAGEREF _Toc241979433 \h </w:instrText>
+            </w:r>
+            <w:r>
+              <w:rPr>
+                <w:noProof/>
+                <w:webHidden/>
+              </w:rPr>
+            </w:r>
+            <w:r>
+              <w:rPr>
+                <w:noProof/>
+                <w:webHidden/>
+              </w:rPr>
+              <w:fldChar w:fldCharType="separate"/>
+            </w:r>
+            <w:r>
+              <w:rPr>
+                <w:noProof/>
+                <w:webHidden/>
+              </w:rPr>
+              <w:t>2</w:t>
+            </w:r>
+            <w:r>
+              <w:rPr>
+                <w:noProof/>
+                <w:webHidden/>
+              </w:rPr>
+              <w:fldChar w:fldCharType="end"/>
+            </w:r>
+          </w:hyperlink>
+        </w:p>
+        <w:p>
+          <w:pPr>
+            <w:pStyle w:val="TOC1"/>
+            <w:tabs>
+              <w:tab w:val="right" w:leader="dot" w:pos="9350"/>
+            </w:tabs>
+            <w:rPr>
+              <w:noProof/>
+            </w:rPr>
+          </w:pPr>
+          <w:hyperlink w:anchor="_Toc241979434" w:history="1">
+            <w:r>
+              <w:rPr>
+                <w:rStyle w:val="Hyperlink"/>
+                <w:noProof/>
+              </w:rPr>
+              <w:t>Why use flask as the base app vs gunicorn/uWSGI from the start?</w:t>
+            </w:r>
+            <w:r>
+              <w:rPr>
+                <w:noProof/>
+                <w:webHidden/>
+              </w:rPr>
+              <w:tab/>
+            </w:r>
+            <w:r>
+              <w:rPr>
+                <w:noProof/>
+                <w:webHidden/>
+              </w:rPr>
+              <w:fldChar w:fldCharType="begin"/>
+            </w:r>
+            <w:r>
+              <w:rPr>
+                <w:noProof/>
+                <w:webHidden/>
+              </w:rPr>
+              <w:instrText xml:space="preserve"> PAGEREF _Toc241979434 \h </w:instrText>
+            </w:r>
+            <w:r>
+              <w:rPr>
+                <w:noProof/>
+                <w:webHidden/>
+              </w:rPr>
+            </w:r>
+            <w:r>
+              <w:rPr>
+                <w:noProof/>
+                <w:webHidden/>
+              </w:rPr>
+              <w:fldChar w:fldCharType="separate"/>
+            </w:r>
+            <w:r>
+              <w:rPr>
+                <w:noProof/>
+                <w:webHidden/>
+              </w:rPr>
+              <w:t>2</w:t>
+            </w:r>
+            <w:r>
+              <w:rPr>
+                <w:noProof/>
+                <w:webHidden/>
+              </w:rPr>
+              <w:fldChar w:fldCharType="end"/>
+            </w:r>
+          </w:hyperlink>
+        </w:p>
+        <w:p>
+          <w:pPr>
+            <w:pStyle w:val="TOC1"/>
+            <w:tabs>
+              <w:tab w:val="right" w:leader="dot" w:pos="9350"/>
+            </w:tabs>
+            <w:rPr>
+              <w:noProof/>
+            </w:rPr>
+          </w:pPr>
+          <w:hyperlink w:anchor="_Toc241979435" w:history="1">
+            <w:r>
+              <w:rPr>
+                <w:rStyle w:val="Hyperlink"/>
+                <w:noProof/>
+              </w:rPr>
+              <w:t>We started with Flask alone because:</w:t>
+            </w:r>
+            <w:r>
+              <w:rPr>
+                <w:noProof/>
+                <w:webHidden/>
+              </w:rPr>
+              <w:tab/>
+            </w:r>
+            <w:r>
+              <w:rPr>
+                <w:noProof/>
+                <w:webHidden/>
+              </w:rPr>
+              <w:fldChar w:fldCharType="begin"/>
+            </w:r>
+            <w:r>
+              <w:rPr>
+                <w:noProof/>
+                <w:webHidden/>
+              </w:rPr>
+              <w:instrText xml:space="preserve"> PAGEREF _Toc241979435 \h </w:instrText>
+            </w:r>
+            <w:r>
+              <w:rPr>
+                <w:noProof/>
+                <w:webHidden/>
+              </w:rPr>
+            </w:r>
+            <w:r>
+              <w:rPr>
+                <w:noProof/>
+                <w:webHidden/>
+              </w:rPr>
+              <w:fldChar w:fldCharType="separate"/>
+            </w:r>
+            <w:r>
+              <w:rPr>
+                <w:noProof/>
+                <w:webHidden/>
+              </w:rPr>
+              <w:t>2</w:t>
+            </w:r>
+            <w:r>
+              <w:rPr>
+                <w:noProof/>
+                <w:webHidden/>
+              </w:rPr>
+              <w:fldChar w:fldCharType="end"/>
+            </w:r>
+          </w:hyperlink>
+        </w:p>
+        <w:p>
+          <w:pPr>
+            <w:pStyle w:val="TOC1"/>
+            <w:tabs>
+              <w:tab w:val="right" w:leader="dot" w:pos="9350"/>
+            </w:tabs>
+            <w:rPr>
+              <w:noProof/>
+            </w:rPr>
+          </w:pPr>
+          <w:hyperlink w:anchor="_Toc241979436" w:history="1">
+            <w:r>
+              <w:rPr>
+                <w:rStyle w:val="Hyperlink"/>
+                <w:noProof/>
+              </w:rPr>
+              <w:t>Differences that matter</w:t>
+            </w:r>
+            <w:r>
+              <w:rPr>
+                <w:noProof/>
+                <w:webHidden/>
+              </w:rPr>
+              <w:tab/>
+            </w:r>
+            <w:r>
+              <w:rPr>
+                <w:noProof/>
+                <w:webHidden/>
+              </w:rPr>
+              <w:fldChar w:fldCharType="begin"/>
+            </w:r>
+            <w:r>
+              <w:rPr>
+                <w:noProof/>
+                <w:webHidden/>
+              </w:rPr>
+              <w:instrText xml:space="preserve"> PAGEREF _Toc241979436 \h </w:instrText>
+            </w:r>
+            <w:r>
+              <w:rPr>
+                <w:noProof/>
+                <w:webHidden/>
+              </w:rPr>
+            </w:r>
+            <w:r>
+              <w:rPr>
+                <w:noProof/>
+                <w:webHidden/>
+              </w:rPr>
+              <w:fldChar w:fldCharType="separate"/>
+            </w:r>
+            <w:r>
+              <w:rPr>
+                <w:noProof/>
+                <w:webHidden/>
+              </w:rPr>
+              <w:t>2</w:t>
+            </w:r>
+            <w:r>
+              <w:rPr>
+                <w:noProof/>
+                <w:webHidden/>
+              </w:rPr>
+              <w:fldChar w:fldCharType="end"/>
+            </w:r>
+          </w:hyperlink>
+        </w:p>
+        <w:p>
+          <w:pPr>
+            <w:pStyle w:val="TOC1"/>
+            <w:tabs>
+              <w:tab w:val="right" w:leader="dot" w:pos="9350"/>
+            </w:tabs>
+            <w:rPr>
+              <w:noProof/>
+            </w:rPr>
+          </w:pPr>
+          <w:hyperlink w:anchor="_Toc241979437" w:history="1">
+            <w:r>
+              <w:rPr>
+                <w:rStyle w:val="Hyperlink"/>
+                <w:noProof/>
+              </w:rPr>
+              <w:t>What Docker Desktop did</w:t>
+            </w:r>
+            <w:r>
+              <w:rPr>
+                <w:noProof/>
+                <w:webHidden/>
+              </w:rPr>
+              <w:tab/>
+            </w:r>
+            <w:r>
+              <w:rPr>
+                <w:noProof/>
+                <w:webHidden/>
+              </w:rPr>
+              <w:fldChar w:fldCharType="begin"/>
+            </w:r>
+            <w:r>
+              <w:rPr>
+                <w:noProof/>
+                <w:webHidden/>
+              </w:rPr>
+              <w:instrText xml:space="preserve"> PAGEREF _Toc241979437 \h </w:instrText>
+            </w:r>
+            <w:r>
+              <w:rPr>
+                <w:noProof/>
+                <w:webHidden/>
+              </w:rPr>
+            </w:r>
+            <w:r>
+              <w:rPr>
+                <w:noProof/>
+                <w:webHidden/>
+              </w:rPr>
+              <w:fldChar w:fldCharType="separate"/>
+            </w:r>
+            <w:r>
+              <w:rPr>
+                <w:noProof/>
+                <w:webHidden/>
+              </w:rPr>
+              <w:t>3</w:t>
+            </w:r>
+            <w:r>
+              <w:rPr>
+                <w:noProof/>
+                <w:webHidden/>
+              </w:rPr>
+              <w:fldChar w:fldCharType="end"/>
+            </w:r>
+          </w:hyperlink>
+        </w:p>
+        <w:p>
+          <w:pPr>
+            <w:pStyle w:val="TOC1"/>
+            <w:tabs>
+              <w:tab w:val="right" w:leader="dot" w:pos="9350"/>
+            </w:tabs>
+            <w:rPr>
+              <w:noProof/>
+            </w:rPr>
+          </w:pPr>
+          <w:hyperlink w:anchor="_Toc241979438" w:history="1">
+            <w:r>
+              <w:rPr>
+                <w:rStyle w:val="Hyperlink"/>
+                <w:noProof/>
+              </w:rPr>
+              <w:t>Implementation Step-by-Step</w:t>
+            </w:r>
+            <w:r>
+              <w:rPr>
+                <w:noProof/>
+                <w:webHidden/>
+              </w:rPr>
+              <w:tab/>
+            </w:r>
+            <w:r>
+              <w:rPr>
+                <w:noProof/>
+                <w:webHidden/>
+              </w:rPr>
+              <w:fldChar w:fldCharType="begin"/>
+            </w:r>
+            <w:r>
+              <w:rPr>
+                <w:noProof/>
+                <w:webHidden/>
+              </w:rPr>
+              <w:instrText xml:space="preserve"> PAGEREF _Toc241979438 \h </w:instrText>
+            </w:r>
+            <w:r>
+              <w:rPr>
+                <w:noProof/>
+                <w:webHidden/>
+              </w:rPr>
+            </w:r>
+            <w:r>
+              <w:rPr>
+                <w:noProof/>
+                <w:webHidden/>
+              </w:rPr>
+              <w:fldChar w:fldCharType="separate"/>
+            </w:r>
+            <w:r>
+              <w:rPr>
+                <w:noProof/>
+                <w:webHidden/>
+              </w:rPr>
+              <w:t>3</w:t>
+            </w:r>
+            <w:r>
+              <w:rPr>
+                <w:noProof/>
+                <w:webHidden/>
+              </w:rPr>
+              <w:fldChar w:fldCharType="end"/>
+            </w:r>
+          </w:hyperlink>
+        </w:p>
+        <w:p>
+          <w:pPr>
+            <w:pStyle w:val="TOC2"/>
+            <w:tabs>
+              <w:tab w:val="right" w:leader="dot" w:pos="9350"/>
+            </w:tabs>
+            <w:rPr>
+              <w:noProof/>
+            </w:rPr>
+          </w:pPr>
+          <w:hyperlink w:anchor="_Toc241979439" w:history="1">
+            <w:r>
+              <w:rPr>
+                <w:rStyle w:val="Hyperlink"/>
+                <w:noProof/>
+              </w:rPr>
+              <w:t>Step 1 — Build (on your PC)</w:t>
+            </w:r>
+            <w:r>
+              <w:rPr>
+                <w:noProof/>
+                <w:webHidden/>
+              </w:rPr>
+              <w:tab/>
+            </w:r>
+            <w:r>
+              <w:rPr>
+                <w:noProof/>
+                <w:webHidden/>
+              </w:rPr>
+              <w:fldChar w:fldCharType="begin"/>
+            </w:r>
+            <w:r>
+              <w:rPr>
+                <w:noProof/>
+                <w:webHidden/>
+              </w:rPr>
+              <w:instrText xml:space="preserve"> PAGEREF _Toc241979439 \h </w:instrText>
+            </w:r>
+            <w:r>
+              <w:rPr>
+                <w:noProof/>
+                <w:webHidden/>
+              </w:rPr>
+            </w:r>
+            <w:r>
+              <w:rPr>
+                <w:noProof/>
+                <w:webHidden/>
+              </w:rPr>
+              <w:fldChar w:fldCharType="separate"/>
+            </w:r>
+            <w:r>
+              <w:rPr>
+                <w:noProof/>
+                <w:webHidden/>
+              </w:rPr>
+              <w:t>3</w:t>
+            </w:r>
+            <w:r>
+              <w:rPr>
+                <w:noProof/>
+                <w:webHidden/>
+              </w:rPr>
+              <w:fldChar w:fldCharType="end"/>
+            </w:r>
+          </w:hyperlink>
+        </w:p>
+        <w:p>
+          <w:pPr>
+            <w:pStyle w:val="TOC2"/>
+            <w:tabs>
+              <w:tab w:val="right" w:leader="dot" w:pos="9350"/>
+            </w:tabs>
+            <w:rPr>
+              <w:noProof/>
+            </w:rPr>
+          </w:pPr>
+          <w:hyperlink w:anchor="_Toc241979440" w:history="1">
+            <w:r>
+              <w:rPr>
+                <w:rStyle w:val="Hyperlink"/>
+                <w:noProof/>
+              </w:rPr>
+              <w:t>Step 2 — (Optional) Run locally</w:t>
+            </w:r>
+            <w:r>
+              <w:rPr>
+                <w:noProof/>
+                <w:webHidden/>
+              </w:rPr>
+              <w:tab/>
+            </w:r>
+            <w:r>
+              <w:rPr>
+                <w:noProof/>
+                <w:webHidden/>
+              </w:rPr>
+              <w:fldChar w:fldCharType="begin"/>
+            </w:r>
+            <w:r>
+              <w:rPr>
+                <w:noProof/>
+                <w:webHidden/>
+              </w:rPr>
+              <w:instrText xml:space="preserve"> PAGEREF _Toc241979440 \h </w:instrText>
+            </w:r>
+            <w:r>
+              <w:rPr>
+                <w:noProof/>
+                <w:webHidden/>
+              </w:rPr>
+            </w:r>
+            <w:r>
+              <w:rPr>
+                <w:noProof/>
+                <w:webHidden/>
+              </w:rPr>
+              <w:fldChar w:fldCharType="separate"/>
+            </w:r>
+            <w:r>
+              <w:rPr>
+                <w:noProof/>
+                <w:webHidden/>
+              </w:rPr>
+              <w:t>3</w:t>
+            </w:r>
+            <w:r>
+              <w:rPr>
+                <w:noProof/>
+                <w:webHidden/>
+              </w:rPr>
+              <w:fldChar w:fldCharType="end"/>
+            </w:r>
+          </w:hyperlink>
+        </w:p>
+        <w:p>
+          <w:pPr>
+            <w:pStyle w:val="TOC2"/>
+            <w:tabs>
+              <w:tab w:val="right" w:leader="dot" w:pos="9350"/>
+            </w:tabs>
+            <w:rPr>
+              <w:noProof/>
+            </w:rPr>
+          </w:pPr>
+          <w:hyperlink w:anchor="_Toc241979441" w:history="1">
+            <w:r>
+              <w:rPr>
+                <w:rStyle w:val="Hyperlink"/>
+                <w:noProof/>
+              </w:rPr>
+              <w:t>Step 3 — Create the ECR “bucket” for images (Terraform)</w:t>
+            </w:r>
+            <w:r>
+              <w:rPr>
+                <w:noProof/>
+                <w:webHidden/>
+              </w:rPr>
+              <w:tab/>
+            </w:r>
+            <w:r>
+              <w:rPr>
+                <w:noProof/>
+                <w:webHidden/>
+              </w:rPr>
+              <w:fldChar w:fldCharType="begin"/>
+            </w:r>
+            <w:r>
+              <w:rPr>
+                <w:noProof/>
+                <w:webHidden/>
+              </w:rPr>
+              <w:instrText xml:space="preserve"> PAGEREF _Toc241979441 \h </w:instrText>
+            </w:r>
+            <w:r>
+              <w:rPr>
+                <w:noProof/>
+                <w:webHidden/>
+              </w:rPr>
+            </w:r>
+            <w:r>
+              <w:rPr>
+                <w:noProof/>
+                <w:webHidden/>
+              </w:rPr>
+              <w:fldChar w:fldCharType="separate"/>
+            </w:r>
+            <w:r>
+              <w:rPr>
+                <w:noProof/>
+                <w:webHidden/>
+              </w:rPr>
+              <w:t>3</w:t>
+            </w:r>
+            <w:r>
+              <w:rPr>
+                <w:noProof/>
+                <w:webHidden/>
+              </w:rPr>
+              <w:fldChar w:fldCharType="end"/>
+            </w:r>
+          </w:hyperlink>
+        </w:p>
+        <w:p>
+          <w:pPr>
+            <w:pStyle w:val="TOC2"/>
+            <w:tabs>
+              <w:tab w:val="right" w:leader="dot" w:pos="9350"/>
+            </w:tabs>
+            <w:rPr>
+              <w:noProof/>
+            </w:rPr>
+          </w:pPr>
+          <w:hyperlink w:anchor="_Toc241979442" w:history="1">
+            <w:r>
+              <w:rPr>
+                <w:rStyle w:val="Hyperlink"/>
+                <w:noProof/>
+              </w:rPr>
+              <w:t>Step 4 — Log Docker into ECR</w:t>
+            </w:r>
+            <w:r>
+              <w:rPr>
+                <w:noProof/>
+                <w:webHidden/>
+              </w:rPr>
+              <w:tab/>
+            </w:r>
+            <w:r>
+              <w:rPr>
+                <w:noProof/>
+                <w:webHidden/>
+              </w:rPr>
+              <w:fldChar w:fldCharType="begin"/>
+            </w:r>
+            <w:r>
+              <w:rPr>
+                <w:noProof/>
+                <w:webHidden/>
+              </w:rPr>
+              <w:instrText xml:space="preserve"> PAGEREF _Toc241979442 \h </w:instrText>
+            </w:r>
+            <w:r>
+              <w:rPr>
+                <w:noProof/>
+                <w:webHidden/>
+              </w:rPr>
+            </w:r>
+            <w:r>
+              <w:rPr>
+                <w:noProof/>
+                <w:webHidden/>
+              </w:rPr>
+              <w:fldChar w:fldCharType="separate"/>
+            </w:r>
+            <w:r>
+              <w:rPr>
+                <w:noProof/>
+                <w:webHidden/>
+              </w:rPr>
+              <w:t>3</w:t>
+            </w:r>
+            <w:r>
+              <w:rPr>
+                <w:noProof/>
+                <w:webHidden/>
+              </w:rPr>
+              <w:fldChar w:fldCharType="end"/>
+            </w:r>
+          </w:hyperlink>
+        </w:p>
+        <w:p>
+          <w:pPr>
+            <w:pStyle w:val="TOC2"/>
+            <w:tabs>
+              <w:tab w:val="right" w:leader="dot" w:pos="9350"/>
+            </w:tabs>
+            <w:rPr>
+              <w:noProof/>
+            </w:rPr>
+          </w:pPr>
+          <w:hyperlink w:anchor="_Toc241979443" w:history="1">
+            <w:r>
+              <w:rPr>
+                <w:rStyle w:val="Hyperlink"/>
+                <w:noProof/>
+              </w:rPr>
+              <w:t>Step 5 — Tag (rename for ECR’s address)</w:t>
+            </w:r>
+            <w:r>
+              <w:rPr>
+                <w:noProof/>
+                <w:webHidden/>
+              </w:rPr>
+              <w:tab/>
+            </w:r>
+            <w:r>
+              <w:rPr>
+                <w:noProof/>
+                <w:webHidden/>
+              </w:rPr>
+              <w:fldChar w:fldCharType="begin"/>
+            </w:r>
+            <w:r>
+              <w:rPr>
+                <w:noProof/>
+                <w:webHidden/>
+              </w:rPr>
+              <w:instrText xml:space="preserve"> PAGEREF _Toc241979443 \h </w:instrText>
+            </w:r>
+            <w:r>
+              <w:rPr>
+                <w:noProof/>
+                <w:webHidden/>
+              </w:rPr>
+            </w:r>
+            <w:r>
+              <w:rPr>
+                <w:noProof/>
+                <w:webHidden/>
+              </w:rPr>
+              <w:fldChar w:fldCharType="separate"/>
+            </w:r>
+            <w:r>
+              <w:rPr>
+                <w:noProof/>
+                <w:webHidden/>
+              </w:rPr>
+              <w:t>4</w:t>
+            </w:r>
+            <w:r>
+              <w:rPr>
+                <w:noProof/>
+                <w:webHidden/>
+              </w:rPr>
+              <w:fldChar w:fldCharType="end"/>
+            </w:r>
+          </w:hyperlink>
+        </w:p>
+        <w:p>
+          <w:pPr>
+            <w:pStyle w:val="TOC2"/>
+            <w:tabs>
+              <w:tab w:val="right" w:leader="dot" w:pos="9350"/>
+            </w:tabs>
+            <w:rPr>
+              <w:noProof/>
+            </w:rPr>
+          </w:pPr>
+          <w:hyperlink w:anchor="_Toc241979444" w:history="1">
+            <w:r>
+              <w:rPr>
+                <w:rStyle w:val="Hyperlink"/>
+                <w:noProof/>
+              </w:rPr>
+              <w:t>Step 6 — Push (upload)</w:t>
+            </w:r>
+            <w:r>
+              <w:rPr>
+                <w:noProof/>
+                <w:webHidden/>
+              </w:rPr>
+              <w:tab/>
+            </w:r>
+            <w:r>
+              <w:rPr>
+                <w:noProof/>
+                <w:webHidden/>
+              </w:rPr>
+              <w:fldChar w:fldCharType="begin"/>
+            </w:r>
+            <w:r>
+              <w:rPr>
+                <w:noProof/>
+                <w:webHidden/>
+              </w:rPr>
+              <w:instrText xml:space="preserve"> PAGEREF _Toc241979444 \h </w:instrText>
+            </w:r>
+            <w:r>
+              <w:rPr>
+                <w:noProof/>
+                <w:webHidden/>
+              </w:rPr>
+            </w:r>
+            <w:r>
+              <w:rPr>
+                <w:noProof/>
+                <w:webHidden/>
+              </w:rPr>
+              <w:fldChar w:fldCharType="separate"/>
+            </w:r>
+            <w:r>
+              <w:rPr>
+                <w:noProof/>
+                <w:webHidden/>
+              </w:rPr>
+              <w:t>4</w:t>
+            </w:r>
+            <w:r>
+              <w:rPr>
+                <w:noProof/>
+                <w:webHidden/>
+              </w:rPr>
+              <w:fldChar w:fldCharType="end"/>
+            </w:r>
+          </w:hyperlink>
+        </w:p>
+        <w:p>
+          <w:pPr>
+            <w:pStyle w:val="TOC2"/>
+            <w:tabs>
+              <w:tab w:val="right" w:leader="dot" w:pos="9350"/>
+            </w:tabs>
+            <w:rPr>
+              <w:noProof/>
+            </w:rPr>
+          </w:pPr>
+          <w:hyperlink w:anchor="_Toc241979445" w:history="1">
+            <w:r>
+              <w:rPr>
+                <w:rStyle w:val="Hyperlink"/>
+                <w:noProof/>
+              </w:rPr>
+              <w:t>Flow in one picture</w:t>
+            </w:r>
+            <w:r>
+              <w:rPr>
+                <w:noProof/>
+                <w:webHidden/>
+              </w:rPr>
+              <w:tab/>
+            </w:r>
+            <w:r>
+              <w:rPr>
+                <w:noProof/>
+                <w:webHidden/>
+              </w:rPr>
+              <w:fldChar w:fldCharType="begin"/>
+            </w:r>
+            <w:r>
+              <w:rPr>
+                <w:noProof/>
+                <w:webHidden/>
+              </w:rPr>
+              <w:instrText xml:space="preserve"> PAGEREF _Toc241979445 \h </w:instrText>
+            </w:r>
+            <w:r>
+              <w:rPr>
+                <w:noProof/>
+                <w:webHidden/>
+              </w:rPr>
+            </w:r>
+            <w:r>
+              <w:rPr>
+                <w:noProof/>
+                <w:webHidden/>
+              </w:rPr>
+              <w:fldChar w:fldCharType="separate"/>
+            </w:r>
+            <w:r>
+              <w:rPr>
+                <w:noProof/>
+                <w:webHidden/>
+              </w:rPr>
+              <w:t>4</w:t>
+            </w:r>
+            <w:r>
+              <w:rPr>
+                <w:noProof/>
+                <w:webHidden/>
+              </w:rPr>
+              <w:fldChar w:fldCharType="end"/>
+            </w:r>
+          </w:hyperlink>
+        </w:p>
+        <w:p>
+          <w:pPr>
+            <w:pStyle w:val="TOC1"/>
+            <w:tabs>
+              <w:tab w:val="right" w:leader="dot" w:pos="9350"/>
+            </w:tabs>
+            <w:rPr>
+              <w:noProof/>
+            </w:rPr>
+          </w:pPr>
+          <w:hyperlink w:anchor="_Toc241979446" w:history="1">
+            <w:r>
+              <w:rPr>
+                <w:rStyle w:val="Hyperlink"/>
+                <w:noProof/>
+              </w:rPr>
+              <w:t>Phase 2: Implement ECS</w:t>
+            </w:r>
+            <w:r>
+              <w:rPr>
+                <w:noProof/>
+                <w:webHidden/>
+              </w:rPr>
+              <w:tab/>
+            </w:r>
+            <w:r>
+              <w:rPr>
+                <w:noProof/>
+                <w:webHidden/>
+              </w:rPr>
+              <w:fldChar w:fldCharType="begin"/>
+            </w:r>
+            <w:r>
+              <w:rPr>
+                <w:noProof/>
+                <w:webHidden/>
+              </w:rPr>
+              <w:instrText xml:space="preserve"> PAGEREF _Toc241979446 \h </w:instrText>
+            </w:r>
+            <w:r>
+              <w:rPr>
+                <w:noProof/>
+                <w:webHidden/>
+              </w:rPr>
+            </w:r>
+            <w:r>
+              <w:rPr>
+                <w:noProof/>
+                <w:webHidden/>
+              </w:rPr>
+              <w:fldChar w:fldCharType="separate"/>
+            </w:r>
+            <w:r>
+              <w:rPr>
+                <w:noProof/>
+                <w:webHidden/>
+              </w:rPr>
+              <w:t>4</w:t>
+            </w:r>
+            <w:r>
+              <w:rPr>
+                <w:noProof/>
+                <w:webHidden/>
+              </w:rPr>
+              <w:fldChar w:fldCharType="end"/>
+            </w:r>
+          </w:hyperlink>
+        </w:p>
+        <w:p>
+          <w:pPr>
+            <w:pStyle w:val="TOC2"/>
+            <w:tabs>
+              <w:tab w:val="right" w:leader="dot" w:pos="9350"/>
+            </w:tabs>
+            <w:rPr>
+              <w:noProof/>
+            </w:rPr>
+          </w:pPr>
+          <w:hyperlink w:anchor="_Toc241979447" w:history="1">
+            <w:r>
+              <w:rPr>
+                <w:rStyle w:val="Hyperlink"/>
+                <w:noProof/>
+              </w:rPr>
+              <w:t>Test the Container:</w:t>
+            </w:r>
+            <w:r>
+              <w:rPr>
+                <w:noProof/>
+                <w:webHidden/>
+              </w:rPr>
+              <w:tab/>
+            </w:r>
+            <w:r>
+              <w:rPr>
+                <w:noProof/>
+                <w:webHidden/>
+              </w:rPr>
+              <w:fldChar w:fldCharType="begin"/>
+            </w:r>
+            <w:r>
+              <w:rPr>
+                <w:noProof/>
+                <w:webHidden/>
+              </w:rPr>
+              <w:instrText xml:space="preserve"> PAGEREF _Toc241979447 \h </w:instrText>
+            </w:r>
+            <w:r>
+              <w:rPr>
+                <w:noProof/>
+                <w:webHidden/>
+              </w:rPr>
+            </w:r>
+            <w:r>
+              <w:rPr>
+                <w:noProof/>
+                <w:webHidden/>
+              </w:rPr>
+              <w:fldChar w:fldCharType="separate"/>
+            </w:r>
+            <w:r>
+              <w:rPr>
+                <w:noProof/>
+                <w:webHidden/>
+              </w:rPr>
+              <w:t>4</w:t>
+            </w:r>
+            <w:r>
+              <w:rPr>
+                <w:noProof/>
+                <w:webHidden/>
+              </w:rPr>
+              <w:fldChar w:fldCharType="end"/>
+            </w:r>
+          </w:hyperlink>
+        </w:p>
+        <w:p>
+          <w:pPr>
+            <w:pStyle w:val="TOC2"/>
+            <w:tabs>
+              <w:tab w:val="right" w:leader="dot" w:pos="9350"/>
+            </w:tabs>
+            <w:rPr>
+              <w:noProof/>
+            </w:rPr>
+          </w:pPr>
+          <w:hyperlink w:anchor="_Toc241979448" w:history="1">
+            <w:r>
+              <w:rPr>
+                <w:rStyle w:val="Hyperlink"/>
+                <w:noProof/>
+              </w:rPr>
+              <w:t>What Terraform added</w:t>
+            </w:r>
+            <w:r>
+              <w:rPr>
+                <w:noProof/>
+                <w:webHidden/>
+              </w:rPr>
+              <w:tab/>
+            </w:r>
+            <w:r>
+              <w:rPr>
+                <w:noProof/>
+                <w:webHidden/>
+              </w:rPr>
+              <w:fldChar w:fldCharType="begin"/>
+            </w:r>
+            <w:r>
+              <w:rPr>
+                <w:noProof/>
+                <w:webHidden/>
+              </w:rPr>
+              <w:instrText xml:space="preserve"> PAGEREF _Toc241979448 \h </w:instrText>
+            </w:r>
+            <w:r>
+              <w:rPr>
+                <w:noProof/>
+                <w:webHidden/>
+              </w:rPr>
+            </w:r>
+            <w:r>
+              <w:rPr>
+                <w:noProof/>
+                <w:webHidden/>
+              </w:rPr>
+              <w:fldChar w:fldCharType="separate"/>
+            </w:r>
+            <w:r>
+              <w:rPr>
+                <w:noProof/>
+                <w:webHidden/>
+              </w:rPr>
+              <w:t>4</w:t>
+            </w:r>
+            <w:r>
+              <w:rPr>
+                <w:noProof/>
+                <w:webHidden/>
+              </w:rPr>
+              <w:fldChar w:fldCharType="end"/>
+            </w:r>
+          </w:hyperlink>
+        </w:p>
+        <w:p>
+          <w:pPr>
+            <w:pStyle w:val="TOC2"/>
+            <w:tabs>
+              <w:tab w:val="right" w:leader="dot" w:pos="9350"/>
+            </w:tabs>
+            <w:rPr>
+              <w:noProof/>
+            </w:rPr>
+          </w:pPr>
+          <w:hyperlink w:anchor="_Toc241979449" w:history="1">
+            <w:r>
+              <w:rPr>
+                <w:rStyle w:val="Hyperlink"/>
+                <w:noProof/>
+              </w:rPr>
+              <w:t>Container live on ECS</w:t>
+            </w:r>
+            <w:r>
+              <w:rPr>
+                <w:noProof/>
+                <w:webHidden/>
+              </w:rPr>
+              <w:tab/>
+            </w:r>
+            <w:r>
+              <w:rPr>
+                <w:noProof/>
+                <w:webHidden/>
+              </w:rPr>
+              <w:fldChar w:fldCharType="begin"/>
+            </w:r>
+            <w:r>
+              <w:rPr>
+                <w:noProof/>
+                <w:webHidden/>
+              </w:rPr>
+              <w:instrText xml:space="preserve"> PAGEREF _Toc241979449 \h </w:instrText>
+            </w:r>
+            <w:r>
+              <w:rPr>
+                <w:noProof/>
+                <w:webHidden/>
+              </w:rPr>
+            </w:r>
+            <w:r>
+              <w:rPr>
+                <w:noProof/>
+                <w:webHidden/>
+              </w:rPr>
+              <w:fldChar w:fldCharType="separate"/>
+            </w:r>
+            <w:r>
+              <w:rPr>
+                <w:noProof/>
+                <w:webHidden/>
+              </w:rPr>
+              <w:t>4</w:t>
+            </w:r>
+            <w:r>
+              <w:rPr>
+                <w:noProof/>
+                <w:webHidden/>
+              </w:rPr>
+              <w:fldChar w:fldCharType="end"/>
+            </w:r>
+          </w:hyperlink>
+        </w:p>
+        <w:p>
+          <w:pPr>
+            <w:pStyle w:val="TOC2"/>
+            <w:tabs>
+              <w:tab w:val="right" w:leader="dot" w:pos="9350"/>
+            </w:tabs>
+            <w:rPr>
+              <w:noProof/>
+            </w:rPr>
+          </w:pPr>
+          <w:hyperlink w:anchor="_Toc241979450" w:history="1">
+            <w:r>
+              <w:rPr>
+                <w:rStyle w:val="Hyperlink"/>
+                <w:noProof/>
+              </w:rPr>
+              <w:t>CloudWatch Log Group Configured</w:t>
+            </w:r>
+            <w:r>
+              <w:rPr>
+                <w:noProof/>
+                <w:webHidden/>
+              </w:rPr>
+              <w:tab/>
+            </w:r>
+            <w:r>
+              <w:rPr>
+                <w:noProof/>
+                <w:webHidden/>
+              </w:rPr>
+              <w:fldChar w:fldCharType="begin"/>
+            </w:r>
+            <w:r>
+              <w:rPr>
+                <w:noProof/>
+                <w:webHidden/>
+              </w:rPr>
+              <w:instrText xml:space="preserve"> PAGEREF _Toc241979450 \h </w:instrText>
+            </w:r>
+            <w:r>
+              <w:rPr>
+                <w:noProof/>
+                <w:webHidden/>
+              </w:rPr>
+            </w:r>
+            <w:r>
+              <w:rPr>
+                <w:noProof/>
+                <w:webHidden/>
+              </w:rPr>
+              <w:fldChar w:fldCharType="separate"/>
+            </w:r>
+            <w:r>
+              <w:rPr>
+                <w:noProof/>
+                <w:webHidden/>
+              </w:rPr>
+              <w:t>5</w:t>
+            </w:r>
+            <w:r>
+              <w:rPr>
+                <w:noProof/>
+                <w:webHidden/>
+              </w:rPr>
+              <w:fldChar w:fldCharType="end"/>
+            </w:r>
+          </w:hyperlink>
+        </w:p>
+        <w:p>
+          <w:pPr>
+            <w:pStyle w:val="TOC2"/>
+            <w:tabs>
+              <w:tab w:val="right" w:leader="dot" w:pos="9350"/>
+            </w:tabs>
+            <w:rPr>
+              <w:noProof/>
+            </w:rPr>
+          </w:pPr>
+          <w:hyperlink w:anchor="_Toc241979451" w:history="1">
+            <w:r>
+              <w:rPr>
+                <w:rStyle w:val="Hyperlink"/>
+                <w:noProof/>
+              </w:rPr>
+              <w:t>Highly Available ALB</w:t>
+            </w:r>
+            <w:r>
+              <w:rPr>
+                <w:noProof/>
+                <w:webHidden/>
+              </w:rPr>
+              <w:tab/>
+            </w:r>
+            <w:r>
+              <w:rPr>
+                <w:noProof/>
+                <w:webHidden/>
+              </w:rPr>
+              <w:fldChar w:fldCharType="begin"/>
+            </w:r>
+            <w:r>
+              <w:rPr>
+                <w:noProof/>
+                <w:webHidden/>
+              </w:rPr>
+              <w:instrText xml:space="preserve"> PAGEREF _Toc241979451 \h </w:instrText>
+            </w:r>
+            <w:r>
+              <w:rPr>
+                <w:noProof/>
+                <w:webHidden/>
+              </w:rPr>
+            </w:r>
+            <w:r>
+              <w:rPr>
+                <w:noProof/>
+                <w:webHidden/>
+              </w:rPr>
+              <w:fldChar w:fldCharType="separate"/>
+            </w:r>
+            <w:r>
+              <w:rPr>
+                <w:noProof/>
+                <w:webHidden/>
+              </w:rPr>
+              <w:t>5</w:t>
+            </w:r>
+            <w:r>
+              <w:rPr>
+                <w:noProof/>
+                <w:webHidden/>
+              </w:rPr>
+              <w:fldChar w:fldCharType="end"/>
+            </w:r>
+          </w:hyperlink>
+        </w:p>
+        <w:p>
+          <w:pPr>
+            <w:pStyle w:val="TOC1"/>
+            <w:tabs>
+              <w:tab w:val="right" w:leader="dot" w:pos="9350"/>
+            </w:tabs>
+            <w:rPr>
+              <w:noProof/>
+            </w:rPr>
+          </w:pPr>
+          <w:hyperlink w:anchor="_Toc241979452" w:history="1">
+            <w:r>
+              <w:rPr>
+                <w:rStyle w:val="Hyperlink"/>
+                <w:noProof/>
+              </w:rPr>
+              <w:t>How is Health Check Configured</w:t>
+            </w:r>
+            <w:r>
+              <w:rPr>
+                <w:noProof/>
+                <w:webHidden/>
+              </w:rPr>
+              <w:tab/>
+            </w:r>
+            <w:r>
+              <w:rPr>
+                <w:noProof/>
+                <w:webHidden/>
+              </w:rPr>
+              <w:fldChar w:fldCharType="begin"/>
+            </w:r>
+            <w:r>
+              <w:rPr>
+                <w:noProof/>
+                <w:webHidden/>
+              </w:rPr>
+              <w:instrText xml:space="preserve"> PAGEREF _Toc241979452 \h </w:instrText>
+            </w:r>
+            <w:r>
+              <w:rPr>
+                <w:noProof/>
+                <w:webHidden/>
+              </w:rPr>
+            </w:r>
+            <w:r>
+              <w:rPr>
+                <w:noProof/>
+                <w:webHidden/>
+              </w:rPr>
+              <w:fldChar w:fldCharType="separate"/>
+            </w:r>
+            <w:r>
+              <w:rPr>
+                <w:noProof/>
+                <w:webHidden/>
+              </w:rPr>
+              <w:t>5</w:t>
+            </w:r>
+            <w:r>
+              <w:rPr>
+                <w:noProof/>
+                <w:webHidden/>
+              </w:rPr>
+              <w:fldChar w:fldCharType="end"/>
+            </w:r>
+          </w:hyperlink>
+        </w:p>
+        <w:p>
+          <w:pPr>
+            <w:pStyle w:val="TOC2"/>
+            <w:tabs>
+              <w:tab w:val="right" w:leader="dot" w:pos="9350"/>
+            </w:tabs>
+            <w:rPr>
+              <w:noProof/>
+            </w:rPr>
+          </w:pPr>
+          <w:hyperlink w:anchor="_Toc241979453" w:history="1">
+            <w:r>
+              <w:rPr>
+                <w:rStyle w:val="Hyperlink"/>
+                <w:noProof/>
+              </w:rPr>
+              <w:t>The app exposes /health</w:t>
+            </w:r>
+            <w:r>
+              <w:rPr>
+                <w:noProof/>
+                <w:webHidden/>
+              </w:rPr>
+              <w:tab/>
+            </w:r>
+            <w:r>
+              <w:rPr>
+                <w:noProof/>
+                <w:webHidden/>
+              </w:rPr>
+              <w:fldChar w:fldCharType="begin"/>
+            </w:r>
+            <w:r>
+              <w:rPr>
+                <w:noProof/>
+                <w:webHidden/>
+              </w:rPr>
+              <w:instrText xml:space="preserve"> PAGEREF _Toc241979453 \h </w:instrText>
+            </w:r>
+            <w:r>
+              <w:rPr>
+                <w:noProof/>
+                <w:webHidden/>
+              </w:rPr>
+            </w:r>
+            <w:r>
+              <w:rPr>
+                <w:noProof/>
+                <w:webHidden/>
+              </w:rPr>
+              <w:fldChar w:fldCharType="separate"/>
+            </w:r>
+            <w:r>
+              <w:rPr>
+                <w:noProof/>
+                <w:webHidden/>
+              </w:rPr>
+              <w:t>5</w:t>
+            </w:r>
+            <w:r>
+              <w:rPr>
+                <w:noProof/>
+                <w:webHidden/>
+              </w:rPr>
+              <w:fldChar w:fldCharType="end"/>
+            </w:r>
+          </w:hyperlink>
+        </w:p>
+        <w:p>
+          <w:pPr>
+            <w:pStyle w:val="TOC2"/>
+            <w:tabs>
+              <w:tab w:val="right" w:leader="dot" w:pos="9350"/>
+            </w:tabs>
+            <w:rPr>
+              <w:noProof/>
+            </w:rPr>
+          </w:pPr>
+          <w:hyperlink w:anchor="_Toc241979454" w:history="1">
+            <w:r>
+              <w:rPr>
+                <w:rStyle w:val="Hyperlink"/>
+                <w:noProof/>
+              </w:rPr>
+              <w:t>The ALB target group is configured to call that path</w:t>
+            </w:r>
+            <w:r>
+              <w:rPr>
+                <w:noProof/>
+                <w:webHidden/>
+              </w:rPr>
+              <w:tab/>
+            </w:r>
+            <w:r>
+              <w:rPr>
+                <w:noProof/>
+                <w:webHidden/>
+              </w:rPr>
+              <w:fldChar w:fldCharType="begin"/>
+            </w:r>
+            <w:r>
+              <w:rPr>
+                <w:noProof/>
+                <w:webHidden/>
+              </w:rPr>
+              <w:instrText xml:space="preserve"> PAGEREF _Toc241979454 \h </w:instrText>
+            </w:r>
+            <w:r>
+              <w:rPr>
+                <w:noProof/>
+                <w:webHidden/>
+              </w:rPr>
+            </w:r>
+            <w:r>
+              <w:rPr>
+                <w:noProof/>
+                <w:webHidden/>
+              </w:rPr>
+              <w:fldChar w:fldCharType="separate"/>
+            </w:r>
+            <w:r>
+              <w:rPr>
+                <w:noProof/>
+                <w:webHidden/>
+              </w:rPr>
+              <w:t>6</w:t>
+            </w:r>
+            <w:r>
+              <w:rPr>
+                <w:noProof/>
+                <w:webHidden/>
+              </w:rPr>
+              <w:fldChar w:fldCharType="end"/>
+            </w:r>
+          </w:hyperlink>
+        </w:p>
+        <w:p>
+          <w:pPr>
+            <w:pStyle w:val="TOC2"/>
+            <w:tabs>
+              <w:tab w:val="right" w:leader="dot" w:pos="9350"/>
+            </w:tabs>
+            <w:rPr>
+              <w:noProof/>
+            </w:rPr>
+          </w:pPr>
+          <w:hyperlink w:anchor="_Toc241979455" w:history="1">
+            <w:r>
+              <w:rPr>
+                <w:rStyle w:val="Hyperlink"/>
+                <w:noProof/>
+              </w:rPr>
+              <w:t>ECS attaches the running task to that target group</w:t>
+            </w:r>
+            <w:r>
+              <w:rPr>
+                <w:noProof/>
+                <w:webHidden/>
+              </w:rPr>
+              <w:tab/>
+            </w:r>
+            <w:r>
+              <w:rPr>
+                <w:noProof/>
+                <w:webHidden/>
+              </w:rPr>
+              <w:fldChar w:fldCharType="begin"/>
+            </w:r>
+            <w:r>
+              <w:rPr>
+                <w:noProof/>
+                <w:webHidden/>
+              </w:rPr>
+              <w:instrText xml:space="preserve"> PAGEREF _Toc241979455 \h </w:instrText>
+            </w:r>
+            <w:r>
+              <w:rPr>
+                <w:noProof/>
+                <w:webHidden/>
+              </w:rPr>
+            </w:r>
+            <w:r>
+              <w:rPr>
+                <w:noProof/>
+                <w:webHidden/>
+              </w:rPr>
+              <w:fldChar w:fldCharType="separate"/>
+            </w:r>
+            <w:r>
+              <w:rPr>
+                <w:noProof/>
+                <w:webHidden/>
+              </w:rPr>
+              <w:t>6</w:t>
+            </w:r>
+            <w:r>
+              <w:rPr>
+                <w:noProof/>
+                <w:webHidden/>
+              </w:rPr>
+              <w:fldChar w:fldCharType="end"/>
+            </w:r>
+          </w:hyperlink>
+        </w:p>
+        <w:p>
+          <w:pPr>
+            <w:pStyle w:val="TOC2"/>
+            <w:tabs>
+              <w:tab w:val="right" w:leader="dot" w:pos="9350"/>
+            </w:tabs>
+            <w:rPr>
+              <w:noProof/>
+            </w:rPr>
+          </w:pPr>
+          <w:hyperlink w:anchor="_Toc241979456" w:history="1">
+            <w:r>
+              <w:rPr>
+                <w:rStyle w:val="Hyperlink"/>
+                <w:noProof/>
+              </w:rPr>
+              <w:t>End-to-End Flow</w:t>
+            </w:r>
+            <w:r>
+              <w:rPr>
+                <w:noProof/>
+                <w:webHidden/>
+              </w:rPr>
+              <w:tab/>
+            </w:r>
+            <w:r>
+              <w:rPr>
+                <w:noProof/>
+                <w:webHidden/>
+              </w:rPr>
+              <w:fldChar w:fldCharType="begin"/>
+            </w:r>
+            <w:r>
+              <w:rPr>
+                <w:noProof/>
+                <w:webHidden/>
+              </w:rPr>
+              <w:instrText xml:space="preserve"> PAGEREF _Toc241979456 \h </w:instrText>
+            </w:r>
+            <w:r>
+              <w:rPr>
+                <w:noProof/>
+                <w:webHidden/>
+              </w:rPr>
+            </w:r>
+            <w:r>
+              <w:rPr>
+                <w:noProof/>
+                <w:webHidden/>
+              </w:rPr>
+              <w:fldChar w:fldCharType="separate"/>
+            </w:r>
+            <w:r>
+              <w:rPr>
+                <w:noProof/>
+                <w:webHidden/>
+              </w:rPr>
+              <w:t>7</w:t>
+            </w:r>
+            <w:r>
+              <w:rPr>
+                <w:noProof/>
+                <w:webHidden/>
+              </w:rPr>
+              <w:fldChar w:fldCharType="end"/>
+            </w:r>
+          </w:hyperlink>
+        </w:p>
+        <w:p>
+          <w:r>
+            <w:rPr>
+              <w:b/>
+              <w:bCs/>
+              <w:noProof/>
+            </w:rPr>
+            <w:fldChar w:fldCharType="end"/>
+          </w:r>
+        </w:p>
+      </w:sdtContent>
+    </w:sdt>
+    <w:p/>
     <w:p>
       <w:r>
         <w:drawing>
@@ -41,7 +1730,7 @@
                     <pic:cNvPicPr/>
                   </pic:nvPicPr>
                   <pic:blipFill>
-                    <a:blip r:embed="rId5"/>
+                    <a:blip r:embed="rId6"/>
                     <a:stretch>
                       <a:fillRect/>
                     </a:stretch>
@@ -64,97 +1753,158 @@
     </w:p>
     <w:p>
       <w:pPr>
-        <w:rPr>
-          <w:u w:val="single"/>
-        </w:rPr>
-      </w:pPr>
-      <w:r>
-        <w:rPr>
-          <w:u w:val="single"/>
+        <w:pStyle w:val="Heading1"/>
+        <w:rPr>
+          <w:sz w:val="22"/>
+          <w:szCs w:val="22"/>
+        </w:rPr>
+      </w:pPr>
+      <w:bookmarkStart w:id="0" w:name="_Toc241979433"/>
+      <w:r>
+        <w:rPr>
+          <w:sz w:val="22"/>
+          <w:szCs w:val="22"/>
+        </w:rPr>
+        <w:t>Required Software</w:t>
+      </w:r>
+      <w:bookmarkEnd w:id="0"/>
+    </w:p>
+    <w:p>
+      <w:pPr>
+        <w:rPr>
+          <w:sz w:val="22"/>
+          <w:szCs w:val="22"/>
+        </w:rPr>
+      </w:pPr>
+      <w:r>
+        <w:rPr>
+          <w:sz w:val="22"/>
+          <w:szCs w:val="22"/>
         </w:rPr>
         <w:t>Installed Docker Desktop</w:t>
       </w:r>
       <w:r>
         <w:rPr>
-          <w:u w:val="single"/>
+          <w:sz w:val="22"/>
+          <w:szCs w:val="22"/>
         </w:rPr>
         <w:t xml:space="preserve"> 4.93</w:t>
       </w:r>
     </w:p>
     <w:p>
-      <w:r>
+      <w:pPr>
+        <w:rPr>
+          <w:sz w:val="22"/>
+          <w:szCs w:val="22"/>
+        </w:rPr>
+      </w:pPr>
+      <w:r>
+        <w:rPr>
+          <w:sz w:val="22"/>
+          <w:szCs w:val="22"/>
+        </w:rPr>
         <w:t xml:space="preserve">Installed WSL (Windows </w:t>
       </w:r>
       <w:proofErr w:type="spellStart"/>
       <w:r>
+        <w:rPr>
+          <w:sz w:val="22"/>
+          <w:szCs w:val="22"/>
+        </w:rPr>
         <w:t>SubSystem</w:t>
       </w:r>
       <w:proofErr w:type="spellEnd"/>
       <w:r>
+        <w:rPr>
+          <w:sz w:val="22"/>
+          <w:szCs w:val="22"/>
+        </w:rPr>
         <w:t xml:space="preserve"> for Linux) Backend</w:t>
       </w:r>
       <w:r>
+        <w:rPr>
+          <w:sz w:val="22"/>
+          <w:szCs w:val="22"/>
+        </w:rPr>
         <w:t xml:space="preserve"> 2.</w:t>
       </w:r>
       <w:r>
+        <w:rPr>
+          <w:sz w:val="22"/>
+          <w:szCs w:val="22"/>
+        </w:rPr>
         <w:t>7.14</w:t>
       </w:r>
     </w:p>
     <w:p>
       <w:pPr>
-        <w:pStyle w:val="ListParagraph"/>
-        <w:ind w:left="1440"/>
-      </w:pPr>
-    </w:p>
-    <w:p>
-      <w:pPr>
-        <w:rPr>
-          <w:u w:val="single"/>
-        </w:rPr>
-      </w:pPr>
-      <w:r>
-        <w:rPr>
-          <w:u w:val="single"/>
+        <w:pStyle w:val="Heading1"/>
+        <w:rPr>
+          <w:sz w:val="22"/>
+          <w:szCs w:val="22"/>
+        </w:rPr>
+      </w:pPr>
+      <w:bookmarkStart w:id="1" w:name="_Toc241979434"/>
+      <w:r>
+        <w:rPr>
+          <w:sz w:val="22"/>
+          <w:szCs w:val="22"/>
         </w:rPr>
         <w:t>W</w:t>
       </w:r>
       <w:r>
         <w:rPr>
-          <w:u w:val="single"/>
+          <w:sz w:val="22"/>
+          <w:szCs w:val="22"/>
         </w:rPr>
         <w:t xml:space="preserve">hy use flask as the base app vs </w:t>
       </w:r>
       <w:proofErr w:type="spellStart"/>
       <w:r>
         <w:rPr>
-          <w:u w:val="single"/>
+          <w:sz w:val="22"/>
+          <w:szCs w:val="22"/>
         </w:rPr>
         <w:t>gunicorn</w:t>
       </w:r>
       <w:proofErr w:type="spellEnd"/>
       <w:r>
         <w:rPr>
-          <w:u w:val="single"/>
+          <w:sz w:val="22"/>
+          <w:szCs w:val="22"/>
         </w:rPr>
         <w:t>/</w:t>
       </w:r>
       <w:proofErr w:type="spellStart"/>
       <w:r>
         <w:rPr>
-          <w:u w:val="single"/>
+          <w:sz w:val="22"/>
+          <w:szCs w:val="22"/>
         </w:rPr>
         <w:t>uWSGI</w:t>
       </w:r>
       <w:proofErr w:type="spellEnd"/>
       <w:r>
         <w:rPr>
-          <w:u w:val="single"/>
+          <w:sz w:val="22"/>
+          <w:szCs w:val="22"/>
         </w:rPr>
         <w:t xml:space="preserve"> from the start?</w:t>
       </w:r>
-    </w:p>
-    <w:p>
-      <w:r>
+      <w:bookmarkEnd w:id="1"/>
+    </w:p>
+    <w:p>
+      <w:pPr>
+        <w:rPr>
+          <w:sz w:val="22"/>
+          <w:szCs w:val="22"/>
+        </w:rPr>
+      </w:pPr>
+      <w:r>
+        <w:rPr>
+          <w:sz w:val="22"/>
+          <w:szCs w:val="22"/>
+        </w:rPr>
         <w:t>They’re not two competing “base apps.” They do different jobs.</w:t>
       </w:r>
     </w:p>
@@ -164,8 +1914,16 @@
           <w:ilvl w:val="0"/>
           <w:numId w:val="2"/>
         </w:numPr>
-      </w:pPr>
-      <w:r>
+        <w:rPr>
+          <w:sz w:val="22"/>
+          <w:szCs w:val="22"/>
+        </w:rPr>
+      </w:pPr>
+      <w:r>
+        <w:rPr>
+          <w:sz w:val="22"/>
+          <w:szCs w:val="22"/>
+        </w:rPr>
         <w:t>Flask = the application (routes like /health, your Python logic)</w:t>
       </w:r>
     </w:p>
@@ -175,64 +1933,95 @@
           <w:ilvl w:val="0"/>
           <w:numId w:val="2"/>
         </w:numPr>
-      </w:pPr>
+        <w:rPr>
+          <w:sz w:val="22"/>
+          <w:szCs w:val="22"/>
+        </w:rPr>
+      </w:pPr>
+      <w:r>
+        <w:rPr>
+          <w:color w:val="196B24" w:themeColor="accent3"/>
+          <w:sz w:val="22"/>
+          <w:szCs w:val="22"/>
+        </w:rPr>
+        <w:t xml:space="preserve">Gunicorn / </w:t>
+      </w:r>
       <w:proofErr w:type="spellStart"/>
       <w:r>
-        <w:t>Gunicorn</w:t>
+        <w:rPr>
+          <w:color w:val="196B24" w:themeColor="accent3"/>
+          <w:sz w:val="22"/>
+          <w:szCs w:val="22"/>
+        </w:rPr>
+        <w:t>uWSGI</w:t>
       </w:r>
       <w:proofErr w:type="spellEnd"/>
       <w:r>
-        <w:t xml:space="preserve"> / </w:t>
-      </w:r>
-      <w:proofErr w:type="spellStart"/>
-      <w:r>
-        <w:t>uWSGI</w:t>
-      </w:r>
-      <w:proofErr w:type="spellEnd"/>
-      <w:r>
-        <w:t> = a server process that </w:t>
+        <w:rPr>
+          <w:sz w:val="22"/>
+          <w:szCs w:val="22"/>
+        </w:rPr>
+        <w:t xml:space="preserve"> = </w:t>
+      </w:r>
+      <w:r>
+        <w:rPr>
+          <w:color w:val="196B24" w:themeColor="accent3"/>
+          <w:sz w:val="22"/>
+          <w:szCs w:val="22"/>
+        </w:rPr>
+        <w:t>a server process that </w:t>
       </w:r>
       <w:r>
         <w:rPr>
           <w:i/>
           <w:iCs/>
+          <w:color w:val="196B24" w:themeColor="accent3"/>
+          <w:sz w:val="22"/>
+          <w:szCs w:val="22"/>
         </w:rPr>
         <w:t>runs</w:t>
       </w:r>
       <w:r>
+        <w:rPr>
+          <w:color w:val="196B24" w:themeColor="accent3"/>
+          <w:sz w:val="22"/>
+          <w:szCs w:val="22"/>
+        </w:rPr>
         <w:t> that application</w:t>
       </w:r>
     </w:p>
     <w:p>
-      <w:proofErr w:type="spellStart"/>
-      <w:r>
-        <w:t>Gunicorn</w:t>
-      </w:r>
-      <w:proofErr w:type="spellEnd"/>
-      <w:r>
-        <w:t xml:space="preserve"> doesn’t replace Flask. It loads your Flask app and serves it. Without an app framework (Flask, </w:t>
-      </w:r>
-      <w:proofErr w:type="spellStart"/>
-      <w:r>
-        <w:t>FastAPI</w:t>
-      </w:r>
-      <w:proofErr w:type="spellEnd"/>
-      <w:r>
-        <w:t xml:space="preserve">, Django, etc.), </w:t>
-      </w:r>
-      <w:proofErr w:type="spellStart"/>
-      <w:r>
-        <w:t>Gunicorn</w:t>
-      </w:r>
-      <w:proofErr w:type="spellEnd"/>
-      <w:r>
-        <w:t xml:space="preserve"> has nothing meaningful to run.</w:t>
-      </w:r>
-    </w:p>
-    <w:p>
-      <w:r>
+      <w:pPr>
+        <w:rPr>
+          <w:sz w:val="22"/>
+          <w:szCs w:val="22"/>
+        </w:rPr>
+      </w:pPr>
+      <w:r>
+        <w:rPr>
+          <w:sz w:val="22"/>
+          <w:szCs w:val="22"/>
+        </w:rPr>
+        <w:t>Gunicorn doesn’t replace Flask. It loads your Flask app and serves it. Without an app framework (Flask, FastAPI, Django, etc.), Gunicorn has nothing meaningful to run.</w:t>
+      </w:r>
+    </w:p>
+    <w:p>
+      <w:pPr>
+        <w:pStyle w:val="Heading1"/>
+        <w:rPr>
+          <w:sz w:val="22"/>
+          <w:szCs w:val="22"/>
+        </w:rPr>
+      </w:pPr>
+      <w:bookmarkStart w:id="2" w:name="_Toc241979435"/>
+      <w:r>
+        <w:rPr>
+          <w:sz w:val="22"/>
+          <w:szCs w:val="22"/>
+        </w:rPr>
         <w:t>We started with Flask alone because:</w:t>
       </w:r>
+      <w:bookmarkEnd w:id="2"/>
     </w:p>
     <w:p>
       <w:pPr>
@@ -240,8 +2029,16 @@
           <w:ilvl w:val="0"/>
           <w:numId w:val="3"/>
         </w:numPr>
-      </w:pPr>
-      <w:r>
+        <w:rPr>
+          <w:sz w:val="22"/>
+          <w:szCs w:val="22"/>
+        </w:rPr>
+      </w:pPr>
+      <w:r>
+        <w:rPr>
+          <w:sz w:val="22"/>
+          <w:szCs w:val="22"/>
+        </w:rPr>
         <w:t>Fewer moving parts for Phase 0 — prove Docker works with one simple process</w:t>
       </w:r>
     </w:p>
@@ -251,16 +2048,32 @@
           <w:ilvl w:val="0"/>
           <w:numId w:val="3"/>
         </w:numPr>
-      </w:pPr>
-      <w:r>
+        <w:rPr>
+          <w:sz w:val="22"/>
+          <w:szCs w:val="22"/>
+        </w:rPr>
+      </w:pPr>
+      <w:r>
+        <w:rPr>
+          <w:sz w:val="22"/>
+          <w:szCs w:val="22"/>
+        </w:rPr>
         <w:t>Flask includes a tiny built-in server (</w:t>
       </w:r>
       <w:proofErr w:type="spellStart"/>
       <w:r>
+        <w:rPr>
+          <w:sz w:val="22"/>
+          <w:szCs w:val="22"/>
+        </w:rPr>
         <w:t>Werkzeug</w:t>
       </w:r>
       <w:proofErr w:type="spellEnd"/>
       <w:r>
+        <w:rPr>
+          <w:sz w:val="22"/>
+          <w:szCs w:val="22"/>
+        </w:rPr>
         <w:t>) that’s fine for local/lab demos</w:t>
       </w:r>
     </w:p>
@@ -270,24 +2083,52 @@
           <w:ilvl w:val="0"/>
           <w:numId w:val="3"/>
         </w:numPr>
-      </w:pPr>
-      <w:r>
+        <w:rPr>
+          <w:sz w:val="22"/>
+          <w:szCs w:val="22"/>
+        </w:rPr>
+      </w:pPr>
+      <w:r>
+        <w:rPr>
+          <w:sz w:val="22"/>
+          <w:szCs w:val="22"/>
+        </w:rPr>
         <w:t xml:space="preserve">Later you can keep the same Flask code and only change how </w:t>
       </w:r>
       <w:proofErr w:type="gramStart"/>
       <w:r>
+        <w:rPr>
+          <w:sz w:val="22"/>
+          <w:szCs w:val="22"/>
+        </w:rPr>
         <w:t>it’s started</w:t>
       </w:r>
       <w:proofErr w:type="gramEnd"/>
       <w:r>
+        <w:rPr>
+          <w:sz w:val="22"/>
+          <w:szCs w:val="22"/>
+        </w:rPr>
         <w:t>:</w:t>
       </w:r>
     </w:p>
-    <w:p/>
-    <w:p>
-      <w:r>
+    <w:p>
+      <w:pPr>
+        <w:pStyle w:val="Heading1"/>
+        <w:rPr>
+          <w:sz w:val="22"/>
+          <w:szCs w:val="22"/>
+        </w:rPr>
+      </w:pPr>
+      <w:bookmarkStart w:id="3" w:name="_Toc241979436"/>
+      <w:r>
+        <w:rPr>
+          <w:sz w:val="22"/>
+          <w:szCs w:val="22"/>
+        </w:rPr>
         <w:t>Differences that matter</w:t>
       </w:r>
+      <w:bookmarkEnd w:id="3"/>
     </w:p>
     <w:p>
       <w:pPr>
@@ -295,47 +2136,82 @@
           <w:ilvl w:val="0"/>
           <w:numId w:val="4"/>
         </w:numPr>
-      </w:pPr>
+        <w:rPr>
+          <w:sz w:val="22"/>
+          <w:szCs w:val="22"/>
+        </w:rPr>
+      </w:pPr>
+      <w:r>
+        <w:rPr>
+          <w:color w:val="196B24" w:themeColor="accent3"/>
+          <w:sz w:val="22"/>
+          <w:szCs w:val="22"/>
+        </w:rPr>
+        <w:t xml:space="preserve">Gunicorn / </w:t>
+      </w:r>
       <w:proofErr w:type="spellStart"/>
       <w:r>
-        <w:t>Gunicorn</w:t>
+        <w:rPr>
+          <w:color w:val="196B24" w:themeColor="accent3"/>
+          <w:sz w:val="22"/>
+          <w:szCs w:val="22"/>
+        </w:rPr>
+        <w:t>uWSGI</w:t>
       </w:r>
       <w:proofErr w:type="spellEnd"/>
       <w:r>
-        <w:t xml:space="preserve"> / </w:t>
-      </w:r>
-      <w:proofErr w:type="spellStart"/>
-      <w:r>
-        <w:t>uWSGI</w:t>
-      </w:r>
-      <w:proofErr w:type="spellEnd"/>
-      <w:r>
+        <w:rPr>
+          <w:sz w:val="22"/>
+          <w:szCs w:val="22"/>
+        </w:rPr>
         <w:t> </w:t>
       </w:r>
       <w:proofErr w:type="gramStart"/>
       <w:r>
+        <w:rPr>
+          <w:sz w:val="22"/>
+          <w:szCs w:val="22"/>
+        </w:rPr>
         <w:t>speak</w:t>
       </w:r>
       <w:proofErr w:type="gramEnd"/>
       <w:r>
+        <w:rPr>
+          <w:sz w:val="22"/>
+          <w:szCs w:val="22"/>
+        </w:rPr>
         <w:t xml:space="preserve"> Python’s WSGI interface. They </w:t>
       </w:r>
       <w:r>
         <w:rPr>
           <w:i/>
           <w:iCs/>
+          <w:sz w:val="22"/>
+          <w:szCs w:val="22"/>
         </w:rPr>
         <w:t>run</w:t>
       </w:r>
       <w:r>
+        <w:rPr>
+          <w:sz w:val="22"/>
+          <w:szCs w:val="22"/>
+        </w:rPr>
         <w:t xml:space="preserve"> your Flask app. They are not full-featured public edge servers (TLS termination, </w:t>
       </w:r>
       <w:proofErr w:type="gramStart"/>
       <w:r>
+        <w:rPr>
+          <w:sz w:val="22"/>
+          <w:szCs w:val="22"/>
+        </w:rPr>
         <w:t>caching</w:t>
       </w:r>
       <w:proofErr w:type="gramEnd"/>
       <w:r>
+        <w:rPr>
+          <w:sz w:val="22"/>
+          <w:szCs w:val="22"/>
+        </w:rPr>
         <w:t>, etc. are weaker or secondary).</w:t>
       </w:r>
     </w:p>
@@ -345,24 +2221,40 @@
           <w:ilvl w:val="0"/>
           <w:numId w:val="4"/>
         </w:numPr>
-      </w:pPr>
-      <w:r>
-        <w:t xml:space="preserve">nginx is a high-performance edge/proxy. It usually does not run Flask itself; it forwards to </w:t>
+        <w:rPr>
+          <w:sz w:val="22"/>
+          <w:szCs w:val="22"/>
+        </w:rPr>
+      </w:pPr>
+      <w:r>
+        <w:rPr>
+          <w:color w:val="196B24" w:themeColor="accent3"/>
+          <w:sz w:val="22"/>
+          <w:szCs w:val="22"/>
+        </w:rPr>
+        <w:t>nginx </w:t>
+      </w:r>
+      <w:r>
+        <w:rPr>
+          <w:sz w:val="22"/>
+          <w:szCs w:val="22"/>
+        </w:rPr>
+        <w:t>is a high-performance edge/proxy. It usually does not run Flask itself; it forwards to Gunicorn/</w:t>
       </w:r>
       <w:proofErr w:type="spellStart"/>
       <w:r>
-        <w:t>Gunicorn</w:t>
+        <w:rPr>
+          <w:sz w:val="22"/>
+          <w:szCs w:val="22"/>
+        </w:rPr>
+        <w:t>uWSGI</w:t>
       </w:r>
       <w:proofErr w:type="spellEnd"/>
       <w:r>
-        <w:t>/</w:t>
-      </w:r>
-      <w:proofErr w:type="spellStart"/>
-      <w:r>
-        <w:t>uWSGI</w:t>
-      </w:r>
-      <w:proofErr w:type="spellEnd"/>
-      <w:r>
+        <w:rPr>
+          <w:sz w:val="22"/>
+          <w:szCs w:val="22"/>
+        </w:rPr>
         <w:t>. Great at HTTPS, load balancing, static files, buffering.</w:t>
       </w:r>
     </w:p>
@@ -372,44 +2264,110 @@
           <w:ilvl w:val="0"/>
           <w:numId w:val="4"/>
         </w:numPr>
-      </w:pPr>
-      <w:r>
-        <w:lastRenderedPageBreak/>
-        <w:t>IIS is the Windows equivalent of that edge/web role. Common in Microsoft shops; less common inside Linux Docker/ECS labs like Project 6.</w:t>
-      </w:r>
-    </w:p>
-    <w:p>
-      <w:r>
+        <w:rPr>
+          <w:sz w:val="22"/>
+          <w:szCs w:val="22"/>
+        </w:rPr>
+      </w:pPr>
+      <w:r>
+        <w:rPr>
+          <w:color w:val="196B24" w:themeColor="accent3"/>
+          <w:sz w:val="22"/>
+          <w:szCs w:val="22"/>
+        </w:rPr>
+        <w:t>IIS </w:t>
+      </w:r>
+      <w:r>
+        <w:rPr>
+          <w:sz w:val="22"/>
+          <w:szCs w:val="22"/>
+        </w:rPr>
+        <w:t>is the Windows equivalent of that edge/web role. Common in Microsoft shops; less common inside Linux Docker/ECS labs like Project 6.</w:t>
+      </w:r>
+    </w:p>
+    <w:p>
+      <w:pPr>
+        <w:pStyle w:val="ListParagraph"/>
+        <w:numPr>
+          <w:ilvl w:val="0"/>
+          <w:numId w:val="4"/>
+        </w:numPr>
+        <w:rPr>
+          <w:sz w:val="22"/>
+          <w:szCs w:val="22"/>
+        </w:rPr>
+      </w:pPr>
+      <w:r>
+        <w:rPr>
+          <w:sz w:val="22"/>
+          <w:szCs w:val="22"/>
+        </w:rPr>
         <w:t>For Project 6: ECS + ALB already plays the “front door” role (like nginx/IIS for routing/health checks). Gunicorn would replace Flask’s built-in server </w:t>
       </w:r>
       <w:r>
         <w:rPr>
           <w:i/>
           <w:iCs/>
+          <w:sz w:val="22"/>
+          <w:szCs w:val="22"/>
         </w:rPr>
         <w:t>inside</w:t>
       </w:r>
       <w:r>
+        <w:rPr>
+          <w:sz w:val="22"/>
+          <w:szCs w:val="22"/>
+        </w:rPr>
         <w:t> the container. You don’t need nginx </w:t>
       </w:r>
       <w:r>
         <w:rPr>
           <w:i/>
           <w:iCs/>
+          <w:sz w:val="22"/>
+          <w:szCs w:val="22"/>
         </w:rPr>
         <w:t>and</w:t>
       </w:r>
       <w:r>
+        <w:rPr>
+          <w:sz w:val="22"/>
+          <w:szCs w:val="22"/>
+        </w:rPr>
         <w:t> ALB unless you want an extra proxy layer.</w:t>
       </w:r>
     </w:p>
     <w:p>
-      <w:r>
+      <w:pPr>
+        <w:pStyle w:val="Heading1"/>
+        <w:rPr>
+          <w:sz w:val="22"/>
+          <w:szCs w:val="22"/>
+        </w:rPr>
+      </w:pPr>
+      <w:bookmarkStart w:id="4" w:name="_Toc241979437"/>
+      <w:r>
+        <w:rPr>
+          <w:sz w:val="22"/>
+          <w:szCs w:val="22"/>
+        </w:rPr>
+        <w:lastRenderedPageBreak/>
         <w:t>What Docker Desktop did</w:t>
       </w:r>
-    </w:p>
-    <w:p>
-      <w:r>
+      <w:bookmarkEnd w:id="4"/>
+    </w:p>
+    <w:p>
+      <w:pPr>
+        <w:rPr>
+          <w:sz w:val="22"/>
+          <w:szCs w:val="22"/>
+        </w:rPr>
+      </w:pPr>
+      <w:r>
+        <w:rPr>
+          <w:sz w:val="22"/>
+          <w:szCs w:val="22"/>
+        </w:rPr>
         <w:t>Docker Desktop wasn’t only for building — it did three jobs in this lab:</w:t>
       </w:r>
     </w:p>
@@ -419,8 +2377,16 @@
           <w:ilvl w:val="0"/>
           <w:numId w:val="6"/>
         </w:numPr>
-      </w:pPr>
-      <w:r>
+        <w:rPr>
+          <w:sz w:val="22"/>
+          <w:szCs w:val="22"/>
+        </w:rPr>
+      </w:pPr>
+      <w:r>
+        <w:rPr>
+          <w:sz w:val="22"/>
+          <w:szCs w:val="22"/>
+        </w:rPr>
         <w:t>Build the image from the Dockerfile</w:t>
       </w:r>
     </w:p>
@@ -430,8 +2396,16 @@
           <w:ilvl w:val="0"/>
           <w:numId w:val="6"/>
         </w:numPr>
-      </w:pPr>
-      <w:r>
+        <w:rPr>
+          <w:sz w:val="22"/>
+          <w:szCs w:val="22"/>
+        </w:rPr>
+      </w:pPr>
+      <w:r>
+        <w:rPr>
+          <w:sz w:val="22"/>
+          <w:szCs w:val="22"/>
+        </w:rPr>
         <w:t>Run it locally (Phase 0 tests on port 8080)</w:t>
       </w:r>
     </w:p>
@@ -441,69 +2415,141 @@
           <w:ilvl w:val="0"/>
           <w:numId w:val="6"/>
         </w:numPr>
-      </w:pPr>
-      <w:r>
+        <w:rPr>
+          <w:sz w:val="22"/>
+          <w:szCs w:val="22"/>
+        </w:rPr>
+      </w:pPr>
+      <w:r>
+        <w:rPr>
+          <w:sz w:val="22"/>
+          <w:szCs w:val="22"/>
+        </w:rPr>
         <w:t>Push that local image to ECR (docker push talks to your local Docker engine)</w:t>
       </w:r>
     </w:p>
-    <w:p/>
-    <w:p>
-      <w:r>
+    <w:p>
+      <w:pPr>
+        <w:rPr>
+          <w:sz w:val="22"/>
+          <w:szCs w:val="22"/>
+        </w:rPr>
+      </w:pPr>
+    </w:p>
+    <w:p>
+      <w:pPr>
+        <w:pStyle w:val="Heading1"/>
+        <w:rPr>
+          <w:sz w:val="22"/>
+          <w:szCs w:val="22"/>
+        </w:rPr>
+      </w:pPr>
+      <w:bookmarkStart w:id="5" w:name="_Toc241979438"/>
+      <w:r>
+        <w:rPr>
+          <w:sz w:val="22"/>
+          <w:szCs w:val="22"/>
+        </w:rPr>
         <w:t>Implement</w:t>
       </w:r>
       <w:r>
+        <w:rPr>
+          <w:sz w:val="22"/>
+          <w:szCs w:val="22"/>
+        </w:rPr>
         <w:t xml:space="preserve">ation </w:t>
       </w:r>
       <w:proofErr w:type="gramStart"/>
       <w:r>
+        <w:rPr>
+          <w:sz w:val="22"/>
+          <w:szCs w:val="22"/>
+        </w:rPr>
         <w:t>Step-by-Step</w:t>
       </w:r>
+      <w:bookmarkEnd w:id="5"/>
       <w:proofErr w:type="gramEnd"/>
     </w:p>
     <w:p>
       <w:pPr>
-        <w:rPr>
-          <w:b/>
-          <w:bCs/>
-        </w:rPr>
-      </w:pPr>
-      <w:r>
-        <w:rPr>
-          <w:b/>
-          <w:bCs/>
+        <w:pStyle w:val="Heading2"/>
+        <w:rPr>
+          <w:sz w:val="22"/>
+          <w:szCs w:val="22"/>
+        </w:rPr>
+      </w:pPr>
+      <w:bookmarkStart w:id="6" w:name="_Toc241979439"/>
+      <w:r>
+        <w:rPr>
+          <w:sz w:val="22"/>
+          <w:szCs w:val="22"/>
         </w:rPr>
         <w:t>Step 1 — Build (on your PC)</w:t>
       </w:r>
-    </w:p>
-    <w:p>
-      <w:r>
+      <w:bookmarkEnd w:id="6"/>
+    </w:p>
+    <w:p>
+      <w:pPr>
+        <w:rPr>
+          <w:sz w:val="22"/>
+          <w:szCs w:val="22"/>
+        </w:rPr>
+      </w:pPr>
+      <w:r>
+        <w:rPr>
+          <w:sz w:val="22"/>
+          <w:szCs w:val="22"/>
+        </w:rPr>
         <w:t>From the app/ folder:</w:t>
       </w:r>
     </w:p>
     <w:p>
-      <w:r>
+      <w:pPr>
+        <w:rPr>
+          <w:sz w:val="22"/>
+          <w:szCs w:val="22"/>
+        </w:rPr>
+      </w:pPr>
+      <w:r>
+        <w:rPr>
+          <w:color w:val="196B24" w:themeColor="accent3"/>
+          <w:sz w:val="22"/>
+          <w:szCs w:val="22"/>
+        </w:rPr>
         <w:t>docker build -t project6-</w:t>
       </w:r>
       <w:proofErr w:type="gramStart"/>
       <w:r>
+        <w:rPr>
+          <w:color w:val="196B24" w:themeColor="accent3"/>
+          <w:sz w:val="22"/>
+          <w:szCs w:val="22"/>
+        </w:rPr>
         <w:t>api:local</w:t>
       </w:r>
       <w:proofErr w:type="gramEnd"/>
       <w:r>
+        <w:rPr>
+          <w:color w:val="196B24" w:themeColor="accent3"/>
+          <w:sz w:val="22"/>
+          <w:szCs w:val="22"/>
+        </w:rPr>
         <w:t xml:space="preserve"> .</w:t>
       </w:r>
     </w:p>
     <w:p>
-      <w:r>
-        <w:t xml:space="preserve">What </w:t>
-      </w:r>
-      <w:proofErr w:type="gramStart"/>
-      <w:r>
-        <w:t>that does</w:t>
-      </w:r>
-      <w:proofErr w:type="gramEnd"/>
-      <w:r>
-        <w:t>:</w:t>
+      <w:pPr>
+        <w:rPr>
+          <w:sz w:val="22"/>
+          <w:szCs w:val="22"/>
+        </w:rPr>
+      </w:pPr>
+      <w:r>
+        <w:rPr>
+          <w:sz w:val="22"/>
+          <w:szCs w:val="22"/>
+        </w:rPr>
+        <w:t>What that does:</w:t>
       </w:r>
     </w:p>
     <w:p>
@@ -512,8 +2558,16 @@
           <w:ilvl w:val="0"/>
           <w:numId w:val="5"/>
         </w:numPr>
-      </w:pPr>
-      <w:r>
+        <w:rPr>
+          <w:sz w:val="22"/>
+          <w:szCs w:val="22"/>
+        </w:rPr>
+      </w:pPr>
+      <w:r>
+        <w:rPr>
+          <w:sz w:val="22"/>
+          <w:szCs w:val="22"/>
+        </w:rPr>
         <w:t>Reads Dockerfile</w:t>
       </w:r>
     </w:p>
@@ -523,9 +2577,25 @@
           <w:ilvl w:val="0"/>
           <w:numId w:val="5"/>
         </w:numPr>
-      </w:pPr>
-      <w:r>
-        <w:t>Pulls base image python:3.12.7-slim-bookworm</w:t>
+        <w:rPr>
+          <w:sz w:val="22"/>
+          <w:szCs w:val="22"/>
+        </w:rPr>
+      </w:pPr>
+      <w:r>
+        <w:rPr>
+          <w:sz w:val="22"/>
+          <w:szCs w:val="22"/>
+        </w:rPr>
+        <w:t>Pulls base image </w:t>
+      </w:r>
+      <w:r>
+        <w:rPr>
+          <w:color w:val="196B24" w:themeColor="accent3"/>
+          <w:sz w:val="22"/>
+          <w:szCs w:val="22"/>
+        </w:rPr>
+        <w:t>python:3.12.7-slim-bookworm</w:t>
       </w:r>
     </w:p>
     <w:p>
@@ -534,9 +2604,47 @@
           <w:ilvl w:val="0"/>
           <w:numId w:val="5"/>
         </w:numPr>
-      </w:pPr>
-      <w:r>
-        <w:t>Copies requirements.txt / main.py, installs Flask, creates non-root user</w:t>
+        <w:rPr>
+          <w:sz w:val="22"/>
+          <w:szCs w:val="22"/>
+        </w:rPr>
+      </w:pPr>
+      <w:r>
+        <w:rPr>
+          <w:sz w:val="22"/>
+          <w:szCs w:val="22"/>
+        </w:rPr>
+        <w:t>Copies </w:t>
+      </w:r>
+      <w:r>
+        <w:rPr>
+          <w:color w:val="196B24" w:themeColor="accent3"/>
+          <w:sz w:val="22"/>
+          <w:szCs w:val="22"/>
+        </w:rPr>
+        <w:t>requirements.txt</w:t>
+      </w:r>
+      <w:r>
+        <w:rPr>
+          <w:sz w:val="22"/>
+          <w:szCs w:val="22"/>
+        </w:rPr>
+        <w:t> / </w:t>
+      </w:r>
+      <w:r>
+        <w:rPr>
+          <w:color w:val="196B24" w:themeColor="accent3"/>
+          <w:sz w:val="22"/>
+          <w:szCs w:val="22"/>
+        </w:rPr>
+        <w:t>main.py</w:t>
+      </w:r>
+      <w:r>
+        <w:rPr>
+          <w:sz w:val="22"/>
+          <w:szCs w:val="22"/>
+        </w:rPr>
+        <w:t>, installs Flask, creates non-root user</w:t>
       </w:r>
     </w:p>
     <w:p>
@@ -545,229 +2653,486 @@
           <w:ilvl w:val="0"/>
           <w:numId w:val="5"/>
         </w:numPr>
+        <w:rPr>
+          <w:sz w:val="22"/>
+          <w:szCs w:val="22"/>
+        </w:rPr>
       </w:pPr>
       <w:proofErr w:type="gramStart"/>
       <w:r>
+        <w:rPr>
+          <w:sz w:val="22"/>
+          <w:szCs w:val="22"/>
+        </w:rPr>
         <w:t>Stores</w:t>
       </w:r>
       <w:proofErr w:type="gramEnd"/>
       <w:r>
-        <w:t xml:space="preserve"> the result locally as project6-</w:t>
+        <w:rPr>
+          <w:sz w:val="22"/>
+          <w:szCs w:val="22"/>
+        </w:rPr>
+        <w:t xml:space="preserve"> the result locally as </w:t>
+      </w:r>
+      <w:r>
+        <w:rPr>
+          <w:color w:val="196B24" w:themeColor="accent3"/>
+          <w:sz w:val="22"/>
+          <w:szCs w:val="22"/>
+        </w:rPr>
+        <w:t>project6-</w:t>
       </w:r>
       <w:proofErr w:type="gramStart"/>
       <w:r>
+        <w:rPr>
+          <w:color w:val="196B24" w:themeColor="accent3"/>
+          <w:sz w:val="22"/>
+          <w:szCs w:val="22"/>
+        </w:rPr>
         <w:t>api:local</w:t>
       </w:r>
       <w:proofErr w:type="gramEnd"/>
     </w:p>
     <w:p>
-      <w:r>
+      <w:pPr>
+        <w:rPr>
+          <w:sz w:val="22"/>
+          <w:szCs w:val="22"/>
+        </w:rPr>
+      </w:pPr>
+      <w:r>
+        <w:rPr>
+          <w:sz w:val="22"/>
+          <w:szCs w:val="22"/>
+        </w:rPr>
         <w:t>At this point the image exists only on your machine (Docker Desktop), not in AWS yet.</w:t>
       </w:r>
     </w:p>
     <w:p>
       <w:pPr>
-        <w:rPr>
-          <w:b/>
-          <w:bCs/>
-        </w:rPr>
-      </w:pPr>
-      <w:r>
-        <w:rPr>
-          <w:b/>
-          <w:bCs/>
+        <w:pStyle w:val="Heading2"/>
+        <w:rPr>
+          <w:sz w:val="22"/>
+          <w:szCs w:val="22"/>
+        </w:rPr>
+      </w:pPr>
+      <w:bookmarkStart w:id="7" w:name="_Toc241979440"/>
+      <w:r>
+        <w:rPr>
+          <w:sz w:val="22"/>
+          <w:szCs w:val="22"/>
         </w:rPr>
         <w:t xml:space="preserve">Step </w:t>
       </w:r>
       <w:proofErr w:type="gramStart"/>
       <w:r>
         <w:rPr>
-          <w:b/>
-          <w:bCs/>
+          <w:sz w:val="22"/>
+          <w:szCs w:val="22"/>
         </w:rPr>
         <w:t>2 — (</w:t>
       </w:r>
       <w:proofErr w:type="gramEnd"/>
       <w:r>
         <w:rPr>
-          <w:b/>
-          <w:bCs/>
+          <w:sz w:val="22"/>
+          <w:szCs w:val="22"/>
         </w:rPr>
         <w:t>Optional) Run locally</w:t>
       </w:r>
-    </w:p>
-    <w:p>
-      <w:r>
+      <w:bookmarkEnd w:id="7"/>
+    </w:p>
+    <w:p>
+      <w:pPr>
+        <w:rPr>
+          <w:sz w:val="22"/>
+          <w:szCs w:val="22"/>
+        </w:rPr>
+      </w:pPr>
+      <w:r>
+        <w:rPr>
+          <w:color w:val="196B24" w:themeColor="accent3"/>
+          <w:sz w:val="22"/>
+          <w:szCs w:val="22"/>
+        </w:rPr>
         <w:t>docker run --rm -p 8080:8080 -e APP_SECRET=local-demo-secret project6-</w:t>
       </w:r>
       <w:proofErr w:type="gramStart"/>
       <w:r>
+        <w:rPr>
+          <w:color w:val="196B24" w:themeColor="accent3"/>
+          <w:sz w:val="22"/>
+          <w:szCs w:val="22"/>
+        </w:rPr>
         <w:t>api:local</w:t>
       </w:r>
       <w:proofErr w:type="gramEnd"/>
     </w:p>
     <w:p>
-      <w:r>
+      <w:pPr>
+        <w:rPr>
+          <w:sz w:val="22"/>
+          <w:szCs w:val="22"/>
+        </w:rPr>
+      </w:pPr>
+      <w:r>
+        <w:rPr>
+          <w:sz w:val="22"/>
+          <w:szCs w:val="22"/>
+        </w:rPr>
         <w:t>That starts a container from the local image so you can hit /health and /info. Useful to prove the image works before uploading.</w:t>
       </w:r>
     </w:p>
-    <w:p/>
-    <w:p/>
-    <w:p>
-      <w:pPr>
-        <w:rPr>
-          <w:b/>
-          <w:bCs/>
-        </w:rPr>
-      </w:pPr>
-      <w:r>
-        <w:rPr>
-          <w:b/>
-          <w:bCs/>
+    <w:p>
+      <w:pPr>
+        <w:rPr>
+          <w:sz w:val="22"/>
+          <w:szCs w:val="22"/>
+        </w:rPr>
+      </w:pPr>
+    </w:p>
+    <w:p>
+      <w:pPr>
+        <w:pStyle w:val="Heading2"/>
+        <w:rPr>
+          <w:sz w:val="22"/>
+          <w:szCs w:val="22"/>
+        </w:rPr>
+      </w:pPr>
+      <w:bookmarkStart w:id="8" w:name="_Toc241979441"/>
+      <w:r>
+        <w:rPr>
+          <w:sz w:val="22"/>
+          <w:szCs w:val="22"/>
+        </w:rPr>
+        <w:t>Step 3 — Create the ECR “bucket” for images (Terraform)</w:t>
+      </w:r>
+      <w:bookmarkEnd w:id="8"/>
+    </w:p>
+    <w:p>
+      <w:pPr>
+        <w:rPr>
+          <w:sz w:val="22"/>
+          <w:szCs w:val="22"/>
+        </w:rPr>
+      </w:pPr>
+      <w:r>
+        <w:rPr>
+          <w:color w:val="196B24" w:themeColor="accent3"/>
+          <w:sz w:val="22"/>
+          <w:szCs w:val="22"/>
+        </w:rPr>
+        <w:t>cd ...\project-6-secure-containers\terraform</w:t>
+      </w:r>
+    </w:p>
+    <w:p>
+      <w:pPr>
+        <w:rPr>
+          <w:sz w:val="22"/>
+          <w:szCs w:val="22"/>
+        </w:rPr>
+      </w:pPr>
+      <w:proofErr w:type="gramStart"/>
+      <w:r>
+        <w:rPr>
+          <w:color w:val="196B24" w:themeColor="accent3"/>
+          <w:sz w:val="22"/>
+          <w:szCs w:val="22"/>
+        </w:rPr>
+        <w:t>terraform apply</w:t>
+      </w:r>
+      <w:proofErr w:type="gramEnd"/>
+    </w:p>
+    <w:p>
+      <w:pPr>
+        <w:rPr>
+          <w:sz w:val="22"/>
+          <w:szCs w:val="22"/>
+        </w:rPr>
+      </w:pPr>
+      <w:r>
+        <w:rPr>
+          <w:sz w:val="22"/>
+          <w:szCs w:val="22"/>
+        </w:rPr>
+        <w:t>That created the empty AWS repo: project6-api.</w:t>
+      </w:r>
+      <w:r>
+        <w:rPr>
+          <w:sz w:val="22"/>
+          <w:szCs w:val="22"/>
+        </w:rPr>
+        <w:br/>
+        <w:t>Still no image in AWS until you push.</w:t>
+      </w:r>
+    </w:p>
+    <w:p>
+      <w:pPr>
+        <w:pStyle w:val="Heading2"/>
+        <w:rPr>
+          <w:sz w:val="22"/>
+          <w:szCs w:val="22"/>
+        </w:rPr>
+      </w:pPr>
+      <w:bookmarkStart w:id="9" w:name="_Toc241979442"/>
+      <w:r>
+        <w:rPr>
+          <w:sz w:val="22"/>
+          <w:szCs w:val="22"/>
+        </w:rPr>
+        <w:t>Step 4 — Log Docker into ECR</w:t>
+      </w:r>
+      <w:bookmarkEnd w:id="9"/>
+    </w:p>
+    <w:p>
+      <w:pPr>
+        <w:rPr>
+          <w:color w:val="196B24" w:themeColor="accent3"/>
+          <w:sz w:val="22"/>
+          <w:szCs w:val="22"/>
+        </w:rPr>
+      </w:pPr>
+      <w:proofErr w:type="spellStart"/>
+      <w:r>
+        <w:rPr>
+          <w:color w:val="196B24" w:themeColor="accent3"/>
+          <w:sz w:val="22"/>
+          <w:szCs w:val="22"/>
+        </w:rPr>
+        <w:t>aws</w:t>
+      </w:r>
+      <w:proofErr w:type="spellEnd"/>
+      <w:r>
+        <w:rPr>
+          <w:color w:val="196B24" w:themeColor="accent3"/>
+          <w:sz w:val="22"/>
+          <w:szCs w:val="22"/>
+        </w:rPr>
+        <w:t xml:space="preserve"> </w:t>
+      </w:r>
+      <w:proofErr w:type="spellStart"/>
+      <w:r>
+        <w:rPr>
+          <w:color w:val="196B24" w:themeColor="accent3"/>
+          <w:sz w:val="22"/>
+          <w:szCs w:val="22"/>
+        </w:rPr>
+        <w:t>ecr</w:t>
+      </w:r>
+      <w:proofErr w:type="spellEnd"/>
+      <w:r>
+        <w:rPr>
+          <w:color w:val="196B24" w:themeColor="accent3"/>
+          <w:sz w:val="22"/>
+          <w:szCs w:val="22"/>
+        </w:rPr>
+        <w:t xml:space="preserve"> get-login-password --region us-east-1 |</w:t>
+      </w:r>
+    </w:p>
+    <w:p>
+      <w:pPr>
+        <w:rPr>
+          <w:sz w:val="22"/>
+          <w:szCs w:val="22"/>
+        </w:rPr>
+      </w:pPr>
+      <w:r>
+        <w:rPr>
+          <w:color w:val="196B24" w:themeColor="accent3"/>
+          <w:sz w:val="22"/>
+          <w:szCs w:val="22"/>
+        </w:rPr>
+        <w:t xml:space="preserve"> docker login --username AWS --password-stdin 345485442145.dkr.ecr.us-east-1.amazonaws.com</w:t>
+      </w:r>
+    </w:p>
+    <w:p>
+      <w:pPr>
+        <w:rPr>
+          <w:sz w:val="22"/>
+          <w:szCs w:val="22"/>
+        </w:rPr>
+      </w:pPr>
+      <w:r>
+        <w:rPr>
+          <w:sz w:val="22"/>
+          <w:szCs w:val="22"/>
         </w:rPr>
         <w:lastRenderedPageBreak/>
-        <w:t>Step 3 — Create the ECR “bucket” for images (Terraform)</w:t>
-      </w:r>
-    </w:p>
-    <w:p>
-      <w:r>
-        <w:t>cd ...\project-6-secure-containers\terraform</w:t>
-      </w:r>
-    </w:p>
-    <w:p>
+        <w:t>This gives your local Docker permission to push to your account’s registry.</w:t>
+      </w:r>
+    </w:p>
+    <w:p>
+      <w:pPr>
+        <w:pStyle w:val="Heading2"/>
+        <w:rPr>
+          <w:sz w:val="22"/>
+          <w:szCs w:val="22"/>
+        </w:rPr>
+      </w:pPr>
+      <w:bookmarkStart w:id="10" w:name="_Toc241979443"/>
+      <w:r>
+        <w:rPr>
+          <w:sz w:val="22"/>
+          <w:szCs w:val="22"/>
+        </w:rPr>
+        <w:t>Step 5 — Tag (rename for ECR’s address)</w:t>
+      </w:r>
+      <w:bookmarkEnd w:id="10"/>
+    </w:p>
+    <w:p>
+      <w:pPr>
+        <w:rPr>
+          <w:color w:val="196B24" w:themeColor="accent3"/>
+          <w:sz w:val="22"/>
+          <w:szCs w:val="22"/>
+        </w:rPr>
+      </w:pPr>
+      <w:r>
+        <w:rPr>
+          <w:color w:val="196B24" w:themeColor="accent3"/>
+          <w:sz w:val="22"/>
+          <w:szCs w:val="22"/>
+        </w:rPr>
+        <w:t>docker tag project6-</w:t>
+      </w:r>
       <w:proofErr w:type="gramStart"/>
       <w:r>
-        <w:t>terraform apply</w:t>
+        <w:rPr>
+          <w:color w:val="196B24" w:themeColor="accent3"/>
+          <w:sz w:val="22"/>
+          <w:szCs w:val="22"/>
+        </w:rPr>
+        <w:t>api:local</w:t>
       </w:r>
       <w:proofErr w:type="gramEnd"/>
-    </w:p>
-    <w:p>
-      <w:r>
-        <w:t>That created the empty AWS repo: project6-api.</w:t>
-      </w:r>
-      <w:r>
-        <w:br/>
-        <w:t> Still no image in AWS until you push.</w:t>
-      </w:r>
-    </w:p>
-    <w:p>
-      <w:pPr>
-        <w:rPr>
-          <w:b/>
-          <w:bCs/>
-        </w:rPr>
-      </w:pPr>
-      <w:r>
-        <w:rPr>
-          <w:b/>
-          <w:bCs/>
-        </w:rPr>
-        <w:t>Step 4 — Log Docker into ECR</w:t>
-      </w:r>
-    </w:p>
-    <w:p>
-      <w:proofErr w:type="spellStart"/>
-      <w:r>
-        <w:t>aws</w:t>
-      </w:r>
-      <w:proofErr w:type="spellEnd"/>
-      <w:r>
-        <w:t xml:space="preserve"> </w:t>
-      </w:r>
-      <w:proofErr w:type="spellStart"/>
-      <w:r>
-        <w:t>ecr</w:t>
-      </w:r>
-      <w:proofErr w:type="spellEnd"/>
-      <w:r>
-        <w:t xml:space="preserve"> get-login-password --region us-east-1 |</w:t>
-      </w:r>
-    </w:p>
-    <w:p>
-      <w:r>
-        <w:t xml:space="preserve">  docker login --username AWS --password-stdin 345485442145.dkr.ecr.us-east-1.amazonaws.com</w:t>
-      </w:r>
-    </w:p>
-    <w:p>
-      <w:r>
-        <w:t>This gives your local Docker permission to push to your account’s registry.</w:t>
-      </w:r>
-    </w:p>
-    <w:p>
-      <w:pPr>
-        <w:rPr>
-          <w:b/>
-          <w:bCs/>
-        </w:rPr>
-      </w:pPr>
-      <w:r>
-        <w:rPr>
-          <w:b/>
-          <w:bCs/>
-        </w:rPr>
-        <w:t>Step 5 — Tag (rename for ECR’s address)</w:t>
-      </w:r>
-    </w:p>
-    <w:p>
-      <w:r>
-        <w:t>docker tag project6-</w:t>
+      <w:r>
+        <w:rPr>
+          <w:color w:val="196B24" w:themeColor="accent3"/>
+          <w:sz w:val="22"/>
+          <w:szCs w:val="22"/>
+        </w:rPr>
+        <w:t xml:space="preserve"> 345485442145.dkr.ecr.us-east-1.amazonaws.com/project6-</w:t>
       </w:r>
       <w:proofErr w:type="gramStart"/>
       <w:r>
-        <w:t>api:local</w:t>
+        <w:rPr>
+          <w:color w:val="196B24" w:themeColor="accent3"/>
+          <w:sz w:val="22"/>
+          <w:szCs w:val="22"/>
+        </w:rPr>
+        <w:t>api:latest</w:t>
       </w:r>
       <w:proofErr w:type="gramEnd"/>
-      <w:r>
-        <w:t xml:space="preserve"> 345485442145.dkr.ecr.us-east-1.amazonaws.com/project6-</w:t>
+    </w:p>
+    <w:p>
+      <w:pPr>
+        <w:pStyle w:val="ListParagraph"/>
+        <w:numPr>
+          <w:ilvl w:val="0"/>
+          <w:numId w:val="9"/>
+        </w:numPr>
+        <w:rPr>
+          <w:sz w:val="22"/>
+          <w:szCs w:val="22"/>
+        </w:rPr>
+      </w:pPr>
+      <w:r>
+        <w:rPr>
+          <w:sz w:val="22"/>
+          <w:szCs w:val="22"/>
+        </w:rPr>
+        <w:t>Same image, second name pointing at ECR. latest is just the tag label.</w:t>
+      </w:r>
+    </w:p>
+    <w:p>
+      <w:pPr>
+        <w:pStyle w:val="Heading2"/>
+        <w:rPr>
+          <w:sz w:val="22"/>
+          <w:szCs w:val="22"/>
+        </w:rPr>
+      </w:pPr>
+      <w:bookmarkStart w:id="11" w:name="_Toc241979444"/>
+      <w:r>
+        <w:rPr>
+          <w:sz w:val="22"/>
+          <w:szCs w:val="22"/>
+        </w:rPr>
+        <w:t>Step 6 — Push (upload)</w:t>
+      </w:r>
+      <w:bookmarkEnd w:id="11"/>
+    </w:p>
+    <w:p>
+      <w:pPr>
+        <w:rPr>
+          <w:sz w:val="22"/>
+          <w:szCs w:val="22"/>
+        </w:rPr>
+      </w:pPr>
+      <w:r>
+        <w:rPr>
+          <w:color w:val="196B24" w:themeColor="accent3"/>
+          <w:sz w:val="22"/>
+          <w:szCs w:val="22"/>
+        </w:rPr>
+        <w:t>docker push 345485442145.dkr.ecr.us-east-1.amazonaws.com/project6-</w:t>
       </w:r>
       <w:proofErr w:type="gramStart"/>
       <w:r>
+        <w:rPr>
+          <w:color w:val="196B24" w:themeColor="accent3"/>
+          <w:sz w:val="22"/>
+          <w:szCs w:val="22"/>
+        </w:rPr>
         <w:t>api:latest</w:t>
       </w:r>
       <w:proofErr w:type="gramEnd"/>
     </w:p>
     <w:p>
-      <w:r>
-        <w:t>Same image, second name pointing at ECR. latest is just the tag label.</w:t>
-      </w:r>
-    </w:p>
-    <w:p>
-      <w:pPr>
-        <w:rPr>
-          <w:b/>
-          <w:bCs/>
-        </w:rPr>
-      </w:pPr>
-      <w:r>
-        <w:rPr>
-          <w:b/>
-          <w:bCs/>
-        </w:rPr>
-        <w:t>Step 6 — Push (upload)</w:t>
-      </w:r>
-    </w:p>
-    <w:p>
-      <w:r>
-        <w:t>docker push 345485442145.dkr.ecr.us-east-1.amazonaws.com/project6-</w:t>
-      </w:r>
-      <w:proofErr w:type="gramStart"/>
-      <w:r>
-        <w:t>api:latest</w:t>
-      </w:r>
-      <w:proofErr w:type="gramEnd"/>
-    </w:p>
-    <w:p>
-      <w:r>
+      <w:pPr>
+        <w:rPr>
+          <w:sz w:val="22"/>
+          <w:szCs w:val="22"/>
+        </w:rPr>
+      </w:pPr>
+      <w:r>
+        <w:rPr>
+          <w:sz w:val="22"/>
+          <w:szCs w:val="22"/>
+        </w:rPr>
         <w:t>Docker Desktop uploads the image layers to ECR. After that, AWS has a copy ECS can pull in Phase 2 — your laptop doesn’t need to stay running.</w:t>
       </w:r>
     </w:p>
     <w:p>
-      <w:r>
+      <w:pPr>
+        <w:pStyle w:val="Heading2"/>
+        <w:rPr>
+          <w:sz w:val="22"/>
+          <w:szCs w:val="22"/>
+        </w:rPr>
+      </w:pPr>
+      <w:bookmarkStart w:id="12" w:name="_Toc241979445"/>
+      <w:r>
+        <w:rPr>
+          <w:sz w:val="22"/>
+          <w:szCs w:val="22"/>
+        </w:rPr>
         <w:t>Flow in one picture</w:t>
       </w:r>
-    </w:p>
-    <w:p>
-      <w:r>
+      <w:bookmarkEnd w:id="12"/>
+    </w:p>
+    <w:p>
+      <w:pPr>
+        <w:rPr>
+          <w:sz w:val="22"/>
+          <w:szCs w:val="22"/>
+        </w:rPr>
+      </w:pPr>
+      <w:r>
+        <w:rPr>
+          <w:sz w:val="22"/>
+          <w:szCs w:val="22"/>
+        </w:rPr>
         <w:drawing>
           <wp:inline distT="0" distB="0" distL="0" distR="0" wp14:anchorId="25F272DC" wp14:editId="612D170B">
             <wp:extent cx="3642676" cy="2522439"/>
@@ -784,7 +3149,7 @@
                     <pic:cNvPicPr/>
                   </pic:nvPicPr>
                   <pic:blipFill>
-                    <a:blip r:embed="rId6"/>
+                    <a:blip r:embed="rId7"/>
                     <a:stretch>
                       <a:fillRect/>
                     </a:stretch>
@@ -806,15 +3171,61 @@
       </w:r>
     </w:p>
     <w:p>
-      <w:r>
-        <w:lastRenderedPageBreak/>
+      <w:pPr>
+        <w:pStyle w:val="Heading1"/>
+        <w:rPr>
+          <w:sz w:val="22"/>
+          <w:szCs w:val="22"/>
+        </w:rPr>
+      </w:pPr>
+      <w:bookmarkStart w:id="13" w:name="_Toc241979446"/>
+      <w:r>
+        <w:rPr>
+          <w:sz w:val="22"/>
+          <w:szCs w:val="22"/>
+        </w:rPr>
         <w:t>Phase 2</w:t>
       </w:r>
-    </w:p>
-    <w:p>
-      <w:r>
-        <w:t>Test these:</w:t>
-      </w:r>
+      <w:r>
+        <w:rPr>
+          <w:sz w:val="22"/>
+          <w:szCs w:val="22"/>
+        </w:rPr>
+        <w:t>: Implement ECS</w:t>
+      </w:r>
+      <w:bookmarkEnd w:id="13"/>
+    </w:p>
+    <w:p>
+      <w:pPr>
+        <w:pStyle w:val="Heading2"/>
+        <w:rPr>
+          <w:sz w:val="22"/>
+          <w:szCs w:val="22"/>
+        </w:rPr>
+      </w:pPr>
+      <w:bookmarkStart w:id="14" w:name="_Toc241979447"/>
+      <w:r>
+        <w:rPr>
+          <w:sz w:val="22"/>
+          <w:szCs w:val="22"/>
+        </w:rPr>
+        <w:t xml:space="preserve">Test </w:t>
+      </w:r>
+      <w:r>
+        <w:rPr>
+          <w:sz w:val="22"/>
+          <w:szCs w:val="22"/>
+        </w:rPr>
+        <w:t>the Container</w:t>
+      </w:r>
+      <w:r>
+        <w:rPr>
+          <w:sz w:val="22"/>
+          <w:szCs w:val="22"/>
+        </w:rPr>
+        <w:t>:</w:t>
+      </w:r>
+      <w:bookmarkEnd w:id="14"/>
     </w:p>
     <w:p>
       <w:pPr>
@@ -823,23 +3234,56 @@
           <w:ilvl w:val="0"/>
           <w:numId w:val="7"/>
         </w:numPr>
-      </w:pPr>
-      <w:r>
+        <w:rPr>
+          <w:sz w:val="22"/>
+          <w:szCs w:val="22"/>
+        </w:rPr>
+      </w:pPr>
+      <w:r>
+        <w:rPr>
+          <w:color w:val="196B24" w:themeColor="accent3"/>
+          <w:sz w:val="22"/>
+          <w:szCs w:val="22"/>
+        </w:rPr>
         <w:t>Health: project6-lab-alb-1609487481.us-east-1.elb.amazonaws.com/health → {"</w:t>
       </w:r>
       <w:proofErr w:type="spellStart"/>
       <w:r>
+        <w:rPr>
+          <w:color w:val="196B24" w:themeColor="accent3"/>
+          <w:sz w:val="22"/>
+          <w:szCs w:val="22"/>
+        </w:rPr>
         <w:t>status":"</w:t>
       </w:r>
       <w:proofErr w:type="gramStart"/>
       <w:r>
+        <w:rPr>
+          <w:color w:val="196B24" w:themeColor="accent3"/>
+          <w:sz w:val="22"/>
+          <w:szCs w:val="22"/>
+        </w:rPr>
         <w:t>ok</w:t>
       </w:r>
       <w:proofErr w:type="spellEnd"/>
       <w:r>
+        <w:rPr>
+          <w:color w:val="196B24" w:themeColor="accent3"/>
+          <w:sz w:val="22"/>
+          <w:szCs w:val="22"/>
+        </w:rPr>
         <w:t>"}</w:t>
       </w:r>
       <w:proofErr w:type="gramEnd"/>
+    </w:p>
+    <w:p>
+      <w:pPr>
+        <w:pStyle w:val="ListParagraph"/>
+        <w:rPr>
+          <w:sz w:val="22"/>
+          <w:szCs w:val="22"/>
+        </w:rPr>
+      </w:pPr>
     </w:p>
     <w:p>
       <w:pPr>
@@ -848,23 +3292,55 @@
           <w:ilvl w:val="0"/>
           <w:numId w:val="7"/>
         </w:numPr>
-      </w:pPr>
-      <w:r>
+        <w:rPr>
+          <w:sz w:val="22"/>
+          <w:szCs w:val="22"/>
+        </w:rPr>
+      </w:pPr>
+      <w:r>
+        <w:rPr>
+          <w:color w:val="196B24" w:themeColor="accent3"/>
+          <w:sz w:val="22"/>
+          <w:szCs w:val="22"/>
+        </w:rPr>
         <w:t xml:space="preserve">Info: project6-lab-alb-1609487481.us-east-1.elb.amazonaws.com/info → hostname + </w:t>
       </w:r>
       <w:proofErr w:type="spellStart"/>
       <w:r>
+        <w:rPr>
+          <w:color w:val="196B24" w:themeColor="accent3"/>
+          <w:sz w:val="22"/>
+          <w:szCs w:val="22"/>
+        </w:rPr>
         <w:t>secret_configured</w:t>
       </w:r>
       <w:proofErr w:type="spellEnd"/>
       <w:r>
+        <w:rPr>
+          <w:color w:val="196B24" w:themeColor="accent3"/>
+          <w:sz w:val="22"/>
+          <w:szCs w:val="22"/>
+        </w:rPr>
         <w:t>: true</w:t>
       </w:r>
     </w:p>
     <w:p>
-      <w:r>
+      <w:pPr>
+        <w:pStyle w:val="Heading2"/>
+        <w:rPr>
+          <w:sz w:val="22"/>
+          <w:szCs w:val="22"/>
+        </w:rPr>
+      </w:pPr>
+      <w:bookmarkStart w:id="15" w:name="_Toc241979448"/>
+      <w:r>
+        <w:rPr>
+          <w:sz w:val="22"/>
+          <w:szCs w:val="22"/>
+        </w:rPr>
         <w:t>What Terraform added</w:t>
       </w:r>
+      <w:bookmarkEnd w:id="15"/>
     </w:p>
     <w:p>
       <w:pPr>
@@ -873,8 +3349,16 @@
           <w:ilvl w:val="0"/>
           <w:numId w:val="8"/>
         </w:numPr>
-      </w:pPr>
-      <w:r>
+        <w:rPr>
+          <w:sz w:val="22"/>
+          <w:szCs w:val="22"/>
+        </w:rPr>
+      </w:pPr>
+      <w:r>
+        <w:rPr>
+          <w:sz w:val="22"/>
+          <w:szCs w:val="22"/>
+        </w:rPr>
         <w:t>VPC + 2 public subnets (no NAT)</w:t>
       </w:r>
     </w:p>
@@ -885,8 +3369,16 @@
           <w:ilvl w:val="0"/>
           <w:numId w:val="8"/>
         </w:numPr>
-      </w:pPr>
-      <w:r>
+        <w:rPr>
+          <w:sz w:val="22"/>
+          <w:szCs w:val="22"/>
+        </w:rPr>
+      </w:pPr>
+      <w:r>
+        <w:rPr>
+          <w:sz w:val="22"/>
+          <w:szCs w:val="22"/>
+        </w:rPr>
         <w:t>ALB on port 80 → target group health check /health</w:t>
       </w:r>
     </w:p>
@@ -897,8 +3389,16 @@
           <w:ilvl w:val="0"/>
           <w:numId w:val="8"/>
         </w:numPr>
-      </w:pPr>
-      <w:r>
+        <w:rPr>
+          <w:sz w:val="22"/>
+          <w:szCs w:val="22"/>
+        </w:rPr>
+      </w:pPr>
+      <w:r>
+        <w:rPr>
+          <w:sz w:val="22"/>
+          <w:szCs w:val="22"/>
+        </w:rPr>
         <w:t>ECS cluster/service, 1 Fargate task (0.25 vCPU / 512 MB)</w:t>
       </w:r>
     </w:p>
@@ -909,16 +3409,32 @@
           <w:ilvl w:val="0"/>
           <w:numId w:val="8"/>
         </w:numPr>
-      </w:pPr>
-      <w:r>
+        <w:rPr>
+          <w:sz w:val="22"/>
+          <w:szCs w:val="22"/>
+        </w:rPr>
+      </w:pPr>
+      <w:r>
+        <w:rPr>
+          <w:sz w:val="22"/>
+          <w:szCs w:val="22"/>
+        </w:rPr>
         <w:t>CloudWatch logs: /</w:t>
       </w:r>
       <w:proofErr w:type="spellStart"/>
       <w:r>
+        <w:rPr>
+          <w:sz w:val="22"/>
+          <w:szCs w:val="22"/>
+        </w:rPr>
         <w:t>ecs</w:t>
       </w:r>
       <w:proofErr w:type="spellEnd"/>
       <w:r>
+        <w:rPr>
+          <w:sz w:val="22"/>
+          <w:szCs w:val="22"/>
+        </w:rPr>
         <w:t>/project6-lab-api</w:t>
       </w:r>
     </w:p>
@@ -929,10 +3445,1180 @@
           <w:ilvl w:val="0"/>
           <w:numId w:val="8"/>
         </w:numPr>
-      </w:pPr>
-      <w:r>
+        <w:rPr>
+          <w:sz w:val="22"/>
+          <w:szCs w:val="22"/>
+        </w:rPr>
+      </w:pPr>
+      <w:r>
+        <w:rPr>
+          <w:sz w:val="22"/>
+          <w:szCs w:val="22"/>
+        </w:rPr>
+        <w:lastRenderedPageBreak/>
         <w:t>Cost: ALB + Fargate are billing while this stays up. When you’re done for the day, say if you want me to terraform destroy or scale to 0.</w:t>
       </w:r>
+    </w:p>
+    <w:p>
+      <w:pPr>
+        <w:rPr>
+          <w:sz w:val="22"/>
+          <w:szCs w:val="22"/>
+        </w:rPr>
+      </w:pPr>
+    </w:p>
+    <w:p>
+      <w:pPr>
+        <w:pStyle w:val="Heading2"/>
+        <w:rPr>
+          <w:sz w:val="22"/>
+          <w:szCs w:val="22"/>
+        </w:rPr>
+      </w:pPr>
+      <w:bookmarkStart w:id="16" w:name="_Toc241979449"/>
+      <w:r>
+        <w:rPr>
+          <w:sz w:val="22"/>
+          <w:szCs w:val="22"/>
+        </w:rPr>
+        <w:t>Container live on ECS</w:t>
+      </w:r>
+      <w:bookmarkEnd w:id="16"/>
+    </w:p>
+    <w:p>
+      <w:r>
+        <w:rPr>
+          <w:sz w:val="22"/>
+          <w:szCs w:val="22"/>
+        </w:rPr>
+        <w:drawing>
+          <wp:inline distT="0" distB="0" distL="0" distR="0" wp14:anchorId="1CAFA66D" wp14:editId="1BF223A0">
+            <wp:extent cx="5943600" cy="2593340"/>
+            <wp:effectExtent l="0" t="0" r="0" b="0"/>
+            <wp:docPr id="488850670" name="Picture 1"/>
+            <wp:cNvGraphicFramePr>
+              <a:graphicFrameLocks xmlns:a="http://schemas.openxmlformats.org/drawingml/2006/main" noChangeAspect="1"/>
+            </wp:cNvGraphicFramePr>
+            <a:graphic xmlns:a="http://schemas.openxmlformats.org/drawingml/2006/main">
+              <a:graphicData uri="http://schemas.openxmlformats.org/drawingml/2006/picture">
+                <pic:pic xmlns:pic="http://schemas.openxmlformats.org/drawingml/2006/picture">
+                  <pic:nvPicPr>
+                    <pic:cNvPr id="488850670" name=""/>
+                    <pic:cNvPicPr/>
+                  </pic:nvPicPr>
+                  <pic:blipFill>
+                    <a:blip r:embed="rId8"/>
+                    <a:stretch>
+                      <a:fillRect/>
+                    </a:stretch>
+                  </pic:blipFill>
+                  <pic:spPr>
+                    <a:xfrm>
+                      <a:off x="0" y="0"/>
+                      <a:ext cx="5943600" cy="2593340"/>
+                    </a:xfrm>
+                    <a:prstGeom prst="rect">
+                      <a:avLst/>
+                    </a:prstGeom>
+                  </pic:spPr>
+                </pic:pic>
+              </a:graphicData>
+            </a:graphic>
+          </wp:inline>
+        </w:drawing>
+      </w:r>
+    </w:p>
+    <w:p>
+      <w:pPr>
+        <w:pStyle w:val="Heading2"/>
+        <w:rPr>
+          <w:sz w:val="22"/>
+          <w:szCs w:val="22"/>
+        </w:rPr>
+      </w:pPr>
+      <w:bookmarkStart w:id="17" w:name="_Toc241979450"/>
+      <w:r>
+        <w:rPr>
+          <w:sz w:val="22"/>
+          <w:szCs w:val="22"/>
+        </w:rPr>
+        <w:lastRenderedPageBreak/>
+        <w:t>CloudWatch Log Group Configured</w:t>
+      </w:r>
+      <w:bookmarkEnd w:id="17"/>
+    </w:p>
+    <w:p>
+      <w:r>
+        <w:drawing>
+          <wp:inline distT="0" distB="0" distL="0" distR="0" wp14:anchorId="1E8F6722" wp14:editId="4FBCA0F6">
+            <wp:extent cx="5943600" cy="5210810"/>
+            <wp:effectExtent l="0" t="0" r="0" b="8890"/>
+            <wp:docPr id="1715768375" name="Picture 1"/>
+            <wp:cNvGraphicFramePr>
+              <a:graphicFrameLocks xmlns:a="http://schemas.openxmlformats.org/drawingml/2006/main" noChangeAspect="1"/>
+            </wp:cNvGraphicFramePr>
+            <a:graphic xmlns:a="http://schemas.openxmlformats.org/drawingml/2006/main">
+              <a:graphicData uri="http://schemas.openxmlformats.org/drawingml/2006/picture">
+                <pic:pic xmlns:pic="http://schemas.openxmlformats.org/drawingml/2006/picture">
+                  <pic:nvPicPr>
+                    <pic:cNvPr id="1715768375" name=""/>
+                    <pic:cNvPicPr/>
+                  </pic:nvPicPr>
+                  <pic:blipFill>
+                    <a:blip r:embed="rId9"/>
+                    <a:stretch>
+                      <a:fillRect/>
+                    </a:stretch>
+                  </pic:blipFill>
+                  <pic:spPr>
+                    <a:xfrm>
+                      <a:off x="0" y="0"/>
+                      <a:ext cx="5943600" cy="5210810"/>
+                    </a:xfrm>
+                    <a:prstGeom prst="rect">
+                      <a:avLst/>
+                    </a:prstGeom>
+                  </pic:spPr>
+                </pic:pic>
+              </a:graphicData>
+            </a:graphic>
+          </wp:inline>
+        </w:drawing>
+      </w:r>
+    </w:p>
+    <w:p>
+      <w:pPr>
+        <w:pStyle w:val="Heading2"/>
+        <w:rPr>
+          <w:sz w:val="22"/>
+          <w:szCs w:val="22"/>
+        </w:rPr>
+      </w:pPr>
+      <w:bookmarkStart w:id="18" w:name="_Toc241979451"/>
+      <w:r>
+        <w:rPr>
+          <w:sz w:val="22"/>
+          <w:szCs w:val="22"/>
+        </w:rPr>
+        <w:t>Highly Av</w:t>
+      </w:r>
+      <w:r>
+        <w:rPr>
+          <w:sz w:val="22"/>
+          <w:szCs w:val="22"/>
+        </w:rPr>
+        <w:t>ailable ALB</w:t>
+      </w:r>
+      <w:bookmarkEnd w:id="18"/>
+    </w:p>
+    <w:p>
+      <w:r>
+        <w:drawing>
+          <wp:inline distT="0" distB="0" distL="0" distR="0" wp14:anchorId="28513790" wp14:editId="2F463C57">
+            <wp:extent cx="5943600" cy="902970"/>
+            <wp:effectExtent l="0" t="0" r="0" b="0"/>
+            <wp:docPr id="818761934" name="Picture 1"/>
+            <wp:cNvGraphicFramePr>
+              <a:graphicFrameLocks xmlns:a="http://schemas.openxmlformats.org/drawingml/2006/main" noChangeAspect="1"/>
+            </wp:cNvGraphicFramePr>
+            <a:graphic xmlns:a="http://schemas.openxmlformats.org/drawingml/2006/main">
+              <a:graphicData uri="http://schemas.openxmlformats.org/drawingml/2006/picture">
+                <pic:pic xmlns:pic="http://schemas.openxmlformats.org/drawingml/2006/picture">
+                  <pic:nvPicPr>
+                    <pic:cNvPr id="818761934" name=""/>
+                    <pic:cNvPicPr/>
+                  </pic:nvPicPr>
+                  <pic:blipFill>
+                    <a:blip r:embed="rId10"/>
+                    <a:stretch>
+                      <a:fillRect/>
+                    </a:stretch>
+                  </pic:blipFill>
+                  <pic:spPr>
+                    <a:xfrm>
+                      <a:off x="0" y="0"/>
+                      <a:ext cx="5943600" cy="902970"/>
+                    </a:xfrm>
+                    <a:prstGeom prst="rect">
+                      <a:avLst/>
+                    </a:prstGeom>
+                  </pic:spPr>
+                </pic:pic>
+              </a:graphicData>
+            </a:graphic>
+          </wp:inline>
+        </w:drawing>
+      </w:r>
+    </w:p>
+    <w:p>
+      <w:pPr>
+        <w:pStyle w:val="Heading1"/>
+        <w:rPr>
+          <w:sz w:val="22"/>
+          <w:szCs w:val="22"/>
+        </w:rPr>
+      </w:pPr>
+      <w:bookmarkStart w:id="19" w:name="_Toc241979452"/>
+      <w:r>
+        <w:rPr>
+          <w:sz w:val="22"/>
+          <w:szCs w:val="22"/>
+        </w:rPr>
+        <w:t xml:space="preserve">How is </w:t>
+      </w:r>
+      <w:r>
+        <w:rPr>
+          <w:sz w:val="22"/>
+          <w:szCs w:val="22"/>
+        </w:rPr>
+        <w:t>Health Check Configured</w:t>
+      </w:r>
+      <w:bookmarkEnd w:id="19"/>
+    </w:p>
+    <w:p>
+      <w:pPr>
+        <w:rPr>
+          <w:sz w:val="22"/>
+          <w:szCs w:val="22"/>
+        </w:rPr>
+      </w:pPr>
+      <w:r>
+        <w:rPr>
+          <w:sz w:val="22"/>
+          <w:szCs w:val="22"/>
+        </w:rPr>
+        <w:t xml:space="preserve">/Health </w:t>
+      </w:r>
+      <w:r>
+        <w:rPr>
+          <w:sz w:val="22"/>
+          <w:szCs w:val="22"/>
+        </w:rPr>
+        <w:t>is wired in three linked places: the app defines it, the ALB target group probes it, and ECS registers the task so those probes can reach it.</w:t>
+      </w:r>
+      <w:r>
+        <w:rPr>
+          <w:sz w:val="22"/>
+          <w:szCs w:val="22"/>
+        </w:rPr>
+        <w:t xml:space="preserve"> </w:t>
+      </w:r>
+    </w:p>
+    <w:p>
+      <w:pPr>
+        <w:pStyle w:val="Heading2"/>
+        <w:rPr>
+          <w:sz w:val="22"/>
+          <w:szCs w:val="22"/>
+        </w:rPr>
+      </w:pPr>
+      <w:bookmarkStart w:id="20" w:name="_Toc241979453"/>
+      <w:r>
+        <w:rPr>
+          <w:sz w:val="22"/>
+          <w:szCs w:val="22"/>
+        </w:rPr>
+        <w:t>The app exposes /health</w:t>
+      </w:r>
+      <w:bookmarkEnd w:id="20"/>
+    </w:p>
+    <w:p>
+      <w:pPr>
+        <w:rPr>
+          <w:sz w:val="22"/>
+          <w:szCs w:val="22"/>
+        </w:rPr>
+      </w:pPr>
+      <w:r>
+        <w:rPr>
+          <w:sz w:val="22"/>
+          <w:szCs w:val="22"/>
+        </w:rPr>
+        <w:t xml:space="preserve">In </w:t>
+      </w:r>
+      <w:r>
+        <w:rPr>
+          <w:color w:val="196B24" w:themeColor="accent3"/>
+          <w:sz w:val="22"/>
+          <w:szCs w:val="22"/>
+        </w:rPr>
+        <w:t>main</w:t>
+      </w:r>
+      <w:r>
+        <w:rPr>
+          <w:color w:val="196B24" w:themeColor="accent3"/>
+          <w:sz w:val="22"/>
+          <w:szCs w:val="22"/>
+        </w:rPr>
+        <w:t xml:space="preserve">.py </w:t>
+      </w:r>
+    </w:p>
+    <w:p>
+      <w:pPr>
+        <w:rPr>
+          <w:sz w:val="22"/>
+          <w:szCs w:val="22"/>
+        </w:rPr>
+      </w:pPr>
+      <w:r>
+        <w:rPr>
+          <w:sz w:val="22"/>
+          <w:szCs w:val="22"/>
+        </w:rPr>
+        <w:lastRenderedPageBreak/>
+        <w:drawing>
+          <wp:inline distT="0" distB="0" distL="0" distR="0" wp14:anchorId="45771CE7" wp14:editId="059C97D9">
+            <wp:extent cx="5191850" cy="1124107"/>
+            <wp:effectExtent l="0" t="0" r="8890" b="0"/>
+            <wp:docPr id="437324552" name="Picture 1"/>
+            <wp:cNvGraphicFramePr>
+              <a:graphicFrameLocks xmlns:a="http://schemas.openxmlformats.org/drawingml/2006/main" noChangeAspect="1"/>
+            </wp:cNvGraphicFramePr>
+            <a:graphic xmlns:a="http://schemas.openxmlformats.org/drawingml/2006/main">
+              <a:graphicData uri="http://schemas.openxmlformats.org/drawingml/2006/picture">
+                <pic:pic xmlns:pic="http://schemas.openxmlformats.org/drawingml/2006/picture">
+                  <pic:nvPicPr>
+                    <pic:cNvPr id="437324552" name=""/>
+                    <pic:cNvPicPr/>
+                  </pic:nvPicPr>
+                  <pic:blipFill>
+                    <a:blip r:embed="rId11"/>
+                    <a:stretch>
+                      <a:fillRect/>
+                    </a:stretch>
+                  </pic:blipFill>
+                  <pic:spPr>
+                    <a:xfrm>
+                      <a:off x="0" y="0"/>
+                      <a:ext cx="5191850" cy="1124107"/>
+                    </a:xfrm>
+                    <a:prstGeom prst="rect">
+                      <a:avLst/>
+                    </a:prstGeom>
+                  </pic:spPr>
+                </pic:pic>
+              </a:graphicData>
+            </a:graphic>
+          </wp:inline>
+        </w:drawing>
+      </w:r>
+    </w:p>
+    <w:p>
+      <w:pPr>
+        <w:pStyle w:val="Heading2"/>
+        <w:rPr>
+          <w:sz w:val="22"/>
+          <w:szCs w:val="22"/>
+        </w:rPr>
+      </w:pPr>
+      <w:bookmarkStart w:id="21" w:name="_Toc241979454"/>
+      <w:r>
+        <w:rPr>
+          <w:sz w:val="22"/>
+          <w:szCs w:val="22"/>
+        </w:rPr>
+        <w:t>The ALB target group is configured to call that path</w:t>
+      </w:r>
+      <w:bookmarkEnd w:id="21"/>
+    </w:p>
+    <w:p>
+      <w:pPr>
+        <w:rPr>
+          <w:sz w:val="22"/>
+          <w:szCs w:val="22"/>
+        </w:rPr>
+      </w:pPr>
+      <w:r>
+        <w:rPr>
+          <w:sz w:val="22"/>
+          <w:szCs w:val="22"/>
+        </w:rPr>
+        <w:t xml:space="preserve">In </w:t>
+      </w:r>
+      <w:r>
+        <w:rPr>
+          <w:color w:val="196B24" w:themeColor="accent3"/>
+          <w:sz w:val="22"/>
+          <w:szCs w:val="22"/>
+        </w:rPr>
+        <w:t>alb.tf</w:t>
+      </w:r>
+    </w:p>
+    <w:p>
+      <w:pPr>
+        <w:rPr>
+          <w:sz w:val="22"/>
+          <w:szCs w:val="22"/>
+        </w:rPr>
+      </w:pPr>
+      <w:r>
+        <w:rPr>
+          <w:sz w:val="22"/>
+          <w:szCs w:val="22"/>
+        </w:rPr>
+        <w:drawing>
+          <wp:inline distT="0" distB="0" distL="0" distR="0" wp14:anchorId="45EF1E50" wp14:editId="016ACD8A">
+            <wp:extent cx="4553585" cy="2286319"/>
+            <wp:effectExtent l="0" t="0" r="0" b="0"/>
+            <wp:docPr id="87031004" name="Picture 1"/>
+            <wp:cNvGraphicFramePr>
+              <a:graphicFrameLocks xmlns:a="http://schemas.openxmlformats.org/drawingml/2006/main" noChangeAspect="1"/>
+            </wp:cNvGraphicFramePr>
+            <a:graphic xmlns:a="http://schemas.openxmlformats.org/drawingml/2006/main">
+              <a:graphicData uri="http://schemas.openxmlformats.org/drawingml/2006/picture">
+                <pic:pic xmlns:pic="http://schemas.openxmlformats.org/drawingml/2006/picture">
+                  <pic:nvPicPr>
+                    <pic:cNvPr id="87031004" name=""/>
+                    <pic:cNvPicPr/>
+                  </pic:nvPicPr>
+                  <pic:blipFill>
+                    <a:blip r:embed="rId12"/>
+                    <a:stretch>
+                      <a:fillRect/>
+                    </a:stretch>
+                  </pic:blipFill>
+                  <pic:spPr>
+                    <a:xfrm>
+                      <a:off x="0" y="0"/>
+                      <a:ext cx="4553585" cy="2286319"/>
+                    </a:xfrm>
+                    <a:prstGeom prst="rect">
+                      <a:avLst/>
+                    </a:prstGeom>
+                  </pic:spPr>
+                </pic:pic>
+              </a:graphicData>
+            </a:graphic>
+          </wp:inline>
+        </w:drawing>
+      </w:r>
+    </w:p>
+    <w:p>
+      <w:pPr>
+        <w:rPr>
+          <w:sz w:val="22"/>
+          <w:szCs w:val="22"/>
+        </w:rPr>
+      </w:pPr>
+      <w:r>
+        <w:rPr>
+          <w:sz w:val="22"/>
+          <w:szCs w:val="22"/>
+        </w:rPr>
+        <w:t>Meaning:</w:t>
+      </w:r>
+    </w:p>
+    <w:p>
+      <w:pPr>
+        <w:pStyle w:val="ListParagraph"/>
+        <w:numPr>
+          <w:ilvl w:val="0"/>
+          <w:numId w:val="9"/>
+        </w:numPr>
+        <w:rPr>
+          <w:sz w:val="22"/>
+          <w:szCs w:val="22"/>
+        </w:rPr>
+      </w:pPr>
+      <w:r>
+        <w:rPr>
+          <w:sz w:val="22"/>
+          <w:szCs w:val="22"/>
+        </w:rPr>
+        <w:t>Every 30 seconds, ALB sends GET /health to the task’s IP on port 8080</w:t>
+      </w:r>
+    </w:p>
+    <w:p>
+      <w:pPr>
+        <w:pStyle w:val="ListParagraph"/>
+        <w:numPr>
+          <w:ilvl w:val="0"/>
+          <w:numId w:val="9"/>
+        </w:numPr>
+        <w:rPr>
+          <w:sz w:val="22"/>
+          <w:szCs w:val="22"/>
+        </w:rPr>
+      </w:pPr>
+      <w:r>
+        <w:rPr>
+          <w:sz w:val="22"/>
+          <w:szCs w:val="22"/>
+        </w:rPr>
+        <w:t>If the response code is 200, that check passes</w:t>
+      </w:r>
+    </w:p>
+    <w:p>
+      <w:pPr>
+        <w:pStyle w:val="ListParagraph"/>
+        <w:numPr>
+          <w:ilvl w:val="0"/>
+          <w:numId w:val="9"/>
+        </w:numPr>
+        <w:rPr>
+          <w:sz w:val="22"/>
+          <w:szCs w:val="22"/>
+        </w:rPr>
+      </w:pPr>
+      <w:r>
+        <w:rPr>
+          <w:sz w:val="22"/>
+          <w:szCs w:val="22"/>
+        </w:rPr>
+        <w:t>2 successes in a row → target marked healthy (starts receiving traffic)</w:t>
+      </w:r>
+    </w:p>
+    <w:p>
+      <w:pPr>
+        <w:pStyle w:val="ListParagraph"/>
+        <w:numPr>
+          <w:ilvl w:val="0"/>
+          <w:numId w:val="9"/>
+        </w:numPr>
+        <w:rPr>
+          <w:sz w:val="22"/>
+          <w:szCs w:val="22"/>
+        </w:rPr>
+      </w:pPr>
+      <w:r>
+        <w:rPr>
+          <w:sz w:val="22"/>
+          <w:szCs w:val="22"/>
+        </w:rPr>
+        <w:t>3 failures in a row → unhealthy (ALB stops sending user traffic there)</w:t>
+      </w:r>
+    </w:p>
+    <w:p>
+      <w:pPr>
+        <w:rPr>
+          <w:sz w:val="22"/>
+          <w:szCs w:val="22"/>
+        </w:rPr>
+      </w:pPr>
+      <w:r>
+        <w:rPr>
+          <w:sz w:val="22"/>
+          <w:szCs w:val="22"/>
+        </w:rPr>
+        <w:t xml:space="preserve">Port 8080 comes from port = </w:t>
+      </w:r>
+      <w:proofErr w:type="spellStart"/>
+      <w:r>
+        <w:rPr>
+          <w:sz w:val="22"/>
+          <w:szCs w:val="22"/>
+        </w:rPr>
+        <w:t>var.container_port</w:t>
+      </w:r>
+      <w:proofErr w:type="spellEnd"/>
+      <w:r>
+        <w:rPr>
+          <w:sz w:val="22"/>
+          <w:szCs w:val="22"/>
+        </w:rPr>
+        <w:t xml:space="preserve"> on the target group (same port Flask listens on).</w:t>
+      </w:r>
+    </w:p>
+    <w:p>
+      <w:pPr>
+        <w:pStyle w:val="Heading2"/>
+        <w:rPr>
+          <w:sz w:val="22"/>
+          <w:szCs w:val="22"/>
+        </w:rPr>
+      </w:pPr>
+      <w:bookmarkStart w:id="22" w:name="_Toc241979455"/>
+      <w:r>
+        <w:rPr>
+          <w:sz w:val="22"/>
+          <w:szCs w:val="22"/>
+        </w:rPr>
+        <w:t>ECS attaches the running task to that target group</w:t>
+      </w:r>
+      <w:bookmarkEnd w:id="22"/>
+    </w:p>
+    <w:p>
+      <w:pPr>
+        <w:rPr>
+          <w:sz w:val="22"/>
+          <w:szCs w:val="22"/>
+        </w:rPr>
+      </w:pPr>
+      <w:r>
+        <w:rPr>
+          <w:sz w:val="22"/>
+          <w:szCs w:val="22"/>
+        </w:rPr>
+        <w:t xml:space="preserve">In </w:t>
+      </w:r>
+      <w:r>
+        <w:rPr>
+          <w:color w:val="196B24" w:themeColor="accent3"/>
+          <w:sz w:val="22"/>
+          <w:szCs w:val="22"/>
+        </w:rPr>
+        <w:t>ECS.tf</w:t>
+      </w:r>
+    </w:p>
+    <w:p>
+      <w:pPr>
+        <w:rPr>
+          <w:sz w:val="22"/>
+          <w:szCs w:val="22"/>
+        </w:rPr>
+      </w:pPr>
+      <w:r>
+        <w:rPr>
+          <w:sz w:val="22"/>
+          <w:szCs w:val="22"/>
+        </w:rPr>
+        <w:drawing>
+          <wp:inline distT="0" distB="0" distL="0" distR="0" wp14:anchorId="46F2CC61" wp14:editId="6B978A64">
+            <wp:extent cx="5239481" cy="1086002"/>
+            <wp:effectExtent l="0" t="0" r="0" b="0"/>
+            <wp:docPr id="1572015029" name="Picture 1"/>
+            <wp:cNvGraphicFramePr>
+              <a:graphicFrameLocks xmlns:a="http://schemas.openxmlformats.org/drawingml/2006/main" noChangeAspect="1"/>
+            </wp:cNvGraphicFramePr>
+            <a:graphic xmlns:a="http://schemas.openxmlformats.org/drawingml/2006/main">
+              <a:graphicData uri="http://schemas.openxmlformats.org/drawingml/2006/picture">
+                <pic:pic xmlns:pic="http://schemas.openxmlformats.org/drawingml/2006/picture">
+                  <pic:nvPicPr>
+                    <pic:cNvPr id="1572015029" name=""/>
+                    <pic:cNvPicPr/>
+                  </pic:nvPicPr>
+                  <pic:blipFill>
+                    <a:blip r:embed="rId13"/>
+                    <a:stretch>
+                      <a:fillRect/>
+                    </a:stretch>
+                  </pic:blipFill>
+                  <pic:spPr>
+                    <a:xfrm>
+                      <a:off x="0" y="0"/>
+                      <a:ext cx="5239481" cy="1086002"/>
+                    </a:xfrm>
+                    <a:prstGeom prst="rect">
+                      <a:avLst/>
+                    </a:prstGeom>
+                  </pic:spPr>
+                </pic:pic>
+              </a:graphicData>
+            </a:graphic>
+          </wp:inline>
+        </w:drawing>
+      </w:r>
+    </w:p>
+    <w:p>
+      <w:pPr>
+        <w:rPr>
+          <w:sz w:val="22"/>
+          <w:szCs w:val="22"/>
+        </w:rPr>
+      </w:pPr>
+      <w:r>
+        <w:rPr>
+          <w:sz w:val="22"/>
+          <w:szCs w:val="22"/>
+        </w:rPr>
+        <w:t>When the Fargate task starts, ECS registers its private IP with the target group. ALB then health-checks that IP.</w:t>
+      </w:r>
+    </w:p>
+    <w:p>
+      <w:pPr>
+        <w:rPr>
+          <w:sz w:val="22"/>
+          <w:szCs w:val="22"/>
+        </w:rPr>
+      </w:pPr>
+    </w:p>
+    <w:p>
+      <w:pPr>
+        <w:rPr>
+          <w:sz w:val="22"/>
+          <w:szCs w:val="22"/>
+        </w:rPr>
+      </w:pPr>
+      <w:r>
+        <w:rPr>
+          <w:sz w:val="22"/>
+          <w:szCs w:val="22"/>
+        </w:rPr>
+        <w:lastRenderedPageBreak/>
+        <w:t>The task also maps container port 8080, and the security group allows ALB → ECS:8080, so the probe is allowed through.</w:t>
+      </w:r>
+    </w:p>
+    <w:p>
+      <w:pPr>
+        <w:pStyle w:val="Heading2"/>
+        <w:rPr>
+          <w:sz w:val="22"/>
+          <w:szCs w:val="22"/>
+        </w:rPr>
+      </w:pPr>
+      <w:bookmarkStart w:id="23" w:name="_Toc241979456"/>
+      <w:r>
+        <w:rPr>
+          <w:sz w:val="22"/>
+          <w:szCs w:val="22"/>
+        </w:rPr>
+        <w:t>End-to-End Flow</w:t>
+      </w:r>
+      <w:bookmarkEnd w:id="23"/>
+    </w:p>
+    <w:p>
+      <w:pPr>
+        <w:rPr>
+          <w:sz w:val="22"/>
+          <w:szCs w:val="22"/>
+        </w:rPr>
+      </w:pPr>
+      <w:r>
+        <w:rPr>
+          <w:sz w:val="22"/>
+          <w:szCs w:val="22"/>
+        </w:rPr>
+        <w:drawing>
+          <wp:inline distT="0" distB="0" distL="0" distR="0" wp14:anchorId="3F9E35C0" wp14:editId="3380E948">
+            <wp:extent cx="4839375" cy="914528"/>
+            <wp:effectExtent l="0" t="0" r="0" b="0"/>
+            <wp:docPr id="671303682" name="Picture 1"/>
+            <wp:cNvGraphicFramePr>
+              <a:graphicFrameLocks xmlns:a="http://schemas.openxmlformats.org/drawingml/2006/main" noChangeAspect="1"/>
+            </wp:cNvGraphicFramePr>
+            <a:graphic xmlns:a="http://schemas.openxmlformats.org/drawingml/2006/main">
+              <a:graphicData uri="http://schemas.openxmlformats.org/drawingml/2006/picture">
+                <pic:pic xmlns:pic="http://schemas.openxmlformats.org/drawingml/2006/picture">
+                  <pic:nvPicPr>
+                    <pic:cNvPr id="671303682" name=""/>
+                    <pic:cNvPicPr/>
+                  </pic:nvPicPr>
+                  <pic:blipFill>
+                    <a:blip r:embed="rId14"/>
+                    <a:stretch>
+                      <a:fillRect/>
+                    </a:stretch>
+                  </pic:blipFill>
+                  <pic:spPr>
+                    <a:xfrm>
+                      <a:off x="0" y="0"/>
+                      <a:ext cx="4839375" cy="914528"/>
+                    </a:xfrm>
+                    <a:prstGeom prst="rect">
+                      <a:avLst/>
+                    </a:prstGeom>
+                  </pic:spPr>
+                </pic:pic>
+              </a:graphicData>
+            </a:graphic>
+          </wp:inline>
+        </w:drawing>
+      </w:r>
+    </w:p>
+    <w:p>
+      <w:pPr>
+        <w:rPr>
+          <w:sz w:val="22"/>
+          <w:szCs w:val="22"/>
+        </w:rPr>
+      </w:pPr>
+      <w:r>
+        <w:rPr>
+          <w:sz w:val="22"/>
+          <w:szCs w:val="22"/>
+        </w:rPr>
+        <w:t xml:space="preserve">Your browser hits http://...elb.amazonaws.com/health on port 80; the ALB’s own background checks hit the container directly </w:t>
+      </w:r>
+      <w:proofErr w:type="gramStart"/>
+      <w:r>
+        <w:rPr>
+          <w:sz w:val="22"/>
+          <w:szCs w:val="22"/>
+        </w:rPr>
+        <w:t>on</w:t>
+      </w:r>
+      <w:proofErr w:type="gramEnd"/>
+      <w:r>
+        <w:rPr>
+          <w:sz w:val="22"/>
+          <w:szCs w:val="22"/>
+        </w:rPr>
+        <w:t xml:space="preserve"> 8080. Same path (/health), different entry points.</w:t>
+      </w:r>
+    </w:p>
+    <w:p>
+      <w:pPr>
+        <w:rPr>
+          <w:sz w:val="22"/>
+          <w:szCs w:val="22"/>
+        </w:rPr>
+      </w:pPr>
+      <w:r>
+        <w:rPr>
+          <w:sz w:val="22"/>
+          <w:szCs w:val="22"/>
+        </w:rPr>
+        <w:t>Note: The Dockerfile also has a Docker HEALTHCHECK on /health — that was for local Docker Desktop. ECS/ALB does not use that Dockerfile HEALTHCHECK; it uses the target group setting above.</w:t>
+      </w:r>
+    </w:p>
+    <w:p>
+      <w:pPr>
+        <w:pStyle w:val="Heading1"/>
+        <w:rPr>
+          <w:sz w:val="22"/>
+          <w:szCs w:val="22"/>
+        </w:rPr>
+      </w:pPr>
+      <w:r>
+        <w:rPr>
+          <w:sz w:val="22"/>
+          <w:szCs w:val="22"/>
+        </w:rPr>
+        <w:t>Phase 3</w:t>
+      </w:r>
+      <w:r>
+        <w:rPr>
+          <w:sz w:val="22"/>
+          <w:szCs w:val="22"/>
+        </w:rPr>
+        <w:t xml:space="preserve"> – Secrets &amp; IAM Hardening</w:t>
+      </w:r>
+    </w:p>
+    <w:p>
+      <w:pPr>
+        <w:rPr>
+          <w:sz w:val="22"/>
+          <w:szCs w:val="22"/>
+        </w:rPr>
+      </w:pPr>
+      <w:r>
+        <w:rPr>
+          <w:sz w:val="22"/>
+          <w:szCs w:val="22"/>
+        </w:rPr>
+        <w:drawing>
+          <wp:inline distT="0" distB="0" distL="0" distR="0" wp14:anchorId="565A111D" wp14:editId="75DB2A51">
+            <wp:extent cx="5943600" cy="1256665"/>
+            <wp:effectExtent l="0" t="0" r="0" b="635"/>
+            <wp:docPr id="2001611327" name="Picture 1"/>
+            <wp:cNvGraphicFramePr>
+              <a:graphicFrameLocks xmlns:a="http://schemas.openxmlformats.org/drawingml/2006/main" noChangeAspect="1"/>
+            </wp:cNvGraphicFramePr>
+            <a:graphic xmlns:a="http://schemas.openxmlformats.org/drawingml/2006/main">
+              <a:graphicData uri="http://schemas.openxmlformats.org/drawingml/2006/picture">
+                <pic:pic xmlns:pic="http://schemas.openxmlformats.org/drawingml/2006/picture">
+                  <pic:nvPicPr>
+                    <pic:cNvPr id="2001611327" name=""/>
+                    <pic:cNvPicPr/>
+                  </pic:nvPicPr>
+                  <pic:blipFill>
+                    <a:blip r:embed="rId15"/>
+                    <a:stretch>
+                      <a:fillRect/>
+                    </a:stretch>
+                  </pic:blipFill>
+                  <pic:spPr>
+                    <a:xfrm>
+                      <a:off x="0" y="0"/>
+                      <a:ext cx="5943600" cy="1256665"/>
+                    </a:xfrm>
+                    <a:prstGeom prst="rect">
+                      <a:avLst/>
+                    </a:prstGeom>
+                  </pic:spPr>
+                </pic:pic>
+              </a:graphicData>
+            </a:graphic>
+          </wp:inline>
+        </w:drawing>
+      </w:r>
+    </w:p>
+    <w:p>
+      <w:pPr>
+        <w:rPr>
+          <w:sz w:val="22"/>
+          <w:szCs w:val="22"/>
+        </w:rPr>
+      </w:pPr>
+      <w:r>
+        <w:rPr>
+          <w:sz w:val="22"/>
+          <w:szCs w:val="22"/>
+        </w:rPr>
+        <w:drawing>
+          <wp:inline distT="0" distB="0" distL="0" distR="0" wp14:anchorId="38E2B860" wp14:editId="6F2FBCD6">
+            <wp:extent cx="5943600" cy="2467610"/>
+            <wp:effectExtent l="0" t="0" r="0" b="8890"/>
+            <wp:docPr id="1538919392" name="Picture 1"/>
+            <wp:cNvGraphicFramePr>
+              <a:graphicFrameLocks xmlns:a="http://schemas.openxmlformats.org/drawingml/2006/main" noChangeAspect="1"/>
+            </wp:cNvGraphicFramePr>
+            <a:graphic xmlns:a="http://schemas.openxmlformats.org/drawingml/2006/main">
+              <a:graphicData uri="http://schemas.openxmlformats.org/drawingml/2006/picture">
+                <pic:pic xmlns:pic="http://schemas.openxmlformats.org/drawingml/2006/picture">
+                  <pic:nvPicPr>
+                    <pic:cNvPr id="1538919392" name=""/>
+                    <pic:cNvPicPr/>
+                  </pic:nvPicPr>
+                  <pic:blipFill>
+                    <a:blip r:embed="rId16"/>
+                    <a:stretch>
+                      <a:fillRect/>
+                    </a:stretch>
+                  </pic:blipFill>
+                  <pic:spPr>
+                    <a:xfrm>
+                      <a:off x="0" y="0"/>
+                      <a:ext cx="5943600" cy="2467610"/>
+                    </a:xfrm>
+                    <a:prstGeom prst="rect">
+                      <a:avLst/>
+                    </a:prstGeom>
+                  </pic:spPr>
+                </pic:pic>
+              </a:graphicData>
+            </a:graphic>
+          </wp:inline>
+        </w:drawing>
+      </w:r>
+    </w:p>
+    <w:p>
+      <w:pPr>
+        <w:rPr>
+          <w:sz w:val="22"/>
+          <w:szCs w:val="22"/>
+        </w:rPr>
+      </w:pPr>
+      <w:r>
+        <w:rPr>
+          <w:sz w:val="22"/>
+          <w:szCs w:val="22"/>
+        </w:rPr>
+        <w:t>Phase 3 is live. APP_SECRET now comes from Secrets Manager instead of a plaintext task env var.</w:t>
+      </w:r>
+    </w:p>
+    <w:p>
+      <w:pPr>
+        <w:rPr>
+          <w:sz w:val="22"/>
+          <w:szCs w:val="22"/>
+        </w:rPr>
+      </w:pPr>
+      <w:r>
+        <w:rPr>
+          <w:sz w:val="22"/>
+          <w:szCs w:val="22"/>
+        </w:rPr>
+        <w:t>What changed</w:t>
+      </w:r>
+    </w:p>
+    <w:p>
+      <w:pPr>
+        <w:numPr>
+          <w:ilvl w:val="0"/>
+          <w:numId w:val="11"/>
+        </w:numPr>
+        <w:rPr>
+          <w:sz w:val="22"/>
+          <w:szCs w:val="22"/>
+        </w:rPr>
+      </w:pPr>
+      <w:r>
+        <w:rPr>
+          <w:sz w:val="22"/>
+          <w:szCs w:val="22"/>
+        </w:rPr>
+        <w:t>Secret: project6/lab/app-secret</w:t>
+      </w:r>
+    </w:p>
+    <w:p>
+      <w:pPr>
+        <w:numPr>
+          <w:ilvl w:val="0"/>
+          <w:numId w:val="11"/>
+        </w:numPr>
+        <w:rPr>
+          <w:sz w:val="22"/>
+          <w:szCs w:val="22"/>
+        </w:rPr>
+      </w:pPr>
+      <w:r>
+        <w:rPr>
+          <w:sz w:val="22"/>
+          <w:szCs w:val="22"/>
+        </w:rPr>
+        <w:lastRenderedPageBreak/>
+        <w:t>Task definition rev 2: secrets → Secrets Manager ARN (only PORT stays as plain env)</w:t>
+      </w:r>
+    </w:p>
+    <w:p>
+      <w:pPr>
+        <w:numPr>
+          <w:ilvl w:val="0"/>
+          <w:numId w:val="11"/>
+        </w:numPr>
+        <w:rPr>
+          <w:sz w:val="22"/>
+          <w:szCs w:val="22"/>
+        </w:rPr>
+      </w:pPr>
+      <w:r>
+        <w:rPr>
+          <w:sz w:val="22"/>
+          <w:szCs w:val="22"/>
+        </w:rPr>
+        <w:t>Execution role: can read that secret so ECS can inject it at start</w:t>
+      </w:r>
+    </w:p>
+    <w:p>
+      <w:pPr>
+        <w:numPr>
+          <w:ilvl w:val="0"/>
+          <w:numId w:val="11"/>
+        </w:numPr>
+        <w:rPr>
+          <w:sz w:val="22"/>
+          <w:szCs w:val="22"/>
+        </w:rPr>
+      </w:pPr>
+      <w:r>
+        <w:rPr>
+          <w:sz w:val="22"/>
+          <w:szCs w:val="22"/>
+        </w:rPr>
+        <w:t>Task role: can read that secret only (least privilege)</w:t>
+      </w:r>
+    </w:p>
+    <w:p>
+      <w:pPr>
+        <w:numPr>
+          <w:ilvl w:val="0"/>
+          <w:numId w:val="11"/>
+        </w:numPr>
+        <w:rPr>
+          <w:sz w:val="22"/>
+          <w:szCs w:val="22"/>
+        </w:rPr>
+      </w:pPr>
+      <w:r>
+        <w:rPr>
+          <w:sz w:val="22"/>
+          <w:szCs w:val="22"/>
+        </w:rPr>
+        <w:t>/</w:t>
+      </w:r>
+      <w:proofErr w:type="gramStart"/>
+      <w:r>
+        <w:rPr>
+          <w:sz w:val="22"/>
+          <w:szCs w:val="22"/>
+        </w:rPr>
+        <w:t>info</w:t>
+      </w:r>
+      <w:proofErr w:type="gramEnd"/>
+      <w:r>
+        <w:rPr>
+          <w:sz w:val="22"/>
+          <w:szCs w:val="22"/>
+        </w:rPr>
+        <w:t> still shows "</w:t>
+      </w:r>
+      <w:proofErr w:type="spellStart"/>
+      <w:r>
+        <w:rPr>
+          <w:sz w:val="22"/>
+          <w:szCs w:val="22"/>
+        </w:rPr>
+        <w:t>secret_configured</w:t>
+      </w:r>
+      <w:proofErr w:type="spellEnd"/>
+      <w:r>
+        <w:rPr>
+          <w:sz w:val="22"/>
+          <w:szCs w:val="22"/>
+        </w:rPr>
+        <w:t>": true — never the value</w:t>
+      </w:r>
+    </w:p>
+    <w:p>
+      <w:pPr>
+        <w:rPr>
+          <w:sz w:val="22"/>
+          <w:szCs w:val="22"/>
+        </w:rPr>
+      </w:pPr>
+      <w:r>
+        <w:rPr>
+          <w:sz w:val="22"/>
+          <w:szCs w:val="22"/>
+        </w:rPr>
+        <w:t>Console checks worth a screenshot</w:t>
+      </w:r>
+    </w:p>
+    <w:p>
+      <w:pPr>
+        <w:numPr>
+          <w:ilvl w:val="0"/>
+          <w:numId w:val="12"/>
+        </w:numPr>
+        <w:rPr>
+          <w:sz w:val="22"/>
+          <w:szCs w:val="22"/>
+        </w:rPr>
+      </w:pPr>
+      <w:r>
+        <w:rPr>
+          <w:sz w:val="22"/>
+          <w:szCs w:val="22"/>
+        </w:rPr>
+        <w:t>Secrets Manager → project6/lab/app-secret</w:t>
+      </w:r>
+    </w:p>
+    <w:p>
+      <w:pPr>
+        <w:numPr>
+          <w:ilvl w:val="0"/>
+          <w:numId w:val="12"/>
+        </w:numPr>
+        <w:rPr>
+          <w:sz w:val="22"/>
+          <w:szCs w:val="22"/>
+        </w:rPr>
+      </w:pPr>
+      <w:r>
+        <w:rPr>
+          <w:sz w:val="22"/>
+          <w:szCs w:val="22"/>
+        </w:rPr>
+        <w:t>ECS → Task definitions → project6-lab-api:2 → container secrets block</w:t>
+      </w:r>
+    </w:p>
+    <w:p>
+      <w:pPr>
+        <w:numPr>
+          <w:ilvl w:val="0"/>
+          <w:numId w:val="12"/>
+        </w:numPr>
+        <w:rPr>
+          <w:sz w:val="22"/>
+          <w:szCs w:val="22"/>
+        </w:rPr>
+      </w:pPr>
+      <w:r>
+        <w:rPr>
+          <w:sz w:val="22"/>
+          <w:szCs w:val="22"/>
+        </w:rPr>
+        <w:t>IAM → Roles → project6-lab-ecs-execution / project6-lab-ecs-task → inline secret policies</w:t>
+      </w:r>
+    </w:p>
+    <w:p>
+      <w:pPr>
+        <w:rPr>
+          <w:sz w:val="22"/>
+          <w:szCs w:val="22"/>
+        </w:rPr>
+      </w:pPr>
     </w:p>
     <w:sectPr>
       <w:pgSz w:w="12240" w:h="15840"/>
@@ -1322,6 +5008,155 @@
     </w:lvl>
   </w:abstractNum>
   <w:abstractNum w:abstractNumId="3" w15:restartNumberingAfterBreak="0">
+    <w:nsid w:val="3F4743B5"/>
+    <w:multiLevelType w:val="multilevel"/>
+    <w:tmpl w:val="9FBC8F06"/>
+    <w:lvl w:ilvl="0">
+      <w:start w:val="1"/>
+      <w:numFmt w:val="bullet"/>
+      <w:lvlText w:val=""/>
+      <w:lvlJc w:val="left"/>
+      <w:pPr>
+        <w:tabs>
+          <w:tab w:val="num" w:pos="720"/>
+        </w:tabs>
+        <w:ind w:left="720" w:hanging="360"/>
+      </w:pPr>
+      <w:rPr>
+        <w:rFonts w:ascii="Symbol" w:hAnsi="Symbol" w:hint="default"/>
+        <w:sz w:val="20"/>
+      </w:rPr>
+    </w:lvl>
+    <w:lvl w:ilvl="1" w:tentative="1">
+      <w:start w:val="1"/>
+      <w:numFmt w:val="bullet"/>
+      <w:lvlText w:val="o"/>
+      <w:lvlJc w:val="left"/>
+      <w:pPr>
+        <w:tabs>
+          <w:tab w:val="num" w:pos="1440"/>
+        </w:tabs>
+        <w:ind w:left="1440" w:hanging="360"/>
+      </w:pPr>
+      <w:rPr>
+        <w:rFonts w:ascii="Courier New" w:hAnsi="Courier New" w:hint="default"/>
+        <w:sz w:val="20"/>
+      </w:rPr>
+    </w:lvl>
+    <w:lvl w:ilvl="2" w:tentative="1">
+      <w:start w:val="1"/>
+      <w:numFmt w:val="bullet"/>
+      <w:lvlText w:val=""/>
+      <w:lvlJc w:val="left"/>
+      <w:pPr>
+        <w:tabs>
+          <w:tab w:val="num" w:pos="2160"/>
+        </w:tabs>
+        <w:ind w:left="2160" w:hanging="360"/>
+      </w:pPr>
+      <w:rPr>
+        <w:rFonts w:ascii="Wingdings" w:hAnsi="Wingdings" w:hint="default"/>
+        <w:sz w:val="20"/>
+      </w:rPr>
+    </w:lvl>
+    <w:lvl w:ilvl="3" w:tentative="1">
+      <w:start w:val="1"/>
+      <w:numFmt w:val="bullet"/>
+      <w:lvlText w:val=""/>
+      <w:lvlJc w:val="left"/>
+      <w:pPr>
+        <w:tabs>
+          <w:tab w:val="num" w:pos="2880"/>
+        </w:tabs>
+        <w:ind w:left="2880" w:hanging="360"/>
+      </w:pPr>
+      <w:rPr>
+        <w:rFonts w:ascii="Wingdings" w:hAnsi="Wingdings" w:hint="default"/>
+        <w:sz w:val="20"/>
+      </w:rPr>
+    </w:lvl>
+    <w:lvl w:ilvl="4" w:tentative="1">
+      <w:start w:val="1"/>
+      <w:numFmt w:val="bullet"/>
+      <w:lvlText w:val=""/>
+      <w:lvlJc w:val="left"/>
+      <w:pPr>
+        <w:tabs>
+          <w:tab w:val="num" w:pos="3600"/>
+        </w:tabs>
+        <w:ind w:left="3600" w:hanging="360"/>
+      </w:pPr>
+      <w:rPr>
+        <w:rFonts w:ascii="Wingdings" w:hAnsi="Wingdings" w:hint="default"/>
+        <w:sz w:val="20"/>
+      </w:rPr>
+    </w:lvl>
+    <w:lvl w:ilvl="5" w:tentative="1">
+      <w:start w:val="1"/>
+      <w:numFmt w:val="bullet"/>
+      <w:lvlText w:val=""/>
+      <w:lvlJc w:val="left"/>
+      <w:pPr>
+        <w:tabs>
+          <w:tab w:val="num" w:pos="4320"/>
+        </w:tabs>
+        <w:ind w:left="4320" w:hanging="360"/>
+      </w:pPr>
+      <w:rPr>
+        <w:rFonts w:ascii="Wingdings" w:hAnsi="Wingdings" w:hint="default"/>
+        <w:sz w:val="20"/>
+      </w:rPr>
+    </w:lvl>
+    <w:lvl w:ilvl="6" w:tentative="1">
+      <w:start w:val="1"/>
+      <w:numFmt w:val="bullet"/>
+      <w:lvlText w:val=""/>
+      <w:lvlJc w:val="left"/>
+      <w:pPr>
+        <w:tabs>
+          <w:tab w:val="num" w:pos="5040"/>
+        </w:tabs>
+        <w:ind w:left="5040" w:hanging="360"/>
+      </w:pPr>
+      <w:rPr>
+        <w:rFonts w:ascii="Wingdings" w:hAnsi="Wingdings" w:hint="default"/>
+        <w:sz w:val="20"/>
+      </w:rPr>
+    </w:lvl>
+    <w:lvl w:ilvl="7" w:tentative="1">
+      <w:start w:val="1"/>
+      <w:numFmt w:val="bullet"/>
+      <w:lvlText w:val=""/>
+      <w:lvlJc w:val="left"/>
+      <w:pPr>
+        <w:tabs>
+          <w:tab w:val="num" w:pos="5760"/>
+        </w:tabs>
+        <w:ind w:left="5760" w:hanging="360"/>
+      </w:pPr>
+      <w:rPr>
+        <w:rFonts w:ascii="Wingdings" w:hAnsi="Wingdings" w:hint="default"/>
+        <w:sz w:val="20"/>
+      </w:rPr>
+    </w:lvl>
+    <w:lvl w:ilvl="8" w:tentative="1">
+      <w:start w:val="1"/>
+      <w:numFmt w:val="bullet"/>
+      <w:lvlText w:val=""/>
+      <w:lvlJc w:val="left"/>
+      <w:pPr>
+        <w:tabs>
+          <w:tab w:val="num" w:pos="6480"/>
+        </w:tabs>
+        <w:ind w:left="6480" w:hanging="360"/>
+      </w:pPr>
+      <w:rPr>
+        <w:rFonts w:ascii="Wingdings" w:hAnsi="Wingdings" w:hint="default"/>
+        <w:sz w:val="20"/>
+      </w:rPr>
+    </w:lvl>
+  </w:abstractNum>
+  <w:abstractNum w:abstractNumId="4" w15:restartNumberingAfterBreak="0">
     <w:nsid w:val="3F625108"/>
     <w:multiLevelType w:val="hybridMultilevel"/>
     <w:tmpl w:val="56126ECA"/>
@@ -1410,7 +5245,120 @@
       </w:pPr>
     </w:lvl>
   </w:abstractNum>
-  <w:abstractNum w:abstractNumId="4" w15:restartNumberingAfterBreak="0">
+  <w:abstractNum w:abstractNumId="5" w15:restartNumberingAfterBreak="0">
+    <w:nsid w:val="3FC66048"/>
+    <w:multiLevelType w:val="multilevel"/>
+    <w:tmpl w:val="054CB0B8"/>
+    <w:lvl w:ilvl="0">
+      <w:start w:val="1"/>
+      <w:numFmt w:val="decimal"/>
+      <w:lvlText w:val="%1."/>
+      <w:lvlJc w:val="left"/>
+      <w:pPr>
+        <w:tabs>
+          <w:tab w:val="num" w:pos="720"/>
+        </w:tabs>
+        <w:ind w:left="720" w:hanging="360"/>
+      </w:pPr>
+    </w:lvl>
+    <w:lvl w:ilvl="1" w:tentative="1">
+      <w:start w:val="1"/>
+      <w:numFmt w:val="decimal"/>
+      <w:lvlText w:val="%2."/>
+      <w:lvlJc w:val="left"/>
+      <w:pPr>
+        <w:tabs>
+          <w:tab w:val="num" w:pos="1440"/>
+        </w:tabs>
+        <w:ind w:left="1440" w:hanging="360"/>
+      </w:pPr>
+    </w:lvl>
+    <w:lvl w:ilvl="2" w:tentative="1">
+      <w:start w:val="1"/>
+      <w:numFmt w:val="decimal"/>
+      <w:lvlText w:val="%3."/>
+      <w:lvlJc w:val="left"/>
+      <w:pPr>
+        <w:tabs>
+          <w:tab w:val="num" w:pos="2160"/>
+        </w:tabs>
+        <w:ind w:left="2160" w:hanging="360"/>
+      </w:pPr>
+    </w:lvl>
+    <w:lvl w:ilvl="3" w:tentative="1">
+      <w:start w:val="1"/>
+      <w:numFmt w:val="decimal"/>
+      <w:lvlText w:val="%4."/>
+      <w:lvlJc w:val="left"/>
+      <w:pPr>
+        <w:tabs>
+          <w:tab w:val="num" w:pos="2880"/>
+        </w:tabs>
+        <w:ind w:left="2880" w:hanging="360"/>
+      </w:pPr>
+    </w:lvl>
+    <w:lvl w:ilvl="4" w:tentative="1">
+      <w:start w:val="1"/>
+      <w:numFmt w:val="decimal"/>
+      <w:lvlText w:val="%5."/>
+      <w:lvlJc w:val="left"/>
+      <w:pPr>
+        <w:tabs>
+          <w:tab w:val="num" w:pos="3600"/>
+        </w:tabs>
+        <w:ind w:left="3600" w:hanging="360"/>
+      </w:pPr>
+    </w:lvl>
+    <w:lvl w:ilvl="5" w:tentative="1">
+      <w:start w:val="1"/>
+      <w:numFmt w:val="decimal"/>
+      <w:lvlText w:val="%6."/>
+      <w:lvlJc w:val="left"/>
+      <w:pPr>
+        <w:tabs>
+          <w:tab w:val="num" w:pos="4320"/>
+        </w:tabs>
+        <w:ind w:left="4320" w:hanging="360"/>
+      </w:pPr>
+    </w:lvl>
+    <w:lvl w:ilvl="6" w:tentative="1">
+      <w:start w:val="1"/>
+      <w:numFmt w:val="decimal"/>
+      <w:lvlText w:val="%7."/>
+      <w:lvlJc w:val="left"/>
+      <w:pPr>
+        <w:tabs>
+          <w:tab w:val="num" w:pos="5040"/>
+        </w:tabs>
+        <w:ind w:left="5040" w:hanging="360"/>
+      </w:pPr>
+    </w:lvl>
+    <w:lvl w:ilvl="7" w:tentative="1">
+      <w:start w:val="1"/>
+      <w:numFmt w:val="decimal"/>
+      <w:lvlText w:val="%8."/>
+      <w:lvlJc w:val="left"/>
+      <w:pPr>
+        <w:tabs>
+          <w:tab w:val="num" w:pos="5760"/>
+        </w:tabs>
+        <w:ind w:left="5760" w:hanging="360"/>
+      </w:pPr>
+    </w:lvl>
+    <w:lvl w:ilvl="8" w:tentative="1">
+      <w:start w:val="1"/>
+      <w:numFmt w:val="decimal"/>
+      <w:lvlText w:val="%9."/>
+      <w:lvlJc w:val="left"/>
+      <w:pPr>
+        <w:tabs>
+          <w:tab w:val="num" w:pos="6480"/>
+        </w:tabs>
+        <w:ind w:left="6480" w:hanging="360"/>
+      </w:pPr>
+    </w:lvl>
+  </w:abstractNum>
+  <w:abstractNum w:abstractNumId="6" w15:restartNumberingAfterBreak="0">
     <w:nsid w:val="48DC6E35"/>
     <w:multiLevelType w:val="multilevel"/>
     <w:tmpl w:val="5E66D9F6"/>
@@ -1523,7 +5471,7 @@
       </w:pPr>
     </w:lvl>
   </w:abstractNum>
-  <w:abstractNum w:abstractNumId="5" w15:restartNumberingAfterBreak="0">
+  <w:abstractNum w:abstractNumId="7" w15:restartNumberingAfterBreak="0">
     <w:nsid w:val="53F94E43"/>
     <w:multiLevelType w:val="multilevel"/>
     <w:tmpl w:val="6572453E"/>
@@ -1636,7 +5584,7 @@
       </w:pPr>
     </w:lvl>
   </w:abstractNum>
-  <w:abstractNum w:abstractNumId="6" w15:restartNumberingAfterBreak="0">
+  <w:abstractNum w:abstractNumId="8" w15:restartNumberingAfterBreak="0">
     <w:nsid w:val="547310ED"/>
     <w:multiLevelType w:val="multilevel"/>
     <w:tmpl w:val="143E0514"/>
@@ -1749,7 +5697,156 @@
       </w:pPr>
     </w:lvl>
   </w:abstractNum>
-  <w:abstractNum w:abstractNumId="7" w15:restartNumberingAfterBreak="0">
+  <w:abstractNum w:abstractNumId="9" w15:restartNumberingAfterBreak="0">
+    <w:nsid w:val="5B755CB2"/>
+    <w:multiLevelType w:val="multilevel"/>
+    <w:tmpl w:val="9FBC8F06"/>
+    <w:lvl w:ilvl="0">
+      <w:start w:val="1"/>
+      <w:numFmt w:val="bullet"/>
+      <w:lvlText w:val=""/>
+      <w:lvlJc w:val="left"/>
+      <w:pPr>
+        <w:tabs>
+          <w:tab w:val="num" w:pos="720"/>
+        </w:tabs>
+        <w:ind w:left="720" w:hanging="360"/>
+      </w:pPr>
+      <w:rPr>
+        <w:rFonts w:ascii="Symbol" w:hAnsi="Symbol" w:hint="default"/>
+        <w:sz w:val="20"/>
+      </w:rPr>
+    </w:lvl>
+    <w:lvl w:ilvl="1" w:tentative="1">
+      <w:start w:val="1"/>
+      <w:numFmt w:val="bullet"/>
+      <w:lvlText w:val="o"/>
+      <w:lvlJc w:val="left"/>
+      <w:pPr>
+        <w:tabs>
+          <w:tab w:val="num" w:pos="1440"/>
+        </w:tabs>
+        <w:ind w:left="1440" w:hanging="360"/>
+      </w:pPr>
+      <w:rPr>
+        <w:rFonts w:ascii="Courier New" w:hAnsi="Courier New" w:hint="default"/>
+        <w:sz w:val="20"/>
+      </w:rPr>
+    </w:lvl>
+    <w:lvl w:ilvl="2" w:tentative="1">
+      <w:start w:val="1"/>
+      <w:numFmt w:val="bullet"/>
+      <w:lvlText w:val=""/>
+      <w:lvlJc w:val="left"/>
+      <w:pPr>
+        <w:tabs>
+          <w:tab w:val="num" w:pos="2160"/>
+        </w:tabs>
+        <w:ind w:left="2160" w:hanging="360"/>
+      </w:pPr>
+      <w:rPr>
+        <w:rFonts w:ascii="Wingdings" w:hAnsi="Wingdings" w:hint="default"/>
+        <w:sz w:val="20"/>
+      </w:rPr>
+    </w:lvl>
+    <w:lvl w:ilvl="3" w:tentative="1">
+      <w:start w:val="1"/>
+      <w:numFmt w:val="bullet"/>
+      <w:lvlText w:val=""/>
+      <w:lvlJc w:val="left"/>
+      <w:pPr>
+        <w:tabs>
+          <w:tab w:val="num" w:pos="2880"/>
+        </w:tabs>
+        <w:ind w:left="2880" w:hanging="360"/>
+      </w:pPr>
+      <w:rPr>
+        <w:rFonts w:ascii="Wingdings" w:hAnsi="Wingdings" w:hint="default"/>
+        <w:sz w:val="20"/>
+      </w:rPr>
+    </w:lvl>
+    <w:lvl w:ilvl="4" w:tentative="1">
+      <w:start w:val="1"/>
+      <w:numFmt w:val="bullet"/>
+      <w:lvlText w:val=""/>
+      <w:lvlJc w:val="left"/>
+      <w:pPr>
+        <w:tabs>
+          <w:tab w:val="num" w:pos="3600"/>
+        </w:tabs>
+        <w:ind w:left="3600" w:hanging="360"/>
+      </w:pPr>
+      <w:rPr>
+        <w:rFonts w:ascii="Wingdings" w:hAnsi="Wingdings" w:hint="default"/>
+        <w:sz w:val="20"/>
+      </w:rPr>
+    </w:lvl>
+    <w:lvl w:ilvl="5" w:tentative="1">
+      <w:start w:val="1"/>
+      <w:numFmt w:val="bullet"/>
+      <w:lvlText w:val=""/>
+      <w:lvlJc w:val="left"/>
+      <w:pPr>
+        <w:tabs>
+          <w:tab w:val="num" w:pos="4320"/>
+        </w:tabs>
+        <w:ind w:left="4320" w:hanging="360"/>
+      </w:pPr>
+      <w:rPr>
+        <w:rFonts w:ascii="Wingdings" w:hAnsi="Wingdings" w:hint="default"/>
+        <w:sz w:val="20"/>
+      </w:rPr>
+    </w:lvl>
+    <w:lvl w:ilvl="6" w:tentative="1">
+      <w:start w:val="1"/>
+      <w:numFmt w:val="bullet"/>
+      <w:lvlText w:val=""/>
+      <w:lvlJc w:val="left"/>
+      <w:pPr>
+        <w:tabs>
+          <w:tab w:val="num" w:pos="5040"/>
+        </w:tabs>
+        <w:ind w:left="5040" w:hanging="360"/>
+      </w:pPr>
+      <w:rPr>
+        <w:rFonts w:ascii="Wingdings" w:hAnsi="Wingdings" w:hint="default"/>
+        <w:sz w:val="20"/>
+      </w:rPr>
+    </w:lvl>
+    <w:lvl w:ilvl="7" w:tentative="1">
+      <w:start w:val="1"/>
+      <w:numFmt w:val="bullet"/>
+      <w:lvlText w:val=""/>
+      <w:lvlJc w:val="left"/>
+      <w:pPr>
+        <w:tabs>
+          <w:tab w:val="num" w:pos="5760"/>
+        </w:tabs>
+        <w:ind w:left="5760" w:hanging="360"/>
+      </w:pPr>
+      <w:rPr>
+        <w:rFonts w:ascii="Wingdings" w:hAnsi="Wingdings" w:hint="default"/>
+        <w:sz w:val="20"/>
+      </w:rPr>
+    </w:lvl>
+    <w:lvl w:ilvl="8" w:tentative="1">
+      <w:start w:val="1"/>
+      <w:numFmt w:val="bullet"/>
+      <w:lvlText w:val=""/>
+      <w:lvlJc w:val="left"/>
+      <w:pPr>
+        <w:tabs>
+          <w:tab w:val="num" w:pos="6480"/>
+        </w:tabs>
+        <w:ind w:left="6480" w:hanging="360"/>
+      </w:pPr>
+      <w:rPr>
+        <w:rFonts w:ascii="Wingdings" w:hAnsi="Wingdings" w:hint="default"/>
+        <w:sz w:val="20"/>
+      </w:rPr>
+    </w:lvl>
+  </w:abstractNum>
+  <w:abstractNum w:abstractNumId="10" w15:restartNumberingAfterBreak="0">
     <w:nsid w:val="703C100F"/>
     <w:multiLevelType w:val="multilevel"/>
     <w:tmpl w:val="9FBC8F06"/>
@@ -1898,29 +5995,130 @@
       </w:rPr>
     </w:lvl>
   </w:abstractNum>
+  <w:abstractNum w:abstractNumId="11" w15:restartNumberingAfterBreak="0">
+    <w:nsid w:val="7C650B32"/>
+    <w:multiLevelType w:val="hybridMultilevel"/>
+    <w:tmpl w:val="E9BC75E8"/>
+    <w:lvl w:ilvl="0" w:tplc="0409000F">
+      <w:start w:val="1"/>
+      <w:numFmt w:val="decimal"/>
+      <w:lvlText w:val="%1."/>
+      <w:lvlJc w:val="left"/>
+      <w:pPr>
+        <w:ind w:left="720" w:hanging="360"/>
+      </w:pPr>
+      <w:rPr>
+        <w:rFonts w:hint="default"/>
+      </w:rPr>
+    </w:lvl>
+    <w:lvl w:ilvl="1" w:tplc="04090019" w:tentative="1">
+      <w:start w:val="1"/>
+      <w:numFmt w:val="lowerLetter"/>
+      <w:lvlText w:val="%2."/>
+      <w:lvlJc w:val="left"/>
+      <w:pPr>
+        <w:ind w:left="1440" w:hanging="360"/>
+      </w:pPr>
+    </w:lvl>
+    <w:lvl w:ilvl="2" w:tplc="0409001B" w:tentative="1">
+      <w:start w:val="1"/>
+      <w:numFmt w:val="lowerRoman"/>
+      <w:lvlText w:val="%3."/>
+      <w:lvlJc w:val="right"/>
+      <w:pPr>
+        <w:ind w:left="2160" w:hanging="180"/>
+      </w:pPr>
+    </w:lvl>
+    <w:lvl w:ilvl="3" w:tplc="0409000F" w:tentative="1">
+      <w:start w:val="1"/>
+      <w:numFmt w:val="decimal"/>
+      <w:lvlText w:val="%4."/>
+      <w:lvlJc w:val="left"/>
+      <w:pPr>
+        <w:ind w:left="2880" w:hanging="360"/>
+      </w:pPr>
+    </w:lvl>
+    <w:lvl w:ilvl="4" w:tplc="04090019" w:tentative="1">
+      <w:start w:val="1"/>
+      <w:numFmt w:val="lowerLetter"/>
+      <w:lvlText w:val="%5."/>
+      <w:lvlJc w:val="left"/>
+      <w:pPr>
+        <w:ind w:left="3600" w:hanging="360"/>
+      </w:pPr>
+    </w:lvl>
+    <w:lvl w:ilvl="5" w:tplc="0409001B" w:tentative="1">
+      <w:start w:val="1"/>
+      <w:numFmt w:val="lowerRoman"/>
+      <w:lvlText w:val="%6."/>
+      <w:lvlJc w:val="right"/>
+      <w:pPr>
+        <w:ind w:left="4320" w:hanging="180"/>
+      </w:pPr>
+    </w:lvl>
+    <w:lvl w:ilvl="6" w:tplc="0409000F" w:tentative="1">
+      <w:start w:val="1"/>
+      <w:numFmt w:val="decimal"/>
+      <w:lvlText w:val="%7."/>
+      <w:lvlJc w:val="left"/>
+      <w:pPr>
+        <w:ind w:left="5040" w:hanging="360"/>
+      </w:pPr>
+    </w:lvl>
+    <w:lvl w:ilvl="7" w:tplc="04090019" w:tentative="1">
+      <w:start w:val="1"/>
+      <w:numFmt w:val="lowerLetter"/>
+      <w:lvlText w:val="%8."/>
+      <w:lvlJc w:val="left"/>
+      <w:pPr>
+        <w:ind w:left="5760" w:hanging="360"/>
+      </w:pPr>
+    </w:lvl>
+    <w:lvl w:ilvl="8" w:tplc="0409001B" w:tentative="1">
+      <w:start w:val="1"/>
+      <w:numFmt w:val="lowerRoman"/>
+      <w:lvlText w:val="%9."/>
+      <w:lvlJc w:val="right"/>
+      <w:pPr>
+        <w:ind w:left="6480" w:hanging="180"/>
+      </w:pPr>
+    </w:lvl>
+  </w:abstractNum>
   <w:num w:numId="1" w16cid:durableId="2064140109">
-    <w:abstractNumId w:val="3"/>
+    <w:abstractNumId w:val="4"/>
   </w:num>
   <w:num w:numId="2" w16cid:durableId="2045011593">
     <w:abstractNumId w:val="0"/>
   </w:num>
   <w:num w:numId="3" w16cid:durableId="1706248986">
-    <w:abstractNumId w:val="5"/>
+    <w:abstractNumId w:val="7"/>
   </w:num>
   <w:num w:numId="4" w16cid:durableId="685209948">
-    <w:abstractNumId w:val="7"/>
+    <w:abstractNumId w:val="10"/>
   </w:num>
   <w:num w:numId="5" w16cid:durableId="726537687">
-    <w:abstractNumId w:val="4"/>
+    <w:abstractNumId w:val="6"/>
   </w:num>
   <w:num w:numId="6" w16cid:durableId="401102314">
-    <w:abstractNumId w:val="6"/>
+    <w:abstractNumId w:val="8"/>
   </w:num>
   <w:num w:numId="7" w16cid:durableId="959342523">
     <w:abstractNumId w:val="2"/>
   </w:num>
   <w:num w:numId="8" w16cid:durableId="1470130563">
     <w:abstractNumId w:val="1"/>
+  </w:num>
+  <w:num w:numId="9" w16cid:durableId="2112242193">
+    <w:abstractNumId w:val="3"/>
+  </w:num>
+  <w:num w:numId="10" w16cid:durableId="383407482">
+    <w:abstractNumId w:val="11"/>
+  </w:num>
+  <w:num w:numId="11" w16cid:durableId="1918250528">
+    <w:abstractNumId w:val="9"/>
+  </w:num>
+  <w:num w:numId="12" w16cid:durableId="116728785">
+    <w:abstractNumId w:val="5"/>
   </w:num>
 </w:numbering>
 </file>
@@ -2353,7 +6551,6 @@
     <w:next w:val="Normal"/>
     <w:link w:val="Heading2Char"/>
     <w:uiPriority w:val="9"/>
-    <w:semiHidden/>
     <w:unhideWhenUsed/>
     <w:qFormat/>
     <w:rsid w:val="001E12C3"/>
@@ -2569,7 +6766,6 @@
     <w:basedOn w:val="DefaultParagraphFont"/>
     <w:link w:val="Heading2"/>
     <w:uiPriority w:val="9"/>
-    <w:semiHidden/>
     <w:rsid w:val="001E12C3"/>
     <w:rPr>
       <w:rFonts w:asciiTheme="majorHAnsi" w:eastAsiaTheme="majorEastAsia" w:hAnsiTheme="majorHAnsi" w:cstheme="majorBidi"/>
@@ -2839,6 +7035,61 @@
       <w:smallCaps/>
       <w:color w:val="0F4761" w:themeColor="accent1" w:themeShade="BF"/>
       <w:spacing w:val="5"/>
+    </w:rPr>
+  </w:style>
+  <w:style w:type="paragraph" w:styleId="TOCHeading">
+    <w:name w:val="TOC Heading"/>
+    <w:basedOn w:val="Heading1"/>
+    <w:next w:val="Normal"/>
+    <w:uiPriority w:val="39"/>
+    <w:unhideWhenUsed/>
+    <w:qFormat/>
+    <w:rsid w:val="00F3642B"/>
+    <w:pPr>
+      <w:spacing w:before="240" w:after="0" w:line="259" w:lineRule="auto"/>
+      <w:outlineLvl w:val="9"/>
+    </w:pPr>
+    <w:rPr>
+      <w:kern w:val="0"/>
+      <w:sz w:val="32"/>
+      <w:szCs w:val="32"/>
+      <w14:ligatures w14:val="none"/>
+    </w:rPr>
+  </w:style>
+  <w:style w:type="paragraph" w:styleId="TOC1">
+    <w:name w:val="toc 1"/>
+    <w:basedOn w:val="Normal"/>
+    <w:next w:val="Normal"/>
+    <w:autoRedefine/>
+    <w:uiPriority w:val="39"/>
+    <w:unhideWhenUsed/>
+    <w:rsid w:val="00F3642B"/>
+    <w:pPr>
+      <w:spacing w:after="100"/>
+    </w:pPr>
+  </w:style>
+  <w:style w:type="paragraph" w:styleId="TOC2">
+    <w:name w:val="toc 2"/>
+    <w:basedOn w:val="Normal"/>
+    <w:next w:val="Normal"/>
+    <w:autoRedefine/>
+    <w:uiPriority w:val="39"/>
+    <w:unhideWhenUsed/>
+    <w:rsid w:val="00F3642B"/>
+    <w:pPr>
+      <w:spacing w:after="100"/>
+      <w:ind w:left="240"/>
+    </w:pPr>
+  </w:style>
+  <w:style w:type="character" w:styleId="Hyperlink">
+    <w:name w:val="Hyperlink"/>
+    <w:basedOn w:val="DefaultParagraphFont"/>
+    <w:uiPriority w:val="99"/>
+    <w:unhideWhenUsed/>
+    <w:rsid w:val="00F3642B"/>
+    <w:rPr>
+      <w:color w:val="467886" w:themeColor="hyperlink"/>
+      <w:u w:val="single"/>
     </w:rPr>
   </w:style>
 </w:styles>
@@ -3137,4 +7388,16 @@
     </a:ext>
   </a:extLst>
 </a:theme>
+</file>
+
+<file path=customXml/item1.xml><?xml version="1.0" encoding="utf-8"?>
+<b:Sources xmlns:b="http://schemas.openxmlformats.org/officeDocument/2006/bibliography" xmlns="http://schemas.openxmlformats.org/officeDocument/2006/bibliography" SelectedStyle="\APASixthEditionOfficeOnline.xsl" StyleName="APA" Version="6"/>
+</file>
+
+<file path=customXml/itemProps1.xml><?xml version="1.0" encoding="utf-8"?>
+<ds:datastoreItem xmlns:ds="http://schemas.openxmlformats.org/officeDocument/2006/customXml" ds:itemID="{8D57079E-B85D-4F4B-A86E-9EE08021C670}">
+  <ds:schemaRefs>
+    <ds:schemaRef ds:uri="http://schemas.openxmlformats.org/officeDocument/2006/bibliography"/>
+  </ds:schemaRefs>
+</ds:datastoreItem>
 </file>
--- a/project-6-secure-containers/docs/Project 6 - What was Implemented.docx
+++ b/project-6-secure-containers/docs/Project 6 - What was Implemented.docx
@@ -65,6 +65,7 @@
               <w:tab w:val="right" w:leader="dot" w:pos="9350"/>
             </w:tabs>
             <w:rPr>
+              <w:rFonts w:eastAsiaTheme="minorEastAsia"/>
               <w:noProof/>
             </w:rPr>
           </w:pPr>
@@ -77,7 +78,7 @@
           <w:r>
             <w:fldChar w:fldCharType="separate"/>
           </w:r>
-          <w:hyperlink w:anchor="_Toc241979433" w:history="1">
+          <w:hyperlink w:anchor="_Toc242045001" w:history="1">
             <w:r>
               <w:rPr>
                 <w:rStyle w:val="Hyperlink"/>
@@ -104,7 +105,7 @@
                 <w:noProof/>
                 <w:webHidden/>
               </w:rPr>
-              <w:instrText xml:space="preserve"> PAGEREF _Toc241979433 \h </w:instrText>
+              <w:instrText xml:space="preserve"> PAGEREF _Toc242045001 \h </w:instrText>
             </w:r>
             <w:r>
               <w:rPr>
@@ -142,10 +143,11 @@
               <w:tab w:val="right" w:leader="dot" w:pos="9350"/>
             </w:tabs>
             <w:rPr>
+              <w:rFonts w:eastAsiaTheme="minorEastAsia"/>
               <w:noProof/>
             </w:rPr>
           </w:pPr>
-          <w:hyperlink w:anchor="_Toc241979434" w:history="1">
+          <w:hyperlink w:anchor="_Toc242045002" w:history="1">
             <w:r>
               <w:rPr>
                 <w:rStyle w:val="Hyperlink"/>
@@ -172,7 +174,7 @@
                 <w:noProof/>
                 <w:webHidden/>
               </w:rPr>
-              <w:instrText xml:space="preserve"> PAGEREF _Toc241979434 \h </w:instrText>
+              <w:instrText xml:space="preserve"> PAGEREF _Toc242045002 \h </w:instrText>
             </w:r>
             <w:r>
               <w:rPr>
@@ -210,10 +212,11 @@
               <w:tab w:val="right" w:leader="dot" w:pos="9350"/>
             </w:tabs>
             <w:rPr>
+              <w:rFonts w:eastAsiaTheme="minorEastAsia"/>
               <w:noProof/>
             </w:rPr>
           </w:pPr>
-          <w:hyperlink w:anchor="_Toc241979435" w:history="1">
+          <w:hyperlink w:anchor="_Toc242045003" w:history="1">
             <w:r>
               <w:rPr>
                 <w:rStyle w:val="Hyperlink"/>
@@ -240,7 +243,7 @@
                 <w:noProof/>
                 <w:webHidden/>
               </w:rPr>
-              <w:instrText xml:space="preserve"> PAGEREF _Toc241979435 \h </w:instrText>
+              <w:instrText xml:space="preserve"> PAGEREF _Toc242045003 \h </w:instrText>
             </w:r>
             <w:r>
               <w:rPr>
@@ -278,10 +281,11 @@
               <w:tab w:val="right" w:leader="dot" w:pos="9350"/>
             </w:tabs>
             <w:rPr>
+              <w:rFonts w:eastAsiaTheme="minorEastAsia"/>
               <w:noProof/>
             </w:rPr>
           </w:pPr>
-          <w:hyperlink w:anchor="_Toc241979436" w:history="1">
+          <w:hyperlink w:anchor="_Toc242045004" w:history="1">
             <w:r>
               <w:rPr>
                 <w:rStyle w:val="Hyperlink"/>
@@ -308,7 +312,7 @@
                 <w:noProof/>
                 <w:webHidden/>
               </w:rPr>
-              <w:instrText xml:space="preserve"> PAGEREF _Toc241979436 \h </w:instrText>
+              <w:instrText xml:space="preserve"> PAGEREF _Toc242045004 \h </w:instrText>
             </w:r>
             <w:r>
               <w:rPr>
@@ -328,7 +332,7 @@
                 <w:noProof/>
                 <w:webHidden/>
               </w:rPr>
-              <w:t>2</w:t>
+              <w:t>3</w:t>
             </w:r>
             <w:r>
               <w:rPr>
@@ -346,10 +350,11 @@
               <w:tab w:val="right" w:leader="dot" w:pos="9350"/>
             </w:tabs>
             <w:rPr>
+              <w:rFonts w:eastAsiaTheme="minorEastAsia"/>
               <w:noProof/>
             </w:rPr>
           </w:pPr>
-          <w:hyperlink w:anchor="_Toc241979437" w:history="1">
+          <w:hyperlink w:anchor="_Toc242045005" w:history="1">
             <w:r>
               <w:rPr>
                 <w:rStyle w:val="Hyperlink"/>
@@ -376,7 +381,7 @@
                 <w:noProof/>
                 <w:webHidden/>
               </w:rPr>
-              <w:instrText xml:space="preserve"> PAGEREF _Toc241979437 \h </w:instrText>
+              <w:instrText xml:space="preserve"> PAGEREF _Toc242045005 \h </w:instrText>
             </w:r>
             <w:r>
               <w:rPr>
@@ -414,10 +419,11 @@
               <w:tab w:val="right" w:leader="dot" w:pos="9350"/>
             </w:tabs>
             <w:rPr>
+              <w:rFonts w:eastAsiaTheme="minorEastAsia"/>
               <w:noProof/>
             </w:rPr>
           </w:pPr>
-          <w:hyperlink w:anchor="_Toc241979438" w:history="1">
+          <w:hyperlink w:anchor="_Toc242045006" w:history="1">
             <w:r>
               <w:rPr>
                 <w:rStyle w:val="Hyperlink"/>
@@ -444,7 +450,7 @@
                 <w:noProof/>
                 <w:webHidden/>
               </w:rPr>
-              <w:instrText xml:space="preserve"> PAGEREF _Toc241979438 \h </w:instrText>
+              <w:instrText xml:space="preserve"> PAGEREF _Toc242045006 \h </w:instrText>
             </w:r>
             <w:r>
               <w:rPr>
@@ -482,10 +488,11 @@
               <w:tab w:val="right" w:leader="dot" w:pos="9350"/>
             </w:tabs>
             <w:rPr>
+              <w:rFonts w:eastAsiaTheme="minorEastAsia"/>
               <w:noProof/>
             </w:rPr>
           </w:pPr>
-          <w:hyperlink w:anchor="_Toc241979439" w:history="1">
+          <w:hyperlink w:anchor="_Toc242045007" w:history="1">
             <w:r>
               <w:rPr>
                 <w:rStyle w:val="Hyperlink"/>
@@ -512,7 +519,7 @@
                 <w:noProof/>
                 <w:webHidden/>
               </w:rPr>
-              <w:instrText xml:space="preserve"> PAGEREF _Toc241979439 \h </w:instrText>
+              <w:instrText xml:space="preserve"> PAGEREF _Toc242045007 \h </w:instrText>
             </w:r>
             <w:r>
               <w:rPr>
@@ -550,10 +557,11 @@
               <w:tab w:val="right" w:leader="dot" w:pos="9350"/>
             </w:tabs>
             <w:rPr>
+              <w:rFonts w:eastAsiaTheme="minorEastAsia"/>
               <w:noProof/>
             </w:rPr>
           </w:pPr>
-          <w:hyperlink w:anchor="_Toc241979440" w:history="1">
+          <w:hyperlink w:anchor="_Toc242045008" w:history="1">
             <w:r>
               <w:rPr>
                 <w:rStyle w:val="Hyperlink"/>
@@ -580,7 +588,7 @@
                 <w:noProof/>
                 <w:webHidden/>
               </w:rPr>
-              <w:instrText xml:space="preserve"> PAGEREF _Toc241979440 \h </w:instrText>
+              <w:instrText xml:space="preserve"> PAGEREF _Toc242045008 \h </w:instrText>
             </w:r>
             <w:r>
               <w:rPr>
@@ -618,10 +626,11 @@
               <w:tab w:val="right" w:leader="dot" w:pos="9350"/>
             </w:tabs>
             <w:rPr>
+              <w:rFonts w:eastAsiaTheme="minorEastAsia"/>
               <w:noProof/>
             </w:rPr>
           </w:pPr>
-          <w:hyperlink w:anchor="_Toc241979441" w:history="1">
+          <w:hyperlink w:anchor="_Toc242045009" w:history="1">
             <w:r>
               <w:rPr>
                 <w:rStyle w:val="Hyperlink"/>
@@ -648,7 +657,7 @@
                 <w:noProof/>
                 <w:webHidden/>
               </w:rPr>
-              <w:instrText xml:space="preserve"> PAGEREF _Toc241979441 \h </w:instrText>
+              <w:instrText xml:space="preserve"> PAGEREF _Toc242045009 \h </w:instrText>
             </w:r>
             <w:r>
               <w:rPr>
@@ -668,7 +677,7 @@
                 <w:noProof/>
                 <w:webHidden/>
               </w:rPr>
-              <w:t>3</w:t>
+              <w:t>4</w:t>
             </w:r>
             <w:r>
               <w:rPr>
@@ -686,10 +695,11 @@
               <w:tab w:val="right" w:leader="dot" w:pos="9350"/>
             </w:tabs>
             <w:rPr>
+              <w:rFonts w:eastAsiaTheme="minorEastAsia"/>
               <w:noProof/>
             </w:rPr>
           </w:pPr>
-          <w:hyperlink w:anchor="_Toc241979442" w:history="1">
+          <w:hyperlink w:anchor="_Toc242045010" w:history="1">
             <w:r>
               <w:rPr>
                 <w:rStyle w:val="Hyperlink"/>
@@ -716,7 +726,7 @@
                 <w:noProof/>
                 <w:webHidden/>
               </w:rPr>
-              <w:instrText xml:space="preserve"> PAGEREF _Toc241979442 \h </w:instrText>
+              <w:instrText xml:space="preserve"> PAGEREF _Toc242045010 \h </w:instrText>
             </w:r>
             <w:r>
               <w:rPr>
@@ -736,7 +746,7 @@
                 <w:noProof/>
                 <w:webHidden/>
               </w:rPr>
-              <w:t>3</w:t>
+              <w:t>4</w:t>
             </w:r>
             <w:r>
               <w:rPr>
@@ -754,10 +764,11 @@
               <w:tab w:val="right" w:leader="dot" w:pos="9350"/>
             </w:tabs>
             <w:rPr>
+              <w:rFonts w:eastAsiaTheme="minorEastAsia"/>
               <w:noProof/>
             </w:rPr>
           </w:pPr>
-          <w:hyperlink w:anchor="_Toc241979443" w:history="1">
+          <w:hyperlink w:anchor="_Toc242045011" w:history="1">
             <w:r>
               <w:rPr>
                 <w:rStyle w:val="Hyperlink"/>
@@ -784,7 +795,7 @@
                 <w:noProof/>
                 <w:webHidden/>
               </w:rPr>
-              <w:instrText xml:space="preserve"> PAGEREF _Toc241979443 \h </w:instrText>
+              <w:instrText xml:space="preserve"> PAGEREF _Toc242045011 \h </w:instrText>
             </w:r>
             <w:r>
               <w:rPr>
@@ -822,10 +833,11 @@
               <w:tab w:val="right" w:leader="dot" w:pos="9350"/>
             </w:tabs>
             <w:rPr>
+              <w:rFonts w:eastAsiaTheme="minorEastAsia"/>
               <w:noProof/>
             </w:rPr>
           </w:pPr>
-          <w:hyperlink w:anchor="_Toc241979444" w:history="1">
+          <w:hyperlink w:anchor="_Toc242045012" w:history="1">
             <w:r>
               <w:rPr>
                 <w:rStyle w:val="Hyperlink"/>
@@ -852,7 +864,7 @@
                 <w:noProof/>
                 <w:webHidden/>
               </w:rPr>
-              <w:instrText xml:space="preserve"> PAGEREF _Toc241979444 \h </w:instrText>
+              <w:instrText xml:space="preserve"> PAGEREF _Toc242045012 \h </w:instrText>
             </w:r>
             <w:r>
               <w:rPr>
@@ -890,10 +902,11 @@
               <w:tab w:val="right" w:leader="dot" w:pos="9350"/>
             </w:tabs>
             <w:rPr>
+              <w:rFonts w:eastAsiaTheme="minorEastAsia"/>
               <w:noProof/>
             </w:rPr>
           </w:pPr>
-          <w:hyperlink w:anchor="_Toc241979445" w:history="1">
+          <w:hyperlink w:anchor="_Toc242045013" w:history="1">
             <w:r>
               <w:rPr>
                 <w:rStyle w:val="Hyperlink"/>
@@ -920,7 +933,7 @@
                 <w:noProof/>
                 <w:webHidden/>
               </w:rPr>
-              <w:instrText xml:space="preserve"> PAGEREF _Toc241979445 \h </w:instrText>
+              <w:instrText xml:space="preserve"> PAGEREF _Toc242045013 \h </w:instrText>
             </w:r>
             <w:r>
               <w:rPr>
@@ -958,10 +971,11 @@
               <w:tab w:val="right" w:leader="dot" w:pos="9350"/>
             </w:tabs>
             <w:rPr>
+              <w:rFonts w:eastAsiaTheme="minorEastAsia"/>
               <w:noProof/>
             </w:rPr>
           </w:pPr>
-          <w:hyperlink w:anchor="_Toc241979446" w:history="1">
+          <w:hyperlink w:anchor="_Toc242045014" w:history="1">
             <w:r>
               <w:rPr>
                 <w:rStyle w:val="Hyperlink"/>
@@ -988,7 +1002,7 @@
                 <w:noProof/>
                 <w:webHidden/>
               </w:rPr>
-              <w:instrText xml:space="preserve"> PAGEREF _Toc241979446 \h </w:instrText>
+              <w:instrText xml:space="preserve"> PAGEREF _Toc242045014 \h </w:instrText>
             </w:r>
             <w:r>
               <w:rPr>
@@ -1008,7 +1022,7 @@
                 <w:noProof/>
                 <w:webHidden/>
               </w:rPr>
-              <w:t>4</w:t>
+              <w:t>5</w:t>
             </w:r>
             <w:r>
               <w:rPr>
@@ -1026,10 +1040,11 @@
               <w:tab w:val="right" w:leader="dot" w:pos="9350"/>
             </w:tabs>
             <w:rPr>
+              <w:rFonts w:eastAsiaTheme="minorEastAsia"/>
               <w:noProof/>
             </w:rPr>
           </w:pPr>
-          <w:hyperlink w:anchor="_Toc241979447" w:history="1">
+          <w:hyperlink w:anchor="_Toc242045015" w:history="1">
             <w:r>
               <w:rPr>
                 <w:rStyle w:val="Hyperlink"/>
@@ -1056,7 +1071,7 @@
                 <w:noProof/>
                 <w:webHidden/>
               </w:rPr>
-              <w:instrText xml:space="preserve"> PAGEREF _Toc241979447 \h </w:instrText>
+              <w:instrText xml:space="preserve"> PAGEREF _Toc242045015 \h </w:instrText>
             </w:r>
             <w:r>
               <w:rPr>
@@ -1076,7 +1091,7 @@
                 <w:noProof/>
                 <w:webHidden/>
               </w:rPr>
-              <w:t>4</w:t>
+              <w:t>5</w:t>
             </w:r>
             <w:r>
               <w:rPr>
@@ -1094,10 +1109,11 @@
               <w:tab w:val="right" w:leader="dot" w:pos="9350"/>
             </w:tabs>
             <w:rPr>
+              <w:rFonts w:eastAsiaTheme="minorEastAsia"/>
               <w:noProof/>
             </w:rPr>
           </w:pPr>
-          <w:hyperlink w:anchor="_Toc241979448" w:history="1">
+          <w:hyperlink w:anchor="_Toc242045016" w:history="1">
             <w:r>
               <w:rPr>
                 <w:rStyle w:val="Hyperlink"/>
@@ -1124,7 +1140,7 @@
                 <w:noProof/>
                 <w:webHidden/>
               </w:rPr>
-              <w:instrText xml:space="preserve"> PAGEREF _Toc241979448 \h </w:instrText>
+              <w:instrText xml:space="preserve"> PAGEREF _Toc242045016 \h </w:instrText>
             </w:r>
             <w:r>
               <w:rPr>
@@ -1144,7 +1160,7 @@
                 <w:noProof/>
                 <w:webHidden/>
               </w:rPr>
-              <w:t>4</w:t>
+              <w:t>5</w:t>
             </w:r>
             <w:r>
               <w:rPr>
@@ -1162,10 +1178,11 @@
               <w:tab w:val="right" w:leader="dot" w:pos="9350"/>
             </w:tabs>
             <w:rPr>
+              <w:rFonts w:eastAsiaTheme="minorEastAsia"/>
               <w:noProof/>
             </w:rPr>
           </w:pPr>
-          <w:hyperlink w:anchor="_Toc241979449" w:history="1">
+          <w:hyperlink w:anchor="_Toc242045017" w:history="1">
             <w:r>
               <w:rPr>
                 <w:rStyle w:val="Hyperlink"/>
@@ -1192,7 +1209,7 @@
                 <w:noProof/>
                 <w:webHidden/>
               </w:rPr>
-              <w:instrText xml:space="preserve"> PAGEREF _Toc241979449 \h </w:instrText>
+              <w:instrText xml:space="preserve"> PAGEREF _Toc242045017 \h </w:instrText>
             </w:r>
             <w:r>
               <w:rPr>
@@ -1212,7 +1229,7 @@
                 <w:noProof/>
                 <w:webHidden/>
               </w:rPr>
-              <w:t>4</w:t>
+              <w:t>5</w:t>
             </w:r>
             <w:r>
               <w:rPr>
@@ -1230,10 +1247,11 @@
               <w:tab w:val="right" w:leader="dot" w:pos="9350"/>
             </w:tabs>
             <w:rPr>
+              <w:rFonts w:eastAsiaTheme="minorEastAsia"/>
               <w:noProof/>
             </w:rPr>
           </w:pPr>
-          <w:hyperlink w:anchor="_Toc241979450" w:history="1">
+          <w:hyperlink w:anchor="_Toc242045018" w:history="1">
             <w:r>
               <w:rPr>
                 <w:rStyle w:val="Hyperlink"/>
@@ -1260,7 +1278,7 @@
                 <w:noProof/>
                 <w:webHidden/>
               </w:rPr>
-              <w:instrText xml:space="preserve"> PAGEREF _Toc241979450 \h </w:instrText>
+              <w:instrText xml:space="preserve"> PAGEREF _Toc242045018 \h </w:instrText>
             </w:r>
             <w:r>
               <w:rPr>
@@ -1280,7 +1298,7 @@
                 <w:noProof/>
                 <w:webHidden/>
               </w:rPr>
-              <w:t>5</w:t>
+              <w:t>6</w:t>
             </w:r>
             <w:r>
               <w:rPr>
@@ -1298,10 +1316,11 @@
               <w:tab w:val="right" w:leader="dot" w:pos="9350"/>
             </w:tabs>
             <w:rPr>
+              <w:rFonts w:eastAsiaTheme="minorEastAsia"/>
               <w:noProof/>
             </w:rPr>
           </w:pPr>
-          <w:hyperlink w:anchor="_Toc241979451" w:history="1">
+          <w:hyperlink w:anchor="_Toc242045019" w:history="1">
             <w:r>
               <w:rPr>
                 <w:rStyle w:val="Hyperlink"/>
@@ -1328,7 +1347,7 @@
                 <w:noProof/>
                 <w:webHidden/>
               </w:rPr>
-              <w:instrText xml:space="preserve"> PAGEREF _Toc241979451 \h </w:instrText>
+              <w:instrText xml:space="preserve"> PAGEREF _Toc242045019 \h </w:instrText>
             </w:r>
             <w:r>
               <w:rPr>
@@ -1348,7 +1367,7 @@
                 <w:noProof/>
                 <w:webHidden/>
               </w:rPr>
-              <w:t>5</w:t>
+              <w:t>6</w:t>
             </w:r>
             <w:r>
               <w:rPr>
@@ -1366,10 +1385,11 @@
               <w:tab w:val="right" w:leader="dot" w:pos="9350"/>
             </w:tabs>
             <w:rPr>
+              <w:rFonts w:eastAsiaTheme="minorEastAsia"/>
               <w:noProof/>
             </w:rPr>
           </w:pPr>
-          <w:hyperlink w:anchor="_Toc241979452" w:history="1">
+          <w:hyperlink w:anchor="_Toc242045020" w:history="1">
             <w:r>
               <w:rPr>
                 <w:rStyle w:val="Hyperlink"/>
@@ -1396,7 +1416,7 @@
                 <w:noProof/>
                 <w:webHidden/>
               </w:rPr>
-              <w:instrText xml:space="preserve"> PAGEREF _Toc241979452 \h </w:instrText>
+              <w:instrText xml:space="preserve"> PAGEREF _Toc242045020 \h </w:instrText>
             </w:r>
             <w:r>
               <w:rPr>
@@ -1416,7 +1436,7 @@
                 <w:noProof/>
                 <w:webHidden/>
               </w:rPr>
-              <w:t>5</w:t>
+              <w:t>6</w:t>
             </w:r>
             <w:r>
               <w:rPr>
@@ -1434,10 +1454,11 @@
               <w:tab w:val="right" w:leader="dot" w:pos="9350"/>
             </w:tabs>
             <w:rPr>
+              <w:rFonts w:eastAsiaTheme="minorEastAsia"/>
               <w:noProof/>
             </w:rPr>
           </w:pPr>
-          <w:hyperlink w:anchor="_Toc241979453" w:history="1">
+          <w:hyperlink w:anchor="_Toc242045021" w:history="1">
             <w:r>
               <w:rPr>
                 <w:rStyle w:val="Hyperlink"/>
@@ -1464,7 +1485,7 @@
                 <w:noProof/>
                 <w:webHidden/>
               </w:rPr>
-              <w:instrText xml:space="preserve"> PAGEREF _Toc241979453 \h </w:instrText>
+              <w:instrText xml:space="preserve"> PAGEREF _Toc242045021 \h </w:instrText>
             </w:r>
             <w:r>
               <w:rPr>
@@ -1484,7 +1505,7 @@
                 <w:noProof/>
                 <w:webHidden/>
               </w:rPr>
-              <w:t>5</w:t>
+              <w:t>6</w:t>
             </w:r>
             <w:r>
               <w:rPr>
@@ -1502,16 +1523,17 @@
               <w:tab w:val="right" w:leader="dot" w:pos="9350"/>
             </w:tabs>
             <w:rPr>
+              <w:rFonts w:eastAsiaTheme="minorEastAsia"/>
               <w:noProof/>
             </w:rPr>
           </w:pPr>
-          <w:hyperlink w:anchor="_Toc241979454" w:history="1">
+          <w:hyperlink w:anchor="_Toc242045022" w:history="1">
             <w:r>
               <w:rPr>
                 <w:rStyle w:val="Hyperlink"/>
                 <w:noProof/>
               </w:rPr>
-              <w:t>The ALB target group is configured to call that path</w:t>
+              <w:t>The ALB target group</w:t>
             </w:r>
             <w:r>
               <w:rPr>
@@ -1532,7 +1554,7 @@
                 <w:noProof/>
                 <w:webHidden/>
               </w:rPr>
-              <w:instrText xml:space="preserve"> PAGEREF _Toc241979454 \h </w:instrText>
+              <w:instrText xml:space="preserve"> PAGEREF _Toc242045022 \h </w:instrText>
             </w:r>
             <w:r>
               <w:rPr>
@@ -1552,7 +1574,7 @@
                 <w:noProof/>
                 <w:webHidden/>
               </w:rPr>
-              <w:t>6</w:t>
+              <w:t>7</w:t>
             </w:r>
             <w:r>
               <w:rPr>
@@ -1570,10 +1592,11 @@
               <w:tab w:val="right" w:leader="dot" w:pos="9350"/>
             </w:tabs>
             <w:rPr>
+              <w:rFonts w:eastAsiaTheme="minorEastAsia"/>
               <w:noProof/>
             </w:rPr>
           </w:pPr>
-          <w:hyperlink w:anchor="_Toc241979455" w:history="1">
+          <w:hyperlink w:anchor="_Toc242045023" w:history="1">
             <w:r>
               <w:rPr>
                 <w:rStyle w:val="Hyperlink"/>
@@ -1600,7 +1623,7 @@
                 <w:noProof/>
                 <w:webHidden/>
               </w:rPr>
-              <w:instrText xml:space="preserve"> PAGEREF _Toc241979455 \h </w:instrText>
+              <w:instrText xml:space="preserve"> PAGEREF _Toc242045023 \h </w:instrText>
             </w:r>
             <w:r>
               <w:rPr>
@@ -1620,7 +1643,7 @@
                 <w:noProof/>
                 <w:webHidden/>
               </w:rPr>
-              <w:t>6</w:t>
+              <w:t>7</w:t>
             </w:r>
             <w:r>
               <w:rPr>
@@ -1638,10 +1661,11 @@
               <w:tab w:val="right" w:leader="dot" w:pos="9350"/>
             </w:tabs>
             <w:rPr>
+              <w:rFonts w:eastAsiaTheme="minorEastAsia"/>
               <w:noProof/>
             </w:rPr>
           </w:pPr>
-          <w:hyperlink w:anchor="_Toc241979456" w:history="1">
+          <w:hyperlink w:anchor="_Toc242045024" w:history="1">
             <w:r>
               <w:rPr>
                 <w:rStyle w:val="Hyperlink"/>
@@ -1668,7 +1692,7 @@
                 <w:noProof/>
                 <w:webHidden/>
               </w:rPr>
-              <w:instrText xml:space="preserve"> PAGEREF _Toc241979456 \h </w:instrText>
+              <w:instrText xml:space="preserve"> PAGEREF _Toc242045024 \h </w:instrText>
             </w:r>
             <w:r>
               <w:rPr>
@@ -1688,7 +1712,628 @@
                 <w:noProof/>
                 <w:webHidden/>
               </w:rPr>
-              <w:t>7</w:t>
+              <w:t>8</w:t>
+            </w:r>
+            <w:r>
+              <w:rPr>
+                <w:noProof/>
+                <w:webHidden/>
+              </w:rPr>
+              <w:fldChar w:fldCharType="end"/>
+            </w:r>
+          </w:hyperlink>
+        </w:p>
+        <w:p>
+          <w:pPr>
+            <w:pStyle w:val="TOC1"/>
+            <w:tabs>
+              <w:tab w:val="right" w:leader="dot" w:pos="9350"/>
+            </w:tabs>
+            <w:rPr>
+              <w:rFonts w:eastAsiaTheme="minorEastAsia"/>
+              <w:noProof/>
+            </w:rPr>
+          </w:pPr>
+          <w:hyperlink w:anchor="_Toc242045025" w:history="1">
+            <w:r>
+              <w:rPr>
+                <w:rStyle w:val="Hyperlink"/>
+                <w:noProof/>
+              </w:rPr>
+              <w:t>Phase 3 – Secrets &amp; IAM Hardening</w:t>
+            </w:r>
+            <w:r>
+              <w:rPr>
+                <w:noProof/>
+                <w:webHidden/>
+              </w:rPr>
+              <w:tab/>
+            </w:r>
+            <w:r>
+              <w:rPr>
+                <w:noProof/>
+                <w:webHidden/>
+              </w:rPr>
+              <w:fldChar w:fldCharType="begin"/>
+            </w:r>
+            <w:r>
+              <w:rPr>
+                <w:noProof/>
+                <w:webHidden/>
+              </w:rPr>
+              <w:instrText xml:space="preserve"> PAGEREF _Toc242045025 \h </w:instrText>
+            </w:r>
+            <w:r>
+              <w:rPr>
+                <w:noProof/>
+                <w:webHidden/>
+              </w:rPr>
+            </w:r>
+            <w:r>
+              <w:rPr>
+                <w:noProof/>
+                <w:webHidden/>
+              </w:rPr>
+              <w:fldChar w:fldCharType="separate"/>
+            </w:r>
+            <w:r>
+              <w:rPr>
+                <w:noProof/>
+                <w:webHidden/>
+              </w:rPr>
+              <w:t>8</w:t>
+            </w:r>
+            <w:r>
+              <w:rPr>
+                <w:noProof/>
+                <w:webHidden/>
+              </w:rPr>
+              <w:fldChar w:fldCharType="end"/>
+            </w:r>
+          </w:hyperlink>
+        </w:p>
+        <w:p>
+          <w:pPr>
+            <w:pStyle w:val="TOC2"/>
+            <w:tabs>
+              <w:tab w:val="right" w:leader="dot" w:pos="9350"/>
+            </w:tabs>
+            <w:rPr>
+              <w:rFonts w:eastAsiaTheme="minorEastAsia"/>
+              <w:noProof/>
+            </w:rPr>
+          </w:pPr>
+          <w:hyperlink w:anchor="_Toc242045026" w:history="1">
+            <w:r>
+              <w:rPr>
+                <w:rStyle w:val="Hyperlink"/>
+                <w:noProof/>
+              </w:rPr>
+              <w:t>What changed</w:t>
+            </w:r>
+            <w:r>
+              <w:rPr>
+                <w:noProof/>
+                <w:webHidden/>
+              </w:rPr>
+              <w:tab/>
+            </w:r>
+            <w:r>
+              <w:rPr>
+                <w:noProof/>
+                <w:webHidden/>
+              </w:rPr>
+              <w:fldChar w:fldCharType="begin"/>
+            </w:r>
+            <w:r>
+              <w:rPr>
+                <w:noProof/>
+                <w:webHidden/>
+              </w:rPr>
+              <w:instrText xml:space="preserve"> PAGEREF _Toc242045026 \h </w:instrText>
+            </w:r>
+            <w:r>
+              <w:rPr>
+                <w:noProof/>
+                <w:webHidden/>
+              </w:rPr>
+            </w:r>
+            <w:r>
+              <w:rPr>
+                <w:noProof/>
+                <w:webHidden/>
+              </w:rPr>
+              <w:fldChar w:fldCharType="separate"/>
+            </w:r>
+            <w:r>
+              <w:rPr>
+                <w:noProof/>
+                <w:webHidden/>
+              </w:rPr>
+              <w:t>8</w:t>
+            </w:r>
+            <w:r>
+              <w:rPr>
+                <w:noProof/>
+                <w:webHidden/>
+              </w:rPr>
+              <w:fldChar w:fldCharType="end"/>
+            </w:r>
+          </w:hyperlink>
+        </w:p>
+        <w:p>
+          <w:pPr>
+            <w:pStyle w:val="TOC1"/>
+            <w:tabs>
+              <w:tab w:val="right" w:leader="dot" w:pos="9350"/>
+            </w:tabs>
+            <w:rPr>
+              <w:rFonts w:eastAsiaTheme="minorEastAsia"/>
+              <w:noProof/>
+            </w:rPr>
+          </w:pPr>
+          <w:hyperlink w:anchor="_Toc242045027" w:history="1">
+            <w:r>
+              <w:rPr>
+                <w:rStyle w:val="Hyperlink"/>
+                <w:noProof/>
+              </w:rPr>
+              <w:t>Phase 3 end-to-end (plain English)</w:t>
+            </w:r>
+            <w:r>
+              <w:rPr>
+                <w:noProof/>
+                <w:webHidden/>
+              </w:rPr>
+              <w:tab/>
+            </w:r>
+            <w:r>
+              <w:rPr>
+                <w:noProof/>
+                <w:webHidden/>
+              </w:rPr>
+              <w:fldChar w:fldCharType="begin"/>
+            </w:r>
+            <w:r>
+              <w:rPr>
+                <w:noProof/>
+                <w:webHidden/>
+              </w:rPr>
+              <w:instrText xml:space="preserve"> PAGEREF _Toc242045027 \h </w:instrText>
+            </w:r>
+            <w:r>
+              <w:rPr>
+                <w:noProof/>
+                <w:webHidden/>
+              </w:rPr>
+            </w:r>
+            <w:r>
+              <w:rPr>
+                <w:noProof/>
+                <w:webHidden/>
+              </w:rPr>
+              <w:fldChar w:fldCharType="separate"/>
+            </w:r>
+            <w:r>
+              <w:rPr>
+                <w:noProof/>
+                <w:webHidden/>
+              </w:rPr>
+              <w:t>9</w:t>
+            </w:r>
+            <w:r>
+              <w:rPr>
+                <w:noProof/>
+                <w:webHidden/>
+              </w:rPr>
+              <w:fldChar w:fldCharType="end"/>
+            </w:r>
+          </w:hyperlink>
+        </w:p>
+        <w:p>
+          <w:pPr>
+            <w:pStyle w:val="TOC2"/>
+            <w:tabs>
+              <w:tab w:val="right" w:leader="dot" w:pos="9350"/>
+            </w:tabs>
+            <w:rPr>
+              <w:rFonts w:eastAsiaTheme="minorEastAsia"/>
+              <w:noProof/>
+            </w:rPr>
+          </w:pPr>
+          <w:hyperlink w:anchor="_Toc242045028" w:history="1">
+            <w:r>
+              <w:rPr>
+                <w:rStyle w:val="Hyperlink"/>
+                <w:noProof/>
+              </w:rPr>
+              <w:t>Problem Phase 2 had:</w:t>
+            </w:r>
+            <w:r>
+              <w:rPr>
+                <w:noProof/>
+                <w:webHidden/>
+              </w:rPr>
+              <w:tab/>
+            </w:r>
+            <w:r>
+              <w:rPr>
+                <w:noProof/>
+                <w:webHidden/>
+              </w:rPr>
+              <w:fldChar w:fldCharType="begin"/>
+            </w:r>
+            <w:r>
+              <w:rPr>
+                <w:noProof/>
+                <w:webHidden/>
+              </w:rPr>
+              <w:instrText xml:space="preserve"> PAGEREF _Toc242045028 \h </w:instrText>
+            </w:r>
+            <w:r>
+              <w:rPr>
+                <w:noProof/>
+                <w:webHidden/>
+              </w:rPr>
+            </w:r>
+            <w:r>
+              <w:rPr>
+                <w:noProof/>
+                <w:webHidden/>
+              </w:rPr>
+              <w:fldChar w:fldCharType="separate"/>
+            </w:r>
+            <w:r>
+              <w:rPr>
+                <w:noProof/>
+                <w:webHidden/>
+              </w:rPr>
+              <w:t>9</w:t>
+            </w:r>
+            <w:r>
+              <w:rPr>
+                <w:noProof/>
+                <w:webHidden/>
+              </w:rPr>
+              <w:fldChar w:fldCharType="end"/>
+            </w:r>
+          </w:hyperlink>
+        </w:p>
+        <w:p>
+          <w:pPr>
+            <w:pStyle w:val="TOC2"/>
+            <w:tabs>
+              <w:tab w:val="right" w:leader="dot" w:pos="9350"/>
+            </w:tabs>
+            <w:rPr>
+              <w:rFonts w:eastAsiaTheme="minorEastAsia"/>
+              <w:noProof/>
+            </w:rPr>
+          </w:pPr>
+          <w:hyperlink w:anchor="_Toc242045029" w:history="1">
+            <w:r>
+              <w:rPr>
+                <w:rStyle w:val="Hyperlink"/>
+                <w:noProof/>
+              </w:rPr>
+              <w:t>What Phase 3 does:</w:t>
+            </w:r>
+            <w:r>
+              <w:rPr>
+                <w:noProof/>
+                <w:webHidden/>
+              </w:rPr>
+              <w:tab/>
+            </w:r>
+            <w:r>
+              <w:rPr>
+                <w:noProof/>
+                <w:webHidden/>
+              </w:rPr>
+              <w:fldChar w:fldCharType="begin"/>
+            </w:r>
+            <w:r>
+              <w:rPr>
+                <w:noProof/>
+                <w:webHidden/>
+              </w:rPr>
+              <w:instrText xml:space="preserve"> PAGEREF _Toc242045029 \h </w:instrText>
+            </w:r>
+            <w:r>
+              <w:rPr>
+                <w:noProof/>
+                <w:webHidden/>
+              </w:rPr>
+            </w:r>
+            <w:r>
+              <w:rPr>
+                <w:noProof/>
+                <w:webHidden/>
+              </w:rPr>
+              <w:fldChar w:fldCharType="separate"/>
+            </w:r>
+            <w:r>
+              <w:rPr>
+                <w:noProof/>
+                <w:webHidden/>
+              </w:rPr>
+              <w:t>9</w:t>
+            </w:r>
+            <w:r>
+              <w:rPr>
+                <w:noProof/>
+                <w:webHidden/>
+              </w:rPr>
+              <w:fldChar w:fldCharType="end"/>
+            </w:r>
+          </w:hyperlink>
+        </w:p>
+        <w:p>
+          <w:pPr>
+            <w:pStyle w:val="TOC2"/>
+            <w:tabs>
+              <w:tab w:val="right" w:leader="dot" w:pos="9350"/>
+            </w:tabs>
+            <w:rPr>
+              <w:rFonts w:eastAsiaTheme="minorEastAsia"/>
+              <w:noProof/>
+            </w:rPr>
+          </w:pPr>
+          <w:hyperlink w:anchor="_Toc242045030" w:history="1">
+            <w:r>
+              <w:rPr>
+                <w:rStyle w:val="Hyperlink"/>
+                <w:noProof/>
+              </w:rPr>
+              <w:t>Flow</w:t>
+            </w:r>
+            <w:r>
+              <w:rPr>
+                <w:noProof/>
+                <w:webHidden/>
+              </w:rPr>
+              <w:tab/>
+            </w:r>
+            <w:r>
+              <w:rPr>
+                <w:noProof/>
+                <w:webHidden/>
+              </w:rPr>
+              <w:fldChar w:fldCharType="begin"/>
+            </w:r>
+            <w:r>
+              <w:rPr>
+                <w:noProof/>
+                <w:webHidden/>
+              </w:rPr>
+              <w:instrText xml:space="preserve"> PAGEREF _Toc242045030 \h </w:instrText>
+            </w:r>
+            <w:r>
+              <w:rPr>
+                <w:noProof/>
+                <w:webHidden/>
+              </w:rPr>
+            </w:r>
+            <w:r>
+              <w:rPr>
+                <w:noProof/>
+                <w:webHidden/>
+              </w:rPr>
+              <w:fldChar w:fldCharType="separate"/>
+            </w:r>
+            <w:r>
+              <w:rPr>
+                <w:noProof/>
+                <w:webHidden/>
+              </w:rPr>
+              <w:t>9</w:t>
+            </w:r>
+            <w:r>
+              <w:rPr>
+                <w:noProof/>
+                <w:webHidden/>
+              </w:rPr>
+              <w:fldChar w:fldCharType="end"/>
+            </w:r>
+          </w:hyperlink>
+        </w:p>
+        <w:p>
+          <w:pPr>
+            <w:pStyle w:val="TOC2"/>
+            <w:tabs>
+              <w:tab w:val="right" w:leader="dot" w:pos="9350"/>
+            </w:tabs>
+            <w:rPr>
+              <w:rFonts w:eastAsiaTheme="minorEastAsia"/>
+              <w:noProof/>
+            </w:rPr>
+          </w:pPr>
+          <w:hyperlink w:anchor="_Toc242045031" w:history="1">
+            <w:r>
+              <w:rPr>
+                <w:rStyle w:val="Hyperlink"/>
+                <w:noProof/>
+              </w:rPr>
+              <w:t>Two IAM roles (why both)</w:t>
+            </w:r>
+            <w:r>
+              <w:rPr>
+                <w:noProof/>
+                <w:webHidden/>
+              </w:rPr>
+              <w:tab/>
+            </w:r>
+            <w:r>
+              <w:rPr>
+                <w:noProof/>
+                <w:webHidden/>
+              </w:rPr>
+              <w:fldChar w:fldCharType="begin"/>
+            </w:r>
+            <w:r>
+              <w:rPr>
+                <w:noProof/>
+                <w:webHidden/>
+              </w:rPr>
+              <w:instrText xml:space="preserve"> PAGEREF _Toc242045031 \h </w:instrText>
+            </w:r>
+            <w:r>
+              <w:rPr>
+                <w:noProof/>
+                <w:webHidden/>
+              </w:rPr>
+            </w:r>
+            <w:r>
+              <w:rPr>
+                <w:noProof/>
+                <w:webHidden/>
+              </w:rPr>
+              <w:fldChar w:fldCharType="separate"/>
+            </w:r>
+            <w:r>
+              <w:rPr>
+                <w:noProof/>
+                <w:webHidden/>
+              </w:rPr>
+              <w:t>10</w:t>
+            </w:r>
+            <w:r>
+              <w:rPr>
+                <w:noProof/>
+                <w:webHidden/>
+              </w:rPr>
+              <w:fldChar w:fldCharType="end"/>
+            </w:r>
+          </w:hyperlink>
+        </w:p>
+        <w:p>
+          <w:pPr>
+            <w:pStyle w:val="TOC2"/>
+            <w:tabs>
+              <w:tab w:val="right" w:leader="dot" w:pos="9350"/>
+            </w:tabs>
+            <w:rPr>
+              <w:rFonts w:eastAsiaTheme="minorEastAsia"/>
+              <w:noProof/>
+            </w:rPr>
+          </w:pPr>
+          <w:hyperlink w:anchor="_Toc242045032" w:history="1">
+            <w:r>
+              <w:rPr>
+                <w:rStyle w:val="Hyperlink"/>
+                <w:noProof/>
+              </w:rPr>
+              <w:t>Phase 3 Takeaways</w:t>
+            </w:r>
+            <w:r>
+              <w:rPr>
+                <w:noProof/>
+                <w:webHidden/>
+              </w:rPr>
+              <w:tab/>
+            </w:r>
+            <w:r>
+              <w:rPr>
+                <w:noProof/>
+                <w:webHidden/>
+              </w:rPr>
+              <w:fldChar w:fldCharType="begin"/>
+            </w:r>
+            <w:r>
+              <w:rPr>
+                <w:noProof/>
+                <w:webHidden/>
+              </w:rPr>
+              <w:instrText xml:space="preserve"> PAGEREF _Toc242045032 \h </w:instrText>
+            </w:r>
+            <w:r>
+              <w:rPr>
+                <w:noProof/>
+                <w:webHidden/>
+              </w:rPr>
+            </w:r>
+            <w:r>
+              <w:rPr>
+                <w:noProof/>
+                <w:webHidden/>
+              </w:rPr>
+              <w:fldChar w:fldCharType="separate"/>
+            </w:r>
+            <w:r>
+              <w:rPr>
+                <w:noProof/>
+                <w:webHidden/>
+              </w:rPr>
+              <w:t>10</w:t>
+            </w:r>
+            <w:r>
+              <w:rPr>
+                <w:noProof/>
+                <w:webHidden/>
+              </w:rPr>
+              <w:fldChar w:fldCharType="end"/>
+            </w:r>
+          </w:hyperlink>
+        </w:p>
+        <w:p>
+          <w:pPr>
+            <w:pStyle w:val="TOC2"/>
+            <w:tabs>
+              <w:tab w:val="right" w:leader="dot" w:pos="9350"/>
+            </w:tabs>
+            <w:rPr>
+              <w:rFonts w:eastAsiaTheme="minorEastAsia"/>
+              <w:noProof/>
+            </w:rPr>
+          </w:pPr>
+          <w:hyperlink w:anchor="_Toc242045033" w:history="1">
+            <w:r>
+              <w:rPr>
+                <w:rStyle w:val="Hyperlink"/>
+                <w:noProof/>
+              </w:rPr>
+              <w:t>IAM Roles Configurations</w:t>
+            </w:r>
+            <w:r>
+              <w:rPr>
+                <w:noProof/>
+                <w:webHidden/>
+              </w:rPr>
+              <w:tab/>
+            </w:r>
+            <w:r>
+              <w:rPr>
+                <w:noProof/>
+                <w:webHidden/>
+              </w:rPr>
+              <w:fldChar w:fldCharType="begin"/>
+            </w:r>
+            <w:r>
+              <w:rPr>
+                <w:noProof/>
+                <w:webHidden/>
+              </w:rPr>
+              <w:instrText xml:space="preserve"> PAGEREF _Toc242045033 \h </w:instrText>
+            </w:r>
+            <w:r>
+              <w:rPr>
+                <w:noProof/>
+                <w:webHidden/>
+              </w:rPr>
+            </w:r>
+            <w:r>
+              <w:rPr>
+                <w:noProof/>
+                <w:webHidden/>
+              </w:rPr>
+              <w:fldChar w:fldCharType="separate"/>
+            </w:r>
+            <w:r>
+              <w:rPr>
+                <w:noProof/>
+                <w:webHidden/>
+              </w:rPr>
+              <w:t>10</w:t>
             </w:r>
             <w:r>
               <w:rPr>
@@ -1759,7 +2404,7 @@
           <w:szCs w:val="22"/>
         </w:rPr>
       </w:pPr>
-      <w:bookmarkStart w:id="0" w:name="_Toc241979433"/>
+      <w:bookmarkStart w:id="0" w:name="_Toc242045001"/>
       <w:r>
         <w:rPr>
           <w:sz w:val="22"/>
@@ -1844,7 +2489,7 @@
           <w:szCs w:val="22"/>
         </w:rPr>
       </w:pPr>
-      <w:bookmarkStart w:id="1" w:name="_Toc241979434"/>
+      <w:bookmarkStart w:id="1" w:name="_Toc242045002"/>
       <w:r>
         <w:rPr>
           <w:sz w:val="22"/>
@@ -2013,7 +2658,7 @@
           <w:szCs w:val="22"/>
         </w:rPr>
       </w:pPr>
-      <w:bookmarkStart w:id="2" w:name="_Toc241979435"/>
+      <w:bookmarkStart w:id="2" w:name="_Toc242045003"/>
       <w:r>
         <w:rPr>
           <w:sz w:val="22"/>
@@ -2120,12 +2765,13 @@
           <w:szCs w:val="22"/>
         </w:rPr>
       </w:pPr>
-      <w:bookmarkStart w:id="3" w:name="_Toc241979436"/>
-      <w:r>
-        <w:rPr>
-          <w:sz w:val="22"/>
-          <w:szCs w:val="22"/>
-        </w:rPr>
+      <w:bookmarkStart w:id="3" w:name="_Toc242045004"/>
+      <w:r>
+        <w:rPr>
+          <w:sz w:val="22"/>
+          <w:szCs w:val="22"/>
+        </w:rPr>
+        <w:lastRenderedPageBreak/>
         <w:t>Differences that matter</w:t>
       </w:r>
       <w:bookmarkEnd w:id="3"/>
@@ -2345,13 +2991,12 @@
           <w:szCs w:val="22"/>
         </w:rPr>
       </w:pPr>
-      <w:bookmarkStart w:id="4" w:name="_Toc241979437"/>
-      <w:r>
-        <w:rPr>
-          <w:sz w:val="22"/>
-          <w:szCs w:val="22"/>
-        </w:rPr>
-        <w:lastRenderedPageBreak/>
+      <w:bookmarkStart w:id="4" w:name="_Toc242045005"/>
+      <w:r>
+        <w:rPr>
+          <w:sz w:val="22"/>
+          <w:szCs w:val="22"/>
+        </w:rPr>
         <w:t>What Docker Desktop did</w:t>
       </w:r>
       <w:bookmarkEnd w:id="4"/>
@@ -2444,7 +3089,7 @@
           <w:szCs w:val="22"/>
         </w:rPr>
       </w:pPr>
-      <w:bookmarkStart w:id="5" w:name="_Toc241979438"/>
+      <w:bookmarkStart w:id="5" w:name="_Toc242045006"/>
       <w:r>
         <w:rPr>
           <w:sz w:val="22"/>
@@ -2478,7 +3123,7 @@
           <w:szCs w:val="22"/>
         </w:rPr>
       </w:pPr>
-      <w:bookmarkStart w:id="6" w:name="_Toc241979439"/>
+      <w:bookmarkStart w:id="6" w:name="_Toc242045007"/>
       <w:r>
         <w:rPr>
           <w:sz w:val="22"/>
@@ -2716,7 +3361,7 @@
           <w:szCs w:val="22"/>
         </w:rPr>
       </w:pPr>
-      <w:bookmarkStart w:id="7" w:name="_Toc241979440"/>
+      <w:bookmarkStart w:id="7" w:name="_Toc242045008"/>
       <w:r>
         <w:rPr>
           <w:sz w:val="22"/>
@@ -2780,6 +3425,7 @@
           <w:sz w:val="22"/>
           <w:szCs w:val="22"/>
         </w:rPr>
+        <w:lastRenderedPageBreak/>
         <w:t>That starts a container from the local image so you can hit /health and /info. Useful to prove the image works before uploading.</w:t>
       </w:r>
     </w:p>
@@ -2799,7 +3445,7 @@
           <w:szCs w:val="22"/>
         </w:rPr>
       </w:pPr>
-      <w:bookmarkStart w:id="8" w:name="_Toc241979441"/>
+      <w:bookmarkStart w:id="8" w:name="_Toc242045009"/>
       <w:r>
         <w:rPr>
           <w:sz w:val="22"/>
@@ -2874,7 +3520,7 @@
           <w:szCs w:val="22"/>
         </w:rPr>
       </w:pPr>
-      <w:bookmarkStart w:id="9" w:name="_Toc241979442"/>
+      <w:bookmarkStart w:id="9" w:name="_Toc242045010"/>
       <w:r>
         <w:rPr>
           <w:sz w:val="22"/>
@@ -2957,7 +3603,6 @@
           <w:sz w:val="22"/>
           <w:szCs w:val="22"/>
         </w:rPr>
-        <w:lastRenderedPageBreak/>
         <w:t>This gives your local Docker permission to push to your account’s registry.</w:t>
       </w:r>
     </w:p>
@@ -2969,7 +3614,7 @@
           <w:szCs w:val="22"/>
         </w:rPr>
       </w:pPr>
-      <w:bookmarkStart w:id="10" w:name="_Toc241979443"/>
+      <w:bookmarkStart w:id="10" w:name="_Toc242045011"/>
       <w:r>
         <w:rPr>
           <w:sz w:val="22"/>
@@ -3052,7 +3697,7 @@
           <w:szCs w:val="22"/>
         </w:rPr>
       </w:pPr>
-      <w:bookmarkStart w:id="11" w:name="_Toc241979444"/>
+      <w:bookmarkStart w:id="11" w:name="_Toc242045012"/>
       <w:r>
         <w:rPr>
           <w:sz w:val="22"/>
@@ -3111,7 +3756,7 @@
           <w:szCs w:val="22"/>
         </w:rPr>
       </w:pPr>
-      <w:bookmarkStart w:id="12" w:name="_Toc241979445"/>
+      <w:bookmarkStart w:id="12" w:name="_Toc242045013"/>
       <w:r>
         <w:rPr>
           <w:sz w:val="22"/>
@@ -3178,12 +3823,13 @@
           <w:szCs w:val="22"/>
         </w:rPr>
       </w:pPr>
-      <w:bookmarkStart w:id="13" w:name="_Toc241979446"/>
-      <w:r>
-        <w:rPr>
-          <w:sz w:val="22"/>
-          <w:szCs w:val="22"/>
-        </w:rPr>
+      <w:bookmarkStart w:id="13" w:name="_Toc242045014"/>
+      <w:r>
+        <w:rPr>
+          <w:sz w:val="22"/>
+          <w:szCs w:val="22"/>
+        </w:rPr>
+        <w:lastRenderedPageBreak/>
         <w:t>Phase 2</w:t>
       </w:r>
       <w:r>
@@ -3203,7 +3849,7 @@
           <w:szCs w:val="22"/>
         </w:rPr>
       </w:pPr>
-      <w:bookmarkStart w:id="14" w:name="_Toc241979447"/>
+      <w:bookmarkStart w:id="14" w:name="_Toc242045015"/>
       <w:r>
         <w:rPr>
           <w:sz w:val="22"/>
@@ -3332,7 +3978,7 @@
           <w:szCs w:val="22"/>
         </w:rPr>
       </w:pPr>
-      <w:bookmarkStart w:id="15" w:name="_Toc241979448"/>
+      <w:bookmarkStart w:id="15" w:name="_Toc242045016"/>
       <w:r>
         <w:rPr>
           <w:sz w:val="22"/>
@@ -3455,7 +4101,6 @@
           <w:sz w:val="22"/>
           <w:szCs w:val="22"/>
         </w:rPr>
-        <w:lastRenderedPageBreak/>
         <w:t>Cost: ALB + Fargate are billing while this stays up. When you’re done for the day, say if you want me to terraform destroy or scale to 0.</w:t>
       </w:r>
     </w:p>
@@ -3475,7 +4120,7 @@
           <w:szCs w:val="22"/>
         </w:rPr>
       </w:pPr>
-      <w:bookmarkStart w:id="16" w:name="_Toc241979449"/>
+      <w:bookmarkStart w:id="16" w:name="_Toc242045017"/>
       <w:r>
         <w:rPr>
           <w:sz w:val="22"/>
@@ -3536,7 +4181,7 @@
           <w:szCs w:val="22"/>
         </w:rPr>
       </w:pPr>
-      <w:bookmarkStart w:id="17" w:name="_Toc241979450"/>
+      <w:bookmarkStart w:id="17" w:name="_Toc242045018"/>
       <w:r>
         <w:rPr>
           <w:sz w:val="22"/>
@@ -3594,7 +4239,7 @@
           <w:szCs w:val="22"/>
         </w:rPr>
       </w:pPr>
-      <w:bookmarkStart w:id="18" w:name="_Toc241979451"/>
+      <w:bookmarkStart w:id="18" w:name="_Toc242045019"/>
       <w:r>
         <w:rPr>
           <w:sz w:val="22"/>
@@ -3658,7 +4303,7 @@
           <w:szCs w:val="22"/>
         </w:rPr>
       </w:pPr>
-      <w:bookmarkStart w:id="19" w:name="_Toc241979452"/>
+      <w:bookmarkStart w:id="19" w:name="_Toc242045020"/>
       <w:r>
         <w:rPr>
           <w:sz w:val="22"/>
@@ -3712,7 +4357,7 @@
           <w:szCs w:val="22"/>
         </w:rPr>
       </w:pPr>
-      <w:bookmarkStart w:id="20" w:name="_Toc241979453"/>
+      <w:bookmarkStart w:id="20" w:name="_Toc242045021"/>
       <w:r>
         <w:rPr>
           <w:sz w:val="22"/>
@@ -3811,13 +4456,13 @@
           <w:szCs w:val="22"/>
         </w:rPr>
       </w:pPr>
-      <w:bookmarkStart w:id="21" w:name="_Toc241979454"/>
-      <w:r>
-        <w:rPr>
-          <w:sz w:val="22"/>
-          <w:szCs w:val="22"/>
-        </w:rPr>
-        <w:t>The ALB target group is configured to call that path</w:t>
+      <w:bookmarkStart w:id="21" w:name="_Toc242045022"/>
+      <w:r>
+        <w:rPr>
+          <w:sz w:val="22"/>
+          <w:szCs w:val="22"/>
+        </w:rPr>
+        <w:t>The ALB target group</w:t>
       </w:r>
       <w:bookmarkEnd w:id="21"/>
     </w:p>
@@ -4027,7 +4672,7 @@
           <w:szCs w:val="22"/>
         </w:rPr>
       </w:pPr>
-      <w:bookmarkStart w:id="22" w:name="_Toc241979455"/>
+      <w:bookmarkStart w:id="22" w:name="_Toc242045023"/>
       <w:r>
         <w:rPr>
           <w:sz w:val="22"/>
@@ -4156,7 +4801,7 @@
           <w:szCs w:val="22"/>
         </w:rPr>
       </w:pPr>
-      <w:bookmarkStart w:id="23" w:name="_Toc241979456"/>
+      <w:bookmarkStart w:id="23" w:name="_Toc242045024"/>
       <w:r>
         <w:rPr>
           <w:sz w:val="22"/>
@@ -4269,6 +4914,7 @@
           <w:szCs w:val="22"/>
         </w:rPr>
       </w:pPr>
+      <w:bookmarkStart w:id="24" w:name="_Toc242045025"/>
       <w:r>
         <w:rPr>
           <w:sz w:val="22"/>
@@ -4283,6 +4929,7 @@
         </w:rPr>
         <w:t xml:space="preserve"> – Secrets &amp; IAM Hardening</w:t>
       </w:r>
+      <w:bookmarkEnd w:id="24"/>
     </w:p>
     <w:p>
       <w:pPr>
@@ -4399,11 +5046,13 @@
     </w:p>
     <w:p>
       <w:pPr>
-        <w:rPr>
-          <w:sz w:val="22"/>
-          <w:szCs w:val="22"/>
-        </w:rPr>
-      </w:pPr>
+        <w:pStyle w:val="Heading2"/>
+        <w:rPr>
+          <w:sz w:val="22"/>
+          <w:szCs w:val="22"/>
+        </w:rPr>
+      </w:pPr>
+      <w:bookmarkStart w:id="25" w:name="_Toc242045026"/>
       <w:r>
         <w:rPr>
           <w:sz w:val="22"/>
@@ -4411,6 +5060,7 @@
         </w:rPr>
         <w:t>What changed</w:t>
       </w:r>
+      <w:bookmarkEnd w:id="25"/>
     </w:p>
     <w:p>
       <w:pPr>
@@ -4542,24 +5192,351 @@
     </w:p>
     <w:p>
       <w:pPr>
-        <w:rPr>
-          <w:sz w:val="22"/>
-          <w:szCs w:val="22"/>
-        </w:rPr>
-      </w:pPr>
-      <w:r>
-        <w:rPr>
-          <w:sz w:val="22"/>
-          <w:szCs w:val="22"/>
-        </w:rPr>
-        <w:t>Console checks worth a screenshot</w:t>
-      </w:r>
-    </w:p>
-    <w:p>
-      <w:pPr>
+        <w:pStyle w:val="Heading1"/>
+        <w:rPr>
+          <w:sz w:val="22"/>
+          <w:szCs w:val="22"/>
+        </w:rPr>
+      </w:pPr>
+      <w:bookmarkStart w:id="26" w:name="_Toc242045027"/>
+      <w:r>
+        <w:rPr>
+          <w:sz w:val="22"/>
+          <w:szCs w:val="22"/>
+        </w:rPr>
+        <w:t>Phase 3 end-to-end (plain English)</w:t>
+      </w:r>
+      <w:bookmarkEnd w:id="26"/>
+    </w:p>
+    <w:p>
+      <w:pPr>
+        <w:pStyle w:val="Heading2"/>
+        <w:rPr>
+          <w:sz w:val="22"/>
+          <w:szCs w:val="22"/>
+        </w:rPr>
+      </w:pPr>
+      <w:bookmarkStart w:id="27" w:name="_Toc242045028"/>
+      <w:r>
+        <w:rPr>
+          <w:sz w:val="22"/>
+          <w:szCs w:val="22"/>
+        </w:rPr>
+        <w:t>Problem Phase 2 had:</w:t>
+      </w:r>
+      <w:bookmarkEnd w:id="27"/>
+    </w:p>
+    <w:p>
+      <w:pPr>
+        <w:rPr>
+          <w:sz w:val="22"/>
+          <w:szCs w:val="22"/>
+        </w:rPr>
+      </w:pPr>
+      <w:r>
+        <w:rPr>
+          <w:sz w:val="22"/>
+          <w:szCs w:val="22"/>
+        </w:rPr>
+        <w:t>APP_SECRET was a normal environment variable in the task definition — basically stored in plaintext in ECS config.</w:t>
+      </w:r>
+    </w:p>
+    <w:p>
+      <w:pPr>
+        <w:pStyle w:val="Heading2"/>
+        <w:rPr>
+          <w:sz w:val="22"/>
+          <w:szCs w:val="22"/>
+        </w:rPr>
+      </w:pPr>
+      <w:bookmarkStart w:id="28" w:name="_Toc242045029"/>
+      <w:r>
+        <w:rPr>
+          <w:sz w:val="22"/>
+          <w:szCs w:val="22"/>
+        </w:rPr>
+        <w:t>What Phase 3 does:</w:t>
+      </w:r>
+      <w:bookmarkEnd w:id="28"/>
+    </w:p>
+    <w:p>
+      <w:pPr>
+        <w:rPr>
+          <w:sz w:val="22"/>
+          <w:szCs w:val="22"/>
+        </w:rPr>
+      </w:pPr>
+      <w:r>
+        <w:rPr>
+          <w:sz w:val="22"/>
+          <w:szCs w:val="22"/>
+        </w:rPr>
+        <w:t xml:space="preserve">Store the secret in AWS Secrets Manager, then have ECS pull it in at task start and set it as APP_SECRET inside the container. Your Flask app doesn’t change — it still reads </w:t>
+      </w:r>
+      <w:proofErr w:type="spellStart"/>
+      <w:proofErr w:type="gramStart"/>
+      <w:r>
+        <w:rPr>
+          <w:sz w:val="22"/>
+          <w:szCs w:val="22"/>
+        </w:rPr>
+        <w:t>os.environ</w:t>
+      </w:r>
+      <w:proofErr w:type="spellEnd"/>
+      <w:proofErr w:type="gramEnd"/>
+      <w:r>
+        <w:rPr>
+          <w:sz w:val="22"/>
+          <w:szCs w:val="22"/>
+        </w:rPr>
+        <w:t>["APP_SECRET"]. Only where the value comes from changed.</w:t>
+      </w:r>
+    </w:p>
+    <w:p>
+      <w:pPr>
+        <w:pStyle w:val="Heading2"/>
+        <w:rPr>
+          <w:sz w:val="22"/>
+          <w:szCs w:val="22"/>
+        </w:rPr>
+      </w:pPr>
+      <w:bookmarkStart w:id="29" w:name="_Toc242045030"/>
+      <w:r>
+        <w:rPr>
+          <w:sz w:val="22"/>
+          <w:szCs w:val="22"/>
+        </w:rPr>
+        <w:t>Flow</w:t>
+      </w:r>
+      <w:bookmarkEnd w:id="29"/>
+    </w:p>
+    <w:p>
+      <w:pPr>
+        <w:rPr>
+          <w:sz w:val="22"/>
+          <w:szCs w:val="22"/>
+        </w:rPr>
+      </w:pPr>
+      <w:r>
+        <w:rPr>
+          <w:sz w:val="22"/>
+          <w:szCs w:val="22"/>
+        </w:rPr>
+        <w:drawing>
+          <wp:inline distT="0" distB="0" distL="0" distR="0" wp14:anchorId="52D39CFA" wp14:editId="1B39FB77">
+            <wp:extent cx="4553585" cy="3334215"/>
+            <wp:effectExtent l="0" t="0" r="0" b="0"/>
+            <wp:docPr id="793628217" name="Picture 1"/>
+            <wp:cNvGraphicFramePr>
+              <a:graphicFrameLocks xmlns:a="http://schemas.openxmlformats.org/drawingml/2006/main" noChangeAspect="1"/>
+            </wp:cNvGraphicFramePr>
+            <a:graphic xmlns:a="http://schemas.openxmlformats.org/drawingml/2006/main">
+              <a:graphicData uri="http://schemas.openxmlformats.org/drawingml/2006/picture">
+                <pic:pic xmlns:pic="http://schemas.openxmlformats.org/drawingml/2006/picture">
+                  <pic:nvPicPr>
+                    <pic:cNvPr id="793628217" name=""/>
+                    <pic:cNvPicPr/>
+                  </pic:nvPicPr>
+                  <pic:blipFill>
+                    <a:blip r:embed="rId17"/>
+                    <a:stretch>
+                      <a:fillRect/>
+                    </a:stretch>
+                  </pic:blipFill>
+                  <pic:spPr>
+                    <a:xfrm>
+                      <a:off x="0" y="0"/>
+                      <a:ext cx="4553585" cy="3334215"/>
+                    </a:xfrm>
+                    <a:prstGeom prst="rect">
+                      <a:avLst/>
+                    </a:prstGeom>
+                  </pic:spPr>
+                </pic:pic>
+              </a:graphicData>
+            </a:graphic>
+          </wp:inline>
+        </w:drawing>
+      </w:r>
+    </w:p>
+    <w:p>
+      <w:pPr>
+        <w:pStyle w:val="Heading2"/>
+        <w:rPr>
+          <w:sz w:val="22"/>
+          <w:szCs w:val="22"/>
+        </w:rPr>
+      </w:pPr>
+      <w:bookmarkStart w:id="30" w:name="_Toc242045031"/>
+      <w:r>
+        <w:rPr>
+          <w:sz w:val="22"/>
+          <w:szCs w:val="22"/>
+        </w:rPr>
+        <w:lastRenderedPageBreak/>
+        <w:t>T</w:t>
+      </w:r>
+      <w:r>
+        <w:rPr>
+          <w:sz w:val="22"/>
+          <w:szCs w:val="22"/>
+        </w:rPr>
+        <w:t>wo IAM roles (why both)</w:t>
+      </w:r>
+      <w:bookmarkEnd w:id="30"/>
+    </w:p>
+    <w:p>
+      <w:pPr>
+        <w:rPr>
+          <w:sz w:val="22"/>
+          <w:szCs w:val="22"/>
+        </w:rPr>
+      </w:pPr>
+      <w:r>
+        <w:rPr>
+          <w:sz w:val="22"/>
+          <w:szCs w:val="22"/>
+        </w:rPr>
+        <w:drawing>
+          <wp:inline distT="0" distB="0" distL="0" distR="0" wp14:anchorId="5B92C377" wp14:editId="1CE0740D">
+            <wp:extent cx="5943600" cy="1423670"/>
+            <wp:effectExtent l="0" t="0" r="0" b="5080"/>
+            <wp:docPr id="377231028" name="Picture 1"/>
+            <wp:cNvGraphicFramePr>
+              <a:graphicFrameLocks xmlns:a="http://schemas.openxmlformats.org/drawingml/2006/main" noChangeAspect="1"/>
+            </wp:cNvGraphicFramePr>
+            <a:graphic xmlns:a="http://schemas.openxmlformats.org/drawingml/2006/main">
+              <a:graphicData uri="http://schemas.openxmlformats.org/drawingml/2006/picture">
+                <pic:pic xmlns:pic="http://schemas.openxmlformats.org/drawingml/2006/picture">
+                  <pic:nvPicPr>
+                    <pic:cNvPr id="377231028" name=""/>
+                    <pic:cNvPicPr/>
+                  </pic:nvPicPr>
+                  <pic:blipFill>
+                    <a:blip r:embed="rId18"/>
+                    <a:stretch>
+                      <a:fillRect/>
+                    </a:stretch>
+                  </pic:blipFill>
+                  <pic:spPr>
+                    <a:xfrm>
+                      <a:off x="0" y="0"/>
+                      <a:ext cx="5943600" cy="1423670"/>
+                    </a:xfrm>
+                    <a:prstGeom prst="rect">
+                      <a:avLst/>
+                    </a:prstGeom>
+                  </pic:spPr>
+                </pic:pic>
+              </a:graphicData>
+            </a:graphic>
+          </wp:inline>
+        </w:drawing>
+      </w:r>
+    </w:p>
+    <w:p>
+      <w:pPr>
+        <w:rPr>
+          <w:sz w:val="22"/>
+          <w:szCs w:val="22"/>
+        </w:rPr>
+      </w:pPr>
+      <w:r>
+        <w:rPr>
+          <w:sz w:val="22"/>
+          <w:szCs w:val="22"/>
+        </w:rPr>
+        <w:drawing>
+          <wp:inline distT="0" distB="0" distL="0" distR="0" wp14:anchorId="6EB93F9A" wp14:editId="6F557598">
+            <wp:extent cx="5943600" cy="630555"/>
+            <wp:effectExtent l="0" t="0" r="0" b="0"/>
+            <wp:docPr id="762567571" name="Picture 1"/>
+            <wp:cNvGraphicFramePr>
+              <a:graphicFrameLocks xmlns:a="http://schemas.openxmlformats.org/drawingml/2006/main" noChangeAspect="1"/>
+            </wp:cNvGraphicFramePr>
+            <a:graphic xmlns:a="http://schemas.openxmlformats.org/drawingml/2006/main">
+              <a:graphicData uri="http://schemas.openxmlformats.org/drawingml/2006/picture">
+                <pic:pic xmlns:pic="http://schemas.openxmlformats.org/drawingml/2006/picture">
+                  <pic:nvPicPr>
+                    <pic:cNvPr id="762567571" name=""/>
+                    <pic:cNvPicPr/>
+                  </pic:nvPicPr>
+                  <pic:blipFill>
+                    <a:blip r:embed="rId19"/>
+                    <a:stretch>
+                      <a:fillRect/>
+                    </a:stretch>
+                  </pic:blipFill>
+                  <pic:spPr>
+                    <a:xfrm>
+                      <a:off x="0" y="0"/>
+                      <a:ext cx="5943600" cy="630555"/>
+                    </a:xfrm>
+                    <a:prstGeom prst="rect">
+                      <a:avLst/>
+                    </a:prstGeom>
+                  </pic:spPr>
+                </pic:pic>
+              </a:graphicData>
+            </a:graphic>
+          </wp:inline>
+        </w:drawing>
+      </w:r>
+    </w:p>
+    <w:p>
+      <w:pPr>
+        <w:rPr>
+          <w:sz w:val="22"/>
+          <w:szCs w:val="22"/>
+        </w:rPr>
+      </w:pPr>
+      <w:r>
+        <w:rPr>
+          <w:sz w:val="22"/>
+          <w:szCs w:val="22"/>
+        </w:rPr>
+        <w:t>Both are limited to that secret’s ARN (least privilege), not “all secrets in the account.”</w:t>
+      </w:r>
+    </w:p>
+    <w:p>
+      <w:pPr>
+        <w:pStyle w:val="Heading2"/>
+        <w:rPr>
+          <w:sz w:val="22"/>
+          <w:szCs w:val="22"/>
+        </w:rPr>
+      </w:pPr>
+      <w:bookmarkStart w:id="31" w:name="_Toc242045032"/>
+      <w:r>
+        <w:rPr>
+          <w:sz w:val="22"/>
+          <w:szCs w:val="22"/>
+        </w:rPr>
+        <w:t>Phase 3 Takeaways</w:t>
+      </w:r>
+      <w:bookmarkEnd w:id="31"/>
+    </w:p>
+    <w:p>
+      <w:pPr>
+        <w:rPr>
+          <w:sz w:val="22"/>
+          <w:szCs w:val="22"/>
+        </w:rPr>
+      </w:pPr>
+      <w:r>
+        <w:rPr>
+          <w:sz w:val="22"/>
+          <w:szCs w:val="22"/>
+        </w:rPr>
+        <w:t>What you can prove in the console</w:t>
+      </w:r>
+    </w:p>
+    <w:p>
+      <w:pPr>
+        <w:pStyle w:val="ListParagraph"/>
         <w:numPr>
           <w:ilvl w:val="0"/>
-          <w:numId w:val="12"/>
+          <w:numId w:val="13"/>
         </w:numPr>
         <w:rPr>
           <w:sz w:val="22"/>
@@ -4571,14 +5548,15 @@
           <w:sz w:val="22"/>
           <w:szCs w:val="22"/>
         </w:rPr>
-        <w:t>Secrets Manager → project6/lab/app-secret</w:t>
-      </w:r>
-    </w:p>
-    <w:p>
-      <w:pPr>
+        <w:t>Secrets Manager has project6/lab/app-secret</w:t>
+      </w:r>
+    </w:p>
+    <w:p>
+      <w:pPr>
+        <w:pStyle w:val="ListParagraph"/>
         <w:numPr>
           <w:ilvl w:val="0"/>
-          <w:numId w:val="12"/>
+          <w:numId w:val="13"/>
         </w:numPr>
         <w:rPr>
           <w:sz w:val="22"/>
@@ -4590,14 +5568,15 @@
           <w:sz w:val="22"/>
           <w:szCs w:val="22"/>
         </w:rPr>
-        <w:t>ECS → Task definitions → project6-lab-api:2 → container secrets block</w:t>
-      </w:r>
-    </w:p>
-    <w:p>
-      <w:pPr>
+        <w:t>Task definition rev 2 shows APP_SECRET under Secrets, pointing at that ARN — not a plaintext value</w:t>
+      </w:r>
+    </w:p>
+    <w:p>
+      <w:pPr>
+        <w:pStyle w:val="ListParagraph"/>
         <w:numPr>
           <w:ilvl w:val="0"/>
-          <w:numId w:val="12"/>
+          <w:numId w:val="13"/>
         </w:numPr>
         <w:rPr>
           <w:sz w:val="22"/>
@@ -4609,16 +5588,397 @@
           <w:sz w:val="22"/>
           <w:szCs w:val="22"/>
         </w:rPr>
-        <w:t>IAM → Roles → project6-lab-ecs-execution / project6-lab-ecs-task → inline secret policies</w:t>
-      </w:r>
-    </w:p>
-    <w:p>
-      <w:pPr>
-        <w:rPr>
-          <w:sz w:val="22"/>
-          <w:szCs w:val="22"/>
-        </w:rPr>
-      </w:pPr>
+        <w:t>/</w:t>
+      </w:r>
+      <w:proofErr w:type="gramStart"/>
+      <w:r>
+        <w:rPr>
+          <w:sz w:val="22"/>
+          <w:szCs w:val="22"/>
+        </w:rPr>
+        <w:t>info</w:t>
+      </w:r>
+      <w:proofErr w:type="gramEnd"/>
+      <w:r>
+        <w:rPr>
+          <w:sz w:val="22"/>
+          <w:szCs w:val="22"/>
+        </w:rPr>
+        <w:t xml:space="preserve"> still says "</w:t>
+      </w:r>
+      <w:proofErr w:type="spellStart"/>
+      <w:r>
+        <w:rPr>
+          <w:sz w:val="22"/>
+          <w:szCs w:val="22"/>
+        </w:rPr>
+        <w:t>secret_configured</w:t>
+      </w:r>
+      <w:proofErr w:type="spellEnd"/>
+      <w:r>
+        <w:rPr>
+          <w:sz w:val="22"/>
+          <w:szCs w:val="22"/>
+        </w:rPr>
+        <w:t>": true</w:t>
+      </w:r>
+    </w:p>
+    <w:p>
+      <w:pPr>
+        <w:rPr>
+          <w:sz w:val="22"/>
+          <w:szCs w:val="22"/>
+        </w:rPr>
+      </w:pPr>
+      <w:r>
+        <w:rPr>
+          <w:sz w:val="22"/>
+          <w:szCs w:val="22"/>
+        </w:rPr>
+        <w:t>That’s Phase 3: secret stored centrally, injected at runtime, app never prints it, IAM scoped tightly.</w:t>
+      </w:r>
+    </w:p>
+    <w:p>
+      <w:pPr>
+        <w:pStyle w:val="Heading2"/>
+        <w:rPr>
+          <w:sz w:val="22"/>
+          <w:szCs w:val="22"/>
+        </w:rPr>
+      </w:pPr>
+      <w:bookmarkStart w:id="32" w:name="_Toc242045033"/>
+      <w:r>
+        <w:rPr>
+          <w:sz w:val="22"/>
+          <w:szCs w:val="22"/>
+        </w:rPr>
+        <w:t>IAM Roles Configurations</w:t>
+      </w:r>
+      <w:bookmarkEnd w:id="32"/>
+    </w:p>
+    <w:p>
+      <w:pPr>
+        <w:numPr>
+          <w:ilvl w:val="0"/>
+          <w:numId w:val="14"/>
+        </w:numPr>
+        <w:rPr>
+          <w:sz w:val="22"/>
+          <w:szCs w:val="22"/>
+        </w:rPr>
+      </w:pPr>
+      <w:r>
+        <w:rPr>
+          <w:sz w:val="22"/>
+          <w:szCs w:val="22"/>
+        </w:rPr>
+        <w:t>Trust policy — only ecs-tasks.amazonaws.com can assume it</w:t>
+      </w:r>
+    </w:p>
+    <w:p>
+      <w:pPr>
+        <w:numPr>
+          <w:ilvl w:val="0"/>
+          <w:numId w:val="14"/>
+        </w:numPr>
+        <w:rPr>
+          <w:sz w:val="22"/>
+          <w:szCs w:val="22"/>
+        </w:rPr>
+      </w:pPr>
+      <w:r>
+        <w:rPr>
+          <w:sz w:val="22"/>
+          <w:szCs w:val="22"/>
+        </w:rPr>
+        <w:t>Managed policy — </w:t>
+      </w:r>
+      <w:proofErr w:type="spellStart"/>
+      <w:r>
+        <w:rPr>
+          <w:sz w:val="22"/>
+          <w:szCs w:val="22"/>
+        </w:rPr>
+        <w:t>AmazonECSTaskExecutionRolePolicy</w:t>
+      </w:r>
+      <w:proofErr w:type="spellEnd"/>
+      <w:r>
+        <w:rPr>
+          <w:sz w:val="22"/>
+          <w:szCs w:val="22"/>
+        </w:rPr>
+        <w:t> (ECR pull + CloudWatch logs)</w:t>
+      </w:r>
+    </w:p>
+    <w:p>
+      <w:pPr>
+        <w:numPr>
+          <w:ilvl w:val="0"/>
+          <w:numId w:val="14"/>
+        </w:numPr>
+        <w:rPr>
+          <w:sz w:val="22"/>
+          <w:szCs w:val="22"/>
+        </w:rPr>
+      </w:pPr>
+      <w:r>
+        <w:rPr>
+          <w:sz w:val="22"/>
+          <w:szCs w:val="22"/>
+        </w:rPr>
+        <w:t xml:space="preserve">Inline policy (Phase </w:t>
+      </w:r>
+      <w:proofErr w:type="gramStart"/>
+      <w:r>
+        <w:rPr>
+          <w:sz w:val="22"/>
+          <w:szCs w:val="22"/>
+        </w:rPr>
+        <w:t>3) —</w:t>
+      </w:r>
+      <w:proofErr w:type="gramEnd"/>
+      <w:r>
+        <w:rPr>
+          <w:sz w:val="22"/>
+          <w:szCs w:val="22"/>
+        </w:rPr>
+        <w:t> GetSecretValue / DescribeSecret on only project6/lab/app-secret</w:t>
+      </w:r>
+    </w:p>
+    <w:p>
+      <w:pPr>
+        <w:rPr>
+          <w:sz w:val="22"/>
+          <w:szCs w:val="22"/>
+        </w:rPr>
+      </w:pPr>
+    </w:p>
+    <w:p>
+      <w:pPr>
+        <w:pStyle w:val="Heading1"/>
+        <w:rPr>
+          <w:sz w:val="22"/>
+          <w:szCs w:val="22"/>
+        </w:rPr>
+      </w:pPr>
+      <w:r>
+        <w:rPr>
+          <w:sz w:val="22"/>
+          <w:szCs w:val="22"/>
+        </w:rPr>
+        <w:lastRenderedPageBreak/>
+        <w:t>Phase 4 – Observability and Cost Guardrails</w:t>
+      </w:r>
+    </w:p>
+    <w:p>
+      <w:pPr>
+        <w:pStyle w:val="Heading2"/>
+        <w:rPr>
+          <w:sz w:val="22"/>
+          <w:szCs w:val="22"/>
+        </w:rPr>
+      </w:pPr>
+      <w:r>
+        <w:rPr>
+          <w:sz w:val="22"/>
+          <w:szCs w:val="22"/>
+        </w:rPr>
+        <w:t xml:space="preserve">CloudWatch Alarm </w:t>
+      </w:r>
+      <w:r>
+        <w:rPr>
+          <w:sz w:val="22"/>
+          <w:szCs w:val="22"/>
+        </w:rPr>
+        <w:t>Configured</w:t>
+      </w:r>
+    </w:p>
+    <w:p>
+      <w:pPr>
+        <w:rPr>
+          <w:sz w:val="22"/>
+          <w:szCs w:val="22"/>
+        </w:rPr>
+      </w:pPr>
+      <w:r>
+        <w:rPr>
+          <w:sz w:val="22"/>
+          <w:szCs w:val="22"/>
+        </w:rPr>
+        <w:drawing>
+          <wp:inline distT="0" distB="0" distL="0" distR="0" wp14:anchorId="13433238" wp14:editId="2444A154">
+            <wp:extent cx="5943600" cy="2187575"/>
+            <wp:effectExtent l="0" t="0" r="0" b="3175"/>
+            <wp:docPr id="1291478886" name="Picture 1"/>
+            <wp:cNvGraphicFramePr>
+              <a:graphicFrameLocks xmlns:a="http://schemas.openxmlformats.org/drawingml/2006/main" noChangeAspect="1"/>
+            </wp:cNvGraphicFramePr>
+            <a:graphic xmlns:a="http://schemas.openxmlformats.org/drawingml/2006/main">
+              <a:graphicData uri="http://schemas.openxmlformats.org/drawingml/2006/picture">
+                <pic:pic xmlns:pic="http://schemas.openxmlformats.org/drawingml/2006/picture">
+                  <pic:nvPicPr>
+                    <pic:cNvPr id="1291478886" name=""/>
+                    <pic:cNvPicPr/>
+                  </pic:nvPicPr>
+                  <pic:blipFill>
+                    <a:blip r:embed="rId20"/>
+                    <a:stretch>
+                      <a:fillRect/>
+                    </a:stretch>
+                  </pic:blipFill>
+                  <pic:spPr>
+                    <a:xfrm>
+                      <a:off x="0" y="0"/>
+                      <a:ext cx="5943600" cy="2187575"/>
+                    </a:xfrm>
+                    <a:prstGeom prst="rect">
+                      <a:avLst/>
+                    </a:prstGeom>
+                  </pic:spPr>
+                </pic:pic>
+              </a:graphicData>
+            </a:graphic>
+          </wp:inline>
+        </w:drawing>
+      </w:r>
+    </w:p>
+    <w:p>
+      <w:pPr>
+        <w:rPr>
+          <w:sz w:val="22"/>
+          <w:szCs w:val="22"/>
+        </w:rPr>
+      </w:pPr>
+    </w:p>
+    <w:p>
+      <w:pPr>
+        <w:pStyle w:val="Heading2"/>
+        <w:rPr>
+          <w:sz w:val="22"/>
+          <w:szCs w:val="22"/>
+        </w:rPr>
+      </w:pPr>
+      <w:r>
+        <w:rPr>
+          <w:sz w:val="22"/>
+          <w:szCs w:val="22"/>
+        </w:rPr>
+        <w:t>AWS Budget ($20)</w:t>
+      </w:r>
+    </w:p>
+    <w:p>
+      <w:pPr>
+        <w:rPr>
+          <w:sz w:val="22"/>
+          <w:szCs w:val="22"/>
+        </w:rPr>
+      </w:pPr>
+      <w:r>
+        <w:rPr>
+          <w:sz w:val="22"/>
+          <w:szCs w:val="22"/>
+        </w:rPr>
+        <w:drawing>
+          <wp:inline distT="0" distB="0" distL="0" distR="0" wp14:anchorId="32F399CA" wp14:editId="26AA5387">
+            <wp:extent cx="5943600" cy="1031875"/>
+            <wp:effectExtent l="0" t="0" r="0" b="0"/>
+            <wp:docPr id="835587000" name="Picture 1"/>
+            <wp:cNvGraphicFramePr>
+              <a:graphicFrameLocks xmlns:a="http://schemas.openxmlformats.org/drawingml/2006/main" noChangeAspect="1"/>
+            </wp:cNvGraphicFramePr>
+            <a:graphic xmlns:a="http://schemas.openxmlformats.org/drawingml/2006/main">
+              <a:graphicData uri="http://schemas.openxmlformats.org/drawingml/2006/picture">
+                <pic:pic xmlns:pic="http://schemas.openxmlformats.org/drawingml/2006/picture">
+                  <pic:nvPicPr>
+                    <pic:cNvPr id="835587000" name=""/>
+                    <pic:cNvPicPr/>
+                  </pic:nvPicPr>
+                  <pic:blipFill>
+                    <a:blip r:embed="rId21"/>
+                    <a:stretch>
+                      <a:fillRect/>
+                    </a:stretch>
+                  </pic:blipFill>
+                  <pic:spPr>
+                    <a:xfrm>
+                      <a:off x="0" y="0"/>
+                      <a:ext cx="5943600" cy="1031875"/>
+                    </a:xfrm>
+                    <a:prstGeom prst="rect">
+                      <a:avLst/>
+                    </a:prstGeom>
+                  </pic:spPr>
+                </pic:pic>
+              </a:graphicData>
+            </a:graphic>
+          </wp:inline>
+        </w:drawing>
+      </w:r>
+    </w:p>
+    <w:p>
+      <w:pPr>
+        <w:pStyle w:val="Heading2"/>
+        <w:rPr>
+          <w:sz w:val="22"/>
+          <w:szCs w:val="22"/>
+        </w:rPr>
+      </w:pPr>
+      <w:r>
+        <w:rPr>
+          <w:sz w:val="22"/>
+          <w:szCs w:val="22"/>
+        </w:rPr>
+        <w:t>SNS Topic</w:t>
+      </w:r>
+    </w:p>
+    <w:p>
+      <w:pPr>
+        <w:rPr>
+          <w:sz w:val="22"/>
+          <w:szCs w:val="22"/>
+        </w:rPr>
+      </w:pPr>
+      <w:r>
+        <w:rPr>
+          <w:sz w:val="22"/>
+          <w:szCs w:val="22"/>
+        </w:rPr>
+        <w:drawing>
+          <wp:inline distT="0" distB="0" distL="0" distR="0" wp14:anchorId="3738E5D3" wp14:editId="1CD5AA65">
+            <wp:extent cx="5715798" cy="2257740"/>
+            <wp:effectExtent l="0" t="0" r="0" b="9525"/>
+            <wp:docPr id="464874006" name="Picture 1"/>
+            <wp:cNvGraphicFramePr>
+              <a:graphicFrameLocks xmlns:a="http://schemas.openxmlformats.org/drawingml/2006/main" noChangeAspect="1"/>
+            </wp:cNvGraphicFramePr>
+            <a:graphic xmlns:a="http://schemas.openxmlformats.org/drawingml/2006/main">
+              <a:graphicData uri="http://schemas.openxmlformats.org/drawingml/2006/picture">
+                <pic:pic xmlns:pic="http://schemas.openxmlformats.org/drawingml/2006/picture">
+                  <pic:nvPicPr>
+                    <pic:cNvPr id="464874006" name=""/>
+                    <pic:cNvPicPr/>
+                  </pic:nvPicPr>
+                  <pic:blipFill>
+                    <a:blip r:embed="rId22"/>
+                    <a:stretch>
+                      <a:fillRect/>
+                    </a:stretch>
+                  </pic:blipFill>
+                  <pic:spPr>
+                    <a:xfrm>
+                      <a:off x="0" y="0"/>
+                      <a:ext cx="5715798" cy="2257740"/>
+                    </a:xfrm>
+                    <a:prstGeom prst="rect">
+                      <a:avLst/>
+                    </a:prstGeom>
+                  </pic:spPr>
+                </pic:pic>
+              </a:graphicData>
+            </a:graphic>
+          </wp:inline>
+        </w:drawing>
+      </w:r>
     </w:p>
     <w:sectPr>
       <w:pgSz w:w="12240" w:h="15840"/>
@@ -4895,6 +6255,119 @@
     </w:lvl>
   </w:abstractNum>
   <w:abstractNum w:abstractNumId="2" w15:restartNumberingAfterBreak="0">
+    <w:nsid w:val="32506F63"/>
+    <w:multiLevelType w:val="multilevel"/>
+    <w:tmpl w:val="01C8AF4C"/>
+    <w:lvl w:ilvl="0">
+      <w:start w:val="1"/>
+      <w:numFmt w:val="decimal"/>
+      <w:lvlText w:val="%1."/>
+      <w:lvlJc w:val="left"/>
+      <w:pPr>
+        <w:tabs>
+          <w:tab w:val="num" w:pos="720"/>
+        </w:tabs>
+        <w:ind w:left="720" w:hanging="360"/>
+      </w:pPr>
+    </w:lvl>
+    <w:lvl w:ilvl="1" w:tentative="1">
+      <w:start w:val="1"/>
+      <w:numFmt w:val="decimal"/>
+      <w:lvlText w:val="%2."/>
+      <w:lvlJc w:val="left"/>
+      <w:pPr>
+        <w:tabs>
+          <w:tab w:val="num" w:pos="1440"/>
+        </w:tabs>
+        <w:ind w:left="1440" w:hanging="360"/>
+      </w:pPr>
+    </w:lvl>
+    <w:lvl w:ilvl="2" w:tentative="1">
+      <w:start w:val="1"/>
+      <w:numFmt w:val="decimal"/>
+      <w:lvlText w:val="%3."/>
+      <w:lvlJc w:val="left"/>
+      <w:pPr>
+        <w:tabs>
+          <w:tab w:val="num" w:pos="2160"/>
+        </w:tabs>
+        <w:ind w:left="2160" w:hanging="360"/>
+      </w:pPr>
+    </w:lvl>
+    <w:lvl w:ilvl="3" w:tentative="1">
+      <w:start w:val="1"/>
+      <w:numFmt w:val="decimal"/>
+      <w:lvlText w:val="%4."/>
+      <w:lvlJc w:val="left"/>
+      <w:pPr>
+        <w:tabs>
+          <w:tab w:val="num" w:pos="2880"/>
+        </w:tabs>
+        <w:ind w:left="2880" w:hanging="360"/>
+      </w:pPr>
+    </w:lvl>
+    <w:lvl w:ilvl="4" w:tentative="1">
+      <w:start w:val="1"/>
+      <w:numFmt w:val="decimal"/>
+      <w:lvlText w:val="%5."/>
+      <w:lvlJc w:val="left"/>
+      <w:pPr>
+        <w:tabs>
+          <w:tab w:val="num" w:pos="3600"/>
+        </w:tabs>
+        <w:ind w:left="3600" w:hanging="360"/>
+      </w:pPr>
+    </w:lvl>
+    <w:lvl w:ilvl="5" w:tentative="1">
+      <w:start w:val="1"/>
+      <w:numFmt w:val="decimal"/>
+      <w:lvlText w:val="%6."/>
+      <w:lvlJc w:val="left"/>
+      <w:pPr>
+        <w:tabs>
+          <w:tab w:val="num" w:pos="4320"/>
+        </w:tabs>
+        <w:ind w:left="4320" w:hanging="360"/>
+      </w:pPr>
+    </w:lvl>
+    <w:lvl w:ilvl="6" w:tentative="1">
+      <w:start w:val="1"/>
+      <w:numFmt w:val="decimal"/>
+      <w:lvlText w:val="%7."/>
+      <w:lvlJc w:val="left"/>
+      <w:pPr>
+        <w:tabs>
+          <w:tab w:val="num" w:pos="5040"/>
+        </w:tabs>
+        <w:ind w:left="5040" w:hanging="360"/>
+      </w:pPr>
+    </w:lvl>
+    <w:lvl w:ilvl="7" w:tentative="1">
+      <w:start w:val="1"/>
+      <w:numFmt w:val="decimal"/>
+      <w:lvlText w:val="%8."/>
+      <w:lvlJc w:val="left"/>
+      <w:pPr>
+        <w:tabs>
+          <w:tab w:val="num" w:pos="5760"/>
+        </w:tabs>
+        <w:ind w:left="5760" w:hanging="360"/>
+      </w:pPr>
+    </w:lvl>
+    <w:lvl w:ilvl="8" w:tentative="1">
+      <w:start w:val="1"/>
+      <w:numFmt w:val="decimal"/>
+      <w:lvlText w:val="%9."/>
+      <w:lvlJc w:val="left"/>
+      <w:pPr>
+        <w:tabs>
+          <w:tab w:val="num" w:pos="6480"/>
+        </w:tabs>
+        <w:ind w:left="6480" w:hanging="360"/>
+      </w:pPr>
+    </w:lvl>
+  </w:abstractNum>
+  <w:abstractNum w:abstractNumId="3" w15:restartNumberingAfterBreak="0">
     <w:nsid w:val="3D5E7FC1"/>
     <w:multiLevelType w:val="hybridMultilevel"/>
     <w:tmpl w:val="EECCC7E2"/>
@@ -5007,7 +6480,7 @@
       </w:rPr>
     </w:lvl>
   </w:abstractNum>
-  <w:abstractNum w:abstractNumId="3" w15:restartNumberingAfterBreak="0">
+  <w:abstractNum w:abstractNumId="4" w15:restartNumberingAfterBreak="0">
     <w:nsid w:val="3F4743B5"/>
     <w:multiLevelType w:val="multilevel"/>
     <w:tmpl w:val="9FBC8F06"/>
@@ -5156,7 +6629,7 @@
       </w:rPr>
     </w:lvl>
   </w:abstractNum>
-  <w:abstractNum w:abstractNumId="4" w15:restartNumberingAfterBreak="0">
+  <w:abstractNum w:abstractNumId="5" w15:restartNumberingAfterBreak="0">
     <w:nsid w:val="3F625108"/>
     <w:multiLevelType w:val="hybridMultilevel"/>
     <w:tmpl w:val="56126ECA"/>
@@ -5245,7 +6718,7 @@
       </w:pPr>
     </w:lvl>
   </w:abstractNum>
-  <w:abstractNum w:abstractNumId="5" w15:restartNumberingAfterBreak="0">
+  <w:abstractNum w:abstractNumId="6" w15:restartNumberingAfterBreak="0">
     <w:nsid w:val="3FC66048"/>
     <w:multiLevelType w:val="multilevel"/>
     <w:tmpl w:val="054CB0B8"/>
@@ -5358,7 +6831,7 @@
       </w:pPr>
     </w:lvl>
   </w:abstractNum>
-  <w:abstractNum w:abstractNumId="6" w15:restartNumberingAfterBreak="0">
+  <w:abstractNum w:abstractNumId="7" w15:restartNumberingAfterBreak="0">
     <w:nsid w:val="48DC6E35"/>
     <w:multiLevelType w:val="multilevel"/>
     <w:tmpl w:val="5E66D9F6"/>
@@ -5471,7 +6944,7 @@
       </w:pPr>
     </w:lvl>
   </w:abstractNum>
-  <w:abstractNum w:abstractNumId="7" w15:restartNumberingAfterBreak="0">
+  <w:abstractNum w:abstractNumId="8" w15:restartNumberingAfterBreak="0">
     <w:nsid w:val="53F94E43"/>
     <w:multiLevelType w:val="multilevel"/>
     <w:tmpl w:val="6572453E"/>
@@ -5584,7 +7057,7 @@
       </w:pPr>
     </w:lvl>
   </w:abstractNum>
-  <w:abstractNum w:abstractNumId="8" w15:restartNumberingAfterBreak="0">
+  <w:abstractNum w:abstractNumId="9" w15:restartNumberingAfterBreak="0">
     <w:nsid w:val="547310ED"/>
     <w:multiLevelType w:val="multilevel"/>
     <w:tmpl w:val="143E0514"/>
@@ -5697,7 +7170,156 @@
       </w:pPr>
     </w:lvl>
   </w:abstractNum>
-  <w:abstractNum w:abstractNumId="9" w15:restartNumberingAfterBreak="0">
+  <w:abstractNum w:abstractNumId="10" w15:restartNumberingAfterBreak="0">
+    <w:nsid w:val="551C606E"/>
+    <w:multiLevelType w:val="multilevel"/>
+    <w:tmpl w:val="9FBC8F06"/>
+    <w:lvl w:ilvl="0">
+      <w:start w:val="1"/>
+      <w:numFmt w:val="bullet"/>
+      <w:lvlText w:val=""/>
+      <w:lvlJc w:val="left"/>
+      <w:pPr>
+        <w:tabs>
+          <w:tab w:val="num" w:pos="720"/>
+        </w:tabs>
+        <w:ind w:left="720" w:hanging="360"/>
+      </w:pPr>
+      <w:rPr>
+        <w:rFonts w:ascii="Symbol" w:hAnsi="Symbol" w:hint="default"/>
+        <w:sz w:val="20"/>
+      </w:rPr>
+    </w:lvl>
+    <w:lvl w:ilvl="1" w:tentative="1">
+      <w:start w:val="1"/>
+      <w:numFmt w:val="bullet"/>
+      <w:lvlText w:val="o"/>
+      <w:lvlJc w:val="left"/>
+      <w:pPr>
+        <w:tabs>
+          <w:tab w:val="num" w:pos="1440"/>
+        </w:tabs>
+        <w:ind w:left="1440" w:hanging="360"/>
+      </w:pPr>
+      <w:rPr>
+        <w:rFonts w:ascii="Courier New" w:hAnsi="Courier New" w:hint="default"/>
+        <w:sz w:val="20"/>
+      </w:rPr>
+    </w:lvl>
+    <w:lvl w:ilvl="2" w:tentative="1">
+      <w:start w:val="1"/>
+      <w:numFmt w:val="bullet"/>
+      <w:lvlText w:val=""/>
+      <w:lvlJc w:val="left"/>
+      <w:pPr>
+        <w:tabs>
+          <w:tab w:val="num" w:pos="2160"/>
+        </w:tabs>
+        <w:ind w:left="2160" w:hanging="360"/>
+      </w:pPr>
+      <w:rPr>
+        <w:rFonts w:ascii="Wingdings" w:hAnsi="Wingdings" w:hint="default"/>
+        <w:sz w:val="20"/>
+      </w:rPr>
+    </w:lvl>
+    <w:lvl w:ilvl="3" w:tentative="1">
+      <w:start w:val="1"/>
+      <w:numFmt w:val="bullet"/>
+      <w:lvlText w:val=""/>
+      <w:lvlJc w:val="left"/>
+      <w:pPr>
+        <w:tabs>
+          <w:tab w:val="num" w:pos="2880"/>
+        </w:tabs>
+        <w:ind w:left="2880" w:hanging="360"/>
+      </w:pPr>
+      <w:rPr>
+        <w:rFonts w:ascii="Wingdings" w:hAnsi="Wingdings" w:hint="default"/>
+        <w:sz w:val="20"/>
+      </w:rPr>
+    </w:lvl>
+    <w:lvl w:ilvl="4" w:tentative="1">
+      <w:start w:val="1"/>
+      <w:numFmt w:val="bullet"/>
+      <w:lvlText w:val=""/>
+      <w:lvlJc w:val="left"/>
+      <w:pPr>
+        <w:tabs>
+          <w:tab w:val="num" w:pos="3600"/>
+        </w:tabs>
+        <w:ind w:left="3600" w:hanging="360"/>
+      </w:pPr>
+      <w:rPr>
+        <w:rFonts w:ascii="Wingdings" w:hAnsi="Wingdings" w:hint="default"/>
+        <w:sz w:val="20"/>
+      </w:rPr>
+    </w:lvl>
+    <w:lvl w:ilvl="5" w:tentative="1">
+      <w:start w:val="1"/>
+      <w:numFmt w:val="bullet"/>
+      <w:lvlText w:val=""/>
+      <w:lvlJc w:val="left"/>
+      <w:pPr>
+        <w:tabs>
+          <w:tab w:val="num" w:pos="4320"/>
+        </w:tabs>
+        <w:ind w:left="4320" w:hanging="360"/>
+      </w:pPr>
+      <w:rPr>
+        <w:rFonts w:ascii="Wingdings" w:hAnsi="Wingdings" w:hint="default"/>
+        <w:sz w:val="20"/>
+      </w:rPr>
+    </w:lvl>
+    <w:lvl w:ilvl="6" w:tentative="1">
+      <w:start w:val="1"/>
+      <w:numFmt w:val="bullet"/>
+      <w:lvlText w:val=""/>
+      <w:lvlJc w:val="left"/>
+      <w:pPr>
+        <w:tabs>
+          <w:tab w:val="num" w:pos="5040"/>
+        </w:tabs>
+        <w:ind w:left="5040" w:hanging="360"/>
+      </w:pPr>
+      <w:rPr>
+        <w:rFonts w:ascii="Wingdings" w:hAnsi="Wingdings" w:hint="default"/>
+        <w:sz w:val="20"/>
+      </w:rPr>
+    </w:lvl>
+    <w:lvl w:ilvl="7" w:tentative="1">
+      <w:start w:val="1"/>
+      <w:numFmt w:val="bullet"/>
+      <w:lvlText w:val=""/>
+      <w:lvlJc w:val="left"/>
+      <w:pPr>
+        <w:tabs>
+          <w:tab w:val="num" w:pos="5760"/>
+        </w:tabs>
+        <w:ind w:left="5760" w:hanging="360"/>
+      </w:pPr>
+      <w:rPr>
+        <w:rFonts w:ascii="Wingdings" w:hAnsi="Wingdings" w:hint="default"/>
+        <w:sz w:val="20"/>
+      </w:rPr>
+    </w:lvl>
+    <w:lvl w:ilvl="8" w:tentative="1">
+      <w:start w:val="1"/>
+      <w:numFmt w:val="bullet"/>
+      <w:lvlText w:val=""/>
+      <w:lvlJc w:val="left"/>
+      <w:pPr>
+        <w:tabs>
+          <w:tab w:val="num" w:pos="6480"/>
+        </w:tabs>
+        <w:ind w:left="6480" w:hanging="360"/>
+      </w:pPr>
+      <w:rPr>
+        <w:rFonts w:ascii="Wingdings" w:hAnsi="Wingdings" w:hint="default"/>
+        <w:sz w:val="20"/>
+      </w:rPr>
+    </w:lvl>
+  </w:abstractNum>
+  <w:abstractNum w:abstractNumId="11" w15:restartNumberingAfterBreak="0">
     <w:nsid w:val="5B755CB2"/>
     <w:multiLevelType w:val="multilevel"/>
     <w:tmpl w:val="9FBC8F06"/>
@@ -5846,7 +7468,7 @@
       </w:rPr>
     </w:lvl>
   </w:abstractNum>
-  <w:abstractNum w:abstractNumId="10" w15:restartNumberingAfterBreak="0">
+  <w:abstractNum w:abstractNumId="12" w15:restartNumberingAfterBreak="0">
     <w:nsid w:val="703C100F"/>
     <w:multiLevelType w:val="multilevel"/>
     <w:tmpl w:val="9FBC8F06"/>
@@ -5995,7 +7617,7 @@
       </w:rPr>
     </w:lvl>
   </w:abstractNum>
-  <w:abstractNum w:abstractNumId="11" w15:restartNumberingAfterBreak="0">
+  <w:abstractNum w:abstractNumId="13" w15:restartNumberingAfterBreak="0">
     <w:nsid w:val="7C650B32"/>
     <w:multiLevelType w:val="hybridMultilevel"/>
     <w:tmpl w:val="E9BC75E8"/>
@@ -6085,40 +7707,46 @@
     </w:lvl>
   </w:abstractNum>
   <w:num w:numId="1" w16cid:durableId="2064140109">
-    <w:abstractNumId w:val="4"/>
+    <w:abstractNumId w:val="5"/>
   </w:num>
   <w:num w:numId="2" w16cid:durableId="2045011593">
     <w:abstractNumId w:val="0"/>
   </w:num>
   <w:num w:numId="3" w16cid:durableId="1706248986">
+    <w:abstractNumId w:val="8"/>
+  </w:num>
+  <w:num w:numId="4" w16cid:durableId="685209948">
+    <w:abstractNumId w:val="12"/>
+  </w:num>
+  <w:num w:numId="5" w16cid:durableId="726537687">
     <w:abstractNumId w:val="7"/>
   </w:num>
-  <w:num w:numId="4" w16cid:durableId="685209948">
-    <w:abstractNumId w:val="10"/>
-  </w:num>
-  <w:num w:numId="5" w16cid:durableId="726537687">
-    <w:abstractNumId w:val="6"/>
-  </w:num>
   <w:num w:numId="6" w16cid:durableId="401102314">
-    <w:abstractNumId w:val="8"/>
+    <w:abstractNumId w:val="9"/>
   </w:num>
   <w:num w:numId="7" w16cid:durableId="959342523">
-    <w:abstractNumId w:val="2"/>
+    <w:abstractNumId w:val="3"/>
   </w:num>
   <w:num w:numId="8" w16cid:durableId="1470130563">
     <w:abstractNumId w:val="1"/>
   </w:num>
   <w:num w:numId="9" w16cid:durableId="2112242193">
-    <w:abstractNumId w:val="3"/>
+    <w:abstractNumId w:val="4"/>
   </w:num>
   <w:num w:numId="10" w16cid:durableId="383407482">
+    <w:abstractNumId w:val="13"/>
+  </w:num>
+  <w:num w:numId="11" w16cid:durableId="1918250528">
     <w:abstractNumId w:val="11"/>
   </w:num>
-  <w:num w:numId="11" w16cid:durableId="1918250528">
-    <w:abstractNumId w:val="9"/>
+  <w:num w:numId="12" w16cid:durableId="116728785">
+    <w:abstractNumId w:val="6"/>
   </w:num>
-  <w:num w:numId="12" w16cid:durableId="116728785">
-    <w:abstractNumId w:val="5"/>
+  <w:num w:numId="13" w16cid:durableId="1337540470">
+    <w:abstractNumId w:val="10"/>
+  </w:num>
+  <w:num w:numId="14" w16cid:durableId="955912275">
+    <w:abstractNumId w:val="2"/>
   </w:num>
 </w:numbering>
 </file>

--- a/project-6-secure-containers/docs/Project 6 - What was Implemented.docx
+++ b/project-6-secure-containers/docs/Project 6 - What was Implemented.docx
@@ -30,6 +30,14 @@
     <w:p/>
     <w:sdt>
       <w:sdtPr>
+        <w:rPr>
+          <w:rFonts w:asciiTheme="minorHAnsi" w:eastAsiaTheme="minorHAnsi" w:hAnsiTheme="minorHAnsi" w:cstheme="minorBidi"/>
+          <w:color w:val="auto"/>
+          <w:kern w:val="2"/>
+          <w:sz w:val="24"/>
+          <w:szCs w:val="24"/>
+          <w14:ligatures w14:val="standardContextual"/>
+        </w:rPr>
         <w:id w:val="-619845352"/>
         <w:docPartObj>
           <w:docPartGallery w:val="Table of Contents"/>
@@ -38,15 +46,9 @@
       </w:sdtPr>
       <w:sdtEndPr>
         <w:rPr>
-          <w:rFonts w:asciiTheme="minorHAnsi" w:eastAsiaTheme="minorHAnsi" w:hAnsiTheme="minorHAnsi" w:cstheme="minorBidi"/>
           <w:b/>
           <w:bCs/>
           <w:noProof/>
-          <w:color w:val="auto"/>
-          <w:kern w:val="2"/>
-          <w:sz w:val="24"/>
-          <w:szCs w:val="24"/>
-          <w14:ligatures w14:val="standardContextual"/>
         </w:rPr>
       </w:sdtEndPr>
       <w:sdtContent>
@@ -78,7 +80,7 @@
           <w:r>
             <w:fldChar w:fldCharType="separate"/>
           </w:r>
-          <w:hyperlink w:anchor="_Toc242045001" w:history="1">
+          <w:hyperlink w:anchor="_Toc242136531" w:history="1">
             <w:r>
               <w:rPr>
                 <w:rStyle w:val="Hyperlink"/>
@@ -105,7 +107,7 @@
                 <w:noProof/>
                 <w:webHidden/>
               </w:rPr>
-              <w:instrText xml:space="preserve"> PAGEREF _Toc242045001 \h </w:instrText>
+              <w:instrText xml:space="preserve"> PAGEREF _Toc242136531 \h </w:instrText>
             </w:r>
             <w:r>
               <w:rPr>
@@ -125,7 +127,7 @@
                 <w:noProof/>
                 <w:webHidden/>
               </w:rPr>
-              <w:t>2</w:t>
+              <w:t>3</w:t>
             </w:r>
             <w:r>
               <w:rPr>
@@ -147,7 +149,7 @@
               <w:noProof/>
             </w:rPr>
           </w:pPr>
-          <w:hyperlink w:anchor="_Toc242045002" w:history="1">
+          <w:hyperlink w:anchor="_Toc242136532" w:history="1">
             <w:r>
               <w:rPr>
                 <w:rStyle w:val="Hyperlink"/>
@@ -174,7 +176,7 @@
                 <w:noProof/>
                 <w:webHidden/>
               </w:rPr>
-              <w:instrText xml:space="preserve"> PAGEREF _Toc242045002 \h </w:instrText>
+              <w:instrText xml:space="preserve"> PAGEREF _Toc242136532 \h </w:instrText>
             </w:r>
             <w:r>
               <w:rPr>
@@ -194,7 +196,7 @@
                 <w:noProof/>
                 <w:webHidden/>
               </w:rPr>
-              <w:t>2</w:t>
+              <w:t>3</w:t>
             </w:r>
             <w:r>
               <w:rPr>
@@ -216,7 +218,7 @@
               <w:noProof/>
             </w:rPr>
           </w:pPr>
-          <w:hyperlink w:anchor="_Toc242045003" w:history="1">
+          <w:hyperlink w:anchor="_Toc242136533" w:history="1">
             <w:r>
               <w:rPr>
                 <w:rStyle w:val="Hyperlink"/>
@@ -243,7 +245,7 @@
                 <w:noProof/>
                 <w:webHidden/>
               </w:rPr>
-              <w:instrText xml:space="preserve"> PAGEREF _Toc242045003 \h </w:instrText>
+              <w:instrText xml:space="preserve"> PAGEREF _Toc242136533 \h </w:instrText>
             </w:r>
             <w:r>
               <w:rPr>
@@ -263,7 +265,7 @@
                 <w:noProof/>
                 <w:webHidden/>
               </w:rPr>
-              <w:t>2</w:t>
+              <w:t>3</w:t>
             </w:r>
             <w:r>
               <w:rPr>
@@ -285,7 +287,7 @@
               <w:noProof/>
             </w:rPr>
           </w:pPr>
-          <w:hyperlink w:anchor="_Toc242045004" w:history="1">
+          <w:hyperlink w:anchor="_Toc242136534" w:history="1">
             <w:r>
               <w:rPr>
                 <w:rStyle w:val="Hyperlink"/>
@@ -312,7 +314,7 @@
                 <w:noProof/>
                 <w:webHidden/>
               </w:rPr>
-              <w:instrText xml:space="preserve"> PAGEREF _Toc242045004 \h </w:instrText>
+              <w:instrText xml:space="preserve"> PAGEREF _Toc242136534 \h </w:instrText>
             </w:r>
             <w:r>
               <w:rPr>
@@ -354,7 +356,7 @@
               <w:noProof/>
             </w:rPr>
           </w:pPr>
-          <w:hyperlink w:anchor="_Toc242045005" w:history="1">
+          <w:hyperlink w:anchor="_Toc242136535" w:history="1">
             <w:r>
               <w:rPr>
                 <w:rStyle w:val="Hyperlink"/>
@@ -381,7 +383,7 @@
                 <w:noProof/>
                 <w:webHidden/>
               </w:rPr>
-              <w:instrText xml:space="preserve"> PAGEREF _Toc242045005 \h </w:instrText>
+              <w:instrText xml:space="preserve"> PAGEREF _Toc242136535 \h </w:instrText>
             </w:r>
             <w:r>
               <w:rPr>
@@ -401,7 +403,7 @@
                 <w:noProof/>
                 <w:webHidden/>
               </w:rPr>
-              <w:t>3</w:t>
+              <w:t>4</w:t>
             </w:r>
             <w:r>
               <w:rPr>
@@ -423,7 +425,7 @@
               <w:noProof/>
             </w:rPr>
           </w:pPr>
-          <w:hyperlink w:anchor="_Toc242045006" w:history="1">
+          <w:hyperlink w:anchor="_Toc242136536" w:history="1">
             <w:r>
               <w:rPr>
                 <w:rStyle w:val="Hyperlink"/>
@@ -450,7 +452,7 @@
                 <w:noProof/>
                 <w:webHidden/>
               </w:rPr>
-              <w:instrText xml:space="preserve"> PAGEREF _Toc242045006 \h </w:instrText>
+              <w:instrText xml:space="preserve"> PAGEREF _Toc242136536 \h </w:instrText>
             </w:r>
             <w:r>
               <w:rPr>
@@ -470,7 +472,7 @@
                 <w:noProof/>
                 <w:webHidden/>
               </w:rPr>
-              <w:t>3</w:t>
+              <w:t>4</w:t>
             </w:r>
             <w:r>
               <w:rPr>
@@ -492,7 +494,7 @@
               <w:noProof/>
             </w:rPr>
           </w:pPr>
-          <w:hyperlink w:anchor="_Toc242045007" w:history="1">
+          <w:hyperlink w:anchor="_Toc242136537" w:history="1">
             <w:r>
               <w:rPr>
                 <w:rStyle w:val="Hyperlink"/>
@@ -519,7 +521,7 @@
                 <w:noProof/>
                 <w:webHidden/>
               </w:rPr>
-              <w:instrText xml:space="preserve"> PAGEREF _Toc242045007 \h </w:instrText>
+              <w:instrText xml:space="preserve"> PAGEREF _Toc242136537 \h </w:instrText>
             </w:r>
             <w:r>
               <w:rPr>
@@ -539,7 +541,7 @@
                 <w:noProof/>
                 <w:webHidden/>
               </w:rPr>
-              <w:t>3</w:t>
+              <w:t>4</w:t>
             </w:r>
             <w:r>
               <w:rPr>
@@ -561,7 +563,7 @@
               <w:noProof/>
             </w:rPr>
           </w:pPr>
-          <w:hyperlink w:anchor="_Toc242045008" w:history="1">
+          <w:hyperlink w:anchor="_Toc242136538" w:history="1">
             <w:r>
               <w:rPr>
                 <w:rStyle w:val="Hyperlink"/>
@@ -588,7 +590,7 @@
                 <w:noProof/>
                 <w:webHidden/>
               </w:rPr>
-              <w:instrText xml:space="preserve"> PAGEREF _Toc242045008 \h </w:instrText>
+              <w:instrText xml:space="preserve"> PAGEREF _Toc242136538 \h </w:instrText>
             </w:r>
             <w:r>
               <w:rPr>
@@ -608,7 +610,7 @@
                 <w:noProof/>
                 <w:webHidden/>
               </w:rPr>
-              <w:t>3</w:t>
+              <w:t>4</w:t>
             </w:r>
             <w:r>
               <w:rPr>
@@ -630,7 +632,7 @@
               <w:noProof/>
             </w:rPr>
           </w:pPr>
-          <w:hyperlink w:anchor="_Toc242045009" w:history="1">
+          <w:hyperlink w:anchor="_Toc242136539" w:history="1">
             <w:r>
               <w:rPr>
                 <w:rStyle w:val="Hyperlink"/>
@@ -657,7 +659,7 @@
                 <w:noProof/>
                 <w:webHidden/>
               </w:rPr>
-              <w:instrText xml:space="preserve"> PAGEREF _Toc242045009 \h </w:instrText>
+              <w:instrText xml:space="preserve"> PAGEREF _Toc242136539 \h </w:instrText>
             </w:r>
             <w:r>
               <w:rPr>
@@ -699,7 +701,7 @@
               <w:noProof/>
             </w:rPr>
           </w:pPr>
-          <w:hyperlink w:anchor="_Toc242045010" w:history="1">
+          <w:hyperlink w:anchor="_Toc242136540" w:history="1">
             <w:r>
               <w:rPr>
                 <w:rStyle w:val="Hyperlink"/>
@@ -726,7 +728,7 @@
                 <w:noProof/>
                 <w:webHidden/>
               </w:rPr>
-              <w:instrText xml:space="preserve"> PAGEREF _Toc242045010 \h </w:instrText>
+              <w:instrText xml:space="preserve"> PAGEREF _Toc242136540 \h </w:instrText>
             </w:r>
             <w:r>
               <w:rPr>
@@ -768,7 +770,7 @@
               <w:noProof/>
             </w:rPr>
           </w:pPr>
-          <w:hyperlink w:anchor="_Toc242045011" w:history="1">
+          <w:hyperlink w:anchor="_Toc242136541" w:history="1">
             <w:r>
               <w:rPr>
                 <w:rStyle w:val="Hyperlink"/>
@@ -795,7 +797,7 @@
                 <w:noProof/>
                 <w:webHidden/>
               </w:rPr>
-              <w:instrText xml:space="preserve"> PAGEREF _Toc242045011 \h </w:instrText>
+              <w:instrText xml:space="preserve"> PAGEREF _Toc242136541 \h </w:instrText>
             </w:r>
             <w:r>
               <w:rPr>
@@ -815,7 +817,7 @@
                 <w:noProof/>
                 <w:webHidden/>
               </w:rPr>
-              <w:t>4</w:t>
+              <w:t>5</w:t>
             </w:r>
             <w:r>
               <w:rPr>
@@ -837,7 +839,7 @@
               <w:noProof/>
             </w:rPr>
           </w:pPr>
-          <w:hyperlink w:anchor="_Toc242045012" w:history="1">
+          <w:hyperlink w:anchor="_Toc242136542" w:history="1">
             <w:r>
               <w:rPr>
                 <w:rStyle w:val="Hyperlink"/>
@@ -864,7 +866,7 @@
                 <w:noProof/>
                 <w:webHidden/>
               </w:rPr>
-              <w:instrText xml:space="preserve"> PAGEREF _Toc242045012 \h </w:instrText>
+              <w:instrText xml:space="preserve"> PAGEREF _Toc242136542 \h </w:instrText>
             </w:r>
             <w:r>
               <w:rPr>
@@ -884,7 +886,7 @@
                 <w:noProof/>
                 <w:webHidden/>
               </w:rPr>
-              <w:t>4</w:t>
+              <w:t>5</w:t>
             </w:r>
             <w:r>
               <w:rPr>
@@ -906,7 +908,7 @@
               <w:noProof/>
             </w:rPr>
           </w:pPr>
-          <w:hyperlink w:anchor="_Toc242045013" w:history="1">
+          <w:hyperlink w:anchor="_Toc242136543" w:history="1">
             <w:r>
               <w:rPr>
                 <w:rStyle w:val="Hyperlink"/>
@@ -933,7 +935,7 @@
                 <w:noProof/>
                 <w:webHidden/>
               </w:rPr>
-              <w:instrText xml:space="preserve"> PAGEREF _Toc242045013 \h </w:instrText>
+              <w:instrText xml:space="preserve"> PAGEREF _Toc242136543 \h </w:instrText>
             </w:r>
             <w:r>
               <w:rPr>
@@ -953,7 +955,7 @@
                 <w:noProof/>
                 <w:webHidden/>
               </w:rPr>
-              <w:t>4</w:t>
+              <w:t>5</w:t>
             </w:r>
             <w:r>
               <w:rPr>
@@ -975,7 +977,7 @@
               <w:noProof/>
             </w:rPr>
           </w:pPr>
-          <w:hyperlink w:anchor="_Toc242045014" w:history="1">
+          <w:hyperlink w:anchor="_Toc242136544" w:history="1">
             <w:r>
               <w:rPr>
                 <w:rStyle w:val="Hyperlink"/>
@@ -1002,7 +1004,7 @@
                 <w:noProof/>
                 <w:webHidden/>
               </w:rPr>
-              <w:instrText xml:space="preserve"> PAGEREF _Toc242045014 \h </w:instrText>
+              <w:instrText xml:space="preserve"> PAGEREF _Toc242136544 \h </w:instrText>
             </w:r>
             <w:r>
               <w:rPr>
@@ -1044,7 +1046,7 @@
               <w:noProof/>
             </w:rPr>
           </w:pPr>
-          <w:hyperlink w:anchor="_Toc242045015" w:history="1">
+          <w:hyperlink w:anchor="_Toc242136545" w:history="1">
             <w:r>
               <w:rPr>
                 <w:rStyle w:val="Hyperlink"/>
@@ -1071,7 +1073,7 @@
                 <w:noProof/>
                 <w:webHidden/>
               </w:rPr>
-              <w:instrText xml:space="preserve"> PAGEREF _Toc242045015 \h </w:instrText>
+              <w:instrText xml:space="preserve"> PAGEREF _Toc242136545 \h </w:instrText>
             </w:r>
             <w:r>
               <w:rPr>
@@ -1113,7 +1115,7 @@
               <w:noProof/>
             </w:rPr>
           </w:pPr>
-          <w:hyperlink w:anchor="_Toc242045016" w:history="1">
+          <w:hyperlink w:anchor="_Toc242136546" w:history="1">
             <w:r>
               <w:rPr>
                 <w:rStyle w:val="Hyperlink"/>
@@ -1140,7 +1142,7 @@
                 <w:noProof/>
                 <w:webHidden/>
               </w:rPr>
-              <w:instrText xml:space="preserve"> PAGEREF _Toc242045016 \h </w:instrText>
+              <w:instrText xml:space="preserve"> PAGEREF _Toc242136546 \h </w:instrText>
             </w:r>
             <w:r>
               <w:rPr>
@@ -1182,7 +1184,7 @@
               <w:noProof/>
             </w:rPr>
           </w:pPr>
-          <w:hyperlink w:anchor="_Toc242045017" w:history="1">
+          <w:hyperlink w:anchor="_Toc242136547" w:history="1">
             <w:r>
               <w:rPr>
                 <w:rStyle w:val="Hyperlink"/>
@@ -1209,7 +1211,7 @@
                 <w:noProof/>
                 <w:webHidden/>
               </w:rPr>
-              <w:instrText xml:space="preserve"> PAGEREF _Toc242045017 \h </w:instrText>
+              <w:instrText xml:space="preserve"> PAGEREF _Toc242136547 \h </w:instrText>
             </w:r>
             <w:r>
               <w:rPr>
@@ -1229,7 +1231,7 @@
                 <w:noProof/>
                 <w:webHidden/>
               </w:rPr>
-              <w:t>5</w:t>
+              <w:t>6</w:t>
             </w:r>
             <w:r>
               <w:rPr>
@@ -1251,7 +1253,7 @@
               <w:noProof/>
             </w:rPr>
           </w:pPr>
-          <w:hyperlink w:anchor="_Toc242045018" w:history="1">
+          <w:hyperlink w:anchor="_Toc242136548" w:history="1">
             <w:r>
               <w:rPr>
                 <w:rStyle w:val="Hyperlink"/>
@@ -1278,7 +1280,7 @@
                 <w:noProof/>
                 <w:webHidden/>
               </w:rPr>
-              <w:instrText xml:space="preserve"> PAGEREF _Toc242045018 \h </w:instrText>
+              <w:instrText xml:space="preserve"> PAGEREF _Toc242136548 \h </w:instrText>
             </w:r>
             <w:r>
               <w:rPr>
@@ -1298,7 +1300,7 @@
                 <w:noProof/>
                 <w:webHidden/>
               </w:rPr>
-              <w:t>6</w:t>
+              <w:t>7</w:t>
             </w:r>
             <w:r>
               <w:rPr>
@@ -1320,7 +1322,7 @@
               <w:noProof/>
             </w:rPr>
           </w:pPr>
-          <w:hyperlink w:anchor="_Toc242045019" w:history="1">
+          <w:hyperlink w:anchor="_Toc242136549" w:history="1">
             <w:r>
               <w:rPr>
                 <w:rStyle w:val="Hyperlink"/>
@@ -1347,7 +1349,7 @@
                 <w:noProof/>
                 <w:webHidden/>
               </w:rPr>
-              <w:instrText xml:space="preserve"> PAGEREF _Toc242045019 \h </w:instrText>
+              <w:instrText xml:space="preserve"> PAGEREF _Toc242136549 \h </w:instrText>
             </w:r>
             <w:r>
               <w:rPr>
@@ -1367,7 +1369,7 @@
                 <w:noProof/>
                 <w:webHidden/>
               </w:rPr>
-              <w:t>6</w:t>
+              <w:t>7</w:t>
             </w:r>
             <w:r>
               <w:rPr>
@@ -1389,7 +1391,7 @@
               <w:noProof/>
             </w:rPr>
           </w:pPr>
-          <w:hyperlink w:anchor="_Toc242045020" w:history="1">
+          <w:hyperlink w:anchor="_Toc242136550" w:history="1">
             <w:r>
               <w:rPr>
                 <w:rStyle w:val="Hyperlink"/>
@@ -1416,7 +1418,7 @@
                 <w:noProof/>
                 <w:webHidden/>
               </w:rPr>
-              <w:instrText xml:space="preserve"> PAGEREF _Toc242045020 \h </w:instrText>
+              <w:instrText xml:space="preserve"> PAGEREF _Toc242136550 \h </w:instrText>
             </w:r>
             <w:r>
               <w:rPr>
@@ -1436,7 +1438,7 @@
                 <w:noProof/>
                 <w:webHidden/>
               </w:rPr>
-              <w:t>6</w:t>
+              <w:t>7</w:t>
             </w:r>
             <w:r>
               <w:rPr>
@@ -1458,7 +1460,7 @@
               <w:noProof/>
             </w:rPr>
           </w:pPr>
-          <w:hyperlink w:anchor="_Toc242045021" w:history="1">
+          <w:hyperlink w:anchor="_Toc242136551" w:history="1">
             <w:r>
               <w:rPr>
                 <w:rStyle w:val="Hyperlink"/>
@@ -1485,7 +1487,7 @@
                 <w:noProof/>
                 <w:webHidden/>
               </w:rPr>
-              <w:instrText xml:space="preserve"> PAGEREF _Toc242045021 \h </w:instrText>
+              <w:instrText xml:space="preserve"> PAGEREF _Toc242136551 \h </w:instrText>
             </w:r>
             <w:r>
               <w:rPr>
@@ -1505,7 +1507,7 @@
                 <w:noProof/>
                 <w:webHidden/>
               </w:rPr>
-              <w:t>6</w:t>
+              <w:t>7</w:t>
             </w:r>
             <w:r>
               <w:rPr>
@@ -1527,7 +1529,7 @@
               <w:noProof/>
             </w:rPr>
           </w:pPr>
-          <w:hyperlink w:anchor="_Toc242045022" w:history="1">
+          <w:hyperlink w:anchor="_Toc242136552" w:history="1">
             <w:r>
               <w:rPr>
                 <w:rStyle w:val="Hyperlink"/>
@@ -1554,7 +1556,7 @@
                 <w:noProof/>
                 <w:webHidden/>
               </w:rPr>
-              <w:instrText xml:space="preserve"> PAGEREF _Toc242045022 \h </w:instrText>
+              <w:instrText xml:space="preserve"> PAGEREF _Toc242136552 \h </w:instrText>
             </w:r>
             <w:r>
               <w:rPr>
@@ -1574,7 +1576,7 @@
                 <w:noProof/>
                 <w:webHidden/>
               </w:rPr>
-              <w:t>7</w:t>
+              <w:t>8</w:t>
             </w:r>
             <w:r>
               <w:rPr>
@@ -1596,7 +1598,7 @@
               <w:noProof/>
             </w:rPr>
           </w:pPr>
-          <w:hyperlink w:anchor="_Toc242045023" w:history="1">
+          <w:hyperlink w:anchor="_Toc242136553" w:history="1">
             <w:r>
               <w:rPr>
                 <w:rStyle w:val="Hyperlink"/>
@@ -1623,7 +1625,7 @@
                 <w:noProof/>
                 <w:webHidden/>
               </w:rPr>
-              <w:instrText xml:space="preserve"> PAGEREF _Toc242045023 \h </w:instrText>
+              <w:instrText xml:space="preserve"> PAGEREF _Toc242136553 \h </w:instrText>
             </w:r>
             <w:r>
               <w:rPr>
@@ -1643,7 +1645,7 @@
                 <w:noProof/>
                 <w:webHidden/>
               </w:rPr>
-              <w:t>7</w:t>
+              <w:t>8</w:t>
             </w:r>
             <w:r>
               <w:rPr>
@@ -1665,7 +1667,7 @@
               <w:noProof/>
             </w:rPr>
           </w:pPr>
-          <w:hyperlink w:anchor="_Toc242045024" w:history="1">
+          <w:hyperlink w:anchor="_Toc242136554" w:history="1">
             <w:r>
               <w:rPr>
                 <w:rStyle w:val="Hyperlink"/>
@@ -1692,7 +1694,7 @@
                 <w:noProof/>
                 <w:webHidden/>
               </w:rPr>
-              <w:instrText xml:space="preserve"> PAGEREF _Toc242045024 \h </w:instrText>
+              <w:instrText xml:space="preserve"> PAGEREF _Toc242136554 \h </w:instrText>
             </w:r>
             <w:r>
               <w:rPr>
@@ -1712,7 +1714,7 @@
                 <w:noProof/>
                 <w:webHidden/>
               </w:rPr>
-              <w:t>8</w:t>
+              <w:t>9</w:t>
             </w:r>
             <w:r>
               <w:rPr>
@@ -1734,7 +1736,7 @@
               <w:noProof/>
             </w:rPr>
           </w:pPr>
-          <w:hyperlink w:anchor="_Toc242045025" w:history="1">
+          <w:hyperlink w:anchor="_Toc242136555" w:history="1">
             <w:r>
               <w:rPr>
                 <w:rStyle w:val="Hyperlink"/>
@@ -1761,7 +1763,7 @@
                 <w:noProof/>
                 <w:webHidden/>
               </w:rPr>
-              <w:instrText xml:space="preserve"> PAGEREF _Toc242045025 \h </w:instrText>
+              <w:instrText xml:space="preserve"> PAGEREF _Toc242136555 \h </w:instrText>
             </w:r>
             <w:r>
               <w:rPr>
@@ -1781,7 +1783,7 @@
                 <w:noProof/>
                 <w:webHidden/>
               </w:rPr>
-              <w:t>8</w:t>
+              <w:t>9</w:t>
             </w:r>
             <w:r>
               <w:rPr>
@@ -1803,7 +1805,7 @@
               <w:noProof/>
             </w:rPr>
           </w:pPr>
-          <w:hyperlink w:anchor="_Toc242045026" w:history="1">
+          <w:hyperlink w:anchor="_Toc242136556" w:history="1">
             <w:r>
               <w:rPr>
                 <w:rStyle w:val="Hyperlink"/>
@@ -1830,7 +1832,7 @@
                 <w:noProof/>
                 <w:webHidden/>
               </w:rPr>
-              <w:instrText xml:space="preserve"> PAGEREF _Toc242045026 \h </w:instrText>
+              <w:instrText xml:space="preserve"> PAGEREF _Toc242136556 \h </w:instrText>
             </w:r>
             <w:r>
               <w:rPr>
@@ -1850,7 +1852,7 @@
                 <w:noProof/>
                 <w:webHidden/>
               </w:rPr>
-              <w:t>8</w:t>
+              <w:t>9</w:t>
             </w:r>
             <w:r>
               <w:rPr>
@@ -1872,7 +1874,7 @@
               <w:noProof/>
             </w:rPr>
           </w:pPr>
-          <w:hyperlink w:anchor="_Toc242045027" w:history="1">
+          <w:hyperlink w:anchor="_Toc242136557" w:history="1">
             <w:r>
               <w:rPr>
                 <w:rStyle w:val="Hyperlink"/>
@@ -1899,7 +1901,7 @@
                 <w:noProof/>
                 <w:webHidden/>
               </w:rPr>
-              <w:instrText xml:space="preserve"> PAGEREF _Toc242045027 \h </w:instrText>
+              <w:instrText xml:space="preserve"> PAGEREF _Toc242136557 \h </w:instrText>
             </w:r>
             <w:r>
               <w:rPr>
@@ -1919,7 +1921,7 @@
                 <w:noProof/>
                 <w:webHidden/>
               </w:rPr>
-              <w:t>9</w:t>
+              <w:t>10</w:t>
             </w:r>
             <w:r>
               <w:rPr>
@@ -1941,7 +1943,7 @@
               <w:noProof/>
             </w:rPr>
           </w:pPr>
-          <w:hyperlink w:anchor="_Toc242045028" w:history="1">
+          <w:hyperlink w:anchor="_Toc242136558" w:history="1">
             <w:r>
               <w:rPr>
                 <w:rStyle w:val="Hyperlink"/>
@@ -1968,7 +1970,7 @@
                 <w:noProof/>
                 <w:webHidden/>
               </w:rPr>
-              <w:instrText xml:space="preserve"> PAGEREF _Toc242045028 \h </w:instrText>
+              <w:instrText xml:space="preserve"> PAGEREF _Toc242136558 \h </w:instrText>
             </w:r>
             <w:r>
               <w:rPr>
@@ -1988,7 +1990,7 @@
                 <w:noProof/>
                 <w:webHidden/>
               </w:rPr>
-              <w:t>9</w:t>
+              <w:t>10</w:t>
             </w:r>
             <w:r>
               <w:rPr>
@@ -2010,7 +2012,7 @@
               <w:noProof/>
             </w:rPr>
           </w:pPr>
-          <w:hyperlink w:anchor="_Toc242045029" w:history="1">
+          <w:hyperlink w:anchor="_Toc242136559" w:history="1">
             <w:r>
               <w:rPr>
                 <w:rStyle w:val="Hyperlink"/>
@@ -2037,7 +2039,7 @@
                 <w:noProof/>
                 <w:webHidden/>
               </w:rPr>
-              <w:instrText xml:space="preserve"> PAGEREF _Toc242045029 \h </w:instrText>
+              <w:instrText xml:space="preserve"> PAGEREF _Toc242136559 \h </w:instrText>
             </w:r>
             <w:r>
               <w:rPr>
@@ -2057,7 +2059,7 @@
                 <w:noProof/>
                 <w:webHidden/>
               </w:rPr>
-              <w:t>9</w:t>
+              <w:t>10</w:t>
             </w:r>
             <w:r>
               <w:rPr>
@@ -2079,7 +2081,7 @@
               <w:noProof/>
             </w:rPr>
           </w:pPr>
-          <w:hyperlink w:anchor="_Toc242045030" w:history="1">
+          <w:hyperlink w:anchor="_Toc242136560" w:history="1">
             <w:r>
               <w:rPr>
                 <w:rStyle w:val="Hyperlink"/>
@@ -2106,7 +2108,7 @@
                 <w:noProof/>
                 <w:webHidden/>
               </w:rPr>
-              <w:instrText xml:space="preserve"> PAGEREF _Toc242045030 \h </w:instrText>
+              <w:instrText xml:space="preserve"> PAGEREF _Toc242136560 \h </w:instrText>
             </w:r>
             <w:r>
               <w:rPr>
@@ -2126,7 +2128,7 @@
                 <w:noProof/>
                 <w:webHidden/>
               </w:rPr>
-              <w:t>9</w:t>
+              <w:t>10</w:t>
             </w:r>
             <w:r>
               <w:rPr>
@@ -2148,7 +2150,7 @@
               <w:noProof/>
             </w:rPr>
           </w:pPr>
-          <w:hyperlink w:anchor="_Toc242045031" w:history="1">
+          <w:hyperlink w:anchor="_Toc242136561" w:history="1">
             <w:r>
               <w:rPr>
                 <w:rStyle w:val="Hyperlink"/>
@@ -2175,7 +2177,7 @@
                 <w:noProof/>
                 <w:webHidden/>
               </w:rPr>
-              <w:instrText xml:space="preserve"> PAGEREF _Toc242045031 \h </w:instrText>
+              <w:instrText xml:space="preserve"> PAGEREF _Toc242136561 \h </w:instrText>
             </w:r>
             <w:r>
               <w:rPr>
@@ -2195,7 +2197,7 @@
                 <w:noProof/>
                 <w:webHidden/>
               </w:rPr>
-              <w:t>10</w:t>
+              <w:t>11</w:t>
             </w:r>
             <w:r>
               <w:rPr>
@@ -2217,7 +2219,7 @@
               <w:noProof/>
             </w:rPr>
           </w:pPr>
-          <w:hyperlink w:anchor="_Toc242045032" w:history="1">
+          <w:hyperlink w:anchor="_Toc242136562" w:history="1">
             <w:r>
               <w:rPr>
                 <w:rStyle w:val="Hyperlink"/>
@@ -2244,7 +2246,7 @@
                 <w:noProof/>
                 <w:webHidden/>
               </w:rPr>
-              <w:instrText xml:space="preserve"> PAGEREF _Toc242045032 \h </w:instrText>
+              <w:instrText xml:space="preserve"> PAGEREF _Toc242136562 \h </w:instrText>
             </w:r>
             <w:r>
               <w:rPr>
@@ -2264,7 +2266,7 @@
                 <w:noProof/>
                 <w:webHidden/>
               </w:rPr>
-              <w:t>10</w:t>
+              <w:t>11</w:t>
             </w:r>
             <w:r>
               <w:rPr>
@@ -2286,7 +2288,7 @@
               <w:noProof/>
             </w:rPr>
           </w:pPr>
-          <w:hyperlink w:anchor="_Toc242045033" w:history="1">
+          <w:hyperlink w:anchor="_Toc242136563" w:history="1">
             <w:r>
               <w:rPr>
                 <w:rStyle w:val="Hyperlink"/>
@@ -2313,7 +2315,7 @@
                 <w:noProof/>
                 <w:webHidden/>
               </w:rPr>
-              <w:instrText xml:space="preserve"> PAGEREF _Toc242045033 \h </w:instrText>
+              <w:instrText xml:space="preserve"> PAGEREF _Toc242136563 \h </w:instrText>
             </w:r>
             <w:r>
               <w:rPr>
@@ -2333,7 +2335,1042 @@
                 <w:noProof/>
                 <w:webHidden/>
               </w:rPr>
-              <w:t>10</w:t>
+              <w:t>11</w:t>
+            </w:r>
+            <w:r>
+              <w:rPr>
+                <w:noProof/>
+                <w:webHidden/>
+              </w:rPr>
+              <w:fldChar w:fldCharType="end"/>
+            </w:r>
+          </w:hyperlink>
+        </w:p>
+        <w:p>
+          <w:pPr>
+            <w:pStyle w:val="TOC1"/>
+            <w:tabs>
+              <w:tab w:val="right" w:leader="dot" w:pos="9350"/>
+            </w:tabs>
+            <w:rPr>
+              <w:rFonts w:eastAsiaTheme="minorEastAsia"/>
+              <w:noProof/>
+            </w:rPr>
+          </w:pPr>
+          <w:hyperlink w:anchor="_Toc242136564" w:history="1">
+            <w:r>
+              <w:rPr>
+                <w:rStyle w:val="Hyperlink"/>
+                <w:noProof/>
+              </w:rPr>
+              <w:t>Phase 4 – Observability and Cost Guardrails</w:t>
+            </w:r>
+            <w:r>
+              <w:rPr>
+                <w:noProof/>
+                <w:webHidden/>
+              </w:rPr>
+              <w:tab/>
+            </w:r>
+            <w:r>
+              <w:rPr>
+                <w:noProof/>
+                <w:webHidden/>
+              </w:rPr>
+              <w:fldChar w:fldCharType="begin"/>
+            </w:r>
+            <w:r>
+              <w:rPr>
+                <w:noProof/>
+                <w:webHidden/>
+              </w:rPr>
+              <w:instrText xml:space="preserve"> PAGEREF _Toc242136564 \h </w:instrText>
+            </w:r>
+            <w:r>
+              <w:rPr>
+                <w:noProof/>
+                <w:webHidden/>
+              </w:rPr>
+            </w:r>
+            <w:r>
+              <w:rPr>
+                <w:noProof/>
+                <w:webHidden/>
+              </w:rPr>
+              <w:fldChar w:fldCharType="separate"/>
+            </w:r>
+            <w:r>
+              <w:rPr>
+                <w:noProof/>
+                <w:webHidden/>
+              </w:rPr>
+              <w:t>12</w:t>
+            </w:r>
+            <w:r>
+              <w:rPr>
+                <w:noProof/>
+                <w:webHidden/>
+              </w:rPr>
+              <w:fldChar w:fldCharType="end"/>
+            </w:r>
+          </w:hyperlink>
+        </w:p>
+        <w:p>
+          <w:pPr>
+            <w:pStyle w:val="TOC2"/>
+            <w:tabs>
+              <w:tab w:val="right" w:leader="dot" w:pos="9350"/>
+            </w:tabs>
+            <w:rPr>
+              <w:rFonts w:eastAsiaTheme="minorEastAsia"/>
+              <w:noProof/>
+            </w:rPr>
+          </w:pPr>
+          <w:hyperlink w:anchor="_Toc242136565" w:history="1">
+            <w:r>
+              <w:rPr>
+                <w:rStyle w:val="Hyperlink"/>
+                <w:noProof/>
+              </w:rPr>
+              <w:t>CloudWatch Alarm Configured</w:t>
+            </w:r>
+            <w:r>
+              <w:rPr>
+                <w:noProof/>
+                <w:webHidden/>
+              </w:rPr>
+              <w:tab/>
+            </w:r>
+            <w:r>
+              <w:rPr>
+                <w:noProof/>
+                <w:webHidden/>
+              </w:rPr>
+              <w:fldChar w:fldCharType="begin"/>
+            </w:r>
+            <w:r>
+              <w:rPr>
+                <w:noProof/>
+                <w:webHidden/>
+              </w:rPr>
+              <w:instrText xml:space="preserve"> PAGEREF _Toc242136565 \h </w:instrText>
+            </w:r>
+            <w:r>
+              <w:rPr>
+                <w:noProof/>
+                <w:webHidden/>
+              </w:rPr>
+            </w:r>
+            <w:r>
+              <w:rPr>
+                <w:noProof/>
+                <w:webHidden/>
+              </w:rPr>
+              <w:fldChar w:fldCharType="separate"/>
+            </w:r>
+            <w:r>
+              <w:rPr>
+                <w:noProof/>
+                <w:webHidden/>
+              </w:rPr>
+              <w:t>12</w:t>
+            </w:r>
+            <w:r>
+              <w:rPr>
+                <w:noProof/>
+                <w:webHidden/>
+              </w:rPr>
+              <w:fldChar w:fldCharType="end"/>
+            </w:r>
+          </w:hyperlink>
+        </w:p>
+        <w:p>
+          <w:pPr>
+            <w:pStyle w:val="TOC2"/>
+            <w:tabs>
+              <w:tab w:val="right" w:leader="dot" w:pos="9350"/>
+            </w:tabs>
+            <w:rPr>
+              <w:rFonts w:eastAsiaTheme="minorEastAsia"/>
+              <w:noProof/>
+            </w:rPr>
+          </w:pPr>
+          <w:hyperlink w:anchor="_Toc242136566" w:history="1">
+            <w:r>
+              <w:rPr>
+                <w:rStyle w:val="Hyperlink"/>
+                <w:noProof/>
+              </w:rPr>
+              <w:t>AWS Budget ($20)</w:t>
+            </w:r>
+            <w:r>
+              <w:rPr>
+                <w:noProof/>
+                <w:webHidden/>
+              </w:rPr>
+              <w:tab/>
+            </w:r>
+            <w:r>
+              <w:rPr>
+                <w:noProof/>
+                <w:webHidden/>
+              </w:rPr>
+              <w:fldChar w:fldCharType="begin"/>
+            </w:r>
+            <w:r>
+              <w:rPr>
+                <w:noProof/>
+                <w:webHidden/>
+              </w:rPr>
+              <w:instrText xml:space="preserve"> PAGEREF _Toc242136566 \h </w:instrText>
+            </w:r>
+            <w:r>
+              <w:rPr>
+                <w:noProof/>
+                <w:webHidden/>
+              </w:rPr>
+            </w:r>
+            <w:r>
+              <w:rPr>
+                <w:noProof/>
+                <w:webHidden/>
+              </w:rPr>
+              <w:fldChar w:fldCharType="separate"/>
+            </w:r>
+            <w:r>
+              <w:rPr>
+                <w:noProof/>
+                <w:webHidden/>
+              </w:rPr>
+              <w:t>12</w:t>
+            </w:r>
+            <w:r>
+              <w:rPr>
+                <w:noProof/>
+                <w:webHidden/>
+              </w:rPr>
+              <w:fldChar w:fldCharType="end"/>
+            </w:r>
+          </w:hyperlink>
+        </w:p>
+        <w:p>
+          <w:pPr>
+            <w:pStyle w:val="TOC2"/>
+            <w:tabs>
+              <w:tab w:val="right" w:leader="dot" w:pos="9350"/>
+            </w:tabs>
+            <w:rPr>
+              <w:rFonts w:eastAsiaTheme="minorEastAsia"/>
+              <w:noProof/>
+            </w:rPr>
+          </w:pPr>
+          <w:hyperlink w:anchor="_Toc242136567" w:history="1">
+            <w:r>
+              <w:rPr>
+                <w:rStyle w:val="Hyperlink"/>
+                <w:noProof/>
+              </w:rPr>
+              <w:t>SNS Topic</w:t>
+            </w:r>
+            <w:r>
+              <w:rPr>
+                <w:noProof/>
+                <w:webHidden/>
+              </w:rPr>
+              <w:tab/>
+            </w:r>
+            <w:r>
+              <w:rPr>
+                <w:noProof/>
+                <w:webHidden/>
+              </w:rPr>
+              <w:fldChar w:fldCharType="begin"/>
+            </w:r>
+            <w:r>
+              <w:rPr>
+                <w:noProof/>
+                <w:webHidden/>
+              </w:rPr>
+              <w:instrText xml:space="preserve"> PAGEREF _Toc242136567 \h </w:instrText>
+            </w:r>
+            <w:r>
+              <w:rPr>
+                <w:noProof/>
+                <w:webHidden/>
+              </w:rPr>
+            </w:r>
+            <w:r>
+              <w:rPr>
+                <w:noProof/>
+                <w:webHidden/>
+              </w:rPr>
+              <w:fldChar w:fldCharType="separate"/>
+            </w:r>
+            <w:r>
+              <w:rPr>
+                <w:noProof/>
+                <w:webHidden/>
+              </w:rPr>
+              <w:t>12</w:t>
+            </w:r>
+            <w:r>
+              <w:rPr>
+                <w:noProof/>
+                <w:webHidden/>
+              </w:rPr>
+              <w:fldChar w:fldCharType="end"/>
+            </w:r>
+          </w:hyperlink>
+        </w:p>
+        <w:p>
+          <w:pPr>
+            <w:pStyle w:val="TOC2"/>
+            <w:tabs>
+              <w:tab w:val="right" w:leader="dot" w:pos="9350"/>
+            </w:tabs>
+            <w:rPr>
+              <w:rFonts w:eastAsiaTheme="minorEastAsia"/>
+              <w:noProof/>
+            </w:rPr>
+          </w:pPr>
+          <w:hyperlink w:anchor="_Toc242136568" w:history="1">
+            <w:r>
+              <w:rPr>
+                <w:rStyle w:val="Hyperlink"/>
+                <w:noProof/>
+              </w:rPr>
+              <w:t>Implementation Plan</w:t>
+            </w:r>
+            <w:r>
+              <w:rPr>
+                <w:noProof/>
+                <w:webHidden/>
+              </w:rPr>
+              <w:tab/>
+            </w:r>
+            <w:r>
+              <w:rPr>
+                <w:noProof/>
+                <w:webHidden/>
+              </w:rPr>
+              <w:fldChar w:fldCharType="begin"/>
+            </w:r>
+            <w:r>
+              <w:rPr>
+                <w:noProof/>
+                <w:webHidden/>
+              </w:rPr>
+              <w:instrText xml:space="preserve"> PAGEREF _Toc242136568 \h </w:instrText>
+            </w:r>
+            <w:r>
+              <w:rPr>
+                <w:noProof/>
+                <w:webHidden/>
+              </w:rPr>
+            </w:r>
+            <w:r>
+              <w:rPr>
+                <w:noProof/>
+                <w:webHidden/>
+              </w:rPr>
+              <w:fldChar w:fldCharType="separate"/>
+            </w:r>
+            <w:r>
+              <w:rPr>
+                <w:noProof/>
+                <w:webHidden/>
+              </w:rPr>
+              <w:t>13</w:t>
+            </w:r>
+            <w:r>
+              <w:rPr>
+                <w:noProof/>
+                <w:webHidden/>
+              </w:rPr>
+              <w:fldChar w:fldCharType="end"/>
+            </w:r>
+          </w:hyperlink>
+        </w:p>
+        <w:p>
+          <w:pPr>
+            <w:pStyle w:val="TOC2"/>
+            <w:tabs>
+              <w:tab w:val="right" w:leader="dot" w:pos="9350"/>
+            </w:tabs>
+            <w:rPr>
+              <w:rFonts w:eastAsiaTheme="minorEastAsia"/>
+              <w:noProof/>
+            </w:rPr>
+          </w:pPr>
+          <w:hyperlink w:anchor="_Toc242136569" w:history="1">
+            <w:r>
+              <w:rPr>
+                <w:rStyle w:val="Hyperlink"/>
+                <w:noProof/>
+              </w:rPr>
+              <w:t>Implementation Suggested Order</w:t>
+            </w:r>
+            <w:r>
+              <w:rPr>
+                <w:noProof/>
+                <w:webHidden/>
+              </w:rPr>
+              <w:tab/>
+            </w:r>
+            <w:r>
+              <w:rPr>
+                <w:noProof/>
+                <w:webHidden/>
+              </w:rPr>
+              <w:fldChar w:fldCharType="begin"/>
+            </w:r>
+            <w:r>
+              <w:rPr>
+                <w:noProof/>
+                <w:webHidden/>
+              </w:rPr>
+              <w:instrText xml:space="preserve"> PAGEREF _Toc242136569 \h </w:instrText>
+            </w:r>
+            <w:r>
+              <w:rPr>
+                <w:noProof/>
+                <w:webHidden/>
+              </w:rPr>
+            </w:r>
+            <w:r>
+              <w:rPr>
+                <w:noProof/>
+                <w:webHidden/>
+              </w:rPr>
+              <w:fldChar w:fldCharType="separate"/>
+            </w:r>
+            <w:r>
+              <w:rPr>
+                <w:noProof/>
+                <w:webHidden/>
+              </w:rPr>
+              <w:t>14</w:t>
+            </w:r>
+            <w:r>
+              <w:rPr>
+                <w:noProof/>
+                <w:webHidden/>
+              </w:rPr>
+              <w:fldChar w:fldCharType="end"/>
+            </w:r>
+          </w:hyperlink>
+        </w:p>
+        <w:p>
+          <w:pPr>
+            <w:pStyle w:val="TOC2"/>
+            <w:tabs>
+              <w:tab w:val="right" w:leader="dot" w:pos="9350"/>
+            </w:tabs>
+            <w:rPr>
+              <w:rFonts w:eastAsiaTheme="minorEastAsia"/>
+              <w:noProof/>
+            </w:rPr>
+          </w:pPr>
+          <w:hyperlink w:anchor="_Toc242136570" w:history="1">
+            <w:r>
+              <w:rPr>
+                <w:rStyle w:val="Hyperlink"/>
+                <w:noProof/>
+              </w:rPr>
+              <w:t>Checkpoint Order</w:t>
+            </w:r>
+            <w:r>
+              <w:rPr>
+                <w:noProof/>
+                <w:webHidden/>
+              </w:rPr>
+              <w:tab/>
+            </w:r>
+            <w:r>
+              <w:rPr>
+                <w:noProof/>
+                <w:webHidden/>
+              </w:rPr>
+              <w:fldChar w:fldCharType="begin"/>
+            </w:r>
+            <w:r>
+              <w:rPr>
+                <w:noProof/>
+                <w:webHidden/>
+              </w:rPr>
+              <w:instrText xml:space="preserve"> PAGEREF _Toc242136570 \h </w:instrText>
+            </w:r>
+            <w:r>
+              <w:rPr>
+                <w:noProof/>
+                <w:webHidden/>
+              </w:rPr>
+            </w:r>
+            <w:r>
+              <w:rPr>
+                <w:noProof/>
+                <w:webHidden/>
+              </w:rPr>
+              <w:fldChar w:fldCharType="separate"/>
+            </w:r>
+            <w:r>
+              <w:rPr>
+                <w:noProof/>
+                <w:webHidden/>
+              </w:rPr>
+              <w:t>14</w:t>
+            </w:r>
+            <w:r>
+              <w:rPr>
+                <w:noProof/>
+                <w:webHidden/>
+              </w:rPr>
+              <w:fldChar w:fldCharType="end"/>
+            </w:r>
+          </w:hyperlink>
+        </w:p>
+        <w:p>
+          <w:pPr>
+            <w:pStyle w:val="TOC2"/>
+            <w:tabs>
+              <w:tab w:val="right" w:leader="dot" w:pos="9350"/>
+            </w:tabs>
+            <w:rPr>
+              <w:rFonts w:eastAsiaTheme="minorEastAsia"/>
+              <w:noProof/>
+            </w:rPr>
+          </w:pPr>
+          <w:hyperlink w:anchor="_Toc242136571" w:history="1">
+            <w:r>
+              <w:rPr>
+                <w:rStyle w:val="Hyperlink"/>
+                <w:noProof/>
+              </w:rPr>
+              <w:t>Overview of What I’m Building</w:t>
+            </w:r>
+            <w:r>
+              <w:rPr>
+                <w:noProof/>
+                <w:webHidden/>
+              </w:rPr>
+              <w:tab/>
+            </w:r>
+            <w:r>
+              <w:rPr>
+                <w:noProof/>
+                <w:webHidden/>
+              </w:rPr>
+              <w:fldChar w:fldCharType="begin"/>
+            </w:r>
+            <w:r>
+              <w:rPr>
+                <w:noProof/>
+                <w:webHidden/>
+              </w:rPr>
+              <w:instrText xml:space="preserve"> PAGEREF _Toc242136571 \h </w:instrText>
+            </w:r>
+            <w:r>
+              <w:rPr>
+                <w:noProof/>
+                <w:webHidden/>
+              </w:rPr>
+            </w:r>
+            <w:r>
+              <w:rPr>
+                <w:noProof/>
+                <w:webHidden/>
+              </w:rPr>
+              <w:fldChar w:fldCharType="separate"/>
+            </w:r>
+            <w:r>
+              <w:rPr>
+                <w:noProof/>
+                <w:webHidden/>
+              </w:rPr>
+              <w:t>15</w:t>
+            </w:r>
+            <w:r>
+              <w:rPr>
+                <w:noProof/>
+                <w:webHidden/>
+              </w:rPr>
+              <w:fldChar w:fldCharType="end"/>
+            </w:r>
+          </w:hyperlink>
+        </w:p>
+        <w:p>
+          <w:pPr>
+            <w:pStyle w:val="TOC1"/>
+            <w:tabs>
+              <w:tab w:val="right" w:leader="dot" w:pos="9350"/>
+            </w:tabs>
+            <w:rPr>
+              <w:rFonts w:eastAsiaTheme="minorEastAsia"/>
+              <w:noProof/>
+            </w:rPr>
+          </w:pPr>
+          <w:hyperlink w:anchor="_Toc242136572" w:history="1">
+            <w:r>
+              <w:rPr>
+                <w:rStyle w:val="Hyperlink"/>
+                <w:noProof/>
+              </w:rPr>
+              <w:t>Step by Step</w:t>
+            </w:r>
+            <w:r>
+              <w:rPr>
+                <w:noProof/>
+                <w:webHidden/>
+              </w:rPr>
+              <w:tab/>
+            </w:r>
+            <w:r>
+              <w:rPr>
+                <w:noProof/>
+                <w:webHidden/>
+              </w:rPr>
+              <w:fldChar w:fldCharType="begin"/>
+            </w:r>
+            <w:r>
+              <w:rPr>
+                <w:noProof/>
+                <w:webHidden/>
+              </w:rPr>
+              <w:instrText xml:space="preserve"> PAGEREF _Toc242136572 \h </w:instrText>
+            </w:r>
+            <w:r>
+              <w:rPr>
+                <w:noProof/>
+                <w:webHidden/>
+              </w:rPr>
+            </w:r>
+            <w:r>
+              <w:rPr>
+                <w:noProof/>
+                <w:webHidden/>
+              </w:rPr>
+              <w:fldChar w:fldCharType="separate"/>
+            </w:r>
+            <w:r>
+              <w:rPr>
+                <w:noProof/>
+                <w:webHidden/>
+              </w:rPr>
+              <w:t>15</w:t>
+            </w:r>
+            <w:r>
+              <w:rPr>
+                <w:noProof/>
+                <w:webHidden/>
+              </w:rPr>
+              <w:fldChar w:fldCharType="end"/>
+            </w:r>
+          </w:hyperlink>
+        </w:p>
+        <w:p>
+          <w:pPr>
+            <w:pStyle w:val="TOC2"/>
+            <w:tabs>
+              <w:tab w:val="right" w:leader="dot" w:pos="9350"/>
+            </w:tabs>
+            <w:rPr>
+              <w:rFonts w:eastAsiaTheme="minorEastAsia"/>
+              <w:noProof/>
+            </w:rPr>
+          </w:pPr>
+          <w:hyperlink w:anchor="_Toc242136573" w:history="1">
+            <w:r>
+              <w:rPr>
+                <w:rStyle w:val="Hyperlink"/>
+                <w:noProof/>
+              </w:rPr>
+              <w:t>Part 1 — AWS: Create the GitHub OIDC provider</w:t>
+            </w:r>
+            <w:r>
+              <w:rPr>
+                <w:noProof/>
+                <w:webHidden/>
+              </w:rPr>
+              <w:tab/>
+            </w:r>
+            <w:r>
+              <w:rPr>
+                <w:noProof/>
+                <w:webHidden/>
+              </w:rPr>
+              <w:fldChar w:fldCharType="begin"/>
+            </w:r>
+            <w:r>
+              <w:rPr>
+                <w:noProof/>
+                <w:webHidden/>
+              </w:rPr>
+              <w:instrText xml:space="preserve"> PAGEREF _Toc242136573 \h </w:instrText>
+            </w:r>
+            <w:r>
+              <w:rPr>
+                <w:noProof/>
+                <w:webHidden/>
+              </w:rPr>
+            </w:r>
+            <w:r>
+              <w:rPr>
+                <w:noProof/>
+                <w:webHidden/>
+              </w:rPr>
+              <w:fldChar w:fldCharType="separate"/>
+            </w:r>
+            <w:r>
+              <w:rPr>
+                <w:noProof/>
+                <w:webHidden/>
+              </w:rPr>
+              <w:t>15</w:t>
+            </w:r>
+            <w:r>
+              <w:rPr>
+                <w:noProof/>
+                <w:webHidden/>
+              </w:rPr>
+              <w:fldChar w:fldCharType="end"/>
+            </w:r>
+          </w:hyperlink>
+        </w:p>
+        <w:p>
+          <w:pPr>
+            <w:pStyle w:val="TOC2"/>
+            <w:tabs>
+              <w:tab w:val="right" w:leader="dot" w:pos="9350"/>
+            </w:tabs>
+            <w:rPr>
+              <w:rFonts w:eastAsiaTheme="minorEastAsia"/>
+              <w:noProof/>
+            </w:rPr>
+          </w:pPr>
+          <w:hyperlink w:anchor="_Toc242136574" w:history="1">
+            <w:r>
+              <w:rPr>
+                <w:rStyle w:val="Hyperlink"/>
+                <w:noProof/>
+              </w:rPr>
+              <w:t>Part 2 — AWS: Create the IAM role for Actions</w:t>
+            </w:r>
+            <w:r>
+              <w:rPr>
+                <w:noProof/>
+                <w:webHidden/>
+              </w:rPr>
+              <w:tab/>
+            </w:r>
+            <w:r>
+              <w:rPr>
+                <w:noProof/>
+                <w:webHidden/>
+              </w:rPr>
+              <w:fldChar w:fldCharType="begin"/>
+            </w:r>
+            <w:r>
+              <w:rPr>
+                <w:noProof/>
+                <w:webHidden/>
+              </w:rPr>
+              <w:instrText xml:space="preserve"> PAGEREF _Toc242136574 \h </w:instrText>
+            </w:r>
+            <w:r>
+              <w:rPr>
+                <w:noProof/>
+                <w:webHidden/>
+              </w:rPr>
+            </w:r>
+            <w:r>
+              <w:rPr>
+                <w:noProof/>
+                <w:webHidden/>
+              </w:rPr>
+              <w:fldChar w:fldCharType="separate"/>
+            </w:r>
+            <w:r>
+              <w:rPr>
+                <w:noProof/>
+                <w:webHidden/>
+              </w:rPr>
+              <w:t>15</w:t>
+            </w:r>
+            <w:r>
+              <w:rPr>
+                <w:noProof/>
+                <w:webHidden/>
+              </w:rPr>
+              <w:fldChar w:fldCharType="end"/>
+            </w:r>
+          </w:hyperlink>
+        </w:p>
+        <w:p>
+          <w:pPr>
+            <w:pStyle w:val="TOC2"/>
+            <w:tabs>
+              <w:tab w:val="right" w:leader="dot" w:pos="9350"/>
+            </w:tabs>
+            <w:rPr>
+              <w:rFonts w:eastAsiaTheme="minorEastAsia"/>
+              <w:noProof/>
+            </w:rPr>
+          </w:pPr>
+          <w:hyperlink w:anchor="_Toc242136575" w:history="1">
+            <w:r>
+              <w:rPr>
+                <w:rStyle w:val="Hyperlink"/>
+                <w:noProof/>
+              </w:rPr>
+              <w:t>Part 3 — AWS: Attach permissions to that role</w:t>
+            </w:r>
+            <w:r>
+              <w:rPr>
+                <w:noProof/>
+                <w:webHidden/>
+              </w:rPr>
+              <w:tab/>
+            </w:r>
+            <w:r>
+              <w:rPr>
+                <w:noProof/>
+                <w:webHidden/>
+              </w:rPr>
+              <w:fldChar w:fldCharType="begin"/>
+            </w:r>
+            <w:r>
+              <w:rPr>
+                <w:noProof/>
+                <w:webHidden/>
+              </w:rPr>
+              <w:instrText xml:space="preserve"> PAGEREF _Toc242136575 \h </w:instrText>
+            </w:r>
+            <w:r>
+              <w:rPr>
+                <w:noProof/>
+                <w:webHidden/>
+              </w:rPr>
+            </w:r>
+            <w:r>
+              <w:rPr>
+                <w:noProof/>
+                <w:webHidden/>
+              </w:rPr>
+              <w:fldChar w:fldCharType="separate"/>
+            </w:r>
+            <w:r>
+              <w:rPr>
+                <w:noProof/>
+                <w:webHidden/>
+              </w:rPr>
+              <w:t>16</w:t>
+            </w:r>
+            <w:r>
+              <w:rPr>
+                <w:noProof/>
+                <w:webHidden/>
+              </w:rPr>
+              <w:fldChar w:fldCharType="end"/>
+            </w:r>
+          </w:hyperlink>
+        </w:p>
+        <w:p>
+          <w:pPr>
+            <w:pStyle w:val="TOC2"/>
+            <w:tabs>
+              <w:tab w:val="right" w:leader="dot" w:pos="9350"/>
+            </w:tabs>
+            <w:rPr>
+              <w:rFonts w:eastAsiaTheme="minorEastAsia"/>
+              <w:noProof/>
+            </w:rPr>
+          </w:pPr>
+          <w:hyperlink w:anchor="_Toc242136576" w:history="1">
+            <w:r>
+              <w:rPr>
+                <w:rStyle w:val="Hyperlink"/>
+                <w:noProof/>
+              </w:rPr>
+              <w:t>Part 4 — GitHub: Add the role ARN as a secret/variable</w:t>
+            </w:r>
+            <w:r>
+              <w:rPr>
+                <w:noProof/>
+                <w:webHidden/>
+              </w:rPr>
+              <w:tab/>
+            </w:r>
+            <w:r>
+              <w:rPr>
+                <w:noProof/>
+                <w:webHidden/>
+              </w:rPr>
+              <w:fldChar w:fldCharType="begin"/>
+            </w:r>
+            <w:r>
+              <w:rPr>
+                <w:noProof/>
+                <w:webHidden/>
+              </w:rPr>
+              <w:instrText xml:space="preserve"> PAGEREF _Toc242136576 \h </w:instrText>
+            </w:r>
+            <w:r>
+              <w:rPr>
+                <w:noProof/>
+                <w:webHidden/>
+              </w:rPr>
+            </w:r>
+            <w:r>
+              <w:rPr>
+                <w:noProof/>
+                <w:webHidden/>
+              </w:rPr>
+              <w:fldChar w:fldCharType="separate"/>
+            </w:r>
+            <w:r>
+              <w:rPr>
+                <w:noProof/>
+                <w:webHidden/>
+              </w:rPr>
+              <w:t>16</w:t>
+            </w:r>
+            <w:r>
+              <w:rPr>
+                <w:noProof/>
+                <w:webHidden/>
+              </w:rPr>
+              <w:fldChar w:fldCharType="end"/>
+            </w:r>
+          </w:hyperlink>
+        </w:p>
+        <w:p>
+          <w:pPr>
+            <w:pStyle w:val="TOC2"/>
+            <w:tabs>
+              <w:tab w:val="right" w:leader="dot" w:pos="9350"/>
+            </w:tabs>
+            <w:rPr>
+              <w:rFonts w:eastAsiaTheme="minorEastAsia"/>
+              <w:noProof/>
+            </w:rPr>
+          </w:pPr>
+          <w:hyperlink w:anchor="_Toc242136577" w:history="1">
+            <w:r>
+              <w:rPr>
+                <w:rStyle w:val="Hyperlink"/>
+                <w:noProof/>
+              </w:rPr>
+              <w:t>Part 5 — GitHub: Create the workflow file</w:t>
+            </w:r>
+            <w:r>
+              <w:rPr>
+                <w:noProof/>
+                <w:webHidden/>
+              </w:rPr>
+              <w:tab/>
+            </w:r>
+            <w:r>
+              <w:rPr>
+                <w:noProof/>
+                <w:webHidden/>
+              </w:rPr>
+              <w:fldChar w:fldCharType="begin"/>
+            </w:r>
+            <w:r>
+              <w:rPr>
+                <w:noProof/>
+                <w:webHidden/>
+              </w:rPr>
+              <w:instrText xml:space="preserve"> PAGEREF _Toc242136577 \h </w:instrText>
+            </w:r>
+            <w:r>
+              <w:rPr>
+                <w:noProof/>
+                <w:webHidden/>
+              </w:rPr>
+            </w:r>
+            <w:r>
+              <w:rPr>
+                <w:noProof/>
+                <w:webHidden/>
+              </w:rPr>
+              <w:fldChar w:fldCharType="separate"/>
+            </w:r>
+            <w:r>
+              <w:rPr>
+                <w:noProof/>
+                <w:webHidden/>
+              </w:rPr>
+              <w:t>17</w:t>
+            </w:r>
+            <w:r>
+              <w:rPr>
+                <w:noProof/>
+                <w:webHidden/>
+              </w:rPr>
+              <w:fldChar w:fldCharType="end"/>
+            </w:r>
+          </w:hyperlink>
+        </w:p>
+        <w:p>
+          <w:pPr>
+            <w:pStyle w:val="TOC2"/>
+            <w:tabs>
+              <w:tab w:val="right" w:leader="dot" w:pos="9350"/>
+            </w:tabs>
+            <w:rPr>
+              <w:rFonts w:eastAsiaTheme="minorEastAsia"/>
+              <w:noProof/>
+            </w:rPr>
+          </w:pPr>
+          <w:hyperlink w:anchor="_Toc242136578" w:history="1">
+            <w:r>
+              <w:rPr>
+                <w:rStyle w:val="Hyperlink"/>
+                <w:noProof/>
+              </w:rPr>
+              <w:t>Part 6 — Run it</w:t>
+            </w:r>
+            <w:r>
+              <w:rPr>
+                <w:noProof/>
+                <w:webHidden/>
+              </w:rPr>
+              <w:tab/>
+            </w:r>
+            <w:r>
+              <w:rPr>
+                <w:noProof/>
+                <w:webHidden/>
+              </w:rPr>
+              <w:fldChar w:fldCharType="begin"/>
+            </w:r>
+            <w:r>
+              <w:rPr>
+                <w:noProof/>
+                <w:webHidden/>
+              </w:rPr>
+              <w:instrText xml:space="preserve"> PAGEREF _Toc242136578 \h </w:instrText>
+            </w:r>
+            <w:r>
+              <w:rPr>
+                <w:noProof/>
+                <w:webHidden/>
+              </w:rPr>
+            </w:r>
+            <w:r>
+              <w:rPr>
+                <w:noProof/>
+                <w:webHidden/>
+              </w:rPr>
+              <w:fldChar w:fldCharType="separate"/>
+            </w:r>
+            <w:r>
+              <w:rPr>
+                <w:noProof/>
+                <w:webHidden/>
+              </w:rPr>
+              <w:t>18</w:t>
             </w:r>
             <w:r>
               <w:rPr>
@@ -2359,6 +3396,10 @@
     <w:p/>
     <w:p>
       <w:r>
+        <w:rPr>
+          <w:noProof/>
+        </w:rPr>
+        <w:lastRenderedPageBreak/>
         <w:drawing>
           <wp:inline distT="0" distB="0" distL="0" distR="0" wp14:anchorId="4EF0ECED" wp14:editId="0A8C0BE3">
             <wp:extent cx="5943600" cy="1179830"/>
@@ -2375,7 +3416,7 @@
                     <pic:cNvPicPr/>
                   </pic:nvPicPr>
                   <pic:blipFill>
-                    <a:blip r:embed="rId6"/>
+                    <a:blip r:embed="rId8"/>
                     <a:stretch>
                       <a:fillRect/>
                     </a:stretch>
@@ -2404,7 +3445,7 @@
           <w:szCs w:val="22"/>
         </w:rPr>
       </w:pPr>
-      <w:bookmarkStart w:id="0" w:name="_Toc242045001"/>
+      <w:bookmarkStart w:id="0" w:name="_Toc242136531"/>
       <w:r>
         <w:rPr>
           <w:sz w:val="22"/>
@@ -2448,23 +3489,7 @@
           <w:sz w:val="22"/>
           <w:szCs w:val="22"/>
         </w:rPr>
-        <w:t xml:space="preserve">Installed WSL (Windows </w:t>
-      </w:r>
-      <w:proofErr w:type="spellStart"/>
-      <w:r>
-        <w:rPr>
-          <w:sz w:val="22"/>
-          <w:szCs w:val="22"/>
-        </w:rPr>
-        <w:t>SubSystem</w:t>
-      </w:r>
-      <w:proofErr w:type="spellEnd"/>
-      <w:r>
-        <w:rPr>
-          <w:sz w:val="22"/>
-          <w:szCs w:val="22"/>
-        </w:rPr>
-        <w:t xml:space="preserve"> for Linux) Backend</w:t>
+        <w:t>Installed WSL (Windows SubSystem for Linux) Backend</w:t>
       </w:r>
       <w:r>
         <w:rPr>
@@ -2489,7 +3514,7 @@
           <w:szCs w:val="22"/>
         </w:rPr>
       </w:pPr>
-      <w:bookmarkStart w:id="1" w:name="_Toc242045002"/>
+      <w:bookmarkStart w:id="1" w:name="_Toc242136532"/>
       <w:r>
         <w:rPr>
           <w:sz w:val="22"/>
@@ -2502,39 +3527,7 @@
           <w:sz w:val="22"/>
           <w:szCs w:val="22"/>
         </w:rPr>
-        <w:t xml:space="preserve">hy use flask as the base app vs </w:t>
-      </w:r>
-      <w:proofErr w:type="spellStart"/>
-      <w:r>
-        <w:rPr>
-          <w:sz w:val="22"/>
-          <w:szCs w:val="22"/>
-        </w:rPr>
-        <w:t>gunicorn</w:t>
-      </w:r>
-      <w:proofErr w:type="spellEnd"/>
-      <w:r>
-        <w:rPr>
-          <w:sz w:val="22"/>
-          <w:szCs w:val="22"/>
-        </w:rPr>
-        <w:t>/</w:t>
-      </w:r>
-      <w:proofErr w:type="spellStart"/>
-      <w:r>
-        <w:rPr>
-          <w:sz w:val="22"/>
-          <w:szCs w:val="22"/>
-        </w:rPr>
-        <w:t>uWSGI</w:t>
-      </w:r>
-      <w:proofErr w:type="spellEnd"/>
-      <w:r>
-        <w:rPr>
-          <w:sz w:val="22"/>
-          <w:szCs w:val="22"/>
-        </w:rPr>
-        <w:t xml:space="preserve"> from the start?</w:t>
+        <w:t>hy use flask as the base app vs gunicorn/uWSGI from the start?</w:t>
       </w:r>
       <w:bookmarkEnd w:id="1"/>
     </w:p>
@@ -2589,18 +3582,8 @@
           <w:sz w:val="22"/>
           <w:szCs w:val="22"/>
         </w:rPr>
-        <w:t xml:space="preserve">Gunicorn / </w:t>
-      </w:r>
-      <w:proofErr w:type="spellStart"/>
-      <w:r>
-        <w:rPr>
-          <w:color w:val="196B24" w:themeColor="accent3"/>
-          <w:sz w:val="22"/>
-          <w:szCs w:val="22"/>
-        </w:rPr>
-        <w:t>uWSGI</w:t>
-      </w:r>
-      <w:proofErr w:type="spellEnd"/>
+        <w:t>Gunicorn / uWSGI</w:t>
+      </w:r>
       <w:r>
         <w:rPr>
           <w:sz w:val="22"/>
@@ -2658,7 +3641,7 @@
           <w:szCs w:val="22"/>
         </w:rPr>
       </w:pPr>
-      <w:bookmarkStart w:id="2" w:name="_Toc242045003"/>
+      <w:bookmarkStart w:id="2" w:name="_Toc242136533"/>
       <w:r>
         <w:rPr>
           <w:sz w:val="22"/>
@@ -2703,23 +3686,7 @@
           <w:sz w:val="22"/>
           <w:szCs w:val="22"/>
         </w:rPr>
-        <w:t>Flask includes a tiny built-in server (</w:t>
-      </w:r>
-      <w:proofErr w:type="spellStart"/>
-      <w:r>
-        <w:rPr>
-          <w:sz w:val="22"/>
-          <w:szCs w:val="22"/>
-        </w:rPr>
-        <w:t>Werkzeug</w:t>
-      </w:r>
-      <w:proofErr w:type="spellEnd"/>
-      <w:r>
-        <w:rPr>
-          <w:sz w:val="22"/>
-          <w:szCs w:val="22"/>
-        </w:rPr>
-        <w:t>) that’s fine for local/lab demos</w:t>
+        <w:t>Flask includes a tiny built-in server (Werkzeug) that’s fine for local/lab demos</w:t>
       </w:r>
     </w:p>
     <w:p>
@@ -2738,23 +3705,7 @@
           <w:sz w:val="22"/>
           <w:szCs w:val="22"/>
         </w:rPr>
-        <w:t xml:space="preserve">Later you can keep the same Flask code and only change how </w:t>
-      </w:r>
-      <w:proofErr w:type="gramStart"/>
-      <w:r>
-        <w:rPr>
-          <w:sz w:val="22"/>
-          <w:szCs w:val="22"/>
-        </w:rPr>
-        <w:t>it’s started</w:t>
-      </w:r>
-      <w:proofErr w:type="gramEnd"/>
-      <w:r>
-        <w:rPr>
-          <w:sz w:val="22"/>
-          <w:szCs w:val="22"/>
-        </w:rPr>
-        <w:t>:</w:t>
+        <w:t>Later you can keep the same Flask code and only change how it’s started:</w:t>
       </w:r>
     </w:p>
     <w:p>
@@ -2765,13 +3716,12 @@
           <w:szCs w:val="22"/>
         </w:rPr>
       </w:pPr>
-      <w:bookmarkStart w:id="3" w:name="_Toc242045004"/>
-      <w:r>
-        <w:rPr>
-          <w:sz w:val="22"/>
-          <w:szCs w:val="22"/>
-        </w:rPr>
-        <w:lastRenderedPageBreak/>
+      <w:bookmarkStart w:id="3" w:name="_Toc242136534"/>
+      <w:r>
+        <w:rPr>
+          <w:sz w:val="22"/>
+          <w:szCs w:val="22"/>
+        </w:rPr>
         <w:t>Differences that matter</w:t>
       </w:r>
       <w:bookmarkEnd w:id="3"/>
@@ -2793,40 +3743,14 @@
           <w:sz w:val="22"/>
           <w:szCs w:val="22"/>
         </w:rPr>
-        <w:t xml:space="preserve">Gunicorn / </w:t>
-      </w:r>
-      <w:proofErr w:type="spellStart"/>
-      <w:r>
-        <w:rPr>
-          <w:color w:val="196B24" w:themeColor="accent3"/>
-          <w:sz w:val="22"/>
-          <w:szCs w:val="22"/>
-        </w:rPr>
-        <w:t>uWSGI</w:t>
-      </w:r>
-      <w:proofErr w:type="spellEnd"/>
-      <w:r>
-        <w:rPr>
-          <w:sz w:val="22"/>
-          <w:szCs w:val="22"/>
-        </w:rPr>
-        <w:t> </w:t>
-      </w:r>
-      <w:proofErr w:type="gramStart"/>
-      <w:r>
-        <w:rPr>
-          <w:sz w:val="22"/>
-          <w:szCs w:val="22"/>
-        </w:rPr>
-        <w:t>speak</w:t>
-      </w:r>
-      <w:proofErr w:type="gramEnd"/>
-      <w:r>
-        <w:rPr>
-          <w:sz w:val="22"/>
-          <w:szCs w:val="22"/>
-        </w:rPr>
-        <w:t xml:space="preserve"> Python’s WSGI interface. They </w:t>
+        <w:t>Gunicorn / uWSGI</w:t>
+      </w:r>
+      <w:r>
+        <w:rPr>
+          <w:sz w:val="22"/>
+          <w:szCs w:val="22"/>
+        </w:rPr>
+        <w:t> speak Python’s WSGI interface. They </w:t>
       </w:r>
       <w:r>
         <w:rPr>
@@ -2842,23 +3766,7 @@
           <w:sz w:val="22"/>
           <w:szCs w:val="22"/>
         </w:rPr>
-        <w:t xml:space="preserve"> your Flask app. They are not full-featured public edge servers (TLS termination, </w:t>
-      </w:r>
-      <w:proofErr w:type="gramStart"/>
-      <w:r>
-        <w:rPr>
-          <w:sz w:val="22"/>
-          <w:szCs w:val="22"/>
-        </w:rPr>
-        <w:t>caching</w:t>
-      </w:r>
-      <w:proofErr w:type="gramEnd"/>
-      <w:r>
-        <w:rPr>
-          <w:sz w:val="22"/>
-          <w:szCs w:val="22"/>
-        </w:rPr>
-        <w:t>, etc. are weaker or secondary).</w:t>
+        <w:t> your Flask app. They are not full-featured public edge servers (TLS termination, caching, etc. are weaker or secondary).</w:t>
       </w:r>
     </w:p>
     <w:p>
@@ -2885,23 +3793,7 @@
           <w:sz w:val="22"/>
           <w:szCs w:val="22"/>
         </w:rPr>
-        <w:t>is a high-performance edge/proxy. It usually does not run Flask itself; it forwards to Gunicorn/</w:t>
-      </w:r>
-      <w:proofErr w:type="spellStart"/>
-      <w:r>
-        <w:rPr>
-          <w:sz w:val="22"/>
-          <w:szCs w:val="22"/>
-        </w:rPr>
-        <w:t>uWSGI</w:t>
-      </w:r>
-      <w:proofErr w:type="spellEnd"/>
-      <w:r>
-        <w:rPr>
-          <w:sz w:val="22"/>
-          <w:szCs w:val="22"/>
-        </w:rPr>
-        <w:t>. Great at HTTPS, load balancing, static files, buffering.</w:t>
+        <w:t>is a high-performance edge/proxy. It usually does not run Flask itself; it forwards to Gunicorn/uWSGI. Great at HTTPS, load balancing, static files, buffering.</w:t>
       </w:r>
     </w:p>
     <w:p>
@@ -2991,12 +3883,13 @@
           <w:szCs w:val="22"/>
         </w:rPr>
       </w:pPr>
-      <w:bookmarkStart w:id="4" w:name="_Toc242045005"/>
-      <w:r>
-        <w:rPr>
-          <w:sz w:val="22"/>
-          <w:szCs w:val="22"/>
-        </w:rPr>
+      <w:bookmarkStart w:id="4" w:name="_Toc242136535"/>
+      <w:r>
+        <w:rPr>
+          <w:sz w:val="22"/>
+          <w:szCs w:val="22"/>
+        </w:rPr>
+        <w:lastRenderedPageBreak/>
         <w:t>What Docker Desktop did</w:t>
       </w:r>
       <w:bookmarkEnd w:id="4"/>
@@ -3089,7 +3982,7 @@
           <w:szCs w:val="22"/>
         </w:rPr>
       </w:pPr>
-      <w:bookmarkStart w:id="5" w:name="_Toc242045006"/>
+      <w:bookmarkStart w:id="5" w:name="_Toc242136536"/>
       <w:r>
         <w:rPr>
           <w:sz w:val="22"/>
@@ -3102,18 +3995,9 @@
           <w:sz w:val="22"/>
           <w:szCs w:val="22"/>
         </w:rPr>
-        <w:t xml:space="preserve">ation </w:t>
-      </w:r>
-      <w:proofErr w:type="gramStart"/>
-      <w:r>
-        <w:rPr>
-          <w:sz w:val="22"/>
-          <w:szCs w:val="22"/>
-        </w:rPr>
-        <w:t>Step-by-Step</w:t>
+        <w:t>ation Step-by-Step</w:t>
       </w:r>
       <w:bookmarkEnd w:id="5"/>
-      <w:proofErr w:type="gramEnd"/>
     </w:p>
     <w:p>
       <w:pPr>
@@ -3123,7 +4007,7 @@
           <w:szCs w:val="22"/>
         </w:rPr>
       </w:pPr>
-      <w:bookmarkStart w:id="6" w:name="_Toc242045007"/>
+      <w:bookmarkStart w:id="6" w:name="_Toc242136537"/>
       <w:r>
         <w:rPr>
           <w:sz w:val="22"/>
@@ -3161,25 +4045,7 @@
           <w:sz w:val="22"/>
           <w:szCs w:val="22"/>
         </w:rPr>
-        <w:t>docker build -t project6-</w:t>
-      </w:r>
-      <w:proofErr w:type="gramStart"/>
-      <w:r>
-        <w:rPr>
-          <w:color w:val="196B24" w:themeColor="accent3"/>
-          <w:sz w:val="22"/>
-          <w:szCs w:val="22"/>
-        </w:rPr>
-        <w:t>api:local</w:t>
-      </w:r>
-      <w:proofErr w:type="gramEnd"/>
-      <w:r>
-        <w:rPr>
-          <w:color w:val="196B24" w:themeColor="accent3"/>
-          <w:sz w:val="22"/>
-          <w:szCs w:val="22"/>
-        </w:rPr>
-        <w:t xml:space="preserve"> .</w:t>
+        <w:t>docker build -t project6-api:local .</w:t>
       </w:r>
     </w:p>
     <w:p>
@@ -3303,21 +4169,12 @@
           <w:szCs w:val="22"/>
         </w:rPr>
       </w:pPr>
-      <w:proofErr w:type="gramStart"/>
-      <w:r>
-        <w:rPr>
-          <w:sz w:val="22"/>
-          <w:szCs w:val="22"/>
-        </w:rPr>
-        <w:t>Stores</w:t>
-      </w:r>
-      <w:proofErr w:type="gramEnd"/>
-      <w:r>
-        <w:rPr>
-          <w:sz w:val="22"/>
-          <w:szCs w:val="22"/>
-        </w:rPr>
-        <w:t xml:space="preserve"> the result locally as </w:t>
+      <w:r>
+        <w:rPr>
+          <w:sz w:val="22"/>
+          <w:szCs w:val="22"/>
+        </w:rPr>
+        <w:t>Stores the result locally as </w:t>
       </w:r>
       <w:r>
         <w:rPr>
@@ -3325,33 +4182,80 @@
           <w:sz w:val="22"/>
           <w:szCs w:val="22"/>
         </w:rPr>
-        <w:t>project6-</w:t>
-      </w:r>
-      <w:proofErr w:type="gramStart"/>
+        <w:t>project6-api:local</w:t>
+      </w:r>
+    </w:p>
+    <w:p>
+      <w:pPr>
+        <w:rPr>
+          <w:sz w:val="22"/>
+          <w:szCs w:val="22"/>
+        </w:rPr>
+      </w:pPr>
+      <w:r>
+        <w:rPr>
+          <w:sz w:val="22"/>
+          <w:szCs w:val="22"/>
+        </w:rPr>
+        <w:t>At this point the image exists only on your machine (Docker Desktop), not in AWS yet.</w:t>
+      </w:r>
+    </w:p>
+    <w:p>
+      <w:pPr>
+        <w:pStyle w:val="Heading2"/>
+        <w:rPr>
+          <w:sz w:val="22"/>
+          <w:szCs w:val="22"/>
+        </w:rPr>
+      </w:pPr>
+      <w:bookmarkStart w:id="7" w:name="_Toc242136538"/>
+      <w:r>
+        <w:rPr>
+          <w:sz w:val="22"/>
+          <w:szCs w:val="22"/>
+        </w:rPr>
+        <w:t>Step 2 — (Optional) Run locally</w:t>
+      </w:r>
+      <w:bookmarkEnd w:id="7"/>
+    </w:p>
+    <w:p>
+      <w:pPr>
+        <w:rPr>
+          <w:sz w:val="22"/>
+          <w:szCs w:val="22"/>
+        </w:rPr>
+      </w:pPr>
       <w:r>
         <w:rPr>
           <w:color w:val="196B24" w:themeColor="accent3"/>
           <w:sz w:val="22"/>
           <w:szCs w:val="22"/>
         </w:rPr>
-        <w:t>api:local</w:t>
-      </w:r>
-      <w:proofErr w:type="gramEnd"/>
-    </w:p>
-    <w:p>
-      <w:pPr>
-        <w:rPr>
-          <w:sz w:val="22"/>
-          <w:szCs w:val="22"/>
-        </w:rPr>
-      </w:pPr>
-      <w:r>
-        <w:rPr>
-          <w:sz w:val="22"/>
-          <w:szCs w:val="22"/>
-        </w:rPr>
-        <w:t>At this point the image exists only on your machine (Docker Desktop), not in AWS yet.</w:t>
-      </w:r>
+        <w:t>docker run --rm -p 8080:8080 -e APP_SECRET=local-demo-secret project6-api:local</w:t>
+      </w:r>
+    </w:p>
+    <w:p>
+      <w:pPr>
+        <w:rPr>
+          <w:sz w:val="22"/>
+          <w:szCs w:val="22"/>
+        </w:rPr>
+      </w:pPr>
+      <w:r>
+        <w:rPr>
+          <w:sz w:val="22"/>
+          <w:szCs w:val="22"/>
+        </w:rPr>
+        <w:t>That starts a container from the local image so you can hit /health and /info. Useful to prove the image works before uploading.</w:t>
+      </w:r>
+    </w:p>
+    <w:p>
+      <w:pPr>
+        <w:rPr>
+          <w:sz w:val="22"/>
+          <w:szCs w:val="22"/>
+        </w:rPr>
+      </w:pPr>
     </w:p>
     <w:p>
       <w:pPr>
@@ -3361,31 +4265,15 @@
           <w:szCs w:val="22"/>
         </w:rPr>
       </w:pPr>
-      <w:bookmarkStart w:id="7" w:name="_Toc242045008"/>
-      <w:r>
-        <w:rPr>
-          <w:sz w:val="22"/>
-          <w:szCs w:val="22"/>
-        </w:rPr>
-        <w:t xml:space="preserve">Step </w:t>
-      </w:r>
-      <w:proofErr w:type="gramStart"/>
-      <w:r>
-        <w:rPr>
-          <w:sz w:val="22"/>
-          <w:szCs w:val="22"/>
-        </w:rPr>
-        <w:t>2 — (</w:t>
-      </w:r>
-      <w:proofErr w:type="gramEnd"/>
-      <w:r>
-        <w:rPr>
-          <w:sz w:val="22"/>
-          <w:szCs w:val="22"/>
-        </w:rPr>
-        <w:t>Optional) Run locally</w:t>
-      </w:r>
-      <w:bookmarkEnd w:id="7"/>
+      <w:bookmarkStart w:id="8" w:name="_Toc242136539"/>
+      <w:r>
+        <w:rPr>
+          <w:sz w:val="22"/>
+          <w:szCs w:val="22"/>
+        </w:rPr>
+        <w:t>Step 3 — Create the ECR “bucket” for images (Terraform)</w:t>
+      </w:r>
+      <w:bookmarkEnd w:id="8"/>
     </w:p>
     <w:p>
       <w:pPr>
@@ -3400,94 +4288,24 @@
           <w:sz w:val="22"/>
           <w:szCs w:val="22"/>
         </w:rPr>
-        <w:t>docker run --rm -p 8080:8080 -e APP_SECRET=local-demo-secret project6-</w:t>
-      </w:r>
-      <w:proofErr w:type="gramStart"/>
+        <w:t>cd ...\project-6-secure-containers\terraform</w:t>
+      </w:r>
+    </w:p>
+    <w:p>
+      <w:pPr>
+        <w:rPr>
+          <w:sz w:val="22"/>
+          <w:szCs w:val="22"/>
+        </w:rPr>
+      </w:pPr>
       <w:r>
         <w:rPr>
           <w:color w:val="196B24" w:themeColor="accent3"/>
           <w:sz w:val="22"/>
           <w:szCs w:val="22"/>
         </w:rPr>
-        <w:t>api:local</w:t>
-      </w:r>
-      <w:proofErr w:type="gramEnd"/>
-    </w:p>
-    <w:p>
-      <w:pPr>
-        <w:rPr>
-          <w:sz w:val="22"/>
-          <w:szCs w:val="22"/>
-        </w:rPr>
-      </w:pPr>
-      <w:r>
-        <w:rPr>
-          <w:sz w:val="22"/>
-          <w:szCs w:val="22"/>
-        </w:rPr>
-        <w:lastRenderedPageBreak/>
-        <w:t>That starts a container from the local image so you can hit /health and /info. Useful to prove the image works before uploading.</w:t>
-      </w:r>
-    </w:p>
-    <w:p>
-      <w:pPr>
-        <w:rPr>
-          <w:sz w:val="22"/>
-          <w:szCs w:val="22"/>
-        </w:rPr>
-      </w:pPr>
-    </w:p>
-    <w:p>
-      <w:pPr>
-        <w:pStyle w:val="Heading2"/>
-        <w:rPr>
-          <w:sz w:val="22"/>
-          <w:szCs w:val="22"/>
-        </w:rPr>
-      </w:pPr>
-      <w:bookmarkStart w:id="8" w:name="_Toc242045009"/>
-      <w:r>
-        <w:rPr>
-          <w:sz w:val="22"/>
-          <w:szCs w:val="22"/>
-        </w:rPr>
-        <w:t>Step 3 — Create the ECR “bucket” for images (Terraform)</w:t>
-      </w:r>
-      <w:bookmarkEnd w:id="8"/>
-    </w:p>
-    <w:p>
-      <w:pPr>
-        <w:rPr>
-          <w:sz w:val="22"/>
-          <w:szCs w:val="22"/>
-        </w:rPr>
-      </w:pPr>
-      <w:r>
-        <w:rPr>
-          <w:color w:val="196B24" w:themeColor="accent3"/>
-          <w:sz w:val="22"/>
-          <w:szCs w:val="22"/>
-        </w:rPr>
-        <w:t>cd ...\project-6-secure-containers\terraform</w:t>
-      </w:r>
-    </w:p>
-    <w:p>
-      <w:pPr>
-        <w:rPr>
-          <w:sz w:val="22"/>
-          <w:szCs w:val="22"/>
-        </w:rPr>
-      </w:pPr>
-      <w:proofErr w:type="gramStart"/>
-      <w:r>
-        <w:rPr>
-          <w:color w:val="196B24" w:themeColor="accent3"/>
-          <w:sz w:val="22"/>
-          <w:szCs w:val="22"/>
-        </w:rPr>
         <w:t>terraform apply</w:t>
       </w:r>
-      <w:proofErr w:type="gramEnd"/>
     </w:p>
     <w:p>
       <w:pPr>
@@ -3520,7 +4338,7 @@
           <w:szCs w:val="22"/>
         </w:rPr>
       </w:pPr>
-      <w:bookmarkStart w:id="9" w:name="_Toc242045010"/>
+      <w:bookmarkStart w:id="9" w:name="_Toc242136540"/>
       <w:r>
         <w:rPr>
           <w:sz w:val="22"/>
@@ -3538,136 +4356,81 @@
           <w:szCs w:val="22"/>
         </w:rPr>
       </w:pPr>
-      <w:proofErr w:type="spellStart"/>
       <w:r>
         <w:rPr>
           <w:color w:val="196B24" w:themeColor="accent3"/>
           <w:sz w:val="22"/>
           <w:szCs w:val="22"/>
         </w:rPr>
-        <w:t>aws</w:t>
-      </w:r>
-      <w:proofErr w:type="spellEnd"/>
+        <w:t>aws ecr get-login-password --region us-east-1 |</w:t>
+      </w:r>
+    </w:p>
+    <w:p>
+      <w:pPr>
+        <w:rPr>
+          <w:sz w:val="22"/>
+          <w:szCs w:val="22"/>
+        </w:rPr>
+      </w:pPr>
       <w:r>
         <w:rPr>
           <w:color w:val="196B24" w:themeColor="accent3"/>
           <w:sz w:val="22"/>
           <w:szCs w:val="22"/>
         </w:rPr>
-        <w:t xml:space="preserve"> </w:t>
-      </w:r>
-      <w:proofErr w:type="spellStart"/>
-      <w:r>
+        <w:t xml:space="preserve"> docker login --username AWS --password-stdin 345485442145.dkr.ecr.us-east-1.amazonaws.com</w:t>
+      </w:r>
+    </w:p>
+    <w:p>
+      <w:pPr>
+        <w:rPr>
+          <w:sz w:val="22"/>
+          <w:szCs w:val="22"/>
+        </w:rPr>
+      </w:pPr>
+      <w:r>
+        <w:rPr>
+          <w:sz w:val="22"/>
+          <w:szCs w:val="22"/>
+        </w:rPr>
+        <w:lastRenderedPageBreak/>
+        <w:t>This gives your local Docker permission to push to your account’s registry.</w:t>
+      </w:r>
+    </w:p>
+    <w:p>
+      <w:pPr>
+        <w:pStyle w:val="Heading2"/>
+        <w:rPr>
+          <w:sz w:val="22"/>
+          <w:szCs w:val="22"/>
+        </w:rPr>
+      </w:pPr>
+      <w:bookmarkStart w:id="10" w:name="_Toc242136541"/>
+      <w:r>
+        <w:rPr>
+          <w:sz w:val="22"/>
+          <w:szCs w:val="22"/>
+        </w:rPr>
+        <w:t>Step 5 — Tag (rename for ECR’s address)</w:t>
+      </w:r>
+      <w:bookmarkEnd w:id="10"/>
+    </w:p>
+    <w:p>
+      <w:pPr>
         <w:rPr>
           <w:color w:val="196B24" w:themeColor="accent3"/>
           <w:sz w:val="22"/>
           <w:szCs w:val="22"/>
         </w:rPr>
-        <w:t>ecr</w:t>
-      </w:r>
-      <w:proofErr w:type="spellEnd"/>
+      </w:pPr>
       <w:r>
         <w:rPr>
           <w:color w:val="196B24" w:themeColor="accent3"/>
           <w:sz w:val="22"/>
           <w:szCs w:val="22"/>
         </w:rPr>
-        <w:t xml:space="preserve"> get-login-password --region us-east-1 |</w:t>
-      </w:r>
-    </w:p>
-    <w:p>
-      <w:pPr>
-        <w:rPr>
-          <w:sz w:val="22"/>
-          <w:szCs w:val="22"/>
-        </w:rPr>
-      </w:pPr>
-      <w:r>
-        <w:rPr>
-          <w:color w:val="196B24" w:themeColor="accent3"/>
-          <w:sz w:val="22"/>
-          <w:szCs w:val="22"/>
-        </w:rPr>
-        <w:t xml:space="preserve"> docker login --username AWS --password-stdin 345485442145.dkr.ecr.us-east-1.amazonaws.com</w:t>
-      </w:r>
-    </w:p>
-    <w:p>
-      <w:pPr>
-        <w:rPr>
-          <w:sz w:val="22"/>
-          <w:szCs w:val="22"/>
-        </w:rPr>
-      </w:pPr>
-      <w:r>
-        <w:rPr>
-          <w:sz w:val="22"/>
-          <w:szCs w:val="22"/>
-        </w:rPr>
-        <w:t>This gives your local Docker permission to push to your account’s registry.</w:t>
-      </w:r>
-    </w:p>
-    <w:p>
-      <w:pPr>
-        <w:pStyle w:val="Heading2"/>
-        <w:rPr>
-          <w:sz w:val="22"/>
-          <w:szCs w:val="22"/>
-        </w:rPr>
-      </w:pPr>
-      <w:bookmarkStart w:id="10" w:name="_Toc242045011"/>
-      <w:r>
-        <w:rPr>
-          <w:sz w:val="22"/>
-          <w:szCs w:val="22"/>
-        </w:rPr>
-        <w:t>Step 5 — Tag (rename for ECR’s address)</w:t>
-      </w:r>
-      <w:bookmarkEnd w:id="10"/>
-    </w:p>
-    <w:p>
-      <w:pPr>
-        <w:rPr>
-          <w:color w:val="196B24" w:themeColor="accent3"/>
-          <w:sz w:val="22"/>
-          <w:szCs w:val="22"/>
-        </w:rPr>
-      </w:pPr>
-      <w:r>
-        <w:rPr>
-          <w:color w:val="196B24" w:themeColor="accent3"/>
-          <w:sz w:val="22"/>
-          <w:szCs w:val="22"/>
-        </w:rPr>
-        <w:t>docker tag project6-</w:t>
-      </w:r>
-      <w:proofErr w:type="gramStart"/>
-      <w:r>
-        <w:rPr>
-          <w:color w:val="196B24" w:themeColor="accent3"/>
-          <w:sz w:val="22"/>
-          <w:szCs w:val="22"/>
-        </w:rPr>
-        <w:t>api:local</w:t>
-      </w:r>
-      <w:proofErr w:type="gramEnd"/>
-      <w:r>
-        <w:rPr>
-          <w:color w:val="196B24" w:themeColor="accent3"/>
-          <w:sz w:val="22"/>
-          <w:szCs w:val="22"/>
-        </w:rPr>
-        <w:t xml:space="preserve"> 345485442145.dkr.ecr.us-east-1.amazonaws.com/project6-</w:t>
-      </w:r>
-      <w:proofErr w:type="gramStart"/>
-      <w:r>
-        <w:rPr>
-          <w:color w:val="196B24" w:themeColor="accent3"/>
-          <w:sz w:val="22"/>
-          <w:szCs w:val="22"/>
-        </w:rPr>
-        <w:t>api:latest</w:t>
-      </w:r>
-      <w:proofErr w:type="gramEnd"/>
+        <w:t>docker tag project6-api:local 345485442145.dkr.ecr.us-east-1.amazonaws.com/project6-api:latest</w:t>
+      </w:r>
     </w:p>
     <w:p>
       <w:pPr>
@@ -3697,7 +4460,7 @@
           <w:szCs w:val="22"/>
         </w:rPr>
       </w:pPr>
-      <w:bookmarkStart w:id="11" w:name="_Toc242045012"/>
+      <w:bookmarkStart w:id="11" w:name="_Toc242136542"/>
       <w:r>
         <w:rPr>
           <w:sz w:val="22"/>
@@ -3720,18 +4483,8 @@
           <w:sz w:val="22"/>
           <w:szCs w:val="22"/>
         </w:rPr>
-        <w:t>docker push 345485442145.dkr.ecr.us-east-1.amazonaws.com/project6-</w:t>
-      </w:r>
-      <w:proofErr w:type="gramStart"/>
-      <w:r>
-        <w:rPr>
-          <w:color w:val="196B24" w:themeColor="accent3"/>
-          <w:sz w:val="22"/>
-          <w:szCs w:val="22"/>
-        </w:rPr>
-        <w:t>api:latest</w:t>
-      </w:r>
-      <w:proofErr w:type="gramEnd"/>
+        <w:t>docker push 345485442145.dkr.ecr.us-east-1.amazonaws.com/project6-api:latest</w:t>
+      </w:r>
     </w:p>
     <w:p>
       <w:pPr>
@@ -3756,7 +4509,7 @@
           <w:szCs w:val="22"/>
         </w:rPr>
       </w:pPr>
-      <w:bookmarkStart w:id="12" w:name="_Toc242045013"/>
+      <w:bookmarkStart w:id="12" w:name="_Toc242136543"/>
       <w:r>
         <w:rPr>
           <w:sz w:val="22"/>
@@ -3775,6 +4528,7 @@
       </w:pPr>
       <w:r>
         <w:rPr>
+          <w:noProof/>
           <w:sz w:val="22"/>
           <w:szCs w:val="22"/>
         </w:rPr>
@@ -3794,7 +4548,7 @@
                     <pic:cNvPicPr/>
                   </pic:nvPicPr>
                   <pic:blipFill>
-                    <a:blip r:embed="rId7"/>
+                    <a:blip r:embed="rId9"/>
                     <a:stretch>
                       <a:fillRect/>
                     </a:stretch>
@@ -3823,13 +4577,12 @@
           <w:szCs w:val="22"/>
         </w:rPr>
       </w:pPr>
-      <w:bookmarkStart w:id="13" w:name="_Toc242045014"/>
-      <w:r>
-        <w:rPr>
-          <w:sz w:val="22"/>
-          <w:szCs w:val="22"/>
-        </w:rPr>
-        <w:lastRenderedPageBreak/>
+      <w:bookmarkStart w:id="13" w:name="_Toc242136544"/>
+      <w:r>
+        <w:rPr>
+          <w:sz w:val="22"/>
+          <w:szCs w:val="22"/>
+        </w:rPr>
         <w:t>Phase 2</w:t>
       </w:r>
       <w:r>
@@ -3849,7 +4602,7 @@
           <w:szCs w:val="22"/>
         </w:rPr>
       </w:pPr>
-      <w:bookmarkStart w:id="14" w:name="_Toc242045015"/>
+      <w:bookmarkStart w:id="14" w:name="_Toc242136545"/>
       <w:r>
         <w:rPr>
           <w:sz w:val="22"/>
@@ -3891,36 +4644,8 @@
           <w:sz w:val="22"/>
           <w:szCs w:val="22"/>
         </w:rPr>
-        <w:t>Health: project6-lab-alb-1609487481.us-east-1.elb.amazonaws.com/health → {"</w:t>
-      </w:r>
-      <w:proofErr w:type="spellStart"/>
-      <w:r>
-        <w:rPr>
-          <w:color w:val="196B24" w:themeColor="accent3"/>
-          <w:sz w:val="22"/>
-          <w:szCs w:val="22"/>
-        </w:rPr>
-        <w:t>status":"</w:t>
-      </w:r>
-      <w:proofErr w:type="gramStart"/>
-      <w:r>
-        <w:rPr>
-          <w:color w:val="196B24" w:themeColor="accent3"/>
-          <w:sz w:val="22"/>
-          <w:szCs w:val="22"/>
-        </w:rPr>
-        <w:t>ok</w:t>
-      </w:r>
-      <w:proofErr w:type="spellEnd"/>
-      <w:r>
-        <w:rPr>
-          <w:color w:val="196B24" w:themeColor="accent3"/>
-          <w:sz w:val="22"/>
-          <w:szCs w:val="22"/>
-        </w:rPr>
-        <w:t>"}</w:t>
-      </w:r>
-      <w:proofErr w:type="gramEnd"/>
+        <w:t>Health: project6-lab-alb-1609487481.us-east-1.elb.amazonaws.com/health → {"status":"ok"}</w:t>
+      </w:r>
     </w:p>
     <w:p>
       <w:pPr>
@@ -3949,25 +4674,7 @@
           <w:sz w:val="22"/>
           <w:szCs w:val="22"/>
         </w:rPr>
-        <w:t xml:space="preserve">Info: project6-lab-alb-1609487481.us-east-1.elb.amazonaws.com/info → hostname + </w:t>
-      </w:r>
-      <w:proofErr w:type="spellStart"/>
-      <w:r>
-        <w:rPr>
-          <w:color w:val="196B24" w:themeColor="accent3"/>
-          <w:sz w:val="22"/>
-          <w:szCs w:val="22"/>
-        </w:rPr>
-        <w:t>secret_configured</w:t>
-      </w:r>
-      <w:proofErr w:type="spellEnd"/>
-      <w:r>
-        <w:rPr>
-          <w:color w:val="196B24" w:themeColor="accent3"/>
-          <w:sz w:val="22"/>
-          <w:szCs w:val="22"/>
-        </w:rPr>
-        <w:t>: true</w:t>
+        <w:t>Info: project6-lab-alb-1609487481.us-east-1.elb.amazonaws.com/info → hostname + secret_configured: true</w:t>
       </w:r>
     </w:p>
     <w:p>
@@ -3978,7 +4685,7 @@
           <w:szCs w:val="22"/>
         </w:rPr>
       </w:pPr>
-      <w:bookmarkStart w:id="15" w:name="_Toc242045016"/>
+      <w:bookmarkStart w:id="15" w:name="_Toc242136546"/>
       <w:r>
         <w:rPr>
           <w:sz w:val="22"/>
@@ -4065,23 +4772,7 @@
           <w:sz w:val="22"/>
           <w:szCs w:val="22"/>
         </w:rPr>
-        <w:t>CloudWatch logs: /</w:t>
-      </w:r>
-      <w:proofErr w:type="spellStart"/>
-      <w:r>
-        <w:rPr>
-          <w:sz w:val="22"/>
-          <w:szCs w:val="22"/>
-        </w:rPr>
-        <w:t>ecs</w:t>
-      </w:r>
-      <w:proofErr w:type="spellEnd"/>
-      <w:r>
-        <w:rPr>
-          <w:sz w:val="22"/>
-          <w:szCs w:val="22"/>
-        </w:rPr>
-        <w:t>/project6-lab-api</w:t>
+        <w:t>CloudWatch logs: /ecs/project6-lab-api</w:t>
       </w:r>
     </w:p>
     <w:p>
@@ -4101,6 +4792,7 @@
           <w:sz w:val="22"/>
           <w:szCs w:val="22"/>
         </w:rPr>
+        <w:lastRenderedPageBreak/>
         <w:t>Cost: ALB + Fargate are billing while this stays up. When you’re done for the day, say if you want me to terraform destroy or scale to 0.</w:t>
       </w:r>
     </w:p>
@@ -4120,7 +4812,7 @@
           <w:szCs w:val="22"/>
         </w:rPr>
       </w:pPr>
-      <w:bookmarkStart w:id="16" w:name="_Toc242045017"/>
+      <w:bookmarkStart w:id="16" w:name="_Toc242136547"/>
       <w:r>
         <w:rPr>
           <w:sz w:val="22"/>
@@ -4133,6 +4825,7 @@
     <w:p>
       <w:r>
         <w:rPr>
+          <w:noProof/>
           <w:sz w:val="22"/>
           <w:szCs w:val="22"/>
         </w:rPr>
@@ -4152,7 +4845,7 @@
                     <pic:cNvPicPr/>
                   </pic:nvPicPr>
                   <pic:blipFill>
-                    <a:blip r:embed="rId8"/>
+                    <a:blip r:embed="rId10"/>
                     <a:stretch>
                       <a:fillRect/>
                     </a:stretch>
@@ -4181,7 +4874,7 @@
           <w:szCs w:val="22"/>
         </w:rPr>
       </w:pPr>
-      <w:bookmarkStart w:id="17" w:name="_Toc242045018"/>
+      <w:bookmarkStart w:id="17" w:name="_Toc242136548"/>
       <w:r>
         <w:rPr>
           <w:sz w:val="22"/>
@@ -4194,6 +4887,9 @@
     </w:p>
     <w:p>
       <w:r>
+        <w:rPr>
+          <w:noProof/>
+        </w:rPr>
         <w:drawing>
           <wp:inline distT="0" distB="0" distL="0" distR="0" wp14:anchorId="1E8F6722" wp14:editId="4FBCA0F6">
             <wp:extent cx="5943600" cy="5210810"/>
@@ -4210,7 +4906,7 @@
                     <pic:cNvPicPr/>
                   </pic:nvPicPr>
                   <pic:blipFill>
-                    <a:blip r:embed="rId9"/>
+                    <a:blip r:embed="rId11"/>
                     <a:stretch>
                       <a:fillRect/>
                     </a:stretch>
@@ -4239,7 +4935,7 @@
           <w:szCs w:val="22"/>
         </w:rPr>
       </w:pPr>
-      <w:bookmarkStart w:id="18" w:name="_Toc242045019"/>
+      <w:bookmarkStart w:id="18" w:name="_Toc242136549"/>
       <w:r>
         <w:rPr>
           <w:sz w:val="22"/>
@@ -4258,6 +4954,9 @@
     </w:p>
     <w:p>
       <w:r>
+        <w:rPr>
+          <w:noProof/>
+        </w:rPr>
         <w:drawing>
           <wp:inline distT="0" distB="0" distL="0" distR="0" wp14:anchorId="28513790" wp14:editId="2F463C57">
             <wp:extent cx="5943600" cy="902970"/>
@@ -4274,7 +4973,7 @@
                     <pic:cNvPicPr/>
                   </pic:nvPicPr>
                   <pic:blipFill>
-                    <a:blip r:embed="rId10"/>
+                    <a:blip r:embed="rId12"/>
                     <a:stretch>
                       <a:fillRect/>
                     </a:stretch>
@@ -4303,7 +5002,7 @@
           <w:szCs w:val="22"/>
         </w:rPr>
       </w:pPr>
-      <w:bookmarkStart w:id="19" w:name="_Toc242045020"/>
+      <w:bookmarkStart w:id="19" w:name="_Toc242136550"/>
       <w:r>
         <w:rPr>
           <w:sz w:val="22"/>
@@ -4332,14 +5031,7 @@
           <w:sz w:val="22"/>
           <w:szCs w:val="22"/>
         </w:rPr>
-        <w:t xml:space="preserve">/Health </w:t>
-      </w:r>
-      <w:r>
-        <w:rPr>
-          <w:sz w:val="22"/>
-          <w:szCs w:val="22"/>
-        </w:rPr>
-        <w:t>is wired in three linked places: the app defines it, the ALB target group probes it, and ECS registers the task so those probes can reach it.</w:t>
+        <w:t>/Health is wired in three linked places: the app defines it, the ALB target group probes it, and ECS registers the task so those probes can reach it.</w:t>
       </w:r>
       <w:r>
         <w:rPr>
@@ -4357,7 +5049,7 @@
           <w:szCs w:val="22"/>
         </w:rPr>
       </w:pPr>
-      <w:bookmarkStart w:id="20" w:name="_Toc242045021"/>
+      <w:bookmarkStart w:id="20" w:name="_Toc242136551"/>
       <w:r>
         <w:rPr>
           <w:sz w:val="22"/>
@@ -4407,6 +5099,7 @@
       </w:pPr>
       <w:r>
         <w:rPr>
+          <w:noProof/>
           <w:sz w:val="22"/>
           <w:szCs w:val="22"/>
         </w:rPr>
@@ -4427,7 +5120,7 @@
                     <pic:cNvPicPr/>
                   </pic:nvPicPr>
                   <pic:blipFill>
-                    <a:blip r:embed="rId11"/>
+                    <a:blip r:embed="rId13"/>
                     <a:stretch>
                       <a:fillRect/>
                     </a:stretch>
@@ -4456,7 +5149,7 @@
           <w:szCs w:val="22"/>
         </w:rPr>
       </w:pPr>
-      <w:bookmarkStart w:id="21" w:name="_Toc242045022"/>
+      <w:bookmarkStart w:id="21" w:name="_Toc242136552"/>
       <w:r>
         <w:rPr>
           <w:sz w:val="22"/>
@@ -4498,6 +5191,7 @@
       </w:pPr>
       <w:r>
         <w:rPr>
+          <w:noProof/>
           <w:sz w:val="22"/>
           <w:szCs w:val="22"/>
         </w:rPr>
@@ -4517,7 +5211,7 @@
                     <pic:cNvPicPr/>
                   </pic:nvPicPr>
                   <pic:blipFill>
-                    <a:blip r:embed="rId12"/>
+                    <a:blip r:embed="rId14"/>
                     <a:stretch>
                       <a:fillRect/>
                     </a:stretch>
@@ -4645,23 +5339,7 @@
           <w:sz w:val="22"/>
           <w:szCs w:val="22"/>
         </w:rPr>
-        <w:t xml:space="preserve">Port 8080 comes from port = </w:t>
-      </w:r>
-      <w:proofErr w:type="spellStart"/>
-      <w:r>
-        <w:rPr>
-          <w:sz w:val="22"/>
-          <w:szCs w:val="22"/>
-        </w:rPr>
-        <w:t>var.container_port</w:t>
-      </w:r>
-      <w:proofErr w:type="spellEnd"/>
-      <w:r>
-        <w:rPr>
-          <w:sz w:val="22"/>
-          <w:szCs w:val="22"/>
-        </w:rPr>
-        <w:t xml:space="preserve"> on the target group (same port Flask listens on).</w:t>
+        <w:t>Port 8080 comes from port = var.container_port on the target group (same port Flask listens on).</w:t>
       </w:r>
     </w:p>
     <w:p>
@@ -4672,7 +5350,7 @@
           <w:szCs w:val="22"/>
         </w:rPr>
       </w:pPr>
-      <w:bookmarkStart w:id="22" w:name="_Toc242045023"/>
+      <w:bookmarkStart w:id="22" w:name="_Toc242136553"/>
       <w:r>
         <w:rPr>
           <w:sz w:val="22"/>
@@ -4714,6 +5392,7 @@
       </w:pPr>
       <w:r>
         <w:rPr>
+          <w:noProof/>
           <w:sz w:val="22"/>
           <w:szCs w:val="22"/>
         </w:rPr>
@@ -4733,7 +5412,7 @@
                     <pic:cNvPicPr/>
                   </pic:nvPicPr>
                   <pic:blipFill>
-                    <a:blip r:embed="rId13"/>
+                    <a:blip r:embed="rId15"/>
                     <a:stretch>
                       <a:fillRect/>
                     </a:stretch>
@@ -4801,7 +5480,7 @@
           <w:szCs w:val="22"/>
         </w:rPr>
       </w:pPr>
-      <w:bookmarkStart w:id="23" w:name="_Toc242045024"/>
+      <w:bookmarkStart w:id="23" w:name="_Toc242136554"/>
       <w:r>
         <w:rPr>
           <w:sz w:val="22"/>
@@ -4820,6 +5499,7 @@
       </w:pPr>
       <w:r>
         <w:rPr>
+          <w:noProof/>
           <w:sz w:val="22"/>
           <w:szCs w:val="22"/>
         </w:rPr>
@@ -4839,7 +5519,7 @@
                     <pic:cNvPicPr/>
                   </pic:nvPicPr>
                   <pic:blipFill>
-                    <a:blip r:embed="rId14"/>
+                    <a:blip r:embed="rId16"/>
                     <a:stretch>
                       <a:fillRect/>
                     </a:stretch>
@@ -4872,23 +5552,7 @@
           <w:sz w:val="22"/>
           <w:szCs w:val="22"/>
         </w:rPr>
-        <w:t xml:space="preserve">Your browser hits http://...elb.amazonaws.com/health on port 80; the ALB’s own background checks hit the container directly </w:t>
-      </w:r>
-      <w:proofErr w:type="gramStart"/>
-      <w:r>
-        <w:rPr>
-          <w:sz w:val="22"/>
-          <w:szCs w:val="22"/>
-        </w:rPr>
-        <w:t>on</w:t>
-      </w:r>
-      <w:proofErr w:type="gramEnd"/>
-      <w:r>
-        <w:rPr>
-          <w:sz w:val="22"/>
-          <w:szCs w:val="22"/>
-        </w:rPr>
-        <w:t xml:space="preserve"> 8080. Same path (/health), different entry points.</w:t>
+        <w:t>Your browser hits http://...elb.amazonaws.com/health on port 80; the ALB’s own background checks hit the container directly on 8080. Same path (/health), different entry points.</w:t>
       </w:r>
     </w:p>
     <w:p>
@@ -4914,7 +5578,7 @@
           <w:szCs w:val="22"/>
         </w:rPr>
       </w:pPr>
-      <w:bookmarkStart w:id="24" w:name="_Toc242045025"/>
+      <w:bookmarkStart w:id="24" w:name="_Toc242136555"/>
       <w:r>
         <w:rPr>
           <w:sz w:val="22"/>
@@ -4940,6 +5604,7 @@
       </w:pPr>
       <w:r>
         <w:rPr>
+          <w:noProof/>
           <w:sz w:val="22"/>
           <w:szCs w:val="22"/>
         </w:rPr>
@@ -4959,7 +5624,7 @@
                     <pic:cNvPicPr/>
                   </pic:nvPicPr>
                   <pic:blipFill>
-                    <a:blip r:embed="rId15"/>
+                    <a:blip r:embed="rId17"/>
                     <a:stretch>
                       <a:fillRect/>
                     </a:stretch>
@@ -4989,6 +5654,7 @@
       </w:pPr>
       <w:r>
         <w:rPr>
+          <w:noProof/>
           <w:sz w:val="22"/>
           <w:szCs w:val="22"/>
         </w:rPr>
@@ -5008,7 +5674,7 @@
                     <pic:cNvPicPr/>
                   </pic:nvPicPr>
                   <pic:blipFill>
-                    <a:blip r:embed="rId16"/>
+                    <a:blip r:embed="rId18"/>
                     <a:stretch>
                       <a:fillRect/>
                     </a:stretch>
@@ -5052,7 +5718,7 @@
           <w:szCs w:val="22"/>
         </w:rPr>
       </w:pPr>
-      <w:bookmarkStart w:id="25" w:name="_Toc242045026"/>
+      <w:bookmarkStart w:id="25" w:name="_Toc242136556"/>
       <w:r>
         <w:rPr>
           <w:sz w:val="22"/>
@@ -5155,39 +5821,7 @@
           <w:sz w:val="22"/>
           <w:szCs w:val="22"/>
         </w:rPr>
-        <w:t>/</w:t>
-      </w:r>
-      <w:proofErr w:type="gramStart"/>
-      <w:r>
-        <w:rPr>
-          <w:sz w:val="22"/>
-          <w:szCs w:val="22"/>
-        </w:rPr>
-        <w:t>info</w:t>
-      </w:r>
-      <w:proofErr w:type="gramEnd"/>
-      <w:r>
-        <w:rPr>
-          <w:sz w:val="22"/>
-          <w:szCs w:val="22"/>
-        </w:rPr>
-        <w:t> still shows "</w:t>
-      </w:r>
-      <w:proofErr w:type="spellStart"/>
-      <w:r>
-        <w:rPr>
-          <w:sz w:val="22"/>
-          <w:szCs w:val="22"/>
-        </w:rPr>
-        <w:t>secret_configured</w:t>
-      </w:r>
-      <w:proofErr w:type="spellEnd"/>
-      <w:r>
-        <w:rPr>
-          <w:sz w:val="22"/>
-          <w:szCs w:val="22"/>
-        </w:rPr>
-        <w:t>": true — never the value</w:t>
+        <w:t>/info still shows "secret_configured": true — never the value</w:t>
       </w:r>
     </w:p>
     <w:p>
@@ -5198,7 +5832,7 @@
           <w:szCs w:val="22"/>
         </w:rPr>
       </w:pPr>
-      <w:bookmarkStart w:id="26" w:name="_Toc242045027"/>
+      <w:bookmarkStart w:id="26" w:name="_Toc242136557"/>
       <w:r>
         <w:rPr>
           <w:sz w:val="22"/>
@@ -5216,7 +5850,7 @@
           <w:szCs w:val="22"/>
         </w:rPr>
       </w:pPr>
-      <w:bookmarkStart w:id="27" w:name="_Toc242045028"/>
+      <w:bookmarkStart w:id="27" w:name="_Toc242136558"/>
       <w:r>
         <w:rPr>
           <w:sz w:val="22"/>
@@ -5249,7 +5883,7 @@
           <w:szCs w:val="22"/>
         </w:rPr>
       </w:pPr>
-      <w:bookmarkStart w:id="28" w:name="_Toc242045029"/>
+      <w:bookmarkStart w:id="28" w:name="_Toc242136559"/>
       <w:r>
         <w:rPr>
           <w:sz w:val="22"/>
@@ -5271,25 +5905,7 @@
           <w:sz w:val="22"/>
           <w:szCs w:val="22"/>
         </w:rPr>
-        <w:t xml:space="preserve">Store the secret in AWS Secrets Manager, then have ECS pull it in at task start and set it as APP_SECRET inside the container. Your Flask app doesn’t change — it still reads </w:t>
-      </w:r>
-      <w:proofErr w:type="spellStart"/>
-      <w:proofErr w:type="gramStart"/>
-      <w:r>
-        <w:rPr>
-          <w:sz w:val="22"/>
-          <w:szCs w:val="22"/>
-        </w:rPr>
-        <w:t>os.environ</w:t>
-      </w:r>
-      <w:proofErr w:type="spellEnd"/>
-      <w:proofErr w:type="gramEnd"/>
-      <w:r>
-        <w:rPr>
-          <w:sz w:val="22"/>
-          <w:szCs w:val="22"/>
-        </w:rPr>
-        <w:t>["APP_SECRET"]. Only where the value comes from changed.</w:t>
+        <w:t>Store the secret in AWS Secrets Manager, then have ECS pull it in at task start and set it as APP_SECRET inside the container. Your Flask app doesn’t change — it still reads os.environ["APP_SECRET"]. Only where the value comes from changed.</w:t>
       </w:r>
     </w:p>
     <w:p>
@@ -5300,7 +5916,7 @@
           <w:szCs w:val="22"/>
         </w:rPr>
       </w:pPr>
-      <w:bookmarkStart w:id="29" w:name="_Toc242045030"/>
+      <w:bookmarkStart w:id="29" w:name="_Toc242136560"/>
       <w:r>
         <w:rPr>
           <w:sz w:val="22"/>
@@ -5319,6 +5935,7 @@
       </w:pPr>
       <w:r>
         <w:rPr>
+          <w:noProof/>
           <w:sz w:val="22"/>
           <w:szCs w:val="22"/>
         </w:rPr>
@@ -5338,7 +5955,7 @@
                     <pic:cNvPicPr/>
                   </pic:nvPicPr>
                   <pic:blipFill>
-                    <a:blip r:embed="rId17"/>
+                    <a:blip r:embed="rId19"/>
                     <a:stretch>
                       <a:fillRect/>
                     </a:stretch>
@@ -5367,21 +5984,14 @@
           <w:szCs w:val="22"/>
         </w:rPr>
       </w:pPr>
-      <w:bookmarkStart w:id="30" w:name="_Toc242045031"/>
+      <w:bookmarkStart w:id="30" w:name="_Toc242136561"/>
       <w:r>
         <w:rPr>
           <w:sz w:val="22"/>
           <w:szCs w:val="22"/>
         </w:rPr>
         <w:lastRenderedPageBreak/>
-        <w:t>T</w:t>
-      </w:r>
-      <w:r>
-        <w:rPr>
-          <w:sz w:val="22"/>
-          <w:szCs w:val="22"/>
-        </w:rPr>
-        <w:t>wo IAM roles (why both)</w:t>
+        <w:t>Two IAM roles (why both)</w:t>
       </w:r>
       <w:bookmarkEnd w:id="30"/>
     </w:p>
@@ -5394,6 +6004,7 @@
       </w:pPr>
       <w:r>
         <w:rPr>
+          <w:noProof/>
           <w:sz w:val="22"/>
           <w:szCs w:val="22"/>
         </w:rPr>
@@ -5413,7 +6024,7 @@
                     <pic:cNvPicPr/>
                   </pic:nvPicPr>
                   <pic:blipFill>
-                    <a:blip r:embed="rId18"/>
+                    <a:blip r:embed="rId20"/>
                     <a:stretch>
                       <a:fillRect/>
                     </a:stretch>
@@ -5443,6 +6054,7 @@
       </w:pPr>
       <w:r>
         <w:rPr>
+          <w:noProof/>
           <w:sz w:val="22"/>
           <w:szCs w:val="22"/>
         </w:rPr>
@@ -5462,7 +6074,7 @@
                     <pic:cNvPicPr/>
                   </pic:nvPicPr>
                   <pic:blipFill>
-                    <a:blip r:embed="rId19"/>
+                    <a:blip r:embed="rId21"/>
                     <a:stretch>
                       <a:fillRect/>
                     </a:stretch>
@@ -5506,7 +6118,7 @@
           <w:szCs w:val="22"/>
         </w:rPr>
       </w:pPr>
-      <w:bookmarkStart w:id="31" w:name="_Toc242045032"/>
+      <w:bookmarkStart w:id="31" w:name="_Toc242136562"/>
       <w:r>
         <w:rPr>
           <w:sz w:val="22"/>
@@ -5588,39 +6200,7 @@
           <w:sz w:val="22"/>
           <w:szCs w:val="22"/>
         </w:rPr>
-        <w:t>/</w:t>
-      </w:r>
-      <w:proofErr w:type="gramStart"/>
-      <w:r>
-        <w:rPr>
-          <w:sz w:val="22"/>
-          <w:szCs w:val="22"/>
-        </w:rPr>
-        <w:t>info</w:t>
-      </w:r>
-      <w:proofErr w:type="gramEnd"/>
-      <w:r>
-        <w:rPr>
-          <w:sz w:val="22"/>
-          <w:szCs w:val="22"/>
-        </w:rPr>
-        <w:t xml:space="preserve"> still says "</w:t>
-      </w:r>
-      <w:proofErr w:type="spellStart"/>
-      <w:r>
-        <w:rPr>
-          <w:sz w:val="22"/>
-          <w:szCs w:val="22"/>
-        </w:rPr>
-        <w:t>secret_configured</w:t>
-      </w:r>
-      <w:proofErr w:type="spellEnd"/>
-      <w:r>
-        <w:rPr>
-          <w:sz w:val="22"/>
-          <w:szCs w:val="22"/>
-        </w:rPr>
-        <w:t>": true</w:t>
+        <w:t>/info still says "secret_configured": true</w:t>
       </w:r>
     </w:p>
     <w:p>
@@ -5646,7 +6226,7 @@
           <w:szCs w:val="22"/>
         </w:rPr>
       </w:pPr>
-      <w:bookmarkStart w:id="32" w:name="_Toc242045033"/>
+      <w:bookmarkStart w:id="32" w:name="_Toc242136563"/>
       <w:r>
         <w:rPr>
           <w:sz w:val="22"/>
@@ -5691,23 +6271,7 @@
           <w:sz w:val="22"/>
           <w:szCs w:val="22"/>
         </w:rPr>
-        <w:t>Managed policy — </w:t>
-      </w:r>
-      <w:proofErr w:type="spellStart"/>
-      <w:r>
-        <w:rPr>
-          <w:sz w:val="22"/>
-          <w:szCs w:val="22"/>
-        </w:rPr>
-        <w:t>AmazonECSTaskExecutionRolePolicy</w:t>
-      </w:r>
-      <w:proofErr w:type="spellEnd"/>
-      <w:r>
-        <w:rPr>
-          <w:sz w:val="22"/>
-          <w:szCs w:val="22"/>
-        </w:rPr>
-        <w:t> (ECR pull + CloudWatch logs)</w:t>
+        <w:t>Managed policy — AmazonECSTaskExecutionRolePolicy (ECR pull + CloudWatch logs)</w:t>
       </w:r>
     </w:p>
     <w:p>
@@ -5726,23 +6290,7 @@
           <w:sz w:val="22"/>
           <w:szCs w:val="22"/>
         </w:rPr>
-        <w:t xml:space="preserve">Inline policy (Phase </w:t>
-      </w:r>
-      <w:proofErr w:type="gramStart"/>
-      <w:r>
-        <w:rPr>
-          <w:sz w:val="22"/>
-          <w:szCs w:val="22"/>
-        </w:rPr>
-        <w:t>3) —</w:t>
-      </w:r>
-      <w:proofErr w:type="gramEnd"/>
-      <w:r>
-        <w:rPr>
-          <w:sz w:val="22"/>
-          <w:szCs w:val="22"/>
-        </w:rPr>
-        <w:t> GetSecretValue / DescribeSecret on only project6/lab/app-secret</w:t>
+        <w:t>Inline policy (Phase 3) — GetSecretValue / DescribeSecret on only project6/lab/app-secret</w:t>
       </w:r>
     </w:p>
     <w:p>
@@ -5761,6 +6309,7 @@
           <w:szCs w:val="22"/>
         </w:rPr>
       </w:pPr>
+      <w:bookmarkStart w:id="33" w:name="_Toc242136564"/>
       <w:r>
         <w:rPr>
           <w:sz w:val="22"/>
@@ -5769,6 +6318,7 @@
         <w:lastRenderedPageBreak/>
         <w:t>Phase 4 – Observability and Cost Guardrails</w:t>
       </w:r>
+      <w:bookmarkEnd w:id="33"/>
     </w:p>
     <w:p>
       <w:pPr>
@@ -5778,6 +6328,7 @@
           <w:szCs w:val="22"/>
         </w:rPr>
       </w:pPr>
+      <w:bookmarkStart w:id="34" w:name="_Toc242136565"/>
       <w:r>
         <w:rPr>
           <w:sz w:val="22"/>
@@ -5792,16 +6343,18 @@
         </w:rPr>
         <w:t>Configured</w:t>
       </w:r>
-    </w:p>
-    <w:p>
-      <w:pPr>
-        <w:rPr>
-          <w:sz w:val="22"/>
-          <w:szCs w:val="22"/>
-        </w:rPr>
-      </w:pPr>
-      <w:r>
-        <w:rPr>
+      <w:bookmarkEnd w:id="34"/>
+    </w:p>
+    <w:p>
+      <w:pPr>
+        <w:rPr>
+          <w:sz w:val="22"/>
+          <w:szCs w:val="22"/>
+        </w:rPr>
+      </w:pPr>
+      <w:r>
+        <w:rPr>
+          <w:noProof/>
           <w:sz w:val="22"/>
           <w:szCs w:val="22"/>
         </w:rPr>
@@ -5821,7 +6374,7 @@
                     <pic:cNvPicPr/>
                   </pic:nvPicPr>
                   <pic:blipFill>
-                    <a:blip r:embed="rId20"/>
+                    <a:blip r:embed="rId22"/>
                     <a:stretch>
                       <a:fillRect/>
                     </a:stretch>
@@ -5858,6 +6411,7 @@
           <w:szCs w:val="22"/>
         </w:rPr>
       </w:pPr>
+      <w:bookmarkStart w:id="35" w:name="_Toc242136566"/>
       <w:r>
         <w:rPr>
           <w:sz w:val="22"/>
@@ -5865,16 +6419,18 @@
         </w:rPr>
         <w:t>AWS Budget ($20)</w:t>
       </w:r>
-    </w:p>
-    <w:p>
-      <w:pPr>
-        <w:rPr>
-          <w:sz w:val="22"/>
-          <w:szCs w:val="22"/>
-        </w:rPr>
-      </w:pPr>
-      <w:r>
-        <w:rPr>
+      <w:bookmarkEnd w:id="35"/>
+    </w:p>
+    <w:p>
+      <w:pPr>
+        <w:rPr>
+          <w:sz w:val="22"/>
+          <w:szCs w:val="22"/>
+        </w:rPr>
+      </w:pPr>
+      <w:r>
+        <w:rPr>
+          <w:noProof/>
           <w:sz w:val="22"/>
           <w:szCs w:val="22"/>
         </w:rPr>
@@ -5894,7 +6450,7 @@
                     <pic:cNvPicPr/>
                   </pic:nvPicPr>
                   <pic:blipFill>
-                    <a:blip r:embed="rId21"/>
+                    <a:blip r:embed="rId23"/>
                     <a:stretch>
                       <a:fillRect/>
                     </a:stretch>
@@ -5923,6 +6479,7 @@
           <w:szCs w:val="22"/>
         </w:rPr>
       </w:pPr>
+      <w:bookmarkStart w:id="36" w:name="_Toc242136567"/>
       <w:r>
         <w:rPr>
           <w:sz w:val="22"/>
@@ -5930,16 +6487,18 @@
         </w:rPr>
         <w:t>SNS Topic</w:t>
       </w:r>
-    </w:p>
-    <w:p>
-      <w:pPr>
-        <w:rPr>
-          <w:sz w:val="22"/>
-          <w:szCs w:val="22"/>
-        </w:rPr>
-      </w:pPr>
-      <w:r>
-        <w:rPr>
+      <w:bookmarkEnd w:id="36"/>
+    </w:p>
+    <w:p>
+      <w:pPr>
+        <w:rPr>
+          <w:sz w:val="22"/>
+          <w:szCs w:val="22"/>
+        </w:rPr>
+      </w:pPr>
+      <w:r>
+        <w:rPr>
+          <w:noProof/>
           <w:sz w:val="22"/>
           <w:szCs w:val="22"/>
         </w:rPr>
@@ -5959,7 +6518,7 @@
                     <pic:cNvPicPr/>
                   </pic:nvPicPr>
                   <pic:blipFill>
-                    <a:blip r:embed="rId22"/>
+                    <a:blip r:embed="rId24"/>
                     <a:stretch>
                       <a:fillRect/>
                     </a:stretch>
@@ -5980,7 +6539,2729 @@
         </w:drawing>
       </w:r>
     </w:p>
+    <w:p>
+      <w:pPr>
+        <w:rPr>
+          <w:sz w:val="22"/>
+          <w:szCs w:val="22"/>
+        </w:rPr>
+      </w:pPr>
+      <w:r>
+        <w:rPr>
+          <w:sz w:val="22"/>
+          <w:szCs w:val="22"/>
+        </w:rPr>
+        <w:br w:type="page"/>
+      </w:r>
+    </w:p>
+    <w:p>
+      <w:pPr>
+        <w:rPr>
+          <w:sz w:val="22"/>
+          <w:szCs w:val="22"/>
+        </w:rPr>
+      </w:pPr>
+      <w:r>
+        <w:rPr>
+          <w:sz w:val="22"/>
+          <w:szCs w:val="22"/>
+        </w:rPr>
+        <w:lastRenderedPageBreak/>
+        <w:t>Phase 5 – CI/CD</w:t>
+      </w:r>
+    </w:p>
+    <w:p>
+      <w:pPr>
+        <w:rPr>
+          <w:sz w:val="22"/>
+          <w:szCs w:val="22"/>
+        </w:rPr>
+      </w:pPr>
+      <w:r>
+        <w:rPr>
+          <w:noProof/>
+          <w:sz w:val="22"/>
+          <w:szCs w:val="22"/>
+        </w:rPr>
+        <w:drawing>
+          <wp:inline distT="0" distB="0" distL="0" distR="0" wp14:anchorId="30D88501" wp14:editId="7D734536">
+            <wp:extent cx="5010849" cy="2553056"/>
+            <wp:effectExtent l="0" t="0" r="0" b="0"/>
+            <wp:docPr id="1727458325" name="Picture 1"/>
+            <wp:cNvGraphicFramePr>
+              <a:graphicFrameLocks xmlns:a="http://schemas.openxmlformats.org/drawingml/2006/main" noChangeAspect="1"/>
+            </wp:cNvGraphicFramePr>
+            <a:graphic xmlns:a="http://schemas.openxmlformats.org/drawingml/2006/main">
+              <a:graphicData uri="http://schemas.openxmlformats.org/drawingml/2006/picture">
+                <pic:pic xmlns:pic="http://schemas.openxmlformats.org/drawingml/2006/picture">
+                  <pic:nvPicPr>
+                    <pic:cNvPr id="1727458325" name=""/>
+                    <pic:cNvPicPr/>
+                  </pic:nvPicPr>
+                  <pic:blipFill>
+                    <a:blip r:embed="rId25"/>
+                    <a:stretch>
+                      <a:fillRect/>
+                    </a:stretch>
+                  </pic:blipFill>
+                  <pic:spPr>
+                    <a:xfrm>
+                      <a:off x="0" y="0"/>
+                      <a:ext cx="5010849" cy="2553056"/>
+                    </a:xfrm>
+                    <a:prstGeom prst="rect">
+                      <a:avLst/>
+                    </a:prstGeom>
+                  </pic:spPr>
+                </pic:pic>
+              </a:graphicData>
+            </a:graphic>
+          </wp:inline>
+        </w:drawing>
+      </w:r>
+    </w:p>
+    <w:p>
+      <w:pPr>
+        <w:pStyle w:val="Heading2"/>
+        <w:rPr>
+          <w:sz w:val="22"/>
+          <w:szCs w:val="22"/>
+        </w:rPr>
+      </w:pPr>
+      <w:bookmarkStart w:id="37" w:name="_Toc242136568"/>
+      <w:r>
+        <w:rPr>
+          <w:sz w:val="22"/>
+          <w:szCs w:val="22"/>
+        </w:rPr>
+        <w:t>Implementation Plan</w:t>
+      </w:r>
+      <w:bookmarkEnd w:id="37"/>
+    </w:p>
+    <w:p>
+      <w:pPr>
+        <w:pStyle w:val="ListParagraph"/>
+        <w:numPr>
+          <w:ilvl w:val="0"/>
+          <w:numId w:val="15"/>
+        </w:numPr>
+        <w:rPr>
+          <w:sz w:val="22"/>
+          <w:szCs w:val="22"/>
+        </w:rPr>
+      </w:pPr>
+      <w:r>
+        <w:rPr>
+          <w:sz w:val="22"/>
+          <w:szCs w:val="22"/>
+        </w:rPr>
+        <w:t>GitHub Actions Workflow</w:t>
+      </w:r>
+    </w:p>
+    <w:p>
+      <w:pPr>
+        <w:rPr>
+          <w:sz w:val="22"/>
+          <w:szCs w:val="22"/>
+        </w:rPr>
+      </w:pPr>
+      <w:r>
+        <w:rPr>
+          <w:noProof/>
+          <w:sz w:val="22"/>
+          <w:szCs w:val="22"/>
+        </w:rPr>
+        <w:drawing>
+          <wp:inline distT="0" distB="0" distL="0" distR="0" wp14:anchorId="1073F17B" wp14:editId="4B03A352">
+            <wp:extent cx="4848902" cy="1781424"/>
+            <wp:effectExtent l="0" t="0" r="0" b="9525"/>
+            <wp:docPr id="1302460691" name="Picture 1"/>
+            <wp:cNvGraphicFramePr>
+              <a:graphicFrameLocks xmlns:a="http://schemas.openxmlformats.org/drawingml/2006/main" noChangeAspect="1"/>
+            </wp:cNvGraphicFramePr>
+            <a:graphic xmlns:a="http://schemas.openxmlformats.org/drawingml/2006/main">
+              <a:graphicData uri="http://schemas.openxmlformats.org/drawingml/2006/picture">
+                <pic:pic xmlns:pic="http://schemas.openxmlformats.org/drawingml/2006/picture">
+                  <pic:nvPicPr>
+                    <pic:cNvPr id="1302460691" name=""/>
+                    <pic:cNvPicPr/>
+                  </pic:nvPicPr>
+                  <pic:blipFill>
+                    <a:blip r:embed="rId26"/>
+                    <a:stretch>
+                      <a:fillRect/>
+                    </a:stretch>
+                  </pic:blipFill>
+                  <pic:spPr>
+                    <a:xfrm>
+                      <a:off x="0" y="0"/>
+                      <a:ext cx="4848902" cy="1781424"/>
+                    </a:xfrm>
+                    <a:prstGeom prst="rect">
+                      <a:avLst/>
+                    </a:prstGeom>
+                  </pic:spPr>
+                </pic:pic>
+              </a:graphicData>
+            </a:graphic>
+          </wp:inline>
+        </w:drawing>
+      </w:r>
+    </w:p>
+    <w:p>
+      <w:pPr>
+        <w:pStyle w:val="ListParagraph"/>
+        <w:numPr>
+          <w:ilvl w:val="0"/>
+          <w:numId w:val="15"/>
+        </w:numPr>
+        <w:rPr>
+          <w:sz w:val="22"/>
+          <w:szCs w:val="22"/>
+        </w:rPr>
+      </w:pPr>
+      <w:r>
+        <w:rPr>
+          <w:sz w:val="22"/>
+          <w:szCs w:val="22"/>
+        </w:rPr>
+        <w:t>AWS Auth from GitHub</w:t>
+      </w:r>
+    </w:p>
+    <w:p>
+      <w:pPr>
+        <w:rPr>
+          <w:sz w:val="22"/>
+          <w:szCs w:val="22"/>
+        </w:rPr>
+      </w:pPr>
+      <w:r>
+        <w:rPr>
+          <w:noProof/>
+          <w:sz w:val="22"/>
+          <w:szCs w:val="22"/>
+        </w:rPr>
+        <w:drawing>
+          <wp:inline distT="0" distB="0" distL="0" distR="0" wp14:anchorId="61E09CA4" wp14:editId="00E6337F">
+            <wp:extent cx="5144218" cy="1514686"/>
+            <wp:effectExtent l="0" t="0" r="0" b="9525"/>
+            <wp:docPr id="1766579081" name="Picture 1"/>
+            <wp:cNvGraphicFramePr>
+              <a:graphicFrameLocks xmlns:a="http://schemas.openxmlformats.org/drawingml/2006/main" noChangeAspect="1"/>
+            </wp:cNvGraphicFramePr>
+            <a:graphic xmlns:a="http://schemas.openxmlformats.org/drawingml/2006/main">
+              <a:graphicData uri="http://schemas.openxmlformats.org/drawingml/2006/picture">
+                <pic:pic xmlns:pic="http://schemas.openxmlformats.org/drawingml/2006/picture">
+                  <pic:nvPicPr>
+                    <pic:cNvPr id="1766579081" name=""/>
+                    <pic:cNvPicPr/>
+                  </pic:nvPicPr>
+                  <pic:blipFill>
+                    <a:blip r:embed="rId27"/>
+                    <a:stretch>
+                      <a:fillRect/>
+                    </a:stretch>
+                  </pic:blipFill>
+                  <pic:spPr>
+                    <a:xfrm>
+                      <a:off x="0" y="0"/>
+                      <a:ext cx="5144218" cy="1514686"/>
+                    </a:xfrm>
+                    <a:prstGeom prst="rect">
+                      <a:avLst/>
+                    </a:prstGeom>
+                  </pic:spPr>
+                </pic:pic>
+              </a:graphicData>
+            </a:graphic>
+          </wp:inline>
+        </w:drawing>
+      </w:r>
+    </w:p>
+    <w:p>
+      <w:pPr>
+        <w:pStyle w:val="ListParagraph"/>
+        <w:numPr>
+          <w:ilvl w:val="0"/>
+          <w:numId w:val="15"/>
+        </w:numPr>
+        <w:rPr>
+          <w:sz w:val="22"/>
+          <w:szCs w:val="22"/>
+        </w:rPr>
+      </w:pPr>
+      <w:r>
+        <w:rPr>
+          <w:sz w:val="22"/>
+          <w:szCs w:val="22"/>
+        </w:rPr>
+        <w:t>Pipeline Steps</w:t>
+      </w:r>
+    </w:p>
+    <w:p>
+      <w:pPr>
+        <w:rPr>
+          <w:sz w:val="22"/>
+          <w:szCs w:val="22"/>
+        </w:rPr>
+      </w:pPr>
+      <w:r>
+        <w:rPr>
+          <w:noProof/>
+          <w:sz w:val="22"/>
+          <w:szCs w:val="22"/>
+        </w:rPr>
+        <w:lastRenderedPageBreak/>
+        <w:drawing>
+          <wp:inline distT="0" distB="0" distL="0" distR="0" wp14:anchorId="7BF48CEB" wp14:editId="6FCF1B70">
+            <wp:extent cx="5744377" cy="2324424"/>
+            <wp:effectExtent l="0" t="0" r="8890" b="0"/>
+            <wp:docPr id="869134853" name="Picture 1"/>
+            <wp:cNvGraphicFramePr>
+              <a:graphicFrameLocks xmlns:a="http://schemas.openxmlformats.org/drawingml/2006/main" noChangeAspect="1"/>
+            </wp:cNvGraphicFramePr>
+            <a:graphic xmlns:a="http://schemas.openxmlformats.org/drawingml/2006/main">
+              <a:graphicData uri="http://schemas.openxmlformats.org/drawingml/2006/picture">
+                <pic:pic xmlns:pic="http://schemas.openxmlformats.org/drawingml/2006/picture">
+                  <pic:nvPicPr>
+                    <pic:cNvPr id="869134853" name=""/>
+                    <pic:cNvPicPr/>
+                  </pic:nvPicPr>
+                  <pic:blipFill>
+                    <a:blip r:embed="rId28"/>
+                    <a:stretch>
+                      <a:fillRect/>
+                    </a:stretch>
+                  </pic:blipFill>
+                  <pic:spPr>
+                    <a:xfrm>
+                      <a:off x="0" y="0"/>
+                      <a:ext cx="5744377" cy="2324424"/>
+                    </a:xfrm>
+                    <a:prstGeom prst="rect">
+                      <a:avLst/>
+                    </a:prstGeom>
+                  </pic:spPr>
+                </pic:pic>
+              </a:graphicData>
+            </a:graphic>
+          </wp:inline>
+        </w:drawing>
+      </w:r>
+    </w:p>
+    <w:p>
+      <w:pPr>
+        <w:pStyle w:val="ListParagraph"/>
+        <w:numPr>
+          <w:ilvl w:val="0"/>
+          <w:numId w:val="15"/>
+        </w:numPr>
+        <w:rPr>
+          <w:sz w:val="22"/>
+          <w:szCs w:val="22"/>
+        </w:rPr>
+      </w:pPr>
+      <w:r>
+        <w:rPr>
+          <w:sz w:val="22"/>
+          <w:szCs w:val="22"/>
+        </w:rPr>
+        <w:t>Trivy policy</w:t>
+      </w:r>
+    </w:p>
+    <w:p>
+      <w:pPr>
+        <w:rPr>
+          <w:sz w:val="22"/>
+          <w:szCs w:val="22"/>
+        </w:rPr>
+      </w:pPr>
+      <w:r>
+        <w:rPr>
+          <w:noProof/>
+          <w:sz w:val="22"/>
+          <w:szCs w:val="22"/>
+        </w:rPr>
+        <w:drawing>
+          <wp:inline distT="0" distB="0" distL="0" distR="0" wp14:anchorId="08C4A982" wp14:editId="7BA78C82">
+            <wp:extent cx="4877481" cy="876422"/>
+            <wp:effectExtent l="0" t="0" r="0" b="0"/>
+            <wp:docPr id="1289616086" name="Picture 1"/>
+            <wp:cNvGraphicFramePr>
+              <a:graphicFrameLocks xmlns:a="http://schemas.openxmlformats.org/drawingml/2006/main" noChangeAspect="1"/>
+            </wp:cNvGraphicFramePr>
+            <a:graphic xmlns:a="http://schemas.openxmlformats.org/drawingml/2006/main">
+              <a:graphicData uri="http://schemas.openxmlformats.org/drawingml/2006/picture">
+                <pic:pic xmlns:pic="http://schemas.openxmlformats.org/drawingml/2006/picture">
+                  <pic:nvPicPr>
+                    <pic:cNvPr id="1289616086" name=""/>
+                    <pic:cNvPicPr/>
+                  </pic:nvPicPr>
+                  <pic:blipFill>
+                    <a:blip r:embed="rId29"/>
+                    <a:stretch>
+                      <a:fillRect/>
+                    </a:stretch>
+                  </pic:blipFill>
+                  <pic:spPr>
+                    <a:xfrm>
+                      <a:off x="0" y="0"/>
+                      <a:ext cx="4877481" cy="876422"/>
+                    </a:xfrm>
+                    <a:prstGeom prst="rect">
+                      <a:avLst/>
+                    </a:prstGeom>
+                  </pic:spPr>
+                </pic:pic>
+              </a:graphicData>
+            </a:graphic>
+          </wp:inline>
+        </w:drawing>
+      </w:r>
+    </w:p>
+    <w:p>
+      <w:pPr>
+        <w:pStyle w:val="ListParagraph"/>
+        <w:numPr>
+          <w:ilvl w:val="0"/>
+          <w:numId w:val="15"/>
+        </w:numPr>
+        <w:rPr>
+          <w:sz w:val="22"/>
+          <w:szCs w:val="22"/>
+        </w:rPr>
+      </w:pPr>
+      <w:r>
+        <w:rPr>
+          <w:sz w:val="22"/>
+          <w:szCs w:val="22"/>
+        </w:rPr>
+        <w:t>Optional Extras</w:t>
+      </w:r>
+    </w:p>
+    <w:p>
+      <w:pPr>
+        <w:rPr>
+          <w:sz w:val="22"/>
+          <w:szCs w:val="22"/>
+        </w:rPr>
+      </w:pPr>
+      <w:r>
+        <w:rPr>
+          <w:noProof/>
+          <w:sz w:val="22"/>
+          <w:szCs w:val="22"/>
+        </w:rPr>
+        <w:drawing>
+          <wp:inline distT="0" distB="0" distL="0" distR="0" wp14:anchorId="5B135C76" wp14:editId="10CF07BE">
+            <wp:extent cx="4191585" cy="885949"/>
+            <wp:effectExtent l="0" t="0" r="0" b="9525"/>
+            <wp:docPr id="361866352" name="Picture 1"/>
+            <wp:cNvGraphicFramePr>
+              <a:graphicFrameLocks xmlns:a="http://schemas.openxmlformats.org/drawingml/2006/main" noChangeAspect="1"/>
+            </wp:cNvGraphicFramePr>
+            <a:graphic xmlns:a="http://schemas.openxmlformats.org/drawingml/2006/main">
+              <a:graphicData uri="http://schemas.openxmlformats.org/drawingml/2006/picture">
+                <pic:pic xmlns:pic="http://schemas.openxmlformats.org/drawingml/2006/picture">
+                  <pic:nvPicPr>
+                    <pic:cNvPr id="361866352" name=""/>
+                    <pic:cNvPicPr/>
+                  </pic:nvPicPr>
+                  <pic:blipFill>
+                    <a:blip r:embed="rId30"/>
+                    <a:stretch>
+                      <a:fillRect/>
+                    </a:stretch>
+                  </pic:blipFill>
+                  <pic:spPr>
+                    <a:xfrm>
+                      <a:off x="0" y="0"/>
+                      <a:ext cx="4191585" cy="885949"/>
+                    </a:xfrm>
+                    <a:prstGeom prst="rect">
+                      <a:avLst/>
+                    </a:prstGeom>
+                  </pic:spPr>
+                </pic:pic>
+              </a:graphicData>
+            </a:graphic>
+          </wp:inline>
+        </w:drawing>
+      </w:r>
+    </w:p>
+    <w:p>
+      <w:pPr>
+        <w:pStyle w:val="Heading2"/>
+        <w:rPr>
+          <w:sz w:val="22"/>
+          <w:szCs w:val="22"/>
+        </w:rPr>
+      </w:pPr>
+      <w:bookmarkStart w:id="38" w:name="_Toc242136569"/>
+      <w:r>
+        <w:rPr>
+          <w:sz w:val="22"/>
+          <w:szCs w:val="22"/>
+        </w:rPr>
+        <w:t>Implementation Suggested Order</w:t>
+      </w:r>
+      <w:bookmarkEnd w:id="38"/>
+    </w:p>
+    <w:p>
+      <w:pPr>
+        <w:pStyle w:val="ListParagraph"/>
+        <w:numPr>
+          <w:ilvl w:val="0"/>
+          <w:numId w:val="16"/>
+        </w:numPr>
+        <w:rPr>
+          <w:sz w:val="22"/>
+          <w:szCs w:val="22"/>
+        </w:rPr>
+      </w:pPr>
+      <w:r>
+        <w:rPr>
+          <w:sz w:val="22"/>
+          <w:szCs w:val="22"/>
+        </w:rPr>
+        <w:t>Workflow: build + push only (no Trivy fail)</w:t>
+      </w:r>
+    </w:p>
+    <w:p>
+      <w:pPr>
+        <w:pStyle w:val="ListParagraph"/>
+        <w:numPr>
+          <w:ilvl w:val="0"/>
+          <w:numId w:val="16"/>
+        </w:numPr>
+        <w:rPr>
+          <w:sz w:val="22"/>
+          <w:szCs w:val="22"/>
+        </w:rPr>
+      </w:pPr>
+      <w:r>
+        <w:rPr>
+          <w:sz w:val="22"/>
+          <w:szCs w:val="22"/>
+        </w:rPr>
+        <w:t>Add Trivy warn-only</w:t>
+      </w:r>
+    </w:p>
+    <w:p>
+      <w:pPr>
+        <w:pStyle w:val="ListParagraph"/>
+        <w:numPr>
+          <w:ilvl w:val="0"/>
+          <w:numId w:val="16"/>
+        </w:numPr>
+        <w:rPr>
+          <w:sz w:val="22"/>
+          <w:szCs w:val="22"/>
+        </w:rPr>
+      </w:pPr>
+      <w:r>
+        <w:rPr>
+          <w:sz w:val="22"/>
+          <w:szCs w:val="22"/>
+        </w:rPr>
+        <w:t>Add ECS force deploy</w:t>
+      </w:r>
+    </w:p>
+    <w:p>
+      <w:pPr>
+        <w:pStyle w:val="ListParagraph"/>
+        <w:numPr>
+          <w:ilvl w:val="0"/>
+          <w:numId w:val="16"/>
+        </w:numPr>
+        <w:rPr>
+          <w:sz w:val="22"/>
+          <w:szCs w:val="22"/>
+        </w:rPr>
+      </w:pPr>
+      <w:r>
+        <w:rPr>
+          <w:sz w:val="22"/>
+          <w:szCs w:val="22"/>
+        </w:rPr>
+        <w:t>Tighten Trivy to fail on HIGH/CRITICAL</w:t>
+      </w:r>
+    </w:p>
+    <w:p>
+      <w:pPr>
+        <w:pStyle w:val="ListParagraph"/>
+        <w:numPr>
+          <w:ilvl w:val="0"/>
+          <w:numId w:val="16"/>
+        </w:numPr>
+        <w:rPr>
+          <w:sz w:val="22"/>
+          <w:szCs w:val="22"/>
+        </w:rPr>
+      </w:pPr>
+      <w:r>
+        <w:rPr>
+          <w:sz w:val="22"/>
+          <w:szCs w:val="22"/>
+        </w:rPr>
+        <w:t>Optional WAF / GuardDuty</w:t>
+      </w:r>
+    </w:p>
+    <w:p>
+      <w:pPr>
+        <w:pStyle w:val="Heading2"/>
+        <w:rPr>
+          <w:sz w:val="22"/>
+          <w:szCs w:val="22"/>
+        </w:rPr>
+      </w:pPr>
+      <w:bookmarkStart w:id="39" w:name="_Toc242136570"/>
+      <w:r>
+        <w:rPr>
+          <w:sz w:val="22"/>
+          <w:szCs w:val="22"/>
+        </w:rPr>
+        <w:t>Checkpoint Order</w:t>
+      </w:r>
+      <w:bookmarkEnd w:id="39"/>
+    </w:p>
+    <w:p>
+      <w:pPr>
+        <w:pStyle w:val="ListParagraph"/>
+        <w:numPr>
+          <w:ilvl w:val="0"/>
+          <w:numId w:val="17"/>
+        </w:numPr>
+        <w:rPr>
+          <w:sz w:val="22"/>
+          <w:szCs w:val="22"/>
+        </w:rPr>
+      </w:pPr>
+      <w:r>
+        <w:rPr>
+          <w:sz w:val="22"/>
+          <w:szCs w:val="22"/>
+        </w:rPr>
+        <w:t>Create OIDC provider</w:t>
+      </w:r>
+    </w:p>
+    <w:p>
+      <w:pPr>
+        <w:pStyle w:val="ListParagraph"/>
+        <w:numPr>
+          <w:ilvl w:val="0"/>
+          <w:numId w:val="17"/>
+        </w:numPr>
+        <w:rPr>
+          <w:sz w:val="22"/>
+          <w:szCs w:val="22"/>
+        </w:rPr>
+      </w:pPr>
+      <w:r>
+        <w:rPr>
+          <w:sz w:val="22"/>
+          <w:szCs w:val="22"/>
+        </w:rPr>
+        <w:t>Create role + trust policy</w:t>
+      </w:r>
+    </w:p>
+    <w:p>
+      <w:pPr>
+        <w:pStyle w:val="ListParagraph"/>
+        <w:numPr>
+          <w:ilvl w:val="0"/>
+          <w:numId w:val="17"/>
+        </w:numPr>
+        <w:rPr>
+          <w:sz w:val="22"/>
+          <w:szCs w:val="22"/>
+        </w:rPr>
+      </w:pPr>
+      <w:r>
+        <w:rPr>
+          <w:sz w:val="22"/>
+          <w:szCs w:val="22"/>
+        </w:rPr>
+        <w:t>Add inline permissions</w:t>
+      </w:r>
+    </w:p>
+    <w:p>
+      <w:pPr>
+        <w:pStyle w:val="ListParagraph"/>
+        <w:numPr>
+          <w:ilvl w:val="0"/>
+          <w:numId w:val="17"/>
+        </w:numPr>
+        <w:rPr>
+          <w:sz w:val="22"/>
+          <w:szCs w:val="22"/>
+        </w:rPr>
+      </w:pPr>
+      <w:r>
+        <w:rPr>
+          <w:sz w:val="22"/>
+          <w:szCs w:val="22"/>
+        </w:rPr>
+        <w:t>Add AWS_ROLE_ARN_PROJECT6 in GitHub</w:t>
+      </w:r>
+    </w:p>
+    <w:p>
+      <w:pPr>
+        <w:pStyle w:val="ListParagraph"/>
+        <w:numPr>
+          <w:ilvl w:val="0"/>
+          <w:numId w:val="17"/>
+        </w:numPr>
+        <w:rPr>
+          <w:sz w:val="22"/>
+          <w:szCs w:val="22"/>
+        </w:rPr>
+      </w:pPr>
+      <w:r>
+        <w:rPr>
+          <w:sz w:val="22"/>
+          <w:szCs w:val="22"/>
+        </w:rPr>
+        <w:t>Add workflow file</w:t>
+      </w:r>
+    </w:p>
+    <w:p>
+      <w:pPr>
+        <w:pStyle w:val="ListParagraph"/>
+        <w:numPr>
+          <w:ilvl w:val="0"/>
+          <w:numId w:val="17"/>
+        </w:numPr>
+        <w:rPr>
+          <w:sz w:val="22"/>
+          <w:szCs w:val="22"/>
+        </w:rPr>
+      </w:pPr>
+      <w:r>
+        <w:rPr>
+          <w:sz w:val="22"/>
+          <w:szCs w:val="22"/>
+        </w:rPr>
+        <w:t>Run workflow manually</w:t>
+      </w:r>
+    </w:p>
+    <w:p>
+      <w:pPr>
+        <w:pStyle w:val="ListParagraph"/>
+        <w:numPr>
+          <w:ilvl w:val="0"/>
+          <w:numId w:val="17"/>
+        </w:numPr>
+        <w:rPr>
+          <w:sz w:val="22"/>
+          <w:szCs w:val="22"/>
+        </w:rPr>
+      </w:pPr>
+      <w:r>
+        <w:rPr>
+          <w:sz w:val="22"/>
+          <w:szCs w:val="22"/>
+        </w:rPr>
+        <w:t>Confirm ECS new deployment + /health</w:t>
+      </w:r>
+    </w:p>
+    <w:p>
+      <w:pPr>
+        <w:pStyle w:val="Heading2"/>
+        <w:rPr>
+          <w:sz w:val="22"/>
+          <w:szCs w:val="22"/>
+        </w:rPr>
+      </w:pPr>
+      <w:bookmarkStart w:id="40" w:name="_Toc242136571"/>
+      <w:r>
+        <w:rPr>
+          <w:sz w:val="22"/>
+          <w:szCs w:val="22"/>
+        </w:rPr>
+        <w:lastRenderedPageBreak/>
+        <w:t>Over</w:t>
+      </w:r>
+      <w:r>
+        <w:rPr>
+          <w:sz w:val="22"/>
+          <w:szCs w:val="22"/>
+        </w:rPr>
+        <w:t>view of What I’m Building</w:t>
+      </w:r>
+      <w:bookmarkEnd w:id="40"/>
+    </w:p>
+    <w:p>
+      <w:pPr>
+        <w:rPr>
+          <w:sz w:val="22"/>
+          <w:szCs w:val="22"/>
+        </w:rPr>
+      </w:pPr>
+      <w:r>
+        <w:rPr>
+          <w:noProof/>
+          <w:sz w:val="22"/>
+          <w:szCs w:val="22"/>
+        </w:rPr>
+        <w:drawing>
+          <wp:inline distT="0" distB="0" distL="0" distR="0" wp14:anchorId="7A24863E" wp14:editId="663F02EA">
+            <wp:extent cx="3448531" cy="1457528"/>
+            <wp:effectExtent l="0" t="0" r="0" b="9525"/>
+            <wp:docPr id="2008145259" name="Picture 1"/>
+            <wp:cNvGraphicFramePr>
+              <a:graphicFrameLocks xmlns:a="http://schemas.openxmlformats.org/drawingml/2006/main" noChangeAspect="1"/>
+            </wp:cNvGraphicFramePr>
+            <a:graphic xmlns:a="http://schemas.openxmlformats.org/drawingml/2006/main">
+              <a:graphicData uri="http://schemas.openxmlformats.org/drawingml/2006/picture">
+                <pic:pic xmlns:pic="http://schemas.openxmlformats.org/drawingml/2006/picture">
+                  <pic:nvPicPr>
+                    <pic:cNvPr id="2008145259" name=""/>
+                    <pic:cNvPicPr/>
+                  </pic:nvPicPr>
+                  <pic:blipFill>
+                    <a:blip r:embed="rId31"/>
+                    <a:stretch>
+                      <a:fillRect/>
+                    </a:stretch>
+                  </pic:blipFill>
+                  <pic:spPr>
+                    <a:xfrm>
+                      <a:off x="0" y="0"/>
+                      <a:ext cx="3448531" cy="1457528"/>
+                    </a:xfrm>
+                    <a:prstGeom prst="rect">
+                      <a:avLst/>
+                    </a:prstGeom>
+                  </pic:spPr>
+                </pic:pic>
+              </a:graphicData>
+            </a:graphic>
+          </wp:inline>
+        </w:drawing>
+      </w:r>
+    </w:p>
+    <w:p>
+      <w:pPr>
+        <w:pStyle w:val="Heading1"/>
+        <w:rPr>
+          <w:sz w:val="22"/>
+          <w:szCs w:val="22"/>
+        </w:rPr>
+      </w:pPr>
+      <w:bookmarkStart w:id="41" w:name="_Toc242136572"/>
+      <w:r>
+        <w:rPr>
+          <w:sz w:val="22"/>
+          <w:szCs w:val="22"/>
+        </w:rPr>
+        <w:t>Step by Step</w:t>
+      </w:r>
+      <w:bookmarkEnd w:id="41"/>
+    </w:p>
+    <w:p>
+      <w:pPr>
+        <w:pStyle w:val="Heading2"/>
+        <w:rPr>
+          <w:sz w:val="22"/>
+          <w:szCs w:val="22"/>
+        </w:rPr>
+      </w:pPr>
+      <w:bookmarkStart w:id="42" w:name="_Toc242136573"/>
+      <w:r>
+        <w:rPr>
+          <w:sz w:val="22"/>
+          <w:szCs w:val="22"/>
+        </w:rPr>
+        <w:t>Part 1 — AWS: Create the GitHub OIDC provider</w:t>
+      </w:r>
+      <w:bookmarkEnd w:id="42"/>
+    </w:p>
+    <w:p>
+      <w:pPr>
+        <w:pStyle w:val="ListParagraph"/>
+        <w:numPr>
+          <w:ilvl w:val="0"/>
+          <w:numId w:val="18"/>
+        </w:numPr>
+        <w:rPr>
+          <w:sz w:val="22"/>
+          <w:szCs w:val="22"/>
+        </w:rPr>
+      </w:pPr>
+      <w:r>
+        <w:rPr>
+          <w:sz w:val="22"/>
+          <w:szCs w:val="22"/>
+        </w:rPr>
+        <w:t>Console → IAM → Identity providers → Add provider</w:t>
+      </w:r>
+    </w:p>
+    <w:p>
+      <w:pPr>
+        <w:pStyle w:val="ListParagraph"/>
+        <w:numPr>
+          <w:ilvl w:val="0"/>
+          <w:numId w:val="18"/>
+        </w:numPr>
+        <w:rPr>
+          <w:sz w:val="22"/>
+          <w:szCs w:val="22"/>
+        </w:rPr>
+      </w:pPr>
+      <w:r>
+        <w:rPr>
+          <w:sz w:val="22"/>
+          <w:szCs w:val="22"/>
+        </w:rPr>
+        <w:t>Provider type: OpenID Connect</w:t>
+      </w:r>
+    </w:p>
+    <w:p>
+      <w:pPr>
+        <w:pStyle w:val="ListParagraph"/>
+        <w:numPr>
+          <w:ilvl w:val="0"/>
+          <w:numId w:val="18"/>
+        </w:numPr>
+        <w:rPr>
+          <w:sz w:val="22"/>
+          <w:szCs w:val="22"/>
+        </w:rPr>
+      </w:pPr>
+      <w:r>
+        <w:rPr>
+          <w:sz w:val="22"/>
+          <w:szCs w:val="22"/>
+        </w:rPr>
+        <w:t>Provider URL: https://token.actions.githubusercontent.com</w:t>
+      </w:r>
+    </w:p>
+    <w:p>
+      <w:pPr>
+        <w:pStyle w:val="ListParagraph"/>
+        <w:numPr>
+          <w:ilvl w:val="0"/>
+          <w:numId w:val="18"/>
+        </w:numPr>
+        <w:rPr>
+          <w:sz w:val="22"/>
+          <w:szCs w:val="22"/>
+        </w:rPr>
+      </w:pPr>
+      <w:r>
+        <w:rPr>
+          <w:sz w:val="22"/>
+          <w:szCs w:val="22"/>
+        </w:rPr>
+        <w:t>Click Get thumbprint if the console offers it (or continue with AWS’s GitHub defaults)</w:t>
+      </w:r>
+    </w:p>
+    <w:p>
+      <w:pPr>
+        <w:pStyle w:val="ListParagraph"/>
+        <w:numPr>
+          <w:ilvl w:val="0"/>
+          <w:numId w:val="18"/>
+        </w:numPr>
+        <w:rPr>
+          <w:sz w:val="22"/>
+          <w:szCs w:val="22"/>
+        </w:rPr>
+      </w:pPr>
+      <w:r>
+        <w:rPr>
+          <w:sz w:val="22"/>
+          <w:szCs w:val="22"/>
+        </w:rPr>
+        <w:t>Audience: sts.amazonaws.com</w:t>
+      </w:r>
+    </w:p>
+    <w:p>
+      <w:pPr>
+        <w:pStyle w:val="ListParagraph"/>
+        <w:numPr>
+          <w:ilvl w:val="0"/>
+          <w:numId w:val="18"/>
+        </w:numPr>
+        <w:rPr>
+          <w:sz w:val="22"/>
+          <w:szCs w:val="22"/>
+        </w:rPr>
+      </w:pPr>
+      <w:r>
+        <w:rPr>
+          <w:sz w:val="22"/>
+          <w:szCs w:val="22"/>
+        </w:rPr>
+        <w:t>Add provider</w:t>
+      </w:r>
+    </w:p>
+    <w:p>
+      <w:pPr>
+        <w:pStyle w:val="ListParagraph"/>
+        <w:numPr>
+          <w:ilvl w:val="0"/>
+          <w:numId w:val="18"/>
+        </w:numPr>
+        <w:rPr>
+          <w:sz w:val="22"/>
+          <w:szCs w:val="22"/>
+        </w:rPr>
+      </w:pPr>
+      <w:r>
+        <w:rPr>
+          <w:sz w:val="22"/>
+          <w:szCs w:val="22"/>
+        </w:rPr>
+        <w:t>Confirm it appears under Identity providers as token.actions.githubusercontent.com.</w:t>
+      </w:r>
+    </w:p>
+    <w:p>
+      <w:pPr>
+        <w:rPr>
+          <w:sz w:val="22"/>
+          <w:szCs w:val="22"/>
+        </w:rPr>
+      </w:pPr>
+      <w:r>
+        <w:rPr>
+          <w:noProof/>
+          <w:sz w:val="22"/>
+          <w:szCs w:val="22"/>
+        </w:rPr>
+        <w:drawing>
+          <wp:inline distT="0" distB="0" distL="0" distR="0" wp14:anchorId="402773CB" wp14:editId="576EA4E3">
+            <wp:extent cx="5943600" cy="2537460"/>
+            <wp:effectExtent l="0" t="0" r="0" b="0"/>
+            <wp:docPr id="285571816" name="Picture 1"/>
+            <wp:cNvGraphicFramePr>
+              <a:graphicFrameLocks xmlns:a="http://schemas.openxmlformats.org/drawingml/2006/main" noChangeAspect="1"/>
+            </wp:cNvGraphicFramePr>
+            <a:graphic xmlns:a="http://schemas.openxmlformats.org/drawingml/2006/main">
+              <a:graphicData uri="http://schemas.openxmlformats.org/drawingml/2006/picture">
+                <pic:pic xmlns:pic="http://schemas.openxmlformats.org/drawingml/2006/picture">
+                  <pic:nvPicPr>
+                    <pic:cNvPr id="285571816" name=""/>
+                    <pic:cNvPicPr/>
+                  </pic:nvPicPr>
+                  <pic:blipFill>
+                    <a:blip r:embed="rId32"/>
+                    <a:stretch>
+                      <a:fillRect/>
+                    </a:stretch>
+                  </pic:blipFill>
+                  <pic:spPr>
+                    <a:xfrm>
+                      <a:off x="0" y="0"/>
+                      <a:ext cx="5943600" cy="2537460"/>
+                    </a:xfrm>
+                    <a:prstGeom prst="rect">
+                      <a:avLst/>
+                    </a:prstGeom>
+                  </pic:spPr>
+                </pic:pic>
+              </a:graphicData>
+            </a:graphic>
+          </wp:inline>
+        </w:drawing>
+      </w:r>
+    </w:p>
+    <w:p>
+      <w:pPr>
+        <w:rPr>
+          <w:sz w:val="22"/>
+          <w:szCs w:val="22"/>
+        </w:rPr>
+      </w:pPr>
+    </w:p>
+    <w:p>
+      <w:pPr>
+        <w:pStyle w:val="Heading2"/>
+        <w:rPr>
+          <w:sz w:val="22"/>
+          <w:szCs w:val="22"/>
+        </w:rPr>
+      </w:pPr>
+      <w:bookmarkStart w:id="43" w:name="_Toc242136574"/>
+      <w:r>
+        <w:rPr>
+          <w:sz w:val="22"/>
+          <w:szCs w:val="22"/>
+        </w:rPr>
+        <w:t>Part 2 — AWS: Create the IAM role for Actions</w:t>
+      </w:r>
+      <w:bookmarkEnd w:id="43"/>
+    </w:p>
+    <w:p>
+      <w:pPr>
+        <w:pStyle w:val="ListParagraph"/>
+        <w:numPr>
+          <w:ilvl w:val="0"/>
+          <w:numId w:val="19"/>
+        </w:numPr>
+        <w:rPr>
+          <w:sz w:val="22"/>
+          <w:szCs w:val="22"/>
+        </w:rPr>
+      </w:pPr>
+      <w:r>
+        <w:rPr>
+          <w:sz w:val="22"/>
+          <w:szCs w:val="22"/>
+        </w:rPr>
+        <w:t>IAM → Roles → Create role</w:t>
+      </w:r>
+    </w:p>
+    <w:p>
+      <w:pPr>
+        <w:pStyle w:val="ListParagraph"/>
+        <w:numPr>
+          <w:ilvl w:val="0"/>
+          <w:numId w:val="19"/>
+        </w:numPr>
+        <w:rPr>
+          <w:sz w:val="22"/>
+          <w:szCs w:val="22"/>
+        </w:rPr>
+      </w:pPr>
+      <w:r>
+        <w:rPr>
+          <w:sz w:val="22"/>
+          <w:szCs w:val="22"/>
+        </w:rPr>
+        <w:t>Trusted entity: Web identity</w:t>
+      </w:r>
+    </w:p>
+    <w:p>
+      <w:pPr>
+        <w:pStyle w:val="ListParagraph"/>
+        <w:numPr>
+          <w:ilvl w:val="0"/>
+          <w:numId w:val="19"/>
+        </w:numPr>
+        <w:rPr>
+          <w:sz w:val="22"/>
+          <w:szCs w:val="22"/>
+        </w:rPr>
+      </w:pPr>
+      <w:r>
+        <w:rPr>
+          <w:sz w:val="22"/>
+          <w:szCs w:val="22"/>
+        </w:rPr>
+        <w:t>Identity provider: token.actions.githubusercontent.com</w:t>
+      </w:r>
+    </w:p>
+    <w:p>
+      <w:pPr>
+        <w:pStyle w:val="ListParagraph"/>
+        <w:numPr>
+          <w:ilvl w:val="0"/>
+          <w:numId w:val="19"/>
+        </w:numPr>
+        <w:rPr>
+          <w:sz w:val="22"/>
+          <w:szCs w:val="22"/>
+        </w:rPr>
+      </w:pPr>
+      <w:r>
+        <w:rPr>
+          <w:sz w:val="22"/>
+          <w:szCs w:val="22"/>
+        </w:rPr>
+        <w:t>Audience: sts.amazonaws.com</w:t>
+      </w:r>
+    </w:p>
+    <w:p>
+      <w:pPr>
+        <w:pStyle w:val="ListParagraph"/>
+        <w:numPr>
+          <w:ilvl w:val="0"/>
+          <w:numId w:val="19"/>
+        </w:numPr>
+        <w:rPr>
+          <w:sz w:val="22"/>
+          <w:szCs w:val="22"/>
+        </w:rPr>
+      </w:pPr>
+      <w:r>
+        <w:rPr>
+          <w:sz w:val="22"/>
+          <w:szCs w:val="22"/>
+        </w:rPr>
+        <w:t>Next</w:t>
+      </w:r>
+      <w:r>
+        <w:rPr>
+          <w:sz w:val="22"/>
+          <w:szCs w:val="22"/>
+        </w:rPr>
+        <w:t>, b</w:t>
+      </w:r>
+      <w:r>
+        <w:rPr>
+          <w:sz w:val="22"/>
+          <w:szCs w:val="22"/>
+        </w:rPr>
+        <w:t>efore finishing, edit the trust policy so only your repo/branch can use it.</w:t>
+      </w:r>
+    </w:p>
+    <w:p>
+      <w:pPr>
+        <w:pStyle w:val="Heading2"/>
+        <w:rPr>
+          <w:sz w:val="22"/>
+          <w:szCs w:val="22"/>
+        </w:rPr>
+      </w:pPr>
+      <w:bookmarkStart w:id="44" w:name="_Toc242136575"/>
+      <w:r>
+        <w:rPr>
+          <w:sz w:val="22"/>
+          <w:szCs w:val="22"/>
+        </w:rPr>
+        <w:lastRenderedPageBreak/>
+        <w:t>Part 3 — AWS: Attach permissions to that role</w:t>
+      </w:r>
+      <w:bookmarkEnd w:id="44"/>
+    </w:p>
+    <w:p>
+      <w:pPr>
+        <w:pStyle w:val="ListParagraph"/>
+        <w:numPr>
+          <w:ilvl w:val="0"/>
+          <w:numId w:val="20"/>
+        </w:numPr>
+        <w:rPr>
+          <w:sz w:val="22"/>
+          <w:szCs w:val="22"/>
+        </w:rPr>
+      </w:pPr>
+      <w:r>
+        <w:rPr>
+          <w:sz w:val="22"/>
+          <w:szCs w:val="22"/>
+        </w:rPr>
+        <w:t>IAM</w:t>
+      </w:r>
+    </w:p>
+    <w:p>
+      <w:pPr>
+        <w:pStyle w:val="ListParagraph"/>
+        <w:numPr>
+          <w:ilvl w:val="0"/>
+          <w:numId w:val="20"/>
+        </w:numPr>
+        <w:rPr>
+          <w:sz w:val="22"/>
+          <w:szCs w:val="22"/>
+        </w:rPr>
+      </w:pPr>
+      <w:r>
+        <w:rPr>
+          <w:sz w:val="22"/>
+          <w:szCs w:val="22"/>
+        </w:rPr>
+        <w:t>Roles</w:t>
+      </w:r>
+    </w:p>
+    <w:p>
+      <w:pPr>
+        <w:pStyle w:val="ListParagraph"/>
+        <w:numPr>
+          <w:ilvl w:val="0"/>
+          <w:numId w:val="20"/>
+        </w:numPr>
+        <w:rPr>
+          <w:sz w:val="22"/>
+          <w:szCs w:val="22"/>
+        </w:rPr>
+      </w:pPr>
+      <w:r>
+        <w:rPr>
+          <w:sz w:val="22"/>
+          <w:szCs w:val="22"/>
+        </w:rPr>
+        <w:t xml:space="preserve">project6-github-actions </w:t>
+      </w:r>
+    </w:p>
+    <w:p>
+      <w:pPr>
+        <w:pStyle w:val="ListParagraph"/>
+        <w:numPr>
+          <w:ilvl w:val="0"/>
+          <w:numId w:val="20"/>
+        </w:numPr>
+        <w:rPr>
+          <w:sz w:val="22"/>
+          <w:szCs w:val="22"/>
+        </w:rPr>
+      </w:pPr>
+      <w:r>
+        <w:rPr>
+          <w:sz w:val="22"/>
+          <w:szCs w:val="22"/>
+        </w:rPr>
+        <w:t>Add permissions</w:t>
+      </w:r>
+    </w:p>
+    <w:p>
+      <w:pPr>
+        <w:pStyle w:val="ListParagraph"/>
+        <w:numPr>
+          <w:ilvl w:val="0"/>
+          <w:numId w:val="20"/>
+        </w:numPr>
+        <w:rPr>
+          <w:sz w:val="22"/>
+          <w:szCs w:val="22"/>
+        </w:rPr>
+      </w:pPr>
+      <w:r>
+        <w:rPr>
+          <w:sz w:val="22"/>
+          <w:szCs w:val="22"/>
+        </w:rPr>
+        <w:t>Create inline policy → JSON</w:t>
+      </w:r>
+    </w:p>
+    <w:p>
+      <w:pPr>
+        <w:rPr>
+          <w:sz w:val="22"/>
+          <w:szCs w:val="22"/>
+        </w:rPr>
+      </w:pPr>
+      <w:r>
+        <w:rPr>
+          <w:noProof/>
+          <w:sz w:val="22"/>
+          <w:szCs w:val="22"/>
+        </w:rPr>
+        <w:drawing>
+          <wp:inline distT="0" distB="0" distL="0" distR="0" wp14:anchorId="66062F17" wp14:editId="16498197">
+            <wp:extent cx="4629796" cy="4629796"/>
+            <wp:effectExtent l="0" t="0" r="0" b="0"/>
+            <wp:docPr id="1023336654" name="Picture 1"/>
+            <wp:cNvGraphicFramePr>
+              <a:graphicFrameLocks xmlns:a="http://schemas.openxmlformats.org/drawingml/2006/main" noChangeAspect="1"/>
+            </wp:cNvGraphicFramePr>
+            <a:graphic xmlns:a="http://schemas.openxmlformats.org/drawingml/2006/main">
+              <a:graphicData uri="http://schemas.openxmlformats.org/drawingml/2006/picture">
+                <pic:pic xmlns:pic="http://schemas.openxmlformats.org/drawingml/2006/picture">
+                  <pic:nvPicPr>
+                    <pic:cNvPr id="1023336654" name=""/>
+                    <pic:cNvPicPr/>
+                  </pic:nvPicPr>
+                  <pic:blipFill>
+                    <a:blip r:embed="rId33"/>
+                    <a:stretch>
+                      <a:fillRect/>
+                    </a:stretch>
+                  </pic:blipFill>
+                  <pic:spPr>
+                    <a:xfrm>
+                      <a:off x="0" y="0"/>
+                      <a:ext cx="4629796" cy="4629796"/>
+                    </a:xfrm>
+                    <a:prstGeom prst="rect">
+                      <a:avLst/>
+                    </a:prstGeom>
+                  </pic:spPr>
+                </pic:pic>
+              </a:graphicData>
+            </a:graphic>
+          </wp:inline>
+        </w:drawing>
+      </w:r>
+    </w:p>
+    <w:p>
+      <w:pPr>
+        <w:rPr>
+          <w:sz w:val="22"/>
+          <w:szCs w:val="22"/>
+        </w:rPr>
+      </w:pPr>
+    </w:p>
+    <w:p>
+      <w:pPr>
+        <w:pStyle w:val="Heading2"/>
+        <w:rPr>
+          <w:sz w:val="22"/>
+          <w:szCs w:val="22"/>
+        </w:rPr>
+      </w:pPr>
+      <w:bookmarkStart w:id="45" w:name="_Toc242136576"/>
+      <w:r>
+        <w:rPr>
+          <w:sz w:val="22"/>
+          <w:szCs w:val="22"/>
+        </w:rPr>
+        <w:t>Part 4 — GitHub: Add the role ARN as a secret/variable</w:t>
+      </w:r>
+      <w:bookmarkEnd w:id="45"/>
+    </w:p>
+    <w:p>
+      <w:pPr>
+        <w:pStyle w:val="ListParagraph"/>
+        <w:numPr>
+          <w:ilvl w:val="0"/>
+          <w:numId w:val="21"/>
+        </w:numPr>
+        <w:rPr>
+          <w:sz w:val="22"/>
+          <w:szCs w:val="22"/>
+        </w:rPr>
+      </w:pPr>
+      <w:r>
+        <w:rPr>
+          <w:sz w:val="22"/>
+          <w:szCs w:val="22"/>
+        </w:rPr>
+        <w:t>GitHub → mrbobbyboykin/Projects → Settings → Secrets and variables → Actions</w:t>
+      </w:r>
+    </w:p>
+    <w:p>
+      <w:pPr>
+        <w:pStyle w:val="ListParagraph"/>
+        <w:numPr>
+          <w:ilvl w:val="0"/>
+          <w:numId w:val="21"/>
+        </w:numPr>
+        <w:rPr>
+          <w:sz w:val="22"/>
+          <w:szCs w:val="22"/>
+        </w:rPr>
+      </w:pPr>
+      <w:r>
+        <w:rPr>
+          <w:sz w:val="22"/>
+          <w:szCs w:val="22"/>
+        </w:rPr>
+        <w:t>Prefer a Variable (not secret) named:</w:t>
+      </w:r>
+    </w:p>
+    <w:p>
+      <w:pPr>
+        <w:pStyle w:val="ListParagraph"/>
+        <w:numPr>
+          <w:ilvl w:val="0"/>
+          <w:numId w:val="21"/>
+        </w:numPr>
+        <w:rPr>
+          <w:sz w:val="22"/>
+          <w:szCs w:val="22"/>
+        </w:rPr>
+      </w:pPr>
+      <w:r>
+        <w:rPr>
+          <w:sz w:val="22"/>
+          <w:szCs w:val="22"/>
+        </w:rPr>
+        <w:t>AWS_ROLE_ARN_PROJECT6</w:t>
+      </w:r>
+    </w:p>
+    <w:p>
+      <w:pPr>
+        <w:pStyle w:val="ListParagraph"/>
+        <w:numPr>
+          <w:ilvl w:val="0"/>
+          <w:numId w:val="21"/>
+        </w:numPr>
+        <w:rPr>
+          <w:sz w:val="22"/>
+          <w:szCs w:val="22"/>
+        </w:rPr>
+      </w:pPr>
+      <w:r>
+        <w:rPr>
+          <w:sz w:val="22"/>
+          <w:szCs w:val="22"/>
+        </w:rPr>
+        <w:t>Value: arn:aws:iam::345485442145:role/project6-github-actions</w:t>
+      </w:r>
+    </w:p>
+    <w:p>
+      <w:pPr>
+        <w:pStyle w:val="ListParagraph"/>
+        <w:numPr>
+          <w:ilvl w:val="0"/>
+          <w:numId w:val="21"/>
+        </w:numPr>
+        <w:rPr>
+          <w:sz w:val="22"/>
+          <w:szCs w:val="22"/>
+        </w:rPr>
+      </w:pPr>
+      <w:r>
+        <w:rPr>
+          <w:sz w:val="22"/>
+          <w:szCs w:val="22"/>
+        </w:rPr>
+        <w:t>(Variables are fine for role ARNs; they’re not credentials.)</w:t>
+      </w:r>
+    </w:p>
+    <w:p>
+      <w:pPr>
+        <w:rPr>
+          <w:sz w:val="22"/>
+          <w:szCs w:val="22"/>
+        </w:rPr>
+      </w:pPr>
+      <w:r>
+        <w:rPr>
+          <w:noProof/>
+          <w:sz w:val="22"/>
+          <w:szCs w:val="22"/>
+        </w:rPr>
+        <w:lastRenderedPageBreak/>
+        <w:drawing>
+          <wp:inline distT="0" distB="0" distL="0" distR="0" wp14:anchorId="089522C9" wp14:editId="1DD7C459">
+            <wp:extent cx="5943600" cy="3556000"/>
+            <wp:effectExtent l="0" t="0" r="0" b="6350"/>
+            <wp:docPr id="1514394856" name="Picture 1"/>
+            <wp:cNvGraphicFramePr>
+              <a:graphicFrameLocks xmlns:a="http://schemas.openxmlformats.org/drawingml/2006/main" noChangeAspect="1"/>
+            </wp:cNvGraphicFramePr>
+            <a:graphic xmlns:a="http://schemas.openxmlformats.org/drawingml/2006/main">
+              <a:graphicData uri="http://schemas.openxmlformats.org/drawingml/2006/picture">
+                <pic:pic xmlns:pic="http://schemas.openxmlformats.org/drawingml/2006/picture">
+                  <pic:nvPicPr>
+                    <pic:cNvPr id="1514394856" name=""/>
+                    <pic:cNvPicPr/>
+                  </pic:nvPicPr>
+                  <pic:blipFill>
+                    <a:blip r:embed="rId34"/>
+                    <a:stretch>
+                      <a:fillRect/>
+                    </a:stretch>
+                  </pic:blipFill>
+                  <pic:spPr>
+                    <a:xfrm>
+                      <a:off x="0" y="0"/>
+                      <a:ext cx="5943600" cy="3556000"/>
+                    </a:xfrm>
+                    <a:prstGeom prst="rect">
+                      <a:avLst/>
+                    </a:prstGeom>
+                  </pic:spPr>
+                </pic:pic>
+              </a:graphicData>
+            </a:graphic>
+          </wp:inline>
+        </w:drawing>
+      </w:r>
+    </w:p>
+    <w:p>
+      <w:pPr>
+        <w:pStyle w:val="Heading2"/>
+        <w:rPr>
+          <w:sz w:val="22"/>
+          <w:szCs w:val="22"/>
+        </w:rPr>
+      </w:pPr>
+      <w:bookmarkStart w:id="46" w:name="_Toc242136577"/>
+      <w:r>
+        <w:rPr>
+          <w:sz w:val="22"/>
+          <w:szCs w:val="22"/>
+        </w:rPr>
+        <w:t>Part 5 — GitHub: Create the workflow file</w:t>
+      </w:r>
+      <w:bookmarkEnd w:id="46"/>
+    </w:p>
+    <w:p>
+      <w:pPr>
+        <w:rPr>
+          <w:sz w:val="22"/>
+          <w:szCs w:val="22"/>
+        </w:rPr>
+      </w:pPr>
+      <w:r>
+        <w:rPr>
+          <w:sz w:val="22"/>
+          <w:szCs w:val="22"/>
+        </w:rPr>
+        <w:t>In the repo, create:</w:t>
+      </w:r>
+    </w:p>
+    <w:p>
+      <w:pPr>
+        <w:pStyle w:val="ListParagraph"/>
+        <w:numPr>
+          <w:ilvl w:val="0"/>
+          <w:numId w:val="22"/>
+        </w:numPr>
+        <w:rPr>
+          <w:sz w:val="22"/>
+          <w:szCs w:val="22"/>
+        </w:rPr>
+      </w:pPr>
+      <w:r>
+        <w:rPr>
+          <w:sz w:val="22"/>
+          <w:szCs w:val="22"/>
+        </w:rPr>
+        <w:t>Path: .github/workflows/project6-deploy.yml</w:t>
+      </w:r>
+    </w:p>
+    <w:p>
+      <w:pPr>
+        <w:pStyle w:val="ListParagraph"/>
+        <w:numPr>
+          <w:ilvl w:val="0"/>
+          <w:numId w:val="22"/>
+        </w:numPr>
+        <w:rPr>
+          <w:sz w:val="22"/>
+          <w:szCs w:val="22"/>
+        </w:rPr>
+      </w:pPr>
+      <w:r>
+        <w:rPr>
+          <w:sz w:val="22"/>
+          <w:szCs w:val="22"/>
+        </w:rPr>
+        <w:t>You can do this in the GitHub UI (Add file → Create new file) or locally then push.</w:t>
+      </w:r>
+    </w:p>
+    <w:p>
+      <w:pPr>
+        <w:rPr>
+          <w:sz w:val="22"/>
+          <w:szCs w:val="22"/>
+        </w:rPr>
+      </w:pPr>
+      <w:r>
+        <w:rPr>
+          <w:noProof/>
+          <w:sz w:val="22"/>
+          <w:szCs w:val="22"/>
+        </w:rPr>
+        <w:drawing>
+          <wp:inline distT="0" distB="0" distL="0" distR="0" wp14:anchorId="1E9F1663" wp14:editId="582A9826">
+            <wp:extent cx="5468113" cy="3381847"/>
+            <wp:effectExtent l="0" t="0" r="0" b="9525"/>
+            <wp:docPr id="1111867003" name="Picture 1"/>
+            <wp:cNvGraphicFramePr>
+              <a:graphicFrameLocks xmlns:a="http://schemas.openxmlformats.org/drawingml/2006/main" noChangeAspect="1"/>
+            </wp:cNvGraphicFramePr>
+            <a:graphic xmlns:a="http://schemas.openxmlformats.org/drawingml/2006/main">
+              <a:graphicData uri="http://schemas.openxmlformats.org/drawingml/2006/picture">
+                <pic:pic xmlns:pic="http://schemas.openxmlformats.org/drawingml/2006/picture">
+                  <pic:nvPicPr>
+                    <pic:cNvPr id="1111867003" name=""/>
+                    <pic:cNvPicPr/>
+                  </pic:nvPicPr>
+                  <pic:blipFill>
+                    <a:blip r:embed="rId35"/>
+                    <a:stretch>
+                      <a:fillRect/>
+                    </a:stretch>
+                  </pic:blipFill>
+                  <pic:spPr>
+                    <a:xfrm>
+                      <a:off x="0" y="0"/>
+                      <a:ext cx="5468113" cy="3381847"/>
+                    </a:xfrm>
+                    <a:prstGeom prst="rect">
+                      <a:avLst/>
+                    </a:prstGeom>
+                  </pic:spPr>
+                </pic:pic>
+              </a:graphicData>
+            </a:graphic>
+          </wp:inline>
+        </w:drawing>
+      </w:r>
+    </w:p>
+    <w:p>
+      <w:pPr>
+        <w:pStyle w:val="Heading2"/>
+        <w:rPr>
+          <w:sz w:val="22"/>
+          <w:szCs w:val="22"/>
+        </w:rPr>
+      </w:pPr>
+      <w:bookmarkStart w:id="47" w:name="_Toc242136578"/>
+      <w:r>
+        <w:rPr>
+          <w:sz w:val="22"/>
+          <w:szCs w:val="22"/>
+        </w:rPr>
+        <w:lastRenderedPageBreak/>
+        <w:t>Part 6 — Run it</w:t>
+      </w:r>
+      <w:bookmarkEnd w:id="47"/>
+    </w:p>
+    <w:p>
+      <w:pPr>
+        <w:rPr>
+          <w:sz w:val="22"/>
+          <w:szCs w:val="22"/>
+        </w:rPr>
+      </w:pPr>
+      <w:r>
+        <w:rPr>
+          <w:sz w:val="22"/>
+          <w:szCs w:val="22"/>
+        </w:rPr>
+        <w:t>Option A — Manual first (recommended)</w:t>
+      </w:r>
+      <w:r>
+        <w:rPr>
+          <w:sz w:val="22"/>
+          <w:szCs w:val="22"/>
+        </w:rPr>
+        <w:br/>
+        <w:t> GitHub → Actions → Project 6 — Build, Scan, Deploy → Run workflow</w:t>
+      </w:r>
+    </w:p>
+    <w:p>
+      <w:pPr>
+        <w:rPr>
+          <w:sz w:val="22"/>
+          <w:szCs w:val="22"/>
+        </w:rPr>
+      </w:pPr>
+      <w:r>
+        <w:rPr>
+          <w:color w:val="196B24" w:themeColor="accent3"/>
+          <w:sz w:val="22"/>
+          <w:szCs w:val="22"/>
+        </w:rPr>
+        <w:t>Option B — Trigger by app change</w:t>
+      </w:r>
+      <w:r>
+        <w:rPr>
+          <w:sz w:val="22"/>
+          <w:szCs w:val="22"/>
+        </w:rPr>
+        <w:br/>
+        <w:t> Make a tiny harmless change under project-6-secure-containers/app/ (e.g. a comment in main.py) and push to main.</w:t>
+      </w:r>
+    </w:p>
+    <w:p>
+      <w:pPr>
+        <w:rPr>
+          <w:sz w:val="22"/>
+          <w:szCs w:val="22"/>
+        </w:rPr>
+      </w:pPr>
+      <w:r>
+        <w:rPr>
+          <w:sz w:val="22"/>
+          <w:szCs w:val="22"/>
+        </w:rPr>
+        <w:t>Watch the job logs for:</w:t>
+      </w:r>
+    </w:p>
+    <w:p>
+      <w:pPr>
+        <w:numPr>
+          <w:ilvl w:val="0"/>
+          <w:numId w:val="23"/>
+        </w:numPr>
+        <w:rPr>
+          <w:sz w:val="22"/>
+          <w:szCs w:val="22"/>
+        </w:rPr>
+      </w:pPr>
+      <w:r>
+        <w:rPr>
+          <w:sz w:val="22"/>
+          <w:szCs w:val="22"/>
+        </w:rPr>
+        <w:t>OIDC / Configure AWS credentials → success</w:t>
+      </w:r>
+    </w:p>
+    <w:p>
+      <w:pPr>
+        <w:numPr>
+          <w:ilvl w:val="0"/>
+          <w:numId w:val="23"/>
+        </w:numPr>
+        <w:rPr>
+          <w:sz w:val="22"/>
+          <w:szCs w:val="22"/>
+        </w:rPr>
+      </w:pPr>
+      <w:r>
+        <w:rPr>
+          <w:sz w:val="22"/>
+          <w:szCs w:val="22"/>
+        </w:rPr>
+        <w:t>Build → success</w:t>
+      </w:r>
+    </w:p>
+    <w:p>
+      <w:pPr>
+        <w:numPr>
+          <w:ilvl w:val="0"/>
+          <w:numId w:val="23"/>
+        </w:numPr>
+        <w:rPr>
+          <w:sz w:val="22"/>
+          <w:szCs w:val="22"/>
+        </w:rPr>
+      </w:pPr>
+      <w:r>
+        <w:rPr>
+          <w:sz w:val="22"/>
+          <w:szCs w:val="22"/>
+        </w:rPr>
+        <w:t>Trivy → findings printed, job continues</w:t>
+      </w:r>
+    </w:p>
+    <w:p>
+      <w:pPr>
+        <w:numPr>
+          <w:ilvl w:val="0"/>
+          <w:numId w:val="23"/>
+        </w:numPr>
+        <w:rPr>
+          <w:sz w:val="22"/>
+          <w:szCs w:val="22"/>
+        </w:rPr>
+      </w:pPr>
+      <w:r>
+        <w:rPr>
+          <w:sz w:val="22"/>
+          <w:szCs w:val="22"/>
+        </w:rPr>
+        <w:t>Push → success</w:t>
+      </w:r>
+    </w:p>
+    <w:p>
+      <w:pPr>
+        <w:numPr>
+          <w:ilvl w:val="0"/>
+          <w:numId w:val="23"/>
+        </w:numPr>
+        <w:rPr>
+          <w:sz w:val="22"/>
+          <w:szCs w:val="22"/>
+        </w:rPr>
+      </w:pPr>
+      <w:r>
+        <w:rPr>
+          <w:sz w:val="22"/>
+          <w:szCs w:val="22"/>
+        </w:rPr>
+        <w:t>ECS update → success</w:t>
+      </w:r>
+    </w:p>
+    <w:p>
+      <w:pPr>
+        <w:rPr>
+          <w:sz w:val="22"/>
+          <w:szCs w:val="22"/>
+        </w:rPr>
+      </w:pPr>
+      <w:r>
+        <w:rPr>
+          <w:noProof/>
+          <w:sz w:val="22"/>
+          <w:szCs w:val="22"/>
+        </w:rPr>
+        <w:drawing>
+          <wp:inline distT="0" distB="0" distL="0" distR="0" wp14:anchorId="460B705E" wp14:editId="44904ED3">
+            <wp:extent cx="5943600" cy="1477010"/>
+            <wp:effectExtent l="0" t="0" r="0" b="8890"/>
+            <wp:docPr id="1344066397" name="Picture 1"/>
+            <wp:cNvGraphicFramePr>
+              <a:graphicFrameLocks xmlns:a="http://schemas.openxmlformats.org/drawingml/2006/main" noChangeAspect="1"/>
+            </wp:cNvGraphicFramePr>
+            <a:graphic xmlns:a="http://schemas.openxmlformats.org/drawingml/2006/main">
+              <a:graphicData uri="http://schemas.openxmlformats.org/drawingml/2006/picture">
+                <pic:pic xmlns:pic="http://schemas.openxmlformats.org/drawingml/2006/picture">
+                  <pic:nvPicPr>
+                    <pic:cNvPr id="1344066397" name=""/>
+                    <pic:cNvPicPr/>
+                  </pic:nvPicPr>
+                  <pic:blipFill>
+                    <a:blip r:embed="rId36"/>
+                    <a:stretch>
+                      <a:fillRect/>
+                    </a:stretch>
+                  </pic:blipFill>
+                  <pic:spPr>
+                    <a:xfrm>
+                      <a:off x="0" y="0"/>
+                      <a:ext cx="5943600" cy="1477010"/>
+                    </a:xfrm>
+                    <a:prstGeom prst="rect">
+                      <a:avLst/>
+                    </a:prstGeom>
+                  </pic:spPr>
+                </pic:pic>
+              </a:graphicData>
+            </a:graphic>
+          </wp:inline>
+        </w:drawing>
+      </w:r>
+    </w:p>
+    <w:p>
+      <w:pPr>
+        <w:rPr>
+          <w:sz w:val="22"/>
+          <w:szCs w:val="22"/>
+        </w:rPr>
+      </w:pPr>
+      <w:r>
+        <w:rPr>
+          <w:noProof/>
+          <w:sz w:val="22"/>
+          <w:szCs w:val="22"/>
+        </w:rPr>
+        <w:drawing>
+          <wp:inline distT="0" distB="0" distL="0" distR="0" wp14:anchorId="36A76088" wp14:editId="12EBA178">
+            <wp:extent cx="5943600" cy="2069465"/>
+            <wp:effectExtent l="0" t="0" r="0" b="6985"/>
+            <wp:docPr id="2007301863" name="Picture 1"/>
+            <wp:cNvGraphicFramePr>
+              <a:graphicFrameLocks xmlns:a="http://schemas.openxmlformats.org/drawingml/2006/main" noChangeAspect="1"/>
+            </wp:cNvGraphicFramePr>
+            <a:graphic xmlns:a="http://schemas.openxmlformats.org/drawingml/2006/main">
+              <a:graphicData uri="http://schemas.openxmlformats.org/drawingml/2006/picture">
+                <pic:pic xmlns:pic="http://schemas.openxmlformats.org/drawingml/2006/picture">
+                  <pic:nvPicPr>
+                    <pic:cNvPr id="2007301863" name=""/>
+                    <pic:cNvPicPr/>
+                  </pic:nvPicPr>
+                  <pic:blipFill>
+                    <a:blip r:embed="rId37"/>
+                    <a:stretch>
+                      <a:fillRect/>
+                    </a:stretch>
+                  </pic:blipFill>
+                  <pic:spPr>
+                    <a:xfrm>
+                      <a:off x="0" y="0"/>
+                      <a:ext cx="5943600" cy="2069465"/>
+                    </a:xfrm>
+                    <a:prstGeom prst="rect">
+                      <a:avLst/>
+                    </a:prstGeom>
+                  </pic:spPr>
+                </pic:pic>
+              </a:graphicData>
+            </a:graphic>
+          </wp:inline>
+        </w:drawing>
+      </w:r>
+    </w:p>
+    <w:p>
+      <w:pPr>
+        <w:rPr>
+          <w:sz w:val="22"/>
+          <w:szCs w:val="22"/>
+        </w:rPr>
+      </w:pPr>
+      <w:r>
+        <w:rPr>
+          <w:sz w:val="22"/>
+          <w:szCs w:val="22"/>
+        </w:rPr>
+        <w:lastRenderedPageBreak/>
+        <w:drawing>
+          <wp:inline distT="0" distB="0" distL="0" distR="0" wp14:anchorId="528C2992" wp14:editId="24A77067">
+            <wp:extent cx="5943600" cy="3754755"/>
+            <wp:effectExtent l="0" t="0" r="0" b="0"/>
+            <wp:docPr id="928301342" name="Picture 1"/>
+            <wp:cNvGraphicFramePr>
+              <a:graphicFrameLocks xmlns:a="http://schemas.openxmlformats.org/drawingml/2006/main" noChangeAspect="1"/>
+            </wp:cNvGraphicFramePr>
+            <a:graphic xmlns:a="http://schemas.openxmlformats.org/drawingml/2006/main">
+              <a:graphicData uri="http://schemas.openxmlformats.org/drawingml/2006/picture">
+                <pic:pic xmlns:pic="http://schemas.openxmlformats.org/drawingml/2006/picture">
+                  <pic:nvPicPr>
+                    <pic:cNvPr id="928301342" name=""/>
+                    <pic:cNvPicPr/>
+                  </pic:nvPicPr>
+                  <pic:blipFill>
+                    <a:blip r:embed="rId38"/>
+                    <a:stretch>
+                      <a:fillRect/>
+                    </a:stretch>
+                  </pic:blipFill>
+                  <pic:spPr>
+                    <a:xfrm>
+                      <a:off x="0" y="0"/>
+                      <a:ext cx="5943600" cy="3754755"/>
+                    </a:xfrm>
+                    <a:prstGeom prst="rect">
+                      <a:avLst/>
+                    </a:prstGeom>
+                  </pic:spPr>
+                </pic:pic>
+              </a:graphicData>
+            </a:graphic>
+          </wp:inline>
+        </w:drawing>
+      </w:r>
+    </w:p>
+    <w:p>
+      <w:pPr>
+        <w:pStyle w:val="Heading2"/>
+        <w:rPr>
+          <w:sz w:val="22"/>
+          <w:szCs w:val="22"/>
+        </w:rPr>
+      </w:pPr>
+      <w:r>
+        <w:rPr>
+          <w:sz w:val="22"/>
+          <w:szCs w:val="22"/>
+        </w:rPr>
+        <w:t>First Image Deployment Failure</w:t>
+      </w:r>
+    </w:p>
+    <w:p>
+      <w:pPr>
+        <w:rPr>
+          <w:sz w:val="22"/>
+          <w:szCs w:val="22"/>
+        </w:rPr>
+      </w:pPr>
+      <w:r>
+        <w:rPr>
+          <w:sz w:val="22"/>
+          <w:szCs w:val="22"/>
+        </w:rPr>
+        <w:drawing>
+          <wp:inline distT="0" distB="0" distL="0" distR="0" wp14:anchorId="0674B51A" wp14:editId="48AFA067">
+            <wp:extent cx="5943600" cy="3046095"/>
+            <wp:effectExtent l="0" t="0" r="0" b="1905"/>
+            <wp:docPr id="1351112311" name="Picture 1"/>
+            <wp:cNvGraphicFramePr>
+              <a:graphicFrameLocks xmlns:a="http://schemas.openxmlformats.org/drawingml/2006/main" noChangeAspect="1"/>
+            </wp:cNvGraphicFramePr>
+            <a:graphic xmlns:a="http://schemas.openxmlformats.org/drawingml/2006/main">
+              <a:graphicData uri="http://schemas.openxmlformats.org/drawingml/2006/picture">
+                <pic:pic xmlns:pic="http://schemas.openxmlformats.org/drawingml/2006/picture">
+                  <pic:nvPicPr>
+                    <pic:cNvPr id="1351112311" name=""/>
+                    <pic:cNvPicPr/>
+                  </pic:nvPicPr>
+                  <pic:blipFill>
+                    <a:blip r:embed="rId39"/>
+                    <a:stretch>
+                      <a:fillRect/>
+                    </a:stretch>
+                  </pic:blipFill>
+                  <pic:spPr>
+                    <a:xfrm>
+                      <a:off x="0" y="0"/>
+                      <a:ext cx="5943600" cy="3046095"/>
+                    </a:xfrm>
+                    <a:prstGeom prst="rect">
+                      <a:avLst/>
+                    </a:prstGeom>
+                  </pic:spPr>
+                </pic:pic>
+              </a:graphicData>
+            </a:graphic>
+          </wp:inline>
+        </w:drawing>
+      </w:r>
+    </w:p>
+    <w:p>
+      <w:pPr>
+        <w:rPr>
+          <w:sz w:val="22"/>
+          <w:szCs w:val="22"/>
+        </w:rPr>
+      </w:pPr>
+      <w:r>
+        <w:rPr>
+          <w:sz w:val="22"/>
+          <w:szCs w:val="22"/>
+        </w:rPr>
+        <w:lastRenderedPageBreak/>
+        <w:drawing>
+          <wp:inline distT="0" distB="0" distL="0" distR="0" wp14:anchorId="17F21146" wp14:editId="1E8045A2">
+            <wp:extent cx="5943600" cy="2967355"/>
+            <wp:effectExtent l="0" t="0" r="0" b="4445"/>
+            <wp:docPr id="1344420601" name="Picture 1"/>
+            <wp:cNvGraphicFramePr>
+              <a:graphicFrameLocks xmlns:a="http://schemas.openxmlformats.org/drawingml/2006/main" noChangeAspect="1"/>
+            </wp:cNvGraphicFramePr>
+            <a:graphic xmlns:a="http://schemas.openxmlformats.org/drawingml/2006/main">
+              <a:graphicData uri="http://schemas.openxmlformats.org/drawingml/2006/picture">
+                <pic:pic xmlns:pic="http://schemas.openxmlformats.org/drawingml/2006/picture">
+                  <pic:nvPicPr>
+                    <pic:cNvPr id="1344420601" name=""/>
+                    <pic:cNvPicPr/>
+                  </pic:nvPicPr>
+                  <pic:blipFill>
+                    <a:blip r:embed="rId40"/>
+                    <a:stretch>
+                      <a:fillRect/>
+                    </a:stretch>
+                  </pic:blipFill>
+                  <pic:spPr>
+                    <a:xfrm>
+                      <a:off x="0" y="0"/>
+                      <a:ext cx="5943600" cy="2967355"/>
+                    </a:xfrm>
+                    <a:prstGeom prst="rect">
+                      <a:avLst/>
+                    </a:prstGeom>
+                  </pic:spPr>
+                </pic:pic>
+              </a:graphicData>
+            </a:graphic>
+          </wp:inline>
+        </w:drawing>
+      </w:r>
+    </w:p>
+    <w:p>
+      <w:pPr>
+        <w:rPr>
+          <w:sz w:val="22"/>
+          <w:szCs w:val="22"/>
+        </w:rPr>
+      </w:pPr>
+      <w:r>
+        <w:rPr>
+          <w:sz w:val="22"/>
+          <w:szCs w:val="22"/>
+        </w:rPr>
+        <w:drawing>
+          <wp:inline distT="0" distB="0" distL="0" distR="0" wp14:anchorId="08E442DA" wp14:editId="37E553A7">
+            <wp:extent cx="4382112" cy="819264"/>
+            <wp:effectExtent l="0" t="0" r="0" b="0"/>
+            <wp:docPr id="439299354" name="Picture 1"/>
+            <wp:cNvGraphicFramePr>
+              <a:graphicFrameLocks xmlns:a="http://schemas.openxmlformats.org/drawingml/2006/main" noChangeAspect="1"/>
+            </wp:cNvGraphicFramePr>
+            <a:graphic xmlns:a="http://schemas.openxmlformats.org/drawingml/2006/main">
+              <a:graphicData uri="http://schemas.openxmlformats.org/drawingml/2006/picture">
+                <pic:pic xmlns:pic="http://schemas.openxmlformats.org/drawingml/2006/picture">
+                  <pic:nvPicPr>
+                    <pic:cNvPr id="439299354" name=""/>
+                    <pic:cNvPicPr/>
+                  </pic:nvPicPr>
+                  <pic:blipFill>
+                    <a:blip r:embed="rId41"/>
+                    <a:stretch>
+                      <a:fillRect/>
+                    </a:stretch>
+                  </pic:blipFill>
+                  <pic:spPr>
+                    <a:xfrm>
+                      <a:off x="0" y="0"/>
+                      <a:ext cx="4382112" cy="819264"/>
+                    </a:xfrm>
+                    <a:prstGeom prst="rect">
+                      <a:avLst/>
+                    </a:prstGeom>
+                  </pic:spPr>
+                </pic:pic>
+              </a:graphicData>
+            </a:graphic>
+          </wp:inline>
+        </w:drawing>
+      </w:r>
+    </w:p>
+    <w:p>
+      <w:pPr>
+        <w:pStyle w:val="ListParagraph"/>
+        <w:numPr>
+          <w:ilvl w:val="0"/>
+          <w:numId w:val="24"/>
+        </w:numPr>
+        <w:rPr>
+          <w:sz w:val="22"/>
+          <w:szCs w:val="22"/>
+        </w:rPr>
+      </w:pPr>
+      <w:r>
+        <w:rPr>
+          <w:sz w:val="22"/>
+          <w:szCs w:val="22"/>
+        </w:rPr>
+        <w:t>Updated the Trivy version tag</w:t>
+      </w:r>
+      <w:r>
+        <w:rPr>
+          <w:sz w:val="22"/>
+          <w:szCs w:val="22"/>
+        </w:rPr>
+        <w:t xml:space="preserve"> and pushed changes again.</w:t>
+      </w:r>
+    </w:p>
+    <w:p>
+      <w:pPr>
+        <w:rPr>
+          <w:sz w:val="22"/>
+          <w:szCs w:val="22"/>
+        </w:rPr>
+      </w:pPr>
+      <w:r>
+        <w:rPr>
+          <w:sz w:val="22"/>
+          <w:szCs w:val="22"/>
+        </w:rPr>
+        <w:drawing>
+          <wp:inline distT="0" distB="0" distL="0" distR="0" wp14:anchorId="58FD0796" wp14:editId="7E2AAA05">
+            <wp:extent cx="5943600" cy="3164840"/>
+            <wp:effectExtent l="0" t="0" r="0" b="0"/>
+            <wp:docPr id="1932393440" name="Picture 1"/>
+            <wp:cNvGraphicFramePr>
+              <a:graphicFrameLocks xmlns:a="http://schemas.openxmlformats.org/drawingml/2006/main" noChangeAspect="1"/>
+            </wp:cNvGraphicFramePr>
+            <a:graphic xmlns:a="http://schemas.openxmlformats.org/drawingml/2006/main">
+              <a:graphicData uri="http://schemas.openxmlformats.org/drawingml/2006/picture">
+                <pic:pic xmlns:pic="http://schemas.openxmlformats.org/drawingml/2006/picture">
+                  <pic:nvPicPr>
+                    <pic:cNvPr id="1932393440" name=""/>
+                    <pic:cNvPicPr/>
+                  </pic:nvPicPr>
+                  <pic:blipFill>
+                    <a:blip r:embed="rId42"/>
+                    <a:stretch>
+                      <a:fillRect/>
+                    </a:stretch>
+                  </pic:blipFill>
+                  <pic:spPr>
+                    <a:xfrm>
+                      <a:off x="0" y="0"/>
+                      <a:ext cx="5943600" cy="3164840"/>
+                    </a:xfrm>
+                    <a:prstGeom prst="rect">
+                      <a:avLst/>
+                    </a:prstGeom>
+                  </pic:spPr>
+                </pic:pic>
+              </a:graphicData>
+            </a:graphic>
+          </wp:inline>
+        </w:drawing>
+      </w:r>
+    </w:p>
+    <w:p>
+      <w:pPr>
+        <w:rPr>
+          <w:sz w:val="22"/>
+          <w:szCs w:val="22"/>
+        </w:rPr>
+      </w:pPr>
+      <w:r>
+        <w:rPr>
+          <w:sz w:val="22"/>
+          <w:szCs w:val="22"/>
+        </w:rPr>
+        <w:lastRenderedPageBreak/>
+        <w:drawing>
+          <wp:inline distT="0" distB="0" distL="0" distR="0" wp14:anchorId="09536ADF" wp14:editId="6037A49B">
+            <wp:extent cx="3867690" cy="5992061"/>
+            <wp:effectExtent l="0" t="0" r="0" b="0"/>
+            <wp:docPr id="978003917" name="Picture 1"/>
+            <wp:cNvGraphicFramePr>
+              <a:graphicFrameLocks xmlns:a="http://schemas.openxmlformats.org/drawingml/2006/main" noChangeAspect="1"/>
+            </wp:cNvGraphicFramePr>
+            <a:graphic xmlns:a="http://schemas.openxmlformats.org/drawingml/2006/main">
+              <a:graphicData uri="http://schemas.openxmlformats.org/drawingml/2006/picture">
+                <pic:pic xmlns:pic="http://schemas.openxmlformats.org/drawingml/2006/picture">
+                  <pic:nvPicPr>
+                    <pic:cNvPr id="978003917" name=""/>
+                    <pic:cNvPicPr/>
+                  </pic:nvPicPr>
+                  <pic:blipFill>
+                    <a:blip r:embed="rId43"/>
+                    <a:stretch>
+                      <a:fillRect/>
+                    </a:stretch>
+                  </pic:blipFill>
+                  <pic:spPr>
+                    <a:xfrm>
+                      <a:off x="0" y="0"/>
+                      <a:ext cx="3867690" cy="5992061"/>
+                    </a:xfrm>
+                    <a:prstGeom prst="rect">
+                      <a:avLst/>
+                    </a:prstGeom>
+                  </pic:spPr>
+                </pic:pic>
+              </a:graphicData>
+            </a:graphic>
+          </wp:inline>
+        </w:drawing>
+      </w:r>
+    </w:p>
+    <w:p>
+      <w:pPr>
+        <w:pStyle w:val="ListParagraph"/>
+        <w:numPr>
+          <w:ilvl w:val="0"/>
+          <w:numId w:val="24"/>
+        </w:numPr>
+        <w:rPr>
+          <w:sz w:val="22"/>
+          <w:szCs w:val="22"/>
+        </w:rPr>
+      </w:pPr>
+      <w:r>
+        <w:rPr>
+          <w:sz w:val="22"/>
+          <w:szCs w:val="22"/>
+        </w:rPr>
+        <w:t xml:space="preserve">Deployment was successful </w:t>
+      </w:r>
+    </w:p>
+    <w:p>
+      <w:pPr>
+        <w:rPr>
+          <w:sz w:val="22"/>
+          <w:szCs w:val="22"/>
+        </w:rPr>
+      </w:pPr>
+      <w:r>
+        <w:rPr>
+          <w:sz w:val="22"/>
+          <w:szCs w:val="22"/>
+        </w:rPr>
+        <w:lastRenderedPageBreak/>
+        <w:drawing>
+          <wp:inline distT="0" distB="0" distL="0" distR="0" wp14:anchorId="4AC33DE0" wp14:editId="1C82B4FC">
+            <wp:extent cx="5943600" cy="1969770"/>
+            <wp:effectExtent l="0" t="0" r="0" b="0"/>
+            <wp:docPr id="1767761123" name="Picture 1"/>
+            <wp:cNvGraphicFramePr>
+              <a:graphicFrameLocks xmlns:a="http://schemas.openxmlformats.org/drawingml/2006/main" noChangeAspect="1"/>
+            </wp:cNvGraphicFramePr>
+            <a:graphic xmlns:a="http://schemas.openxmlformats.org/drawingml/2006/main">
+              <a:graphicData uri="http://schemas.openxmlformats.org/drawingml/2006/picture">
+                <pic:pic xmlns:pic="http://schemas.openxmlformats.org/drawingml/2006/picture">
+                  <pic:nvPicPr>
+                    <pic:cNvPr id="1767761123" name=""/>
+                    <pic:cNvPicPr/>
+                  </pic:nvPicPr>
+                  <pic:blipFill>
+                    <a:blip r:embed="rId44"/>
+                    <a:stretch>
+                      <a:fillRect/>
+                    </a:stretch>
+                  </pic:blipFill>
+                  <pic:spPr>
+                    <a:xfrm>
+                      <a:off x="0" y="0"/>
+                      <a:ext cx="5943600" cy="1969770"/>
+                    </a:xfrm>
+                    <a:prstGeom prst="rect">
+                      <a:avLst/>
+                    </a:prstGeom>
+                  </pic:spPr>
+                </pic:pic>
+              </a:graphicData>
+            </a:graphic>
+          </wp:inline>
+        </w:drawing>
+      </w:r>
+    </w:p>
+    <w:p>
+      <w:pPr>
+        <w:pStyle w:val="Heading2"/>
+        <w:rPr>
+          <w:sz w:val="22"/>
+          <w:szCs w:val="22"/>
+        </w:rPr>
+      </w:pPr>
+      <w:r>
+        <w:rPr>
+          <w:sz w:val="22"/>
+          <w:szCs w:val="22"/>
+        </w:rPr>
+        <w:t xml:space="preserve">Error/Issue </w:t>
+      </w:r>
+      <w:r>
+        <w:rPr>
+          <w:sz w:val="22"/>
+          <w:szCs w:val="22"/>
+        </w:rPr>
+        <w:t xml:space="preserve">#2: </w:t>
+      </w:r>
+    </w:p>
+    <w:p>
+      <w:pPr>
+        <w:rPr>
+          <w:sz w:val="22"/>
+          <w:szCs w:val="22"/>
+        </w:rPr>
+      </w:pPr>
+      <w:r>
+        <w:rPr>
+          <w:sz w:val="22"/>
+          <w:szCs w:val="22"/>
+        </w:rPr>
+        <w:t>Unable to reach ALB/Health En</w:t>
+      </w:r>
+      <w:r>
+        <w:rPr>
+          <w:sz w:val="22"/>
+          <w:szCs w:val="22"/>
+        </w:rPr>
+        <w:t>d</w:t>
+      </w:r>
+      <w:r>
+        <w:rPr>
+          <w:sz w:val="22"/>
+          <w:szCs w:val="22"/>
+        </w:rPr>
+        <w:t>point</w:t>
+      </w:r>
+      <w:r>
+        <w:rPr>
+          <w:sz w:val="22"/>
+          <w:szCs w:val="22"/>
+        </w:rPr>
+        <w:t xml:space="preserve"> via the browser</w:t>
+      </w:r>
+    </w:p>
+    <w:p>
+      <w:pPr>
+        <w:rPr>
+          <w:sz w:val="22"/>
+          <w:szCs w:val="22"/>
+        </w:rPr>
+      </w:pPr>
+      <w:r>
+        <w:rPr>
+          <w:sz w:val="22"/>
+          <w:szCs w:val="22"/>
+        </w:rPr>
+        <w:drawing>
+          <wp:inline distT="0" distB="0" distL="0" distR="0" wp14:anchorId="2E6694EC" wp14:editId="196F42FC">
+            <wp:extent cx="5943600" cy="3937635"/>
+            <wp:effectExtent l="0" t="0" r="0" b="5715"/>
+            <wp:docPr id="1597600838" name="Picture 1"/>
+            <wp:cNvGraphicFramePr>
+              <a:graphicFrameLocks xmlns:a="http://schemas.openxmlformats.org/drawingml/2006/main" noChangeAspect="1"/>
+            </wp:cNvGraphicFramePr>
+            <a:graphic xmlns:a="http://schemas.openxmlformats.org/drawingml/2006/main">
+              <a:graphicData uri="http://schemas.openxmlformats.org/drawingml/2006/picture">
+                <pic:pic xmlns:pic="http://schemas.openxmlformats.org/drawingml/2006/picture">
+                  <pic:nvPicPr>
+                    <pic:cNvPr id="1597600838" name=""/>
+                    <pic:cNvPicPr/>
+                  </pic:nvPicPr>
+                  <pic:blipFill>
+                    <a:blip r:embed="rId45"/>
+                    <a:stretch>
+                      <a:fillRect/>
+                    </a:stretch>
+                  </pic:blipFill>
+                  <pic:spPr>
+                    <a:xfrm>
+                      <a:off x="0" y="0"/>
+                      <a:ext cx="5943600" cy="3937635"/>
+                    </a:xfrm>
+                    <a:prstGeom prst="rect">
+                      <a:avLst/>
+                    </a:prstGeom>
+                  </pic:spPr>
+                </pic:pic>
+              </a:graphicData>
+            </a:graphic>
+          </wp:inline>
+        </w:drawing>
+      </w:r>
+    </w:p>
+    <w:p>
+      <w:pPr>
+        <w:pStyle w:val="ListParagraph"/>
+        <w:numPr>
+          <w:ilvl w:val="0"/>
+          <w:numId w:val="24"/>
+        </w:numPr>
+        <w:rPr>
+          <w:sz w:val="22"/>
+          <w:szCs w:val="22"/>
+        </w:rPr>
+      </w:pPr>
+      <w:r>
+        <w:rPr>
+          <w:sz w:val="22"/>
+          <w:szCs w:val="22"/>
+        </w:rPr>
+        <w:t>Confirmed service is active and port 80 is open</w:t>
+      </w:r>
+    </w:p>
+    <w:p>
+      <w:pPr>
+        <w:pStyle w:val="ListParagraph"/>
+        <w:numPr>
+          <w:ilvl w:val="0"/>
+          <w:numId w:val="24"/>
+        </w:numPr>
+        <w:rPr>
+          <w:sz w:val="22"/>
+          <w:szCs w:val="22"/>
+        </w:rPr>
+      </w:pPr>
+      <w:r>
+        <w:rPr>
+          <w:sz w:val="22"/>
+          <w:szCs w:val="22"/>
+        </w:rPr>
+        <w:t xml:space="preserve">Resolution – Edit browser URL </w:t>
+      </w:r>
+      <w:r>
+        <w:rPr>
+          <w:sz w:val="22"/>
+          <w:szCs w:val="22"/>
+        </w:rPr>
+        <w:t xml:space="preserve"> to target http port 80 and not https port 443 </w:t>
+      </w:r>
+    </w:p>
+    <w:p>
+      <w:pPr>
+        <w:rPr>
+          <w:sz w:val="22"/>
+          <w:szCs w:val="22"/>
+        </w:rPr>
+      </w:pPr>
+      <w:r>
+        <w:rPr>
+          <w:sz w:val="22"/>
+          <w:szCs w:val="22"/>
+        </w:rPr>
+        <w:lastRenderedPageBreak/>
+        <w:drawing>
+          <wp:inline distT="0" distB="0" distL="0" distR="0" wp14:anchorId="40BFA904" wp14:editId="13C3DA9E">
+            <wp:extent cx="2543530" cy="1381318"/>
+            <wp:effectExtent l="0" t="0" r="9525" b="9525"/>
+            <wp:docPr id="520441136" name="Picture 1"/>
+            <wp:cNvGraphicFramePr>
+              <a:graphicFrameLocks xmlns:a="http://schemas.openxmlformats.org/drawingml/2006/main" noChangeAspect="1"/>
+            </wp:cNvGraphicFramePr>
+            <a:graphic xmlns:a="http://schemas.openxmlformats.org/drawingml/2006/main">
+              <a:graphicData uri="http://schemas.openxmlformats.org/drawingml/2006/picture">
+                <pic:pic xmlns:pic="http://schemas.openxmlformats.org/drawingml/2006/picture">
+                  <pic:nvPicPr>
+                    <pic:cNvPr id="520441136" name=""/>
+                    <pic:cNvPicPr/>
+                  </pic:nvPicPr>
+                  <pic:blipFill>
+                    <a:blip r:embed="rId46"/>
+                    <a:stretch>
+                      <a:fillRect/>
+                    </a:stretch>
+                  </pic:blipFill>
+                  <pic:spPr>
+                    <a:xfrm>
+                      <a:off x="0" y="0"/>
+                      <a:ext cx="2543530" cy="1381318"/>
+                    </a:xfrm>
+                    <a:prstGeom prst="rect">
+                      <a:avLst/>
+                    </a:prstGeom>
+                  </pic:spPr>
+                </pic:pic>
+              </a:graphicData>
+            </a:graphic>
+          </wp:inline>
+        </w:drawing>
+      </w:r>
+    </w:p>
+    <w:p>
+      <w:pPr>
+        <w:rPr>
+          <w:sz w:val="22"/>
+          <w:szCs w:val="22"/>
+        </w:rPr>
+      </w:pPr>
+      <w:r>
+        <w:rPr>
+          <w:sz w:val="22"/>
+          <w:szCs w:val="22"/>
+        </w:rPr>
+        <w:drawing>
+          <wp:inline distT="0" distB="0" distL="0" distR="0" wp14:anchorId="0F2F0995" wp14:editId="68683B37">
+            <wp:extent cx="5943600" cy="378460"/>
+            <wp:effectExtent l="0" t="0" r="0" b="2540"/>
+            <wp:docPr id="124839999" name="Picture 1"/>
+            <wp:cNvGraphicFramePr>
+              <a:graphicFrameLocks xmlns:a="http://schemas.openxmlformats.org/drawingml/2006/main" noChangeAspect="1"/>
+            </wp:cNvGraphicFramePr>
+            <a:graphic xmlns:a="http://schemas.openxmlformats.org/drawingml/2006/main">
+              <a:graphicData uri="http://schemas.openxmlformats.org/drawingml/2006/picture">
+                <pic:pic xmlns:pic="http://schemas.openxmlformats.org/drawingml/2006/picture">
+                  <pic:nvPicPr>
+                    <pic:cNvPr id="124839999" name=""/>
+                    <pic:cNvPicPr/>
+                  </pic:nvPicPr>
+                  <pic:blipFill>
+                    <a:blip r:embed="rId47"/>
+                    <a:stretch>
+                      <a:fillRect/>
+                    </a:stretch>
+                  </pic:blipFill>
+                  <pic:spPr>
+                    <a:xfrm>
+                      <a:off x="0" y="0"/>
+                      <a:ext cx="5943600" cy="378460"/>
+                    </a:xfrm>
+                    <a:prstGeom prst="rect">
+                      <a:avLst/>
+                    </a:prstGeom>
+                  </pic:spPr>
+                </pic:pic>
+              </a:graphicData>
+            </a:graphic>
+          </wp:inline>
+        </w:drawing>
+      </w:r>
+    </w:p>
+    <w:p>
+      <w:pPr>
+        <w:pStyle w:val="Heading1"/>
+        <w:rPr>
+          <w:sz w:val="22"/>
+          <w:szCs w:val="22"/>
+        </w:rPr>
+      </w:pPr>
+      <w:r>
+        <w:rPr>
+          <w:sz w:val="22"/>
+          <w:szCs w:val="22"/>
+        </w:rPr>
+        <w:t>AWS WAF Deployed by Terraform</w:t>
+      </w:r>
+    </w:p>
+    <w:p>
+      <w:pPr>
+        <w:rPr>
+          <w:sz w:val="22"/>
+          <w:szCs w:val="22"/>
+        </w:rPr>
+      </w:pPr>
+      <w:r>
+        <w:rPr>
+          <w:sz w:val="22"/>
+          <w:szCs w:val="22"/>
+        </w:rPr>
+        <w:drawing>
+          <wp:inline distT="0" distB="0" distL="0" distR="0" wp14:anchorId="085019C9" wp14:editId="331D3FFB">
+            <wp:extent cx="5943600" cy="1565910"/>
+            <wp:effectExtent l="0" t="0" r="0" b="0"/>
+            <wp:docPr id="884011580" name="Picture 1"/>
+            <wp:cNvGraphicFramePr>
+              <a:graphicFrameLocks xmlns:a="http://schemas.openxmlformats.org/drawingml/2006/main" noChangeAspect="1"/>
+            </wp:cNvGraphicFramePr>
+            <a:graphic xmlns:a="http://schemas.openxmlformats.org/drawingml/2006/main">
+              <a:graphicData uri="http://schemas.openxmlformats.org/drawingml/2006/picture">
+                <pic:pic xmlns:pic="http://schemas.openxmlformats.org/drawingml/2006/picture">
+                  <pic:nvPicPr>
+                    <pic:cNvPr id="884011580" name=""/>
+                    <pic:cNvPicPr/>
+                  </pic:nvPicPr>
+                  <pic:blipFill>
+                    <a:blip r:embed="rId48"/>
+                    <a:stretch>
+                      <a:fillRect/>
+                    </a:stretch>
+                  </pic:blipFill>
+                  <pic:spPr>
+                    <a:xfrm>
+                      <a:off x="0" y="0"/>
+                      <a:ext cx="5943600" cy="1565910"/>
+                    </a:xfrm>
+                    <a:prstGeom prst="rect">
+                      <a:avLst/>
+                    </a:prstGeom>
+                  </pic:spPr>
+                </pic:pic>
+              </a:graphicData>
+            </a:graphic>
+          </wp:inline>
+        </w:drawing>
+      </w:r>
+    </w:p>
+    <w:p>
+      <w:pPr>
+        <w:pStyle w:val="Heading1"/>
+        <w:rPr>
+          <w:sz w:val="22"/>
+          <w:szCs w:val="22"/>
+        </w:rPr>
+      </w:pPr>
+      <w:r>
+        <w:rPr>
+          <w:sz w:val="22"/>
+          <w:szCs w:val="22"/>
+        </w:rPr>
+        <w:t>AWS Guard</w:t>
+      </w:r>
+      <w:r>
+        <w:rPr>
+          <w:sz w:val="22"/>
+          <w:szCs w:val="22"/>
+        </w:rPr>
+        <w:t>Duty</w:t>
+      </w:r>
+      <w:r>
+        <w:rPr>
+          <w:sz w:val="22"/>
+          <w:szCs w:val="22"/>
+        </w:rPr>
+        <w:t xml:space="preserve"> Deployed by Terraform</w:t>
+      </w:r>
+    </w:p>
+    <w:p>
+      <w:pPr>
+        <w:rPr>
+          <w:sz w:val="22"/>
+          <w:szCs w:val="22"/>
+        </w:rPr>
+      </w:pPr>
+      <w:r>
+        <w:rPr>
+          <w:sz w:val="22"/>
+          <w:szCs w:val="22"/>
+        </w:rPr>
+        <w:drawing>
+          <wp:inline distT="0" distB="0" distL="0" distR="0" wp14:anchorId="293B80F7" wp14:editId="35353BC2">
+            <wp:extent cx="5943600" cy="3164840"/>
+            <wp:effectExtent l="0" t="0" r="0" b="0"/>
+            <wp:docPr id="513557306" name="Picture 1"/>
+            <wp:cNvGraphicFramePr>
+              <a:graphicFrameLocks xmlns:a="http://schemas.openxmlformats.org/drawingml/2006/main" noChangeAspect="1"/>
+            </wp:cNvGraphicFramePr>
+            <a:graphic xmlns:a="http://schemas.openxmlformats.org/drawingml/2006/main">
+              <a:graphicData uri="http://schemas.openxmlformats.org/drawingml/2006/picture">
+                <pic:pic xmlns:pic="http://schemas.openxmlformats.org/drawingml/2006/picture">
+                  <pic:nvPicPr>
+                    <pic:cNvPr id="513557306" name=""/>
+                    <pic:cNvPicPr/>
+                  </pic:nvPicPr>
+                  <pic:blipFill>
+                    <a:blip r:embed="rId49"/>
+                    <a:stretch>
+                      <a:fillRect/>
+                    </a:stretch>
+                  </pic:blipFill>
+                  <pic:spPr>
+                    <a:xfrm>
+                      <a:off x="0" y="0"/>
+                      <a:ext cx="5943600" cy="3164840"/>
+                    </a:xfrm>
+                    <a:prstGeom prst="rect">
+                      <a:avLst/>
+                    </a:prstGeom>
+                  </pic:spPr>
+                </pic:pic>
+              </a:graphicData>
+            </a:graphic>
+          </wp:inline>
+        </w:drawing>
+      </w:r>
+    </w:p>
     <w:sectPr>
+      <w:headerReference w:type="default" r:id="rId50"/>
       <w:pgSz w:w="12240" w:h="15840"/>
       <w:pgMar w:top="1440" w:right="1440" w:bottom="1440" w:left="1440" w:header="720" w:footer="720" w:gutter="0"/>
       <w:cols w:space="720"/>
@@ -5990,9 +9271,261 @@
 </w:document>
 </file>
 
+<file path=word/endnotes.xml><?xml version="1.0" encoding="utf-8"?>
+<w:endnotes xmlns:wpc="http://schemas.microsoft.com/office/word/2010/wordprocessingCanvas" xmlns:cx="http://schemas.microsoft.com/office/drawing/2014/chartex" xmlns:cx1="http://schemas.microsoft.com/office/drawing/2015/9/8/chartex" xmlns:cx2="http://schemas.microsoft.com/office/drawing/2015/10/21/chartex" xmlns:cx3="http://schemas.microsoft.com/office/drawing/2016/5/9/chartex" xmlns:cx4="http://schemas.microsoft.com/office/drawing/2016/5/10/chartex" xmlns:cx5="http://schemas.microsoft.com/office/drawing/2016/5/11/chartex" xmlns:cx6="http://schemas.microsoft.com/office/drawing/2016/5/12/chartex" xmlns:cx7="http://schemas.microsoft.com/office/drawing/2016/5/13/chartex" xmlns:cx8="http://schemas.microsoft.com/office/drawing/2016/5/14/chartex" xmlns:mc="http://schemas.openxmlformats.org/markup-compatibility/2006" xmlns:aink="http://schemas.microsoft.com/office/drawing/2016/ink" xmlns:am3d="http://schemas.microsoft.com/office/drawing/2017/model3d" xmlns:o="urn:schemas-microsoft-com:office:office" xmlns:oel="http://schemas.microsoft.com/office/2019/extlst" xmlns:r="http://schemas.openxmlformats.org/officeDocument/2006/relationships" xmlns:m="http://schemas.openxmlformats.org/officeDocument/2006/math" xmlns:v="urn:schemas-microsoft-com:vml" xmlns:wp14="http://schemas.microsoft.com/office/word/2010/wordprocessingDrawing" xmlns:wp="http://schemas.openxmlformats.org/drawingml/2006/wordprocessingDrawing" xmlns:w10="urn:schemas-microsoft-com:office:word" xmlns:w="http://schemas.openxmlformats.org/wordprocessingml/2006/main" xmlns:w14="http://schemas.microsoft.com/office/word/2010/wordml" xmlns:w15="http://schemas.microsoft.com/office/word/2012/wordml" xmlns:w16cex="http://schemas.microsoft.com/office/word/2018/wordml/cex" xmlns:w16cid="http://schemas.microsoft.com/office/word/2016/wordml/cid" xmlns:w16="http://schemas.microsoft.com/office/word/2018/wordml" xmlns:w16du="http://schemas.microsoft.com/office/word/2023/wordml/word16du" xmlns:w16sdtdh="http://schemas.microsoft.com/office/word/2020/wordml/sdtdatahash" xmlns:w16sdtfl="http://schemas.microsoft.com/office/word/2024/wordml/sdtformatlock" xmlns:w16se="http://schemas.microsoft.com/office/word/2015/wordml/symex" xmlns:wpg="http://schemas.microsoft.com/office/word/2010/wordprocessingGroup" xmlns:wpi="http://schemas.microsoft.com/office/word/2010/wordprocessingInk" xmlns:wne="http://schemas.microsoft.com/office/word/2006/wordml" xmlns:wps="http://schemas.microsoft.com/office/word/2010/wordprocessingShape" mc:Ignorable="w14 w15 w16se w16cid w16 w16cex w16sdtdh w16sdtfl w16du wp14">
+  <w:endnote w:type="separator" w:id="-1">
+    <w:p>
+      <w:pPr>
+        <w:spacing w:after="0" w:line="240" w:lineRule="auto"/>
+      </w:pPr>
+      <w:r>
+        <w:separator/>
+      </w:r>
+    </w:p>
+  </w:endnote>
+  <w:endnote w:type="continuationSeparator" w:id="0">
+    <w:p>
+      <w:pPr>
+        <w:spacing w:after="0" w:line="240" w:lineRule="auto"/>
+      </w:pPr>
+      <w:r>
+        <w:continuationSeparator/>
+      </w:r>
+    </w:p>
+  </w:endnote>
+</w:endnotes>
+</file>
+
+<file path=word/footnotes.xml><?xml version="1.0" encoding="utf-8"?>
+<w:footnotes xmlns:wpc="http://schemas.microsoft.com/office/word/2010/wordprocessingCanvas" xmlns:cx="http://schemas.microsoft.com/office/drawing/2014/chartex" xmlns:cx1="http://schemas.microsoft.com/office/drawing/2015/9/8/chartex" xmlns:cx2="http://schemas.microsoft.com/office/drawing/2015/10/21/chartex" xmlns:cx3="http://schemas.microsoft.com/office/drawing/2016/5/9/chartex" xmlns:cx4="http://schemas.microsoft.com/office/drawing/2016/5/10/chartex" xmlns:cx5="http://schemas.microsoft.com/office/drawing/2016/5/11/chartex" xmlns:cx6="http://schemas.microsoft.com/office/drawing/2016/5/12/chartex" xmlns:cx7="http://schemas.microsoft.com/office/drawing/2016/5/13/chartex" xmlns:cx8="http://schemas.microsoft.com/office/drawing/2016/5/14/chartex" xmlns:mc="http://schemas.openxmlformats.org/markup-compatibility/2006" xmlns:aink="http://schemas.microsoft.com/office/drawing/2016/ink" xmlns:am3d="http://schemas.microsoft.com/office/drawing/2017/model3d" xmlns:o="urn:schemas-microsoft-com:office:office" xmlns:oel="http://schemas.microsoft.com/office/2019/extlst" xmlns:r="http://schemas.openxmlformats.org/officeDocument/2006/relationships" xmlns:m="http://schemas.openxmlformats.org/officeDocument/2006/math" xmlns:v="urn:schemas-microsoft-com:vml" xmlns:wp14="http://schemas.microsoft.com/office/word/2010/wordprocessingDrawing" xmlns:wp="http://schemas.openxmlformats.org/drawingml/2006/wordprocessingDrawing" xmlns:w10="urn:schemas-microsoft-com:office:word" xmlns:w="http://schemas.openxmlformats.org/wordprocessingml/2006/main" xmlns:w14="http://schemas.microsoft.com/office/word/2010/wordml" xmlns:w15="http://schemas.microsoft.com/office/word/2012/wordml" xmlns:w16cex="http://schemas.microsoft.com/office/word/2018/wordml/cex" xmlns:w16cid="http://schemas.microsoft.com/office/word/2016/wordml/cid" xmlns:w16="http://schemas.microsoft.com/office/word/2018/wordml" xmlns:w16du="http://schemas.microsoft.com/office/word/2023/wordml/word16du" xmlns:w16sdtdh="http://schemas.microsoft.com/office/word/2020/wordml/sdtdatahash" xmlns:w16sdtfl="http://schemas.microsoft.com/office/word/2024/wordml/sdtformatlock" xmlns:w16se="http://schemas.microsoft.com/office/word/2015/wordml/symex" xmlns:wpg="http://schemas.microsoft.com/office/word/2010/wordprocessingGroup" xmlns:wpi="http://schemas.microsoft.com/office/word/2010/wordprocessingInk" xmlns:wne="http://schemas.microsoft.com/office/word/2006/wordml" xmlns:wps="http://schemas.microsoft.com/office/word/2010/wordprocessingShape" mc:Ignorable="w14 w15 w16se w16cid w16 w16cex w16sdtdh w16sdtfl w16du wp14">
+  <w:footnote w:type="separator" w:id="-1">
+    <w:p>
+      <w:pPr>
+        <w:spacing w:after="0" w:line="240" w:lineRule="auto"/>
+      </w:pPr>
+      <w:r>
+        <w:separator/>
+      </w:r>
+    </w:p>
+  </w:footnote>
+  <w:footnote w:type="continuationSeparator" w:id="0">
+    <w:p>
+      <w:pPr>
+        <w:spacing w:after="0" w:line="240" w:lineRule="auto"/>
+      </w:pPr>
+      <w:r>
+        <w:continuationSeparator/>
+      </w:r>
+    </w:p>
+  </w:footnote>
+</w:footnotes>
+</file>
+
+<file path=word/header1.xml><?xml version="1.0" encoding="utf-8"?>
+<w:hdr xmlns:wpc="http://schemas.microsoft.com/office/word/2010/wordprocessingCanvas" xmlns:cx="http://schemas.microsoft.com/office/drawing/2014/chartex" xmlns:cx1="http://schemas.microsoft.com/office/drawing/2015/9/8/chartex" xmlns:cx2="http://schemas.microsoft.com/office/drawing/2015/10/21/chartex" xmlns:cx3="http://schemas.microsoft.com/office/drawing/2016/5/9/chartex" xmlns:cx4="http://schemas.microsoft.com/office/drawing/2016/5/10/chartex" xmlns:cx5="http://schemas.microsoft.com/office/drawing/2016/5/11/chartex" xmlns:cx6="http://schemas.microsoft.com/office/drawing/2016/5/12/chartex" xmlns:cx7="http://schemas.microsoft.com/office/drawing/2016/5/13/chartex" xmlns:cx8="http://schemas.microsoft.com/office/drawing/2016/5/14/chartex" xmlns:mc="http://schemas.openxmlformats.org/markup-compatibility/2006" xmlns:aink="http://schemas.microsoft.com/office/drawing/2016/ink" xmlns:am3d="http://schemas.microsoft.com/office/drawing/2017/model3d" xmlns:o="urn:schemas-microsoft-com:office:office" xmlns:oel="http://schemas.microsoft.com/office/2019/extlst" xmlns:r="http://schemas.openxmlformats.org/officeDocument/2006/relationships" xmlns:m="http://schemas.openxmlformats.org/officeDocument/2006/math" xmlns:v="urn:schemas-microsoft-com:vml" xmlns:wp14="http://schemas.microsoft.com/office/word/2010/wordprocessingDrawing" xmlns:wp="http://schemas.openxmlformats.org/drawingml/2006/wordprocessingDrawing" xmlns:w10="urn:schemas-microsoft-com:office:word" xmlns:w="http://schemas.openxmlformats.org/wordprocessingml/2006/main" xmlns:w14="http://schemas.microsoft.com/office/word/2010/wordml" xmlns:w15="http://schemas.microsoft.com/office/word/2012/wordml" xmlns:w16cex="http://schemas.microsoft.com/office/word/2018/wordml/cex" xmlns:w16cid="http://schemas.microsoft.com/office/word/2016/wordml/cid" xmlns:w16="http://schemas.microsoft.com/office/word/2018/wordml" xmlns:w16du="http://schemas.microsoft.com/office/word/2023/wordml/word16du" xmlns:w16sdtdh="http://schemas.microsoft.com/office/word/2020/wordml/sdtdatahash" xmlns:w16sdtfl="http://schemas.microsoft.com/office/word/2024/wordml/sdtformatlock" xmlns:w16se="http://schemas.microsoft.com/office/word/2015/wordml/symex" xmlns:wpg="http://schemas.microsoft.com/office/word/2010/wordprocessingGroup" xmlns:wpi="http://schemas.microsoft.com/office/word/2010/wordprocessingInk" xmlns:wne="http://schemas.microsoft.com/office/word/2006/wordml" xmlns:wps="http://schemas.microsoft.com/office/word/2010/wordprocessingShape" mc:Ignorable="w14 w15 w16se w16cid w16 w16cex w16sdtdh w16sdtfl w16du wp14">
+  <w:sdt>
+    <w:sdtPr>
+      <w:id w:val="67926546"/>
+      <w:docPartObj>
+        <w:docPartGallery w:val="Page Numbers (Top of Page)"/>
+        <w:docPartUnique/>
+      </w:docPartObj>
+    </w:sdtPr>
+    <w:sdtEndPr>
+      <w:rPr>
+        <w:noProof/>
+      </w:rPr>
+    </w:sdtEndPr>
+    <w:sdtContent>
+      <w:p>
+        <w:pPr>
+          <w:pStyle w:val="Header"/>
+          <w:jc w:val="right"/>
+        </w:pPr>
+        <w:r>
+          <w:fldChar w:fldCharType="begin"/>
+        </w:r>
+        <w:r>
+          <w:instrText xml:space="preserve"> PAGE   \* MERGEFORMAT </w:instrText>
+        </w:r>
+        <w:r>
+          <w:fldChar w:fldCharType="separate"/>
+        </w:r>
+        <w:r>
+          <w:rPr>
+            <w:noProof/>
+          </w:rPr>
+          <w:t>2</w:t>
+        </w:r>
+        <w:r>
+          <w:rPr>
+            <w:noProof/>
+          </w:rPr>
+          <w:fldChar w:fldCharType="end"/>
+        </w:r>
+      </w:p>
+    </w:sdtContent>
+  </w:sdt>
+  <w:p>
+    <w:pPr>
+      <w:pStyle w:val="Header"/>
+    </w:pPr>
+  </w:p>
+</w:hdr>
+</file>
+
 <file path=word/numbering.xml><?xml version="1.0" encoding="utf-8"?>
 <w:numbering xmlns:wpc="http://schemas.microsoft.com/office/word/2010/wordprocessingCanvas" xmlns:cx="http://schemas.microsoft.com/office/drawing/2014/chartex" xmlns:cx1="http://schemas.microsoft.com/office/drawing/2015/9/8/chartex" xmlns:cx2="http://schemas.microsoft.com/office/drawing/2015/10/21/chartex" xmlns:cx3="http://schemas.microsoft.com/office/drawing/2016/5/9/chartex" xmlns:cx4="http://schemas.microsoft.com/office/drawing/2016/5/10/chartex" xmlns:cx5="http://schemas.microsoft.com/office/drawing/2016/5/11/chartex" xmlns:cx6="http://schemas.microsoft.com/office/drawing/2016/5/12/chartex" xmlns:cx7="http://schemas.microsoft.com/office/drawing/2016/5/13/chartex" xmlns:cx8="http://schemas.microsoft.com/office/drawing/2016/5/14/chartex" xmlns:mc="http://schemas.openxmlformats.org/markup-compatibility/2006" xmlns:aink="http://schemas.microsoft.com/office/drawing/2016/ink" xmlns:am3d="http://schemas.microsoft.com/office/drawing/2017/model3d" xmlns:o="urn:schemas-microsoft-com:office:office" xmlns:oel="http://schemas.microsoft.com/office/2019/extlst" xmlns:r="http://schemas.openxmlformats.org/officeDocument/2006/relationships" xmlns:m="http://schemas.openxmlformats.org/officeDocument/2006/math" xmlns:v="urn:schemas-microsoft-com:vml" xmlns:wp14="http://schemas.microsoft.com/office/word/2010/wordprocessingDrawing" xmlns:wp="http://schemas.openxmlformats.org/drawingml/2006/wordprocessingDrawing" xmlns:w10="urn:schemas-microsoft-com:office:word" xmlns:w="http://schemas.openxmlformats.org/wordprocessingml/2006/main" xmlns:w14="http://schemas.microsoft.com/office/word/2010/wordml" xmlns:w15="http://schemas.microsoft.com/office/word/2012/wordml" xmlns:w16cex="http://schemas.microsoft.com/office/word/2018/wordml/cex" xmlns:w16cid="http://schemas.microsoft.com/office/word/2016/wordml/cid" xmlns:w16="http://schemas.microsoft.com/office/word/2018/wordml" xmlns:w16du="http://schemas.microsoft.com/office/word/2023/wordml/word16du" xmlns:w16sdtdh="http://schemas.microsoft.com/office/word/2020/wordml/sdtdatahash" xmlns:w16sdtfl="http://schemas.microsoft.com/office/word/2024/wordml/sdtformatlock" xmlns:w16se="http://schemas.microsoft.com/office/word/2015/wordml/symex" xmlns:wpg="http://schemas.microsoft.com/office/word/2010/wordprocessingGroup" xmlns:wpi="http://schemas.microsoft.com/office/word/2010/wordprocessingInk" xmlns:wne="http://schemas.microsoft.com/office/word/2006/wordml" xmlns:wps="http://schemas.microsoft.com/office/word/2010/wordprocessingShape" mc:Ignorable="w14 w15 w16se w16cid w16 w16cex w16sdtdh w16sdtfl w16du wp14">
   <w:abstractNum w:abstractNumId="0" w15:restartNumberingAfterBreak="0">
+    <w:nsid w:val="03980B7D"/>
+    <w:multiLevelType w:val="multilevel"/>
+    <w:tmpl w:val="9FBC8F06"/>
+    <w:lvl w:ilvl="0">
+      <w:start w:val="1"/>
+      <w:numFmt w:val="bullet"/>
+      <w:lvlText w:val=""/>
+      <w:lvlJc w:val="left"/>
+      <w:pPr>
+        <w:tabs>
+          <w:tab w:val="num" w:pos="720"/>
+        </w:tabs>
+        <w:ind w:left="720" w:hanging="360"/>
+      </w:pPr>
+      <w:rPr>
+        <w:rFonts w:ascii="Symbol" w:hAnsi="Symbol" w:hint="default"/>
+        <w:sz w:val="20"/>
+      </w:rPr>
+    </w:lvl>
+    <w:lvl w:ilvl="1" w:tentative="1">
+      <w:start w:val="1"/>
+      <w:numFmt w:val="bullet"/>
+      <w:lvlText w:val="o"/>
+      <w:lvlJc w:val="left"/>
+      <w:pPr>
+        <w:tabs>
+          <w:tab w:val="num" w:pos="1440"/>
+        </w:tabs>
+        <w:ind w:left="1440" w:hanging="360"/>
+      </w:pPr>
+      <w:rPr>
+        <w:rFonts w:ascii="Courier New" w:hAnsi="Courier New" w:hint="default"/>
+        <w:sz w:val="20"/>
+      </w:rPr>
+    </w:lvl>
+    <w:lvl w:ilvl="2" w:tentative="1">
+      <w:start w:val="1"/>
+      <w:numFmt w:val="bullet"/>
+      <w:lvlText w:val=""/>
+      <w:lvlJc w:val="left"/>
+      <w:pPr>
+        <w:tabs>
+          <w:tab w:val="num" w:pos="2160"/>
+        </w:tabs>
+        <w:ind w:left="2160" w:hanging="360"/>
+      </w:pPr>
+      <w:rPr>
+        <w:rFonts w:ascii="Wingdings" w:hAnsi="Wingdings" w:hint="default"/>
+        <w:sz w:val="20"/>
+      </w:rPr>
+    </w:lvl>
+    <w:lvl w:ilvl="3" w:tentative="1">
+      <w:start w:val="1"/>
+      <w:numFmt w:val="bullet"/>
+      <w:lvlText w:val=""/>
+      <w:lvlJc w:val="left"/>
+      <w:pPr>
+        <w:tabs>
+          <w:tab w:val="num" w:pos="2880"/>
+        </w:tabs>
+        <w:ind w:left="2880" w:hanging="360"/>
+      </w:pPr>
+      <w:rPr>
+        <w:rFonts w:ascii="Wingdings" w:hAnsi="Wingdings" w:hint="default"/>
+        <w:sz w:val="20"/>
+      </w:rPr>
+    </w:lvl>
+    <w:lvl w:ilvl="4" w:tentative="1">
+      <w:start w:val="1"/>
+      <w:numFmt w:val="bullet"/>
+      <w:lvlText w:val=""/>
+      <w:lvlJc w:val="left"/>
+      <w:pPr>
+        <w:tabs>
+          <w:tab w:val="num" w:pos="3600"/>
+        </w:tabs>
+        <w:ind w:left="3600" w:hanging="360"/>
+      </w:pPr>
+      <w:rPr>
+        <w:rFonts w:ascii="Wingdings" w:hAnsi="Wingdings" w:hint="default"/>
+        <w:sz w:val="20"/>
+      </w:rPr>
+    </w:lvl>
+    <w:lvl w:ilvl="5" w:tentative="1">
+      <w:start w:val="1"/>
+      <w:numFmt w:val="bullet"/>
+      <w:lvlText w:val=""/>
+      <w:lvlJc w:val="left"/>
+      <w:pPr>
+        <w:tabs>
+          <w:tab w:val="num" w:pos="4320"/>
+        </w:tabs>
+        <w:ind w:left="4320" w:hanging="360"/>
+      </w:pPr>
+      <w:rPr>
+        <w:rFonts w:ascii="Wingdings" w:hAnsi="Wingdings" w:hint="default"/>
+        <w:sz w:val="20"/>
+      </w:rPr>
+    </w:lvl>
+    <w:lvl w:ilvl="6" w:tentative="1">
+      <w:start w:val="1"/>
+      <w:numFmt w:val="bullet"/>
+      <w:lvlText w:val=""/>
+      <w:lvlJc w:val="left"/>
+      <w:pPr>
+        <w:tabs>
+          <w:tab w:val="num" w:pos="5040"/>
+        </w:tabs>
+        <w:ind w:left="5040" w:hanging="360"/>
+      </w:pPr>
+      <w:rPr>
+        <w:rFonts w:ascii="Wingdings" w:hAnsi="Wingdings" w:hint="default"/>
+        <w:sz w:val="20"/>
+      </w:rPr>
+    </w:lvl>
+    <w:lvl w:ilvl="7" w:tentative="1">
+      <w:start w:val="1"/>
+      <w:numFmt w:val="bullet"/>
+      <w:lvlText w:val=""/>
+      <w:lvlJc w:val="left"/>
+      <w:pPr>
+        <w:tabs>
+          <w:tab w:val="num" w:pos="5760"/>
+        </w:tabs>
+        <w:ind w:left="5760" w:hanging="360"/>
+      </w:pPr>
+      <w:rPr>
+        <w:rFonts w:ascii="Wingdings" w:hAnsi="Wingdings" w:hint="default"/>
+        <w:sz w:val="20"/>
+      </w:rPr>
+    </w:lvl>
+    <w:lvl w:ilvl="8" w:tentative="1">
+      <w:start w:val="1"/>
+      <w:numFmt w:val="bullet"/>
+      <w:lvlText w:val=""/>
+      <w:lvlJc w:val="left"/>
+      <w:pPr>
+        <w:tabs>
+          <w:tab w:val="num" w:pos="6480"/>
+        </w:tabs>
+        <w:ind w:left="6480" w:hanging="360"/>
+      </w:pPr>
+      <w:rPr>
+        <w:rFonts w:ascii="Wingdings" w:hAnsi="Wingdings" w:hint="default"/>
+        <w:sz w:val="20"/>
+      </w:rPr>
+    </w:lvl>
+  </w:abstractNum>
+  <w:abstractNum w:abstractNumId="1" w15:restartNumberingAfterBreak="0">
     <w:nsid w:val="03E87EDA"/>
     <w:multiLevelType w:val="multilevel"/>
     <w:tmpl w:val="A8041034"/>
@@ -6141,7 +9674,680 @@
       </w:rPr>
     </w:lvl>
   </w:abstractNum>
-  <w:abstractNum w:abstractNumId="1" w15:restartNumberingAfterBreak="0">
+  <w:abstractNum w:abstractNumId="2" w15:restartNumberingAfterBreak="0">
+    <w:nsid w:val="04113342"/>
+    <w:multiLevelType w:val="hybridMultilevel"/>
+    <w:tmpl w:val="F606C9EC"/>
+    <w:lvl w:ilvl="0" w:tplc="04090001">
+      <w:start w:val="1"/>
+      <w:numFmt w:val="bullet"/>
+      <w:lvlText w:val=""/>
+      <w:lvlJc w:val="left"/>
+      <w:pPr>
+        <w:ind w:left="720" w:hanging="360"/>
+      </w:pPr>
+      <w:rPr>
+        <w:rFonts w:ascii="Symbol" w:hAnsi="Symbol" w:hint="default"/>
+      </w:rPr>
+    </w:lvl>
+    <w:lvl w:ilvl="1" w:tplc="04090003" w:tentative="1">
+      <w:start w:val="1"/>
+      <w:numFmt w:val="bullet"/>
+      <w:lvlText w:val="o"/>
+      <w:lvlJc w:val="left"/>
+      <w:pPr>
+        <w:ind w:left="1440" w:hanging="360"/>
+      </w:pPr>
+      <w:rPr>
+        <w:rFonts w:ascii="Courier New" w:hAnsi="Courier New" w:cs="Courier New" w:hint="default"/>
+      </w:rPr>
+    </w:lvl>
+    <w:lvl w:ilvl="2" w:tplc="04090005" w:tentative="1">
+      <w:start w:val="1"/>
+      <w:numFmt w:val="bullet"/>
+      <w:lvlText w:val=""/>
+      <w:lvlJc w:val="left"/>
+      <w:pPr>
+        <w:ind w:left="2160" w:hanging="360"/>
+      </w:pPr>
+      <w:rPr>
+        <w:rFonts w:ascii="Wingdings" w:hAnsi="Wingdings" w:hint="default"/>
+      </w:rPr>
+    </w:lvl>
+    <w:lvl w:ilvl="3" w:tplc="04090001" w:tentative="1">
+      <w:start w:val="1"/>
+      <w:numFmt w:val="bullet"/>
+      <w:lvlText w:val=""/>
+      <w:lvlJc w:val="left"/>
+      <w:pPr>
+        <w:ind w:left="2880" w:hanging="360"/>
+      </w:pPr>
+      <w:rPr>
+        <w:rFonts w:ascii="Symbol" w:hAnsi="Symbol" w:hint="default"/>
+      </w:rPr>
+    </w:lvl>
+    <w:lvl w:ilvl="4" w:tplc="04090003" w:tentative="1">
+      <w:start w:val="1"/>
+      <w:numFmt w:val="bullet"/>
+      <w:lvlText w:val="o"/>
+      <w:lvlJc w:val="left"/>
+      <w:pPr>
+        <w:ind w:left="3600" w:hanging="360"/>
+      </w:pPr>
+      <w:rPr>
+        <w:rFonts w:ascii="Courier New" w:hAnsi="Courier New" w:cs="Courier New" w:hint="default"/>
+      </w:rPr>
+    </w:lvl>
+    <w:lvl w:ilvl="5" w:tplc="04090005" w:tentative="1">
+      <w:start w:val="1"/>
+      <w:numFmt w:val="bullet"/>
+      <w:lvlText w:val=""/>
+      <w:lvlJc w:val="left"/>
+      <w:pPr>
+        <w:ind w:left="4320" w:hanging="360"/>
+      </w:pPr>
+      <w:rPr>
+        <w:rFonts w:ascii="Wingdings" w:hAnsi="Wingdings" w:hint="default"/>
+      </w:rPr>
+    </w:lvl>
+    <w:lvl w:ilvl="6" w:tplc="04090001" w:tentative="1">
+      <w:start w:val="1"/>
+      <w:numFmt w:val="bullet"/>
+      <w:lvlText w:val=""/>
+      <w:lvlJc w:val="left"/>
+      <w:pPr>
+        <w:ind w:left="5040" w:hanging="360"/>
+      </w:pPr>
+      <w:rPr>
+        <w:rFonts w:ascii="Symbol" w:hAnsi="Symbol" w:hint="default"/>
+      </w:rPr>
+    </w:lvl>
+    <w:lvl w:ilvl="7" w:tplc="04090003" w:tentative="1">
+      <w:start w:val="1"/>
+      <w:numFmt w:val="bullet"/>
+      <w:lvlText w:val="o"/>
+      <w:lvlJc w:val="left"/>
+      <w:pPr>
+        <w:ind w:left="5760" w:hanging="360"/>
+      </w:pPr>
+      <w:rPr>
+        <w:rFonts w:ascii="Courier New" w:hAnsi="Courier New" w:cs="Courier New" w:hint="default"/>
+      </w:rPr>
+    </w:lvl>
+    <w:lvl w:ilvl="8" w:tplc="04090005" w:tentative="1">
+      <w:start w:val="1"/>
+      <w:numFmt w:val="bullet"/>
+      <w:lvlText w:val=""/>
+      <w:lvlJc w:val="left"/>
+      <w:pPr>
+        <w:ind w:left="6480" w:hanging="360"/>
+      </w:pPr>
+      <w:rPr>
+        <w:rFonts w:ascii="Wingdings" w:hAnsi="Wingdings" w:hint="default"/>
+      </w:rPr>
+    </w:lvl>
+  </w:abstractNum>
+  <w:abstractNum w:abstractNumId="3" w15:restartNumberingAfterBreak="0">
+    <w:nsid w:val="051230CF"/>
+    <w:multiLevelType w:val="multilevel"/>
+    <w:tmpl w:val="46209DB2"/>
+    <w:lvl w:ilvl="0">
+      <w:start w:val="1"/>
+      <w:numFmt w:val="decimal"/>
+      <w:lvlText w:val="%1."/>
+      <w:lvlJc w:val="left"/>
+      <w:pPr>
+        <w:tabs>
+          <w:tab w:val="num" w:pos="720"/>
+        </w:tabs>
+        <w:ind w:left="720" w:hanging="360"/>
+      </w:pPr>
+    </w:lvl>
+    <w:lvl w:ilvl="1" w:tentative="1">
+      <w:start w:val="1"/>
+      <w:numFmt w:val="decimal"/>
+      <w:lvlText w:val="%2."/>
+      <w:lvlJc w:val="left"/>
+      <w:pPr>
+        <w:tabs>
+          <w:tab w:val="num" w:pos="1440"/>
+        </w:tabs>
+        <w:ind w:left="1440" w:hanging="360"/>
+      </w:pPr>
+    </w:lvl>
+    <w:lvl w:ilvl="2" w:tentative="1">
+      <w:start w:val="1"/>
+      <w:numFmt w:val="decimal"/>
+      <w:lvlText w:val="%3."/>
+      <w:lvlJc w:val="left"/>
+      <w:pPr>
+        <w:tabs>
+          <w:tab w:val="num" w:pos="2160"/>
+        </w:tabs>
+        <w:ind w:left="2160" w:hanging="360"/>
+      </w:pPr>
+    </w:lvl>
+    <w:lvl w:ilvl="3" w:tentative="1">
+      <w:start w:val="1"/>
+      <w:numFmt w:val="decimal"/>
+      <w:lvlText w:val="%4."/>
+      <w:lvlJc w:val="left"/>
+      <w:pPr>
+        <w:tabs>
+          <w:tab w:val="num" w:pos="2880"/>
+        </w:tabs>
+        <w:ind w:left="2880" w:hanging="360"/>
+      </w:pPr>
+    </w:lvl>
+    <w:lvl w:ilvl="4" w:tentative="1">
+      <w:start w:val="1"/>
+      <w:numFmt w:val="decimal"/>
+      <w:lvlText w:val="%5."/>
+      <w:lvlJc w:val="left"/>
+      <w:pPr>
+        <w:tabs>
+          <w:tab w:val="num" w:pos="3600"/>
+        </w:tabs>
+        <w:ind w:left="3600" w:hanging="360"/>
+      </w:pPr>
+    </w:lvl>
+    <w:lvl w:ilvl="5" w:tentative="1">
+      <w:start w:val="1"/>
+      <w:numFmt w:val="decimal"/>
+      <w:lvlText w:val="%6."/>
+      <w:lvlJc w:val="left"/>
+      <w:pPr>
+        <w:tabs>
+          <w:tab w:val="num" w:pos="4320"/>
+        </w:tabs>
+        <w:ind w:left="4320" w:hanging="360"/>
+      </w:pPr>
+    </w:lvl>
+    <w:lvl w:ilvl="6" w:tentative="1">
+      <w:start w:val="1"/>
+      <w:numFmt w:val="decimal"/>
+      <w:lvlText w:val="%7."/>
+      <w:lvlJc w:val="left"/>
+      <w:pPr>
+        <w:tabs>
+          <w:tab w:val="num" w:pos="5040"/>
+        </w:tabs>
+        <w:ind w:left="5040" w:hanging="360"/>
+      </w:pPr>
+    </w:lvl>
+    <w:lvl w:ilvl="7" w:tentative="1">
+      <w:start w:val="1"/>
+      <w:numFmt w:val="decimal"/>
+      <w:lvlText w:val="%8."/>
+      <w:lvlJc w:val="left"/>
+      <w:pPr>
+        <w:tabs>
+          <w:tab w:val="num" w:pos="5760"/>
+        </w:tabs>
+        <w:ind w:left="5760" w:hanging="360"/>
+      </w:pPr>
+    </w:lvl>
+    <w:lvl w:ilvl="8" w:tentative="1">
+      <w:start w:val="1"/>
+      <w:numFmt w:val="decimal"/>
+      <w:lvlText w:val="%9."/>
+      <w:lvlJc w:val="left"/>
+      <w:pPr>
+        <w:tabs>
+          <w:tab w:val="num" w:pos="6480"/>
+        </w:tabs>
+        <w:ind w:left="6480" w:hanging="360"/>
+      </w:pPr>
+    </w:lvl>
+  </w:abstractNum>
+  <w:abstractNum w:abstractNumId="4" w15:restartNumberingAfterBreak="0">
+    <w:nsid w:val="056A5D65"/>
+    <w:multiLevelType w:val="multilevel"/>
+    <w:tmpl w:val="9FBC8F06"/>
+    <w:lvl w:ilvl="0">
+      <w:start w:val="1"/>
+      <w:numFmt w:val="bullet"/>
+      <w:lvlText w:val=""/>
+      <w:lvlJc w:val="left"/>
+      <w:pPr>
+        <w:tabs>
+          <w:tab w:val="num" w:pos="720"/>
+        </w:tabs>
+        <w:ind w:left="720" w:hanging="360"/>
+      </w:pPr>
+      <w:rPr>
+        <w:rFonts w:ascii="Symbol" w:hAnsi="Symbol" w:hint="default"/>
+        <w:sz w:val="20"/>
+      </w:rPr>
+    </w:lvl>
+    <w:lvl w:ilvl="1" w:tentative="1">
+      <w:start w:val="1"/>
+      <w:numFmt w:val="bullet"/>
+      <w:lvlText w:val="o"/>
+      <w:lvlJc w:val="left"/>
+      <w:pPr>
+        <w:tabs>
+          <w:tab w:val="num" w:pos="1440"/>
+        </w:tabs>
+        <w:ind w:left="1440" w:hanging="360"/>
+      </w:pPr>
+      <w:rPr>
+        <w:rFonts w:ascii="Courier New" w:hAnsi="Courier New" w:hint="default"/>
+        <w:sz w:val="20"/>
+      </w:rPr>
+    </w:lvl>
+    <w:lvl w:ilvl="2" w:tentative="1">
+      <w:start w:val="1"/>
+      <w:numFmt w:val="bullet"/>
+      <w:lvlText w:val=""/>
+      <w:lvlJc w:val="left"/>
+      <w:pPr>
+        <w:tabs>
+          <w:tab w:val="num" w:pos="2160"/>
+        </w:tabs>
+        <w:ind w:left="2160" w:hanging="360"/>
+      </w:pPr>
+      <w:rPr>
+        <w:rFonts w:ascii="Wingdings" w:hAnsi="Wingdings" w:hint="default"/>
+        <w:sz w:val="20"/>
+      </w:rPr>
+    </w:lvl>
+    <w:lvl w:ilvl="3" w:tentative="1">
+      <w:start w:val="1"/>
+      <w:numFmt w:val="bullet"/>
+      <w:lvlText w:val=""/>
+      <w:lvlJc w:val="left"/>
+      <w:pPr>
+        <w:tabs>
+          <w:tab w:val="num" w:pos="2880"/>
+        </w:tabs>
+        <w:ind w:left="2880" w:hanging="360"/>
+      </w:pPr>
+      <w:rPr>
+        <w:rFonts w:ascii="Wingdings" w:hAnsi="Wingdings" w:hint="default"/>
+        <w:sz w:val="20"/>
+      </w:rPr>
+    </w:lvl>
+    <w:lvl w:ilvl="4" w:tentative="1">
+      <w:start w:val="1"/>
+      <w:numFmt w:val="bullet"/>
+      <w:lvlText w:val=""/>
+      <w:lvlJc w:val="left"/>
+      <w:pPr>
+        <w:tabs>
+          <w:tab w:val="num" w:pos="3600"/>
+        </w:tabs>
+        <w:ind w:left="3600" w:hanging="360"/>
+      </w:pPr>
+      <w:rPr>
+        <w:rFonts w:ascii="Wingdings" w:hAnsi="Wingdings" w:hint="default"/>
+        <w:sz w:val="20"/>
+      </w:rPr>
+    </w:lvl>
+    <w:lvl w:ilvl="5" w:tentative="1">
+      <w:start w:val="1"/>
+      <w:numFmt w:val="bullet"/>
+      <w:lvlText w:val=""/>
+      <w:lvlJc w:val="left"/>
+      <w:pPr>
+        <w:tabs>
+          <w:tab w:val="num" w:pos="4320"/>
+        </w:tabs>
+        <w:ind w:left="4320" w:hanging="360"/>
+      </w:pPr>
+      <w:rPr>
+        <w:rFonts w:ascii="Wingdings" w:hAnsi="Wingdings" w:hint="default"/>
+        <w:sz w:val="20"/>
+      </w:rPr>
+    </w:lvl>
+    <w:lvl w:ilvl="6" w:tentative="1">
+      <w:start w:val="1"/>
+      <w:numFmt w:val="bullet"/>
+      <w:lvlText w:val=""/>
+      <w:lvlJc w:val="left"/>
+      <w:pPr>
+        <w:tabs>
+          <w:tab w:val="num" w:pos="5040"/>
+        </w:tabs>
+        <w:ind w:left="5040" w:hanging="360"/>
+      </w:pPr>
+      <w:rPr>
+        <w:rFonts w:ascii="Wingdings" w:hAnsi="Wingdings" w:hint="default"/>
+        <w:sz w:val="20"/>
+      </w:rPr>
+    </w:lvl>
+    <w:lvl w:ilvl="7" w:tentative="1">
+      <w:start w:val="1"/>
+      <w:numFmt w:val="bullet"/>
+      <w:lvlText w:val=""/>
+      <w:lvlJc w:val="left"/>
+      <w:pPr>
+        <w:tabs>
+          <w:tab w:val="num" w:pos="5760"/>
+        </w:tabs>
+        <w:ind w:left="5760" w:hanging="360"/>
+      </w:pPr>
+      <w:rPr>
+        <w:rFonts w:ascii="Wingdings" w:hAnsi="Wingdings" w:hint="default"/>
+        <w:sz w:val="20"/>
+      </w:rPr>
+    </w:lvl>
+    <w:lvl w:ilvl="8" w:tentative="1">
+      <w:start w:val="1"/>
+      <w:numFmt w:val="bullet"/>
+      <w:lvlText w:val=""/>
+      <w:lvlJc w:val="left"/>
+      <w:pPr>
+        <w:tabs>
+          <w:tab w:val="num" w:pos="6480"/>
+        </w:tabs>
+        <w:ind w:left="6480" w:hanging="360"/>
+      </w:pPr>
+      <w:rPr>
+        <w:rFonts w:ascii="Wingdings" w:hAnsi="Wingdings" w:hint="default"/>
+        <w:sz w:val="20"/>
+      </w:rPr>
+    </w:lvl>
+  </w:abstractNum>
+  <w:abstractNum w:abstractNumId="5" w15:restartNumberingAfterBreak="0">
+    <w:nsid w:val="234E2A2B"/>
+    <w:multiLevelType w:val="multilevel"/>
+    <w:tmpl w:val="9FBC8F06"/>
+    <w:lvl w:ilvl="0">
+      <w:start w:val="1"/>
+      <w:numFmt w:val="bullet"/>
+      <w:lvlText w:val=""/>
+      <w:lvlJc w:val="left"/>
+      <w:pPr>
+        <w:tabs>
+          <w:tab w:val="num" w:pos="720"/>
+        </w:tabs>
+        <w:ind w:left="720" w:hanging="360"/>
+      </w:pPr>
+      <w:rPr>
+        <w:rFonts w:ascii="Symbol" w:hAnsi="Symbol" w:hint="default"/>
+        <w:sz w:val="20"/>
+      </w:rPr>
+    </w:lvl>
+    <w:lvl w:ilvl="1" w:tentative="1">
+      <w:start w:val="1"/>
+      <w:numFmt w:val="bullet"/>
+      <w:lvlText w:val="o"/>
+      <w:lvlJc w:val="left"/>
+      <w:pPr>
+        <w:tabs>
+          <w:tab w:val="num" w:pos="1440"/>
+        </w:tabs>
+        <w:ind w:left="1440" w:hanging="360"/>
+      </w:pPr>
+      <w:rPr>
+        <w:rFonts w:ascii="Courier New" w:hAnsi="Courier New" w:hint="default"/>
+        <w:sz w:val="20"/>
+      </w:rPr>
+    </w:lvl>
+    <w:lvl w:ilvl="2" w:tentative="1">
+      <w:start w:val="1"/>
+      <w:numFmt w:val="bullet"/>
+      <w:lvlText w:val=""/>
+      <w:lvlJc w:val="left"/>
+      <w:pPr>
+        <w:tabs>
+          <w:tab w:val="num" w:pos="2160"/>
+        </w:tabs>
+        <w:ind w:left="2160" w:hanging="360"/>
+      </w:pPr>
+      <w:rPr>
+        <w:rFonts w:ascii="Wingdings" w:hAnsi="Wingdings" w:hint="default"/>
+        <w:sz w:val="20"/>
+      </w:rPr>
+    </w:lvl>
+    <w:lvl w:ilvl="3" w:tentative="1">
+      <w:start w:val="1"/>
+      <w:numFmt w:val="bullet"/>
+      <w:lvlText w:val=""/>
+      <w:lvlJc w:val="left"/>
+      <w:pPr>
+        <w:tabs>
+          <w:tab w:val="num" w:pos="2880"/>
+        </w:tabs>
+        <w:ind w:left="2880" w:hanging="360"/>
+      </w:pPr>
+      <w:rPr>
+        <w:rFonts w:ascii="Wingdings" w:hAnsi="Wingdings" w:hint="default"/>
+        <w:sz w:val="20"/>
+      </w:rPr>
+    </w:lvl>
+    <w:lvl w:ilvl="4" w:tentative="1">
+      <w:start w:val="1"/>
+      <w:numFmt w:val="bullet"/>
+      <w:lvlText w:val=""/>
+      <w:lvlJc w:val="left"/>
+      <w:pPr>
+        <w:tabs>
+          <w:tab w:val="num" w:pos="3600"/>
+        </w:tabs>
+        <w:ind w:left="3600" w:hanging="360"/>
+      </w:pPr>
+      <w:rPr>
+        <w:rFonts w:ascii="Wingdings" w:hAnsi="Wingdings" w:hint="default"/>
+        <w:sz w:val="20"/>
+      </w:rPr>
+    </w:lvl>
+    <w:lvl w:ilvl="5" w:tentative="1">
+      <w:start w:val="1"/>
+      <w:numFmt w:val="bullet"/>
+      <w:lvlText w:val=""/>
+      <w:lvlJc w:val="left"/>
+      <w:pPr>
+        <w:tabs>
+          <w:tab w:val="num" w:pos="4320"/>
+        </w:tabs>
+        <w:ind w:left="4320" w:hanging="360"/>
+      </w:pPr>
+      <w:rPr>
+        <w:rFonts w:ascii="Wingdings" w:hAnsi="Wingdings" w:hint="default"/>
+        <w:sz w:val="20"/>
+      </w:rPr>
+    </w:lvl>
+    <w:lvl w:ilvl="6" w:tentative="1">
+      <w:start w:val="1"/>
+      <w:numFmt w:val="bullet"/>
+      <w:lvlText w:val=""/>
+      <w:lvlJc w:val="left"/>
+      <w:pPr>
+        <w:tabs>
+          <w:tab w:val="num" w:pos="5040"/>
+        </w:tabs>
+        <w:ind w:left="5040" w:hanging="360"/>
+      </w:pPr>
+      <w:rPr>
+        <w:rFonts w:ascii="Wingdings" w:hAnsi="Wingdings" w:hint="default"/>
+        <w:sz w:val="20"/>
+      </w:rPr>
+    </w:lvl>
+    <w:lvl w:ilvl="7" w:tentative="1">
+      <w:start w:val="1"/>
+      <w:numFmt w:val="bullet"/>
+      <w:lvlText w:val=""/>
+      <w:lvlJc w:val="left"/>
+      <w:pPr>
+        <w:tabs>
+          <w:tab w:val="num" w:pos="5760"/>
+        </w:tabs>
+        <w:ind w:left="5760" w:hanging="360"/>
+      </w:pPr>
+      <w:rPr>
+        <w:rFonts w:ascii="Wingdings" w:hAnsi="Wingdings" w:hint="default"/>
+        <w:sz w:val="20"/>
+      </w:rPr>
+    </w:lvl>
+    <w:lvl w:ilvl="8" w:tentative="1">
+      <w:start w:val="1"/>
+      <w:numFmt w:val="bullet"/>
+      <w:lvlText w:val=""/>
+      <w:lvlJc w:val="left"/>
+      <w:pPr>
+        <w:tabs>
+          <w:tab w:val="num" w:pos="6480"/>
+        </w:tabs>
+        <w:ind w:left="6480" w:hanging="360"/>
+      </w:pPr>
+      <w:rPr>
+        <w:rFonts w:ascii="Wingdings" w:hAnsi="Wingdings" w:hint="default"/>
+        <w:sz w:val="20"/>
+      </w:rPr>
+    </w:lvl>
+  </w:abstractNum>
+  <w:abstractNum w:abstractNumId="6" w15:restartNumberingAfterBreak="0">
+    <w:nsid w:val="24FD38C1"/>
+    <w:multiLevelType w:val="multilevel"/>
+    <w:tmpl w:val="9FBC8F06"/>
+    <w:lvl w:ilvl="0">
+      <w:start w:val="1"/>
+      <w:numFmt w:val="bullet"/>
+      <w:lvlText w:val=""/>
+      <w:lvlJc w:val="left"/>
+      <w:pPr>
+        <w:tabs>
+          <w:tab w:val="num" w:pos="720"/>
+        </w:tabs>
+        <w:ind w:left="720" w:hanging="360"/>
+      </w:pPr>
+      <w:rPr>
+        <w:rFonts w:ascii="Symbol" w:hAnsi="Symbol" w:hint="default"/>
+        <w:sz w:val="20"/>
+      </w:rPr>
+    </w:lvl>
+    <w:lvl w:ilvl="1" w:tentative="1">
+      <w:start w:val="1"/>
+      <w:numFmt w:val="bullet"/>
+      <w:lvlText w:val="o"/>
+      <w:lvlJc w:val="left"/>
+      <w:pPr>
+        <w:tabs>
+          <w:tab w:val="num" w:pos="1440"/>
+        </w:tabs>
+        <w:ind w:left="1440" w:hanging="360"/>
+      </w:pPr>
+      <w:rPr>
+        <w:rFonts w:ascii="Courier New" w:hAnsi="Courier New" w:hint="default"/>
+        <w:sz w:val="20"/>
+      </w:rPr>
+    </w:lvl>
+    <w:lvl w:ilvl="2" w:tentative="1">
+      <w:start w:val="1"/>
+      <w:numFmt w:val="bullet"/>
+      <w:lvlText w:val=""/>
+      <w:lvlJc w:val="left"/>
+      <w:pPr>
+        <w:tabs>
+          <w:tab w:val="num" w:pos="2160"/>
+        </w:tabs>
+        <w:ind w:left="2160" w:hanging="360"/>
+      </w:pPr>
+      <w:rPr>
+        <w:rFonts w:ascii="Wingdings" w:hAnsi="Wingdings" w:hint="default"/>
+        <w:sz w:val="20"/>
+      </w:rPr>
+    </w:lvl>
+    <w:lvl w:ilvl="3" w:tentative="1">
+      <w:start w:val="1"/>
+      <w:numFmt w:val="bullet"/>
+      <w:lvlText w:val=""/>
+      <w:lvlJc w:val="left"/>
+      <w:pPr>
+        <w:tabs>
+          <w:tab w:val="num" w:pos="2880"/>
+        </w:tabs>
+        <w:ind w:left="2880" w:hanging="360"/>
+      </w:pPr>
+      <w:rPr>
+        <w:rFonts w:ascii="Wingdings" w:hAnsi="Wingdings" w:hint="default"/>
+        <w:sz w:val="20"/>
+      </w:rPr>
+    </w:lvl>
+    <w:lvl w:ilvl="4" w:tentative="1">
+      <w:start w:val="1"/>
+      <w:numFmt w:val="bullet"/>
+      <w:lvlText w:val=""/>
+      <w:lvlJc w:val="left"/>
+      <w:pPr>
+        <w:tabs>
+          <w:tab w:val="num" w:pos="3600"/>
+        </w:tabs>
+        <w:ind w:left="3600" w:hanging="360"/>
+      </w:pPr>
+      <w:rPr>
+        <w:rFonts w:ascii="Wingdings" w:hAnsi="Wingdings" w:hint="default"/>
+        <w:sz w:val="20"/>
+      </w:rPr>
+    </w:lvl>
+    <w:lvl w:ilvl="5" w:tentative="1">
+      <w:start w:val="1"/>
+      <w:numFmt w:val="bullet"/>
+      <w:lvlText w:val=""/>
+      <w:lvlJc w:val="left"/>
+      <w:pPr>
+        <w:tabs>
+          <w:tab w:val="num" w:pos="4320"/>
+        </w:tabs>
+        <w:ind w:left="4320" w:hanging="360"/>
+      </w:pPr>
+      <w:rPr>
+        <w:rFonts w:ascii="Wingdings" w:hAnsi="Wingdings" w:hint="default"/>
+        <w:sz w:val="20"/>
+      </w:rPr>
+    </w:lvl>
+    <w:lvl w:ilvl="6" w:tentative="1">
+      <w:start w:val="1"/>
+      <w:numFmt w:val="bullet"/>
+      <w:lvlText w:val=""/>
+      <w:lvlJc w:val="left"/>
+      <w:pPr>
+        <w:tabs>
+          <w:tab w:val="num" w:pos="5040"/>
+        </w:tabs>
+        <w:ind w:left="5040" w:hanging="360"/>
+      </w:pPr>
+      <w:rPr>
+        <w:rFonts w:ascii="Wingdings" w:hAnsi="Wingdings" w:hint="default"/>
+        <w:sz w:val="20"/>
+      </w:rPr>
+    </w:lvl>
+    <w:lvl w:ilvl="7" w:tentative="1">
+      <w:start w:val="1"/>
+      <w:numFmt w:val="bullet"/>
+      <w:lvlText w:val=""/>
+      <w:lvlJc w:val="left"/>
+      <w:pPr>
+        <w:tabs>
+          <w:tab w:val="num" w:pos="5760"/>
+        </w:tabs>
+        <w:ind w:left="5760" w:hanging="360"/>
+      </w:pPr>
+      <w:rPr>
+        <w:rFonts w:ascii="Wingdings" w:hAnsi="Wingdings" w:hint="default"/>
+        <w:sz w:val="20"/>
+      </w:rPr>
+    </w:lvl>
+    <w:lvl w:ilvl="8" w:tentative="1">
+      <w:start w:val="1"/>
+      <w:numFmt w:val="bullet"/>
+      <w:lvlText w:val=""/>
+      <w:lvlJc w:val="left"/>
+      <w:pPr>
+        <w:tabs>
+          <w:tab w:val="num" w:pos="6480"/>
+        </w:tabs>
+        <w:ind w:left="6480" w:hanging="360"/>
+      </w:pPr>
+      <w:rPr>
+        <w:rFonts w:ascii="Wingdings" w:hAnsi="Wingdings" w:hint="default"/>
+        <w:sz w:val="20"/>
+      </w:rPr>
+    </w:lvl>
+  </w:abstractNum>
+  <w:abstractNum w:abstractNumId="7" w15:restartNumberingAfterBreak="0">
     <w:nsid w:val="25D35646"/>
     <w:multiLevelType w:val="hybridMultilevel"/>
     <w:tmpl w:val="E8BE4516"/>
@@ -6254,7 +10460,7 @@
       </w:rPr>
     </w:lvl>
   </w:abstractNum>
-  <w:abstractNum w:abstractNumId="2" w15:restartNumberingAfterBreak="0">
+  <w:abstractNum w:abstractNumId="8" w15:restartNumberingAfterBreak="0">
     <w:nsid w:val="32506F63"/>
     <w:multiLevelType w:val="multilevel"/>
     <w:tmpl w:val="01C8AF4C"/>
@@ -6367,7 +10573,156 @@
       </w:pPr>
     </w:lvl>
   </w:abstractNum>
-  <w:abstractNum w:abstractNumId="3" w15:restartNumberingAfterBreak="0">
+  <w:abstractNum w:abstractNumId="9" w15:restartNumberingAfterBreak="0">
+    <w:nsid w:val="3D3A16ED"/>
+    <w:multiLevelType w:val="multilevel"/>
+    <w:tmpl w:val="9FBC8F06"/>
+    <w:lvl w:ilvl="0">
+      <w:start w:val="1"/>
+      <w:numFmt w:val="bullet"/>
+      <w:lvlText w:val=""/>
+      <w:lvlJc w:val="left"/>
+      <w:pPr>
+        <w:tabs>
+          <w:tab w:val="num" w:pos="720"/>
+        </w:tabs>
+        <w:ind w:left="720" w:hanging="360"/>
+      </w:pPr>
+      <w:rPr>
+        <w:rFonts w:ascii="Symbol" w:hAnsi="Symbol" w:hint="default"/>
+        <w:sz w:val="20"/>
+      </w:rPr>
+    </w:lvl>
+    <w:lvl w:ilvl="1" w:tentative="1">
+      <w:start w:val="1"/>
+      <w:numFmt w:val="bullet"/>
+      <w:lvlText w:val="o"/>
+      <w:lvlJc w:val="left"/>
+      <w:pPr>
+        <w:tabs>
+          <w:tab w:val="num" w:pos="1440"/>
+        </w:tabs>
+        <w:ind w:left="1440" w:hanging="360"/>
+      </w:pPr>
+      <w:rPr>
+        <w:rFonts w:ascii="Courier New" w:hAnsi="Courier New" w:hint="default"/>
+        <w:sz w:val="20"/>
+      </w:rPr>
+    </w:lvl>
+    <w:lvl w:ilvl="2" w:tentative="1">
+      <w:start w:val="1"/>
+      <w:numFmt w:val="bullet"/>
+      <w:lvlText w:val=""/>
+      <w:lvlJc w:val="left"/>
+      <w:pPr>
+        <w:tabs>
+          <w:tab w:val="num" w:pos="2160"/>
+        </w:tabs>
+        <w:ind w:left="2160" w:hanging="360"/>
+      </w:pPr>
+      <w:rPr>
+        <w:rFonts w:ascii="Wingdings" w:hAnsi="Wingdings" w:hint="default"/>
+        <w:sz w:val="20"/>
+      </w:rPr>
+    </w:lvl>
+    <w:lvl w:ilvl="3" w:tentative="1">
+      <w:start w:val="1"/>
+      <w:numFmt w:val="bullet"/>
+      <w:lvlText w:val=""/>
+      <w:lvlJc w:val="left"/>
+      <w:pPr>
+        <w:tabs>
+          <w:tab w:val="num" w:pos="2880"/>
+        </w:tabs>
+        <w:ind w:left="2880" w:hanging="360"/>
+      </w:pPr>
+      <w:rPr>
+        <w:rFonts w:ascii="Wingdings" w:hAnsi="Wingdings" w:hint="default"/>
+        <w:sz w:val="20"/>
+      </w:rPr>
+    </w:lvl>
+    <w:lvl w:ilvl="4" w:tentative="1">
+      <w:start w:val="1"/>
+      <w:numFmt w:val="bullet"/>
+      <w:lvlText w:val=""/>
+      <w:lvlJc w:val="left"/>
+      <w:pPr>
+        <w:tabs>
+          <w:tab w:val="num" w:pos="3600"/>
+        </w:tabs>
+        <w:ind w:left="3600" w:hanging="360"/>
+      </w:pPr>
+      <w:rPr>
+        <w:rFonts w:ascii="Wingdings" w:hAnsi="Wingdings" w:hint="default"/>
+        <w:sz w:val="20"/>
+      </w:rPr>
+    </w:lvl>
+    <w:lvl w:ilvl="5" w:tentative="1">
+      <w:start w:val="1"/>
+      <w:numFmt w:val="bullet"/>
+      <w:lvlText w:val=""/>
+      <w:lvlJc w:val="left"/>
+      <w:pPr>
+        <w:tabs>
+          <w:tab w:val="num" w:pos="4320"/>
+        </w:tabs>
+        <w:ind w:left="4320" w:hanging="360"/>
+      </w:pPr>
+      <w:rPr>
+        <w:rFonts w:ascii="Wingdings" w:hAnsi="Wingdings" w:hint="default"/>
+        <w:sz w:val="20"/>
+      </w:rPr>
+    </w:lvl>
+    <w:lvl w:ilvl="6" w:tentative="1">
+      <w:start w:val="1"/>
+      <w:numFmt w:val="bullet"/>
+      <w:lvlText w:val=""/>
+      <w:lvlJc w:val="left"/>
+      <w:pPr>
+        <w:tabs>
+          <w:tab w:val="num" w:pos="5040"/>
+        </w:tabs>
+        <w:ind w:left="5040" w:hanging="360"/>
+      </w:pPr>
+      <w:rPr>
+        <w:rFonts w:ascii="Wingdings" w:hAnsi="Wingdings" w:hint="default"/>
+        <w:sz w:val="20"/>
+      </w:rPr>
+    </w:lvl>
+    <w:lvl w:ilvl="7" w:tentative="1">
+      <w:start w:val="1"/>
+      <w:numFmt w:val="bullet"/>
+      <w:lvlText w:val=""/>
+      <w:lvlJc w:val="left"/>
+      <w:pPr>
+        <w:tabs>
+          <w:tab w:val="num" w:pos="5760"/>
+        </w:tabs>
+        <w:ind w:left="5760" w:hanging="360"/>
+      </w:pPr>
+      <w:rPr>
+        <w:rFonts w:ascii="Wingdings" w:hAnsi="Wingdings" w:hint="default"/>
+        <w:sz w:val="20"/>
+      </w:rPr>
+    </w:lvl>
+    <w:lvl w:ilvl="8" w:tentative="1">
+      <w:start w:val="1"/>
+      <w:numFmt w:val="bullet"/>
+      <w:lvlText w:val=""/>
+      <w:lvlJc w:val="left"/>
+      <w:pPr>
+        <w:tabs>
+          <w:tab w:val="num" w:pos="6480"/>
+        </w:tabs>
+        <w:ind w:left="6480" w:hanging="360"/>
+      </w:pPr>
+      <w:rPr>
+        <w:rFonts w:ascii="Wingdings" w:hAnsi="Wingdings" w:hint="default"/>
+        <w:sz w:val="20"/>
+      </w:rPr>
+    </w:lvl>
+  </w:abstractNum>
+  <w:abstractNum w:abstractNumId="10" w15:restartNumberingAfterBreak="0">
     <w:nsid w:val="3D5E7FC1"/>
     <w:multiLevelType w:val="hybridMultilevel"/>
     <w:tmpl w:val="EECCC7E2"/>
@@ -6480,7 +10835,7 @@
       </w:rPr>
     </w:lvl>
   </w:abstractNum>
-  <w:abstractNum w:abstractNumId="4" w15:restartNumberingAfterBreak="0">
+  <w:abstractNum w:abstractNumId="11" w15:restartNumberingAfterBreak="0">
     <w:nsid w:val="3F4743B5"/>
     <w:multiLevelType w:val="multilevel"/>
     <w:tmpl w:val="9FBC8F06"/>
@@ -6629,7 +10984,7 @@
       </w:rPr>
     </w:lvl>
   </w:abstractNum>
-  <w:abstractNum w:abstractNumId="5" w15:restartNumberingAfterBreak="0">
+  <w:abstractNum w:abstractNumId="12" w15:restartNumberingAfterBreak="0">
     <w:nsid w:val="3F625108"/>
     <w:multiLevelType w:val="hybridMultilevel"/>
     <w:tmpl w:val="56126ECA"/>
@@ -6718,7 +11073,7 @@
       </w:pPr>
     </w:lvl>
   </w:abstractNum>
-  <w:abstractNum w:abstractNumId="6" w15:restartNumberingAfterBreak="0">
+  <w:abstractNum w:abstractNumId="13" w15:restartNumberingAfterBreak="0">
     <w:nsid w:val="3FC66048"/>
     <w:multiLevelType w:val="multilevel"/>
     <w:tmpl w:val="054CB0B8"/>
@@ -6831,7 +11186,156 @@
       </w:pPr>
     </w:lvl>
   </w:abstractNum>
-  <w:abstractNum w:abstractNumId="7" w15:restartNumberingAfterBreak="0">
+  <w:abstractNum w:abstractNumId="14" w15:restartNumberingAfterBreak="0">
+    <w:nsid w:val="411629E4"/>
+    <w:multiLevelType w:val="multilevel"/>
+    <w:tmpl w:val="9FBC8F06"/>
+    <w:lvl w:ilvl="0">
+      <w:start w:val="1"/>
+      <w:numFmt w:val="bullet"/>
+      <w:lvlText w:val=""/>
+      <w:lvlJc w:val="left"/>
+      <w:pPr>
+        <w:tabs>
+          <w:tab w:val="num" w:pos="720"/>
+        </w:tabs>
+        <w:ind w:left="720" w:hanging="360"/>
+      </w:pPr>
+      <w:rPr>
+        <w:rFonts w:ascii="Symbol" w:hAnsi="Symbol" w:hint="default"/>
+        <w:sz w:val="20"/>
+      </w:rPr>
+    </w:lvl>
+    <w:lvl w:ilvl="1" w:tentative="1">
+      <w:start w:val="1"/>
+      <w:numFmt w:val="bullet"/>
+      <w:lvlText w:val="o"/>
+      <w:lvlJc w:val="left"/>
+      <w:pPr>
+        <w:tabs>
+          <w:tab w:val="num" w:pos="1440"/>
+        </w:tabs>
+        <w:ind w:left="1440" w:hanging="360"/>
+      </w:pPr>
+      <w:rPr>
+        <w:rFonts w:ascii="Courier New" w:hAnsi="Courier New" w:hint="default"/>
+        <w:sz w:val="20"/>
+      </w:rPr>
+    </w:lvl>
+    <w:lvl w:ilvl="2" w:tentative="1">
+      <w:start w:val="1"/>
+      <w:numFmt w:val="bullet"/>
+      <w:lvlText w:val=""/>
+      <w:lvlJc w:val="left"/>
+      <w:pPr>
+        <w:tabs>
+          <w:tab w:val="num" w:pos="2160"/>
+        </w:tabs>
+        <w:ind w:left="2160" w:hanging="360"/>
+      </w:pPr>
+      <w:rPr>
+        <w:rFonts w:ascii="Wingdings" w:hAnsi="Wingdings" w:hint="default"/>
+        <w:sz w:val="20"/>
+      </w:rPr>
+    </w:lvl>
+    <w:lvl w:ilvl="3" w:tentative="1">
+      <w:start w:val="1"/>
+      <w:numFmt w:val="bullet"/>
+      <w:lvlText w:val=""/>
+      <w:lvlJc w:val="left"/>
+      <w:pPr>
+        <w:tabs>
+          <w:tab w:val="num" w:pos="2880"/>
+        </w:tabs>
+        <w:ind w:left="2880" w:hanging="360"/>
+      </w:pPr>
+      <w:rPr>
+        <w:rFonts w:ascii="Wingdings" w:hAnsi="Wingdings" w:hint="default"/>
+        <w:sz w:val="20"/>
+      </w:rPr>
+    </w:lvl>
+    <w:lvl w:ilvl="4" w:tentative="1">
+      <w:start w:val="1"/>
+      <w:numFmt w:val="bullet"/>
+      <w:lvlText w:val=""/>
+      <w:lvlJc w:val="left"/>
+      <w:pPr>
+        <w:tabs>
+          <w:tab w:val="num" w:pos="3600"/>
+        </w:tabs>
+        <w:ind w:left="3600" w:hanging="360"/>
+      </w:pPr>
+      <w:rPr>
+        <w:rFonts w:ascii="Wingdings" w:hAnsi="Wingdings" w:hint="default"/>
+        <w:sz w:val="20"/>
+      </w:rPr>
+    </w:lvl>
+    <w:lvl w:ilvl="5" w:tentative="1">
+      <w:start w:val="1"/>
+      <w:numFmt w:val="bullet"/>
+      <w:lvlText w:val=""/>
+      <w:lvlJc w:val="left"/>
+      <w:pPr>
+        <w:tabs>
+          <w:tab w:val="num" w:pos="4320"/>
+        </w:tabs>
+        <w:ind w:left="4320" w:hanging="360"/>
+      </w:pPr>
+      <w:rPr>
+        <w:rFonts w:ascii="Wingdings" w:hAnsi="Wingdings" w:hint="default"/>
+        <w:sz w:val="20"/>
+      </w:rPr>
+    </w:lvl>
+    <w:lvl w:ilvl="6" w:tentative="1">
+      <w:start w:val="1"/>
+      <w:numFmt w:val="bullet"/>
+      <w:lvlText w:val=""/>
+      <w:lvlJc w:val="left"/>
+      <w:pPr>
+        <w:tabs>
+          <w:tab w:val="num" w:pos="5040"/>
+        </w:tabs>
+        <w:ind w:left="5040" w:hanging="360"/>
+      </w:pPr>
+      <w:rPr>
+        <w:rFonts w:ascii="Wingdings" w:hAnsi="Wingdings" w:hint="default"/>
+        <w:sz w:val="20"/>
+      </w:rPr>
+    </w:lvl>
+    <w:lvl w:ilvl="7" w:tentative="1">
+      <w:start w:val="1"/>
+      <w:numFmt w:val="bullet"/>
+      <w:lvlText w:val=""/>
+      <w:lvlJc w:val="left"/>
+      <w:pPr>
+        <w:tabs>
+          <w:tab w:val="num" w:pos="5760"/>
+        </w:tabs>
+        <w:ind w:left="5760" w:hanging="360"/>
+      </w:pPr>
+      <w:rPr>
+        <w:rFonts w:ascii="Wingdings" w:hAnsi="Wingdings" w:hint="default"/>
+        <w:sz w:val="20"/>
+      </w:rPr>
+    </w:lvl>
+    <w:lvl w:ilvl="8" w:tentative="1">
+      <w:start w:val="1"/>
+      <w:numFmt w:val="bullet"/>
+      <w:lvlText w:val=""/>
+      <w:lvlJc w:val="left"/>
+      <w:pPr>
+        <w:tabs>
+          <w:tab w:val="num" w:pos="6480"/>
+        </w:tabs>
+        <w:ind w:left="6480" w:hanging="360"/>
+      </w:pPr>
+      <w:rPr>
+        <w:rFonts w:ascii="Wingdings" w:hAnsi="Wingdings" w:hint="default"/>
+        <w:sz w:val="20"/>
+      </w:rPr>
+    </w:lvl>
+  </w:abstractNum>
+  <w:abstractNum w:abstractNumId="15" w15:restartNumberingAfterBreak="0">
     <w:nsid w:val="48DC6E35"/>
     <w:multiLevelType w:val="multilevel"/>
     <w:tmpl w:val="5E66D9F6"/>
@@ -6944,7 +11448,156 @@
       </w:pPr>
     </w:lvl>
   </w:abstractNum>
-  <w:abstractNum w:abstractNumId="8" w15:restartNumberingAfterBreak="0">
+  <w:abstractNum w:abstractNumId="16" w15:restartNumberingAfterBreak="0">
+    <w:nsid w:val="49562BBD"/>
+    <w:multiLevelType w:val="multilevel"/>
+    <w:tmpl w:val="9FBC8F06"/>
+    <w:lvl w:ilvl="0">
+      <w:start w:val="1"/>
+      <w:numFmt w:val="bullet"/>
+      <w:lvlText w:val=""/>
+      <w:lvlJc w:val="left"/>
+      <w:pPr>
+        <w:tabs>
+          <w:tab w:val="num" w:pos="720"/>
+        </w:tabs>
+        <w:ind w:left="720" w:hanging="360"/>
+      </w:pPr>
+      <w:rPr>
+        <w:rFonts w:ascii="Symbol" w:hAnsi="Symbol" w:hint="default"/>
+        <w:sz w:val="20"/>
+      </w:rPr>
+    </w:lvl>
+    <w:lvl w:ilvl="1" w:tentative="1">
+      <w:start w:val="1"/>
+      <w:numFmt w:val="bullet"/>
+      <w:lvlText w:val="o"/>
+      <w:lvlJc w:val="left"/>
+      <w:pPr>
+        <w:tabs>
+          <w:tab w:val="num" w:pos="1440"/>
+        </w:tabs>
+        <w:ind w:left="1440" w:hanging="360"/>
+      </w:pPr>
+      <w:rPr>
+        <w:rFonts w:ascii="Courier New" w:hAnsi="Courier New" w:hint="default"/>
+        <w:sz w:val="20"/>
+      </w:rPr>
+    </w:lvl>
+    <w:lvl w:ilvl="2" w:tentative="1">
+      <w:start w:val="1"/>
+      <w:numFmt w:val="bullet"/>
+      <w:lvlText w:val=""/>
+      <w:lvlJc w:val="left"/>
+      <w:pPr>
+        <w:tabs>
+          <w:tab w:val="num" w:pos="2160"/>
+        </w:tabs>
+        <w:ind w:left="2160" w:hanging="360"/>
+      </w:pPr>
+      <w:rPr>
+        <w:rFonts w:ascii="Wingdings" w:hAnsi="Wingdings" w:hint="default"/>
+        <w:sz w:val="20"/>
+      </w:rPr>
+    </w:lvl>
+    <w:lvl w:ilvl="3" w:tentative="1">
+      <w:start w:val="1"/>
+      <w:numFmt w:val="bullet"/>
+      <w:lvlText w:val=""/>
+      <w:lvlJc w:val="left"/>
+      <w:pPr>
+        <w:tabs>
+          <w:tab w:val="num" w:pos="2880"/>
+        </w:tabs>
+        <w:ind w:left="2880" w:hanging="360"/>
+      </w:pPr>
+      <w:rPr>
+        <w:rFonts w:ascii="Wingdings" w:hAnsi="Wingdings" w:hint="default"/>
+        <w:sz w:val="20"/>
+      </w:rPr>
+    </w:lvl>
+    <w:lvl w:ilvl="4" w:tentative="1">
+      <w:start w:val="1"/>
+      <w:numFmt w:val="bullet"/>
+      <w:lvlText w:val=""/>
+      <w:lvlJc w:val="left"/>
+      <w:pPr>
+        <w:tabs>
+          <w:tab w:val="num" w:pos="3600"/>
+        </w:tabs>
+        <w:ind w:left="3600" w:hanging="360"/>
+      </w:pPr>
+      <w:rPr>
+        <w:rFonts w:ascii="Wingdings" w:hAnsi="Wingdings" w:hint="default"/>
+        <w:sz w:val="20"/>
+      </w:rPr>
+    </w:lvl>
+    <w:lvl w:ilvl="5" w:tentative="1">
+      <w:start w:val="1"/>
+      <w:numFmt w:val="bullet"/>
+      <w:lvlText w:val=""/>
+      <w:lvlJc w:val="left"/>
+      <w:pPr>
+        <w:tabs>
+          <w:tab w:val="num" w:pos="4320"/>
+        </w:tabs>
+        <w:ind w:left="4320" w:hanging="360"/>
+      </w:pPr>
+      <w:rPr>
+        <w:rFonts w:ascii="Wingdings" w:hAnsi="Wingdings" w:hint="default"/>
+        <w:sz w:val="20"/>
+      </w:rPr>
+    </w:lvl>
+    <w:lvl w:ilvl="6" w:tentative="1">
+      <w:start w:val="1"/>
+      <w:numFmt w:val="bullet"/>
+      <w:lvlText w:val=""/>
+      <w:lvlJc w:val="left"/>
+      <w:pPr>
+        <w:tabs>
+          <w:tab w:val="num" w:pos="5040"/>
+        </w:tabs>
+        <w:ind w:left="5040" w:hanging="360"/>
+      </w:pPr>
+      <w:rPr>
+        <w:rFonts w:ascii="Wingdings" w:hAnsi="Wingdings" w:hint="default"/>
+        <w:sz w:val="20"/>
+      </w:rPr>
+    </w:lvl>
+    <w:lvl w:ilvl="7" w:tentative="1">
+      <w:start w:val="1"/>
+      <w:numFmt w:val="bullet"/>
+      <w:lvlText w:val=""/>
+      <w:lvlJc w:val="left"/>
+      <w:pPr>
+        <w:tabs>
+          <w:tab w:val="num" w:pos="5760"/>
+        </w:tabs>
+        <w:ind w:left="5760" w:hanging="360"/>
+      </w:pPr>
+      <w:rPr>
+        <w:rFonts w:ascii="Wingdings" w:hAnsi="Wingdings" w:hint="default"/>
+        <w:sz w:val="20"/>
+      </w:rPr>
+    </w:lvl>
+    <w:lvl w:ilvl="8" w:tentative="1">
+      <w:start w:val="1"/>
+      <w:numFmt w:val="bullet"/>
+      <w:lvlText w:val=""/>
+      <w:lvlJc w:val="left"/>
+      <w:pPr>
+        <w:tabs>
+          <w:tab w:val="num" w:pos="6480"/>
+        </w:tabs>
+        <w:ind w:left="6480" w:hanging="360"/>
+      </w:pPr>
+      <w:rPr>
+        <w:rFonts w:ascii="Wingdings" w:hAnsi="Wingdings" w:hint="default"/>
+        <w:sz w:val="20"/>
+      </w:rPr>
+    </w:lvl>
+  </w:abstractNum>
+  <w:abstractNum w:abstractNumId="17" w15:restartNumberingAfterBreak="0">
     <w:nsid w:val="53F94E43"/>
     <w:multiLevelType w:val="multilevel"/>
     <w:tmpl w:val="6572453E"/>
@@ -7057,7 +11710,7 @@
       </w:pPr>
     </w:lvl>
   </w:abstractNum>
-  <w:abstractNum w:abstractNumId="9" w15:restartNumberingAfterBreak="0">
+  <w:abstractNum w:abstractNumId="18" w15:restartNumberingAfterBreak="0">
     <w:nsid w:val="547310ED"/>
     <w:multiLevelType w:val="multilevel"/>
     <w:tmpl w:val="143E0514"/>
@@ -7170,7 +11823,7 @@
       </w:pPr>
     </w:lvl>
   </w:abstractNum>
-  <w:abstractNum w:abstractNumId="10" w15:restartNumberingAfterBreak="0">
+  <w:abstractNum w:abstractNumId="19" w15:restartNumberingAfterBreak="0">
     <w:nsid w:val="551C606E"/>
     <w:multiLevelType w:val="multilevel"/>
     <w:tmpl w:val="9FBC8F06"/>
@@ -7319,7 +11972,7 @@
       </w:rPr>
     </w:lvl>
   </w:abstractNum>
-  <w:abstractNum w:abstractNumId="11" w15:restartNumberingAfterBreak="0">
+  <w:abstractNum w:abstractNumId="20" w15:restartNumberingAfterBreak="0">
     <w:nsid w:val="5B755CB2"/>
     <w:multiLevelType w:val="multilevel"/>
     <w:tmpl w:val="9FBC8F06"/>
@@ -7468,7 +12121,96 @@
       </w:rPr>
     </w:lvl>
   </w:abstractNum>
-  <w:abstractNum w:abstractNumId="12" w15:restartNumberingAfterBreak="0">
+  <w:abstractNum w:abstractNumId="21" w15:restartNumberingAfterBreak="0">
+    <w:nsid w:val="61AF479B"/>
+    <w:multiLevelType w:val="hybridMultilevel"/>
+    <w:tmpl w:val="3F8427E6"/>
+    <w:lvl w:ilvl="0" w:tplc="0409000F">
+      <w:start w:val="1"/>
+      <w:numFmt w:val="decimal"/>
+      <w:lvlText w:val="%1."/>
+      <w:lvlJc w:val="left"/>
+      <w:pPr>
+        <w:ind w:left="720" w:hanging="360"/>
+      </w:pPr>
+      <w:rPr>
+        <w:rFonts w:hint="default"/>
+      </w:rPr>
+    </w:lvl>
+    <w:lvl w:ilvl="1" w:tplc="04090019" w:tentative="1">
+      <w:start w:val="1"/>
+      <w:numFmt w:val="lowerLetter"/>
+      <w:lvlText w:val="%2."/>
+      <w:lvlJc w:val="left"/>
+      <w:pPr>
+        <w:ind w:left="1440" w:hanging="360"/>
+      </w:pPr>
+    </w:lvl>
+    <w:lvl w:ilvl="2" w:tplc="0409001B" w:tentative="1">
+      <w:start w:val="1"/>
+      <w:numFmt w:val="lowerRoman"/>
+      <w:lvlText w:val="%3."/>
+      <w:lvlJc w:val="right"/>
+      <w:pPr>
+        <w:ind w:left="2160" w:hanging="180"/>
+      </w:pPr>
+    </w:lvl>
+    <w:lvl w:ilvl="3" w:tplc="0409000F" w:tentative="1">
+      <w:start w:val="1"/>
+      <w:numFmt w:val="decimal"/>
+      <w:lvlText w:val="%4."/>
+      <w:lvlJc w:val="left"/>
+      <w:pPr>
+        <w:ind w:left="2880" w:hanging="360"/>
+      </w:pPr>
+    </w:lvl>
+    <w:lvl w:ilvl="4" w:tplc="04090019" w:tentative="1">
+      <w:start w:val="1"/>
+      <w:numFmt w:val="lowerLetter"/>
+      <w:lvlText w:val="%5."/>
+      <w:lvlJc w:val="left"/>
+      <w:pPr>
+        <w:ind w:left="3600" w:hanging="360"/>
+      </w:pPr>
+    </w:lvl>
+    <w:lvl w:ilvl="5" w:tplc="0409001B" w:tentative="1">
+      <w:start w:val="1"/>
+      <w:numFmt w:val="lowerRoman"/>
+      <w:lvlText w:val="%6."/>
+      <w:lvlJc w:val="right"/>
+      <w:pPr>
+        <w:ind w:left="4320" w:hanging="180"/>
+      </w:pPr>
+    </w:lvl>
+    <w:lvl w:ilvl="6" w:tplc="0409000F" w:tentative="1">
+      <w:start w:val="1"/>
+      <w:numFmt w:val="decimal"/>
+      <w:lvlText w:val="%7."/>
+      <w:lvlJc w:val="left"/>
+      <w:pPr>
+        <w:ind w:left="5040" w:hanging="360"/>
+      </w:pPr>
+    </w:lvl>
+    <w:lvl w:ilvl="7" w:tplc="04090019" w:tentative="1">
+      <w:start w:val="1"/>
+      <w:numFmt w:val="lowerLetter"/>
+      <w:lvlText w:val="%8."/>
+      <w:lvlJc w:val="left"/>
+      <w:pPr>
+        <w:ind w:left="5760" w:hanging="360"/>
+      </w:pPr>
+    </w:lvl>
+    <w:lvl w:ilvl="8" w:tplc="0409001B" w:tentative="1">
+      <w:start w:val="1"/>
+      <w:numFmt w:val="lowerRoman"/>
+      <w:lvlText w:val="%9."/>
+      <w:lvlJc w:val="right"/>
+      <w:pPr>
+        <w:ind w:left="6480" w:hanging="180"/>
+      </w:pPr>
+    </w:lvl>
+  </w:abstractNum>
+  <w:abstractNum w:abstractNumId="22" w15:restartNumberingAfterBreak="0">
     <w:nsid w:val="703C100F"/>
     <w:multiLevelType w:val="multilevel"/>
     <w:tmpl w:val="9FBC8F06"/>
@@ -7617,7 +12359,7 @@
       </w:rPr>
     </w:lvl>
   </w:abstractNum>
-  <w:abstractNum w:abstractNumId="13" w15:restartNumberingAfterBreak="0">
+  <w:abstractNum w:abstractNumId="23" w15:restartNumberingAfterBreak="0">
     <w:nsid w:val="7C650B32"/>
     <w:multiLevelType w:val="hybridMultilevel"/>
     <w:tmpl w:val="E9BC75E8"/>
@@ -7707,45 +12449,75 @@
     </w:lvl>
   </w:abstractNum>
   <w:num w:numId="1" w16cid:durableId="2064140109">
+    <w:abstractNumId w:val="12"/>
+  </w:num>
+  <w:num w:numId="2" w16cid:durableId="2045011593">
+    <w:abstractNumId w:val="1"/>
+  </w:num>
+  <w:num w:numId="3" w16cid:durableId="1706248986">
+    <w:abstractNumId w:val="17"/>
+  </w:num>
+  <w:num w:numId="4" w16cid:durableId="685209948">
+    <w:abstractNumId w:val="22"/>
+  </w:num>
+  <w:num w:numId="5" w16cid:durableId="726537687">
+    <w:abstractNumId w:val="15"/>
+  </w:num>
+  <w:num w:numId="6" w16cid:durableId="401102314">
+    <w:abstractNumId w:val="18"/>
+  </w:num>
+  <w:num w:numId="7" w16cid:durableId="959342523">
+    <w:abstractNumId w:val="10"/>
+  </w:num>
+  <w:num w:numId="8" w16cid:durableId="1470130563">
+    <w:abstractNumId w:val="7"/>
+  </w:num>
+  <w:num w:numId="9" w16cid:durableId="2112242193">
+    <w:abstractNumId w:val="11"/>
+  </w:num>
+  <w:num w:numId="10" w16cid:durableId="383407482">
+    <w:abstractNumId w:val="23"/>
+  </w:num>
+  <w:num w:numId="11" w16cid:durableId="1918250528">
+    <w:abstractNumId w:val="20"/>
+  </w:num>
+  <w:num w:numId="12" w16cid:durableId="116728785">
+    <w:abstractNumId w:val="13"/>
+  </w:num>
+  <w:num w:numId="13" w16cid:durableId="1337540470">
+    <w:abstractNumId w:val="19"/>
+  </w:num>
+  <w:num w:numId="14" w16cid:durableId="955912275">
+    <w:abstractNumId w:val="8"/>
+  </w:num>
+  <w:num w:numId="15" w16cid:durableId="291905798">
+    <w:abstractNumId w:val="21"/>
+  </w:num>
+  <w:num w:numId="16" w16cid:durableId="1928999186">
+    <w:abstractNumId w:val="16"/>
+  </w:num>
+  <w:num w:numId="17" w16cid:durableId="977951012">
+    <w:abstractNumId w:val="4"/>
+  </w:num>
+  <w:num w:numId="18" w16cid:durableId="121655227">
+    <w:abstractNumId w:val="0"/>
+  </w:num>
+  <w:num w:numId="19" w16cid:durableId="605580776">
     <w:abstractNumId w:val="5"/>
   </w:num>
-  <w:num w:numId="2" w16cid:durableId="2045011593">
-    <w:abstractNumId w:val="0"/>
+  <w:num w:numId="20" w16cid:durableId="579799184">
+    <w:abstractNumId w:val="6"/>
   </w:num>
-  <w:num w:numId="3" w16cid:durableId="1706248986">
-    <w:abstractNumId w:val="8"/>
-  </w:num>
-  <w:num w:numId="4" w16cid:durableId="685209948">
-    <w:abstractNumId w:val="12"/>
-  </w:num>
-  <w:num w:numId="5" w16cid:durableId="726537687">
-    <w:abstractNumId w:val="7"/>
-  </w:num>
-  <w:num w:numId="6" w16cid:durableId="401102314">
+  <w:num w:numId="21" w16cid:durableId="756632015">
     <w:abstractNumId w:val="9"/>
   </w:num>
-  <w:num w:numId="7" w16cid:durableId="959342523">
+  <w:num w:numId="22" w16cid:durableId="1089427820">
+    <w:abstractNumId w:val="14"/>
+  </w:num>
+  <w:num w:numId="23" w16cid:durableId="593049882">
     <w:abstractNumId w:val="3"/>
   </w:num>
-  <w:num w:numId="8" w16cid:durableId="1470130563">
-    <w:abstractNumId w:val="1"/>
-  </w:num>
-  <w:num w:numId="9" w16cid:durableId="2112242193">
-    <w:abstractNumId w:val="4"/>
-  </w:num>
-  <w:num w:numId="10" w16cid:durableId="383407482">
-    <w:abstractNumId w:val="13"/>
-  </w:num>
-  <w:num w:numId="11" w16cid:durableId="1918250528">
-    <w:abstractNumId w:val="11"/>
-  </w:num>
-  <w:num w:numId="12" w16cid:durableId="116728785">
-    <w:abstractNumId w:val="6"/>
-  </w:num>
-  <w:num w:numId="13" w16cid:durableId="1337540470">
-    <w:abstractNumId w:val="10"/>
-  </w:num>
-  <w:num w:numId="14" w16cid:durableId="955912275">
+  <w:num w:numId="24" w16cid:durableId="678002256">
     <w:abstractNumId w:val="2"/>
   </w:num>
 </w:numbering>
@@ -8353,6 +13125,7 @@
   <w:style w:type="character" w:default="1" w:styleId="DefaultParagraphFont">
     <w:name w:val="Default Paragraph Font"/>
     <w:uiPriority w:val="1"/>
+    <w:semiHidden/>
     <w:unhideWhenUsed/>
   </w:style>
   <w:style w:type="table" w:default="1" w:styleId="TableNormal">
@@ -8720,6 +13493,50 @@
       <w:u w:val="single"/>
     </w:rPr>
   </w:style>
+  <w:style w:type="paragraph" w:styleId="Header">
+    <w:name w:val="header"/>
+    <w:basedOn w:val="Normal"/>
+    <w:link w:val="HeaderChar"/>
+    <w:uiPriority w:val="99"/>
+    <w:unhideWhenUsed/>
+    <w:rsid w:val="00FA3ECB"/>
+    <w:pPr>
+      <w:tabs>
+        <w:tab w:val="center" w:pos="4680"/>
+        <w:tab w:val="right" w:pos="9360"/>
+      </w:tabs>
+      <w:spacing w:after="0" w:line="240" w:lineRule="auto"/>
+    </w:pPr>
+  </w:style>
+  <w:style w:type="character" w:customStyle="1" w:styleId="HeaderChar">
+    <w:name w:val="Header Char"/>
+    <w:basedOn w:val="DefaultParagraphFont"/>
+    <w:link w:val="Header"/>
+    <w:uiPriority w:val="99"/>
+    <w:rsid w:val="00FA3ECB"/>
+  </w:style>
+  <w:style w:type="paragraph" w:styleId="Footer">
+    <w:name w:val="footer"/>
+    <w:basedOn w:val="Normal"/>
+    <w:link w:val="FooterChar"/>
+    <w:uiPriority w:val="99"/>
+    <w:unhideWhenUsed/>
+    <w:rsid w:val="00FA3ECB"/>
+    <w:pPr>
+      <w:tabs>
+        <w:tab w:val="center" w:pos="4680"/>
+        <w:tab w:val="right" w:pos="9360"/>
+      </w:tabs>
+      <w:spacing w:after="0" w:line="240" w:lineRule="auto"/>
+    </w:pPr>
+  </w:style>
+  <w:style w:type="character" w:customStyle="1" w:styleId="FooterChar">
+    <w:name w:val="Footer Char"/>
+    <w:basedOn w:val="DefaultParagraphFont"/>
+    <w:link w:val="Footer"/>
+    <w:uiPriority w:val="99"/>
+    <w:rsid w:val="00FA3ECB"/>
+  </w:style>
 </w:styles>
 </file>
 

--- a/project-6-secure-containers/docs/Project 6 - What was Implemented.docx
+++ b/project-6-secure-containers/docs/Project 6 - What was Implemented.docx
@@ -8461,6 +8461,7 @@
       </w:pPr>
       <w:r>
         <w:rPr>
+          <w:noProof/>
           <w:sz w:val="22"/>
           <w:szCs w:val="22"/>
         </w:rPr>
@@ -8527,6 +8528,7 @@
       </w:pPr>
       <w:r>
         <w:rPr>
+          <w:noProof/>
           <w:sz w:val="22"/>
           <w:szCs w:val="22"/>
         </w:rPr>
@@ -8576,6 +8578,7 @@
       </w:pPr>
       <w:r>
         <w:rPr>
+          <w:noProof/>
           <w:sz w:val="22"/>
           <w:szCs w:val="22"/>
         </w:rPr>
@@ -8626,6 +8629,7 @@
       </w:pPr>
       <w:r>
         <w:rPr>
+          <w:noProof/>
           <w:sz w:val="22"/>
           <w:szCs w:val="22"/>
         </w:rPr>
@@ -8702,6 +8706,7 @@
       </w:pPr>
       <w:r>
         <w:rPr>
+          <w:noProof/>
           <w:sz w:val="22"/>
           <w:szCs w:val="22"/>
         </w:rPr>
@@ -8751,6 +8756,7 @@
       </w:pPr>
       <w:r>
         <w:rPr>
+          <w:noProof/>
           <w:sz w:val="22"/>
           <w:szCs w:val="22"/>
         </w:rPr>
@@ -8821,6 +8827,7 @@
       </w:pPr>
       <w:r>
         <w:rPr>
+          <w:noProof/>
           <w:sz w:val="22"/>
           <w:szCs w:val="22"/>
         </w:rPr>
@@ -8930,6 +8937,7 @@
       </w:pPr>
       <w:r>
         <w:rPr>
+          <w:noProof/>
           <w:sz w:val="22"/>
           <w:szCs w:val="22"/>
         </w:rPr>
@@ -9026,6 +9034,7 @@
       </w:pPr>
       <w:r>
         <w:rPr>
+          <w:noProof/>
           <w:sz w:val="22"/>
           <w:szCs w:val="22"/>
         </w:rPr>
@@ -9076,6 +9085,7 @@
       </w:pPr>
       <w:r>
         <w:rPr>
+          <w:noProof/>
           <w:sz w:val="22"/>
           <w:szCs w:val="22"/>
         </w:rPr>
@@ -9141,6 +9151,7 @@
       </w:pPr>
       <w:r>
         <w:rPr>
+          <w:noProof/>
           <w:sz w:val="22"/>
           <w:szCs w:val="22"/>
         </w:rPr>
@@ -9220,6 +9231,7 @@
       </w:pPr>
       <w:r>
         <w:rPr>
+          <w:noProof/>
           <w:sz w:val="22"/>
           <w:szCs w:val="22"/>
         </w:rPr>
@@ -9260,8 +9272,283 @@
         </w:drawing>
       </w:r>
     </w:p>
+    <w:p>
+      <w:pPr>
+        <w:pStyle w:val="Heading1"/>
+        <w:rPr>
+          <w:sz w:val="22"/>
+          <w:szCs w:val="22"/>
+        </w:rPr>
+      </w:pPr>
+      <w:r>
+        <w:rPr>
+          <w:sz w:val="22"/>
+          <w:szCs w:val="22"/>
+        </w:rPr>
+        <w:lastRenderedPageBreak/>
+        <w:t xml:space="preserve">Trivy Scan </w:t>
+      </w:r>
+      <w:r>
+        <w:rPr>
+          <w:sz w:val="22"/>
+          <w:szCs w:val="22"/>
+        </w:rPr>
+        <w:t>Updated</w:t>
+      </w:r>
+    </w:p>
+    <w:p>
+      <w:r>
+        <w:t xml:space="preserve">The scan actually fails the workflow now if vulnerabilities are found with the image. Before it would only “report” the findings but still proceed with the </w:t>
+      </w:r>
+      <w:r>
+        <w:t>workflow.</w:t>
+      </w:r>
+    </w:p>
+    <w:p>
+      <w:pPr>
+        <w:rPr>
+          <w:sz w:val="22"/>
+          <w:szCs w:val="22"/>
+        </w:rPr>
+      </w:pPr>
+      <w:r>
+        <w:rPr>
+          <w:sz w:val="22"/>
+          <w:szCs w:val="22"/>
+        </w:rPr>
+        <w:t>Faile</w:t>
+      </w:r>
+      <w:r>
+        <w:rPr>
+          <w:sz w:val="22"/>
+          <w:szCs w:val="22"/>
+        </w:rPr>
+        <w:t>d</w:t>
+      </w:r>
+      <w:r>
+        <w:rPr>
+          <w:sz w:val="22"/>
+          <w:szCs w:val="22"/>
+        </w:rPr>
+        <w:t xml:space="preserve"> the pipeline before deploying to ECR</w:t>
+      </w:r>
+      <w:r>
+        <w:rPr>
+          <w:sz w:val="22"/>
+          <w:szCs w:val="22"/>
+        </w:rPr>
+        <w:t xml:space="preserve"> if high or critical app vulnerabilities are found</w:t>
+      </w:r>
+    </w:p>
+    <w:p>
+      <w:pPr>
+        <w:rPr>
+          <w:sz w:val="22"/>
+          <w:szCs w:val="22"/>
+        </w:rPr>
+      </w:pPr>
+      <w:r>
+        <w:rPr>
+          <w:sz w:val="22"/>
+          <w:szCs w:val="22"/>
+        </w:rPr>
+        <w:drawing>
+          <wp:inline distT="0" distB="0" distL="0" distR="0" wp14:anchorId="0CD01D83" wp14:editId="29545A23">
+            <wp:extent cx="5943600" cy="2942590"/>
+            <wp:effectExtent l="0" t="0" r="0" b="0"/>
+            <wp:docPr id="1261817394" name="Picture 1"/>
+            <wp:cNvGraphicFramePr>
+              <a:graphicFrameLocks xmlns:a="http://schemas.openxmlformats.org/drawingml/2006/main" noChangeAspect="1"/>
+            </wp:cNvGraphicFramePr>
+            <a:graphic xmlns:a="http://schemas.openxmlformats.org/drawingml/2006/main">
+              <a:graphicData uri="http://schemas.openxmlformats.org/drawingml/2006/picture">
+                <pic:pic xmlns:pic="http://schemas.openxmlformats.org/drawingml/2006/picture">
+                  <pic:nvPicPr>
+                    <pic:cNvPr id="1261817394" name=""/>
+                    <pic:cNvPicPr/>
+                  </pic:nvPicPr>
+                  <pic:blipFill>
+                    <a:blip r:embed="rId50"/>
+                    <a:stretch>
+                      <a:fillRect/>
+                    </a:stretch>
+                  </pic:blipFill>
+                  <pic:spPr>
+                    <a:xfrm>
+                      <a:off x="0" y="0"/>
+                      <a:ext cx="5943600" cy="2942590"/>
+                    </a:xfrm>
+                    <a:prstGeom prst="rect">
+                      <a:avLst/>
+                    </a:prstGeom>
+                  </pic:spPr>
+                </pic:pic>
+              </a:graphicData>
+            </a:graphic>
+          </wp:inline>
+        </w:drawing>
+      </w:r>
+    </w:p>
+    <w:p>
+      <w:pPr>
+        <w:pStyle w:val="ListParagraph"/>
+        <w:numPr>
+          <w:ilvl w:val="0"/>
+          <w:numId w:val="25"/>
+        </w:numPr>
+        <w:rPr>
+          <w:sz w:val="22"/>
+          <w:szCs w:val="22"/>
+        </w:rPr>
+      </w:pPr>
+      <w:r>
+        <w:rPr>
+          <w:sz w:val="22"/>
+          <w:szCs w:val="22"/>
+        </w:rPr>
+        <w:t>Findings are mostly stale OS packages in the pinned python:3.12.7-slim-bookworm base (openssl, glibc, perl)—</w:t>
+      </w:r>
+    </w:p>
+    <w:p>
+      <w:pPr>
+        <w:pStyle w:val="ListParagraph"/>
+        <w:numPr>
+          <w:ilvl w:val="0"/>
+          <w:numId w:val="25"/>
+        </w:numPr>
+        <w:rPr>
+          <w:sz w:val="22"/>
+          <w:szCs w:val="22"/>
+        </w:rPr>
+      </w:pPr>
+      <w:r>
+        <w:rPr>
+          <w:sz w:val="22"/>
+          <w:szCs w:val="22"/>
+        </w:rPr>
+        <w:t>Fix</w:t>
+      </w:r>
+    </w:p>
+    <w:p>
+      <w:pPr>
+        <w:pStyle w:val="ListParagraph"/>
+        <w:numPr>
+          <w:ilvl w:val="1"/>
+          <w:numId w:val="25"/>
+        </w:numPr>
+        <w:rPr>
+          <w:sz w:val="22"/>
+          <w:szCs w:val="22"/>
+        </w:rPr>
+      </w:pPr>
+      <w:r>
+        <w:rPr>
+          <w:sz w:val="22"/>
+          <w:szCs w:val="22"/>
+        </w:rPr>
+        <w:t>Updating the Dockerfile to a newer base and applying OS package upgrades.</w:t>
+      </w:r>
+    </w:p>
+    <w:p>
+      <w:pPr>
+        <w:rPr>
+          <w:sz w:val="22"/>
+          <w:szCs w:val="22"/>
+        </w:rPr>
+      </w:pPr>
+      <w:r>
+        <w:rPr>
+          <w:sz w:val="22"/>
+          <w:szCs w:val="22"/>
+        </w:rPr>
+        <w:drawing>
+          <wp:inline distT="0" distB="0" distL="0" distR="0" wp14:anchorId="4C85197C" wp14:editId="74FB1F2A">
+            <wp:extent cx="5943600" cy="1094105"/>
+            <wp:effectExtent l="0" t="0" r="0" b="0"/>
+            <wp:docPr id="1211249573" name="Picture 1"/>
+            <wp:cNvGraphicFramePr>
+              <a:graphicFrameLocks xmlns:a="http://schemas.openxmlformats.org/drawingml/2006/main" noChangeAspect="1"/>
+            </wp:cNvGraphicFramePr>
+            <a:graphic xmlns:a="http://schemas.openxmlformats.org/drawingml/2006/main">
+              <a:graphicData uri="http://schemas.openxmlformats.org/drawingml/2006/picture">
+                <pic:pic xmlns:pic="http://schemas.openxmlformats.org/drawingml/2006/picture">
+                  <pic:nvPicPr>
+                    <pic:cNvPr id="1211249573" name=""/>
+                    <pic:cNvPicPr/>
+                  </pic:nvPicPr>
+                  <pic:blipFill>
+                    <a:blip r:embed="rId51"/>
+                    <a:stretch>
+                      <a:fillRect/>
+                    </a:stretch>
+                  </pic:blipFill>
+                  <pic:spPr>
+                    <a:xfrm>
+                      <a:off x="0" y="0"/>
+                      <a:ext cx="5943600" cy="1094105"/>
+                    </a:xfrm>
+                    <a:prstGeom prst="rect">
+                      <a:avLst/>
+                    </a:prstGeom>
+                  </pic:spPr>
+                </pic:pic>
+              </a:graphicData>
+            </a:graphic>
+          </wp:inline>
+        </w:drawing>
+      </w:r>
+    </w:p>
+    <w:p>
+      <w:pPr>
+        <w:rPr>
+          <w:sz w:val="22"/>
+          <w:szCs w:val="22"/>
+        </w:rPr>
+      </w:pPr>
+      <w:r>
+        <w:rPr>
+          <w:sz w:val="22"/>
+          <w:szCs w:val="22"/>
+        </w:rPr>
+        <w:drawing>
+          <wp:inline distT="0" distB="0" distL="0" distR="0" wp14:anchorId="4CB297C6" wp14:editId="7A756244">
+            <wp:extent cx="4105848" cy="762106"/>
+            <wp:effectExtent l="0" t="0" r="9525" b="0"/>
+            <wp:docPr id="816347655" name="Picture 1"/>
+            <wp:cNvGraphicFramePr>
+              <a:graphicFrameLocks xmlns:a="http://schemas.openxmlformats.org/drawingml/2006/main" noChangeAspect="1"/>
+            </wp:cNvGraphicFramePr>
+            <a:graphic xmlns:a="http://schemas.openxmlformats.org/drawingml/2006/main">
+              <a:graphicData uri="http://schemas.openxmlformats.org/drawingml/2006/picture">
+                <pic:pic xmlns:pic="http://schemas.openxmlformats.org/drawingml/2006/picture">
+                  <pic:nvPicPr>
+                    <pic:cNvPr id="816347655" name=""/>
+                    <pic:cNvPicPr/>
+                  </pic:nvPicPr>
+                  <pic:blipFill>
+                    <a:blip r:embed="rId52"/>
+                    <a:stretch>
+                      <a:fillRect/>
+                    </a:stretch>
+                  </pic:blipFill>
+                  <pic:spPr>
+                    <a:xfrm>
+                      <a:off x="0" y="0"/>
+                      <a:ext cx="4105848" cy="762106"/>
+                    </a:xfrm>
+                    <a:prstGeom prst="rect">
+                      <a:avLst/>
+                    </a:prstGeom>
+                  </pic:spPr>
+                </pic:pic>
+              </a:graphicData>
+            </a:graphic>
+          </wp:inline>
+        </w:drawing>
+      </w:r>
+    </w:p>
     <w:sectPr>
-      <w:headerReference w:type="default" r:id="rId50"/>
+      <w:headerReference w:type="default" r:id="rId53"/>
       <w:pgSz w:w="12240" w:h="15840"/>
       <w:pgMar w:top="1440" w:right="1440" w:bottom="1440" w:left="1440" w:header="720" w:footer="720" w:gutter="0"/>
       <w:cols w:space="720"/>
@@ -12360,6 +12647,119 @@
     </w:lvl>
   </w:abstractNum>
   <w:abstractNum w:abstractNumId="23" w15:restartNumberingAfterBreak="0">
+    <w:nsid w:val="769C0573"/>
+    <w:multiLevelType w:val="hybridMultilevel"/>
+    <w:tmpl w:val="973438FA"/>
+    <w:lvl w:ilvl="0" w:tplc="04090001">
+      <w:start w:val="1"/>
+      <w:numFmt w:val="bullet"/>
+      <w:lvlText w:val=""/>
+      <w:lvlJc w:val="left"/>
+      <w:pPr>
+        <w:ind w:left="720" w:hanging="360"/>
+      </w:pPr>
+      <w:rPr>
+        <w:rFonts w:ascii="Symbol" w:hAnsi="Symbol" w:hint="default"/>
+      </w:rPr>
+    </w:lvl>
+    <w:lvl w:ilvl="1" w:tplc="04090003">
+      <w:start w:val="1"/>
+      <w:numFmt w:val="bullet"/>
+      <w:lvlText w:val="o"/>
+      <w:lvlJc w:val="left"/>
+      <w:pPr>
+        <w:ind w:left="1440" w:hanging="360"/>
+      </w:pPr>
+      <w:rPr>
+        <w:rFonts w:ascii="Courier New" w:hAnsi="Courier New" w:cs="Courier New" w:hint="default"/>
+      </w:rPr>
+    </w:lvl>
+    <w:lvl w:ilvl="2" w:tplc="04090005" w:tentative="1">
+      <w:start w:val="1"/>
+      <w:numFmt w:val="bullet"/>
+      <w:lvlText w:val=""/>
+      <w:lvlJc w:val="left"/>
+      <w:pPr>
+        <w:ind w:left="2160" w:hanging="360"/>
+      </w:pPr>
+      <w:rPr>
+        <w:rFonts w:ascii="Wingdings" w:hAnsi="Wingdings" w:hint="default"/>
+      </w:rPr>
+    </w:lvl>
+    <w:lvl w:ilvl="3" w:tplc="04090001" w:tentative="1">
+      <w:start w:val="1"/>
+      <w:numFmt w:val="bullet"/>
+      <w:lvlText w:val=""/>
+      <w:lvlJc w:val="left"/>
+      <w:pPr>
+        <w:ind w:left="2880" w:hanging="360"/>
+      </w:pPr>
+      <w:rPr>
+        <w:rFonts w:ascii="Symbol" w:hAnsi="Symbol" w:hint="default"/>
+      </w:rPr>
+    </w:lvl>
+    <w:lvl w:ilvl="4" w:tplc="04090003" w:tentative="1">
+      <w:start w:val="1"/>
+      <w:numFmt w:val="bullet"/>
+      <w:lvlText w:val="o"/>
+      <w:lvlJc w:val="left"/>
+      <w:pPr>
+        <w:ind w:left="3600" w:hanging="360"/>
+      </w:pPr>
+      <w:rPr>
+        <w:rFonts w:ascii="Courier New" w:hAnsi="Courier New" w:cs="Courier New" w:hint="default"/>
+      </w:rPr>
+    </w:lvl>
+    <w:lvl w:ilvl="5" w:tplc="04090005" w:tentative="1">
+      <w:start w:val="1"/>
+      <w:numFmt w:val="bullet"/>
+      <w:lvlText w:val=""/>
+      <w:lvlJc w:val="left"/>
+      <w:pPr>
+        <w:ind w:left="4320" w:hanging="360"/>
+      </w:pPr>
+      <w:rPr>
+        <w:rFonts w:ascii="Wingdings" w:hAnsi="Wingdings" w:hint="default"/>
+      </w:rPr>
+    </w:lvl>
+    <w:lvl w:ilvl="6" w:tplc="04090001" w:tentative="1">
+      <w:start w:val="1"/>
+      <w:numFmt w:val="bullet"/>
+      <w:lvlText w:val=""/>
+      <w:lvlJc w:val="left"/>
+      <w:pPr>
+        <w:ind w:left="5040" w:hanging="360"/>
+      </w:pPr>
+      <w:rPr>
+        <w:rFonts w:ascii="Symbol" w:hAnsi="Symbol" w:hint="default"/>
+      </w:rPr>
+    </w:lvl>
+    <w:lvl w:ilvl="7" w:tplc="04090003" w:tentative="1">
+      <w:start w:val="1"/>
+      <w:numFmt w:val="bullet"/>
+      <w:lvlText w:val="o"/>
+      <w:lvlJc w:val="left"/>
+      <w:pPr>
+        <w:ind w:left="5760" w:hanging="360"/>
+      </w:pPr>
+      <w:rPr>
+        <w:rFonts w:ascii="Courier New" w:hAnsi="Courier New" w:cs="Courier New" w:hint="default"/>
+      </w:rPr>
+    </w:lvl>
+    <w:lvl w:ilvl="8" w:tplc="04090005" w:tentative="1">
+      <w:start w:val="1"/>
+      <w:numFmt w:val="bullet"/>
+      <w:lvlText w:val=""/>
+      <w:lvlJc w:val="left"/>
+      <w:pPr>
+        <w:ind w:left="6480" w:hanging="360"/>
+      </w:pPr>
+      <w:rPr>
+        <w:rFonts w:ascii="Wingdings" w:hAnsi="Wingdings" w:hint="default"/>
+      </w:rPr>
+    </w:lvl>
+  </w:abstractNum>
+  <w:abstractNum w:abstractNumId="24" w15:restartNumberingAfterBreak="0">
     <w:nsid w:val="7C650B32"/>
     <w:multiLevelType w:val="hybridMultilevel"/>
     <w:tmpl w:val="E9BC75E8"/>
@@ -12476,7 +12876,7 @@
     <w:abstractNumId w:val="11"/>
   </w:num>
   <w:num w:numId="10" w16cid:durableId="383407482">
-    <w:abstractNumId w:val="23"/>
+    <w:abstractNumId w:val="24"/>
   </w:num>
   <w:num w:numId="11" w16cid:durableId="1918250528">
     <w:abstractNumId w:val="20"/>
@@ -12519,6 +12919,9 @@
   </w:num>
   <w:num w:numId="24" w16cid:durableId="678002256">
     <w:abstractNumId w:val="2"/>
+  </w:num>
+  <w:num w:numId="25" w16cid:durableId="401487551">
+    <w:abstractNumId w:val="23"/>
   </w:num>
 </w:numbering>
 </file>
